--- a/klagomål/Iksjak-Råssnesudden FSC-klagomål.docx
+++ b/klagomål/Iksjak-Råssnesudden FSC-klagomål.docx
@@ -850,7 +850,7 @@
     <w:r>
       <w:tab/>
       <w:tab/>
-      <w:t>2026-07-22</w:t>
+      <w:t>2026-07-23</w:t>
       <w:br/>
       <w:br/>
     </w:r>

--- a/klagomål/Iksjak-Råssnesudden FSC-klagomål.docx
+++ b/klagomål/Iksjak-Råssnesudden FSC-klagomål.docx
@@ -850,7 +850,7 @@
     <w:r>
       <w:tab/>
       <w:tab/>
-      <w:t>2026-07-23</w:t>
+      <w:t>2026-07-24</w:t>
       <w:br/>
       <w:br/>
     </w:r>

--- a/klagomål/Iksjak-Råssnesudden FSC-klagomål.docx
+++ b/klagomål/Iksjak-Råssnesudden FSC-klagomål.docx
@@ -163,7 +163,7 @@
         <w:pStyle w:val="Title"/>
       </w:pPr>
       <w:r>
-        <w:t>Inledande FSC- /PEFC-klagomål – information om höga naturvärden i området Iksjak-Råssnesudden i Arjeplogs kommun</w:t>
+        <w:t>Inledande FSC- /PEFC-klagomål – information om höga naturvärden och fridlysta arter i området Iksjak-Råssnesudden i Arjeplogs kommun</w:t>
       </w:r>
     </w:p>
     <w:p>
@@ -178,7 +178,7 @@
       <w:r>
         <w:drawing>
           <wp:inline xmlns:a="http://schemas.openxmlformats.org/drawingml/2006/main" xmlns:pic="http://schemas.openxmlformats.org/drawingml/2006/picture">
-            <wp:extent cx="5486400" cy="4153450"/>
+            <wp:extent cx="5486400" cy="4044099"/>
             <wp:docPr id="1" name="Picture 1"/>
             <wp:cNvGraphicFramePr>
               <a:graphicFrameLocks noChangeAspect="1"/>
@@ -199,7 +199,7 @@
                   <pic:spPr>
                     <a:xfrm>
                       <a:off x="0" y="0"/>
-                      <a:ext cx="5486400" cy="4153450"/>
+                      <a:ext cx="5486400" cy="4044099"/>
                     </a:xfrm>
                     <a:prstGeom prst="rect"/>
                   </pic:spPr>
@@ -221,7 +221,7 @@
     </w:p>
     <w:p>
       <w:r>
-        <w:t>I området finns fynd av 8 naturvårdsarter, varav 6 är rödlistade, 6 är typiska (T) och 2 är signalarter (S): fläckporing (VU, T), gräddporing (VU, T), blanksvart spiklav (NT), dvärgbägarlav (NT, T), knottrig blåslav (NT, T), vitplätt (NT), stuplav (S, T) och ögonpyrola (S, T). Se Figur 1.</w:t>
+        <w:t>I området finns fynd av 10 naturvårdsarter, varav 8 är rödlistade, 1 är fridlyst, 6 är typiska (T) och 2 är signalarter (S): fläckporing (VU, T), gräddporing (VU, T), blanksvart spiklav (NT), dvärgbägarlav (NT, T), knottrig blåslav (NT, T), talltita (NT, §4), vedflamlav (NT), vitplätt (NT), stuplav (S, T) och ögonpyrola (S, T). Se Figur 1.</w:t>
       </w:r>
     </w:p>
     <w:p>
@@ -244,7 +244,7 @@
     </w:p>
     <w:p>
       <w:r>
-        <w:t>Nedan följer beskrivningar av de naturvårdsarter och fridlysta arter som har sina livsmiljöer och växtplatser i den aktuella skogen. De påträffade naturvårdsarterna är ett tydligt kvitto på att det rör sig om en skog med höga naturvärden.</w:t>
+        <w:t>Nedan följer beskrivningar av de naturvårdsarter och fridlysta arter som har sina livsmiljöer och växtplatser i den aktuella skogen. Se även ytterligare artfakta i BILAGA 1. De påträffade naturvårdsarterna är ett tydligt kvitto på att det rör sig om en skog med höga naturvärden.</w:t>
       </w:r>
     </w:p>
     <w:p>
@@ -347,6 +347,37 @@
     <w:p>
       <w:r>
         <w:t>(SLU Artdatabanken, 2024; Nitare &amp; Skogsstyrelsen, 2019).</w:t>
+      </w:r>
+    </w:p>
+    <w:p>
+      <w:r>
+        <w:rPr>
+          <w:b/>
+        </w:rPr>
+        <w:t>Talltita (NT, §4)</w:t>
+      </w:r>
+      <w:r>
+        <w:t>, rödlistad som nära hotad och prioriterad art i Skogsvårdslagen, har häckningsrevir i anmälan. Arten har minskat kraftigt de senaste 30 åren och minskningstakten innevarande 10-årsperiod beräknas till 20 (10–30) %. Talltitan är synnerligen trogen sitt cirka 15 hektar stora revir och är beroende av flerskiktade olikåldriga skogar för att kunna föda upp sina ungar. Talltitan försvinner om dess livsmiljö kalavverkas (Eggers &amp; Low, 2014; Ekman, 1979; Griesser et al, 2007; Klein, 2020; Siffczyk et al, 2003; SLU Artdatabanken, 2021).</w:t>
+      </w:r>
+    </w:p>
+    <w:p>
+      <w:r>
+        <w:rPr>
+          <w:b/>
+        </w:rPr>
+        <w:t>Vedflamlav (NT)</w:t>
+      </w:r>
+      <w:r>
+        <w:t xml:space="preserve"> växer på gammal hård och torr, exponerad kärnved av tall, främst på högstubbar i ljusöppna lägen, t.ex. vid och på myrar, sjökanter, i glesa hällmarkskogar och i brandpräglade tallnaturskogar. Substratet nyskapas i begränsad omfattning och arten är en utmärkt indikator på höga naturvärden i denna skogstyp. Tall- och barrblandskogar med naturskogskaraktär och spår av bränder har ofta höga biologiska värden och bör skyddas. På vedflamlavens bål kan den sällsynta spiklaven/parasiten </w:t>
+      </w:r>
+      <w:r>
+        <w:rPr>
+          <w:i/>
+        </w:rPr>
+        <w:t>Calicium ramboldiicola</w:t>
+      </w:r>
+      <w:r>
+        <w:t xml:space="preserve"> (VU) påträffas (SLU Artdatabanken, 2026).</w:t>
       </w:r>
     </w:p>
     <w:p>
@@ -497,6 +528,22 @@
       <w:r>
         <w:t>I den aktuella skogen har fridlysta arter sina livsmiljöer och växtplatser. Att skada de fridlysta arternas livsmiljöer, växtplatser eller ekologiska funktion är inte tillåtet enligt artskyddsförordningen.</w:t>
       </w:r>
+      <w:r>
+        <w:rPr>
+          <w:i/>
+        </w:rPr>
+        <w:t xml:space="preserve"> EU:s medlemsländer och skogsbolag är skyldiga att agera i enlighet med EU:s fågeldirektiv där det uttryckligen står att direktivet gäller för fåglar samt för deras ägg, bon och </w:t>
+      </w:r>
+      <w:r>
+        <w:rPr>
+          <w:b/>
+          <w:i/>
+        </w:rPr>
+        <w:t xml:space="preserve">livsmiljöer </w:t>
+      </w:r>
+      <w:r>
+        <w:t>(artikel 1). Vidare att de åtgärder som vidtas inte får leda till en försämring av den nuvarande situationen beträffande bevarandet av de fågelarter som avses i artikel 1 (artikel 13).</w:t>
+      </w:r>
     </w:p>
     <w:p>
       <w:r>
@@ -535,7 +582,7 @@
         <w:rPr>
           <w:i/>
         </w:rPr>
-        <w:t>I det aktuella skogsområdet har 8 naturvårdsarter varav 6 rödlistade arter sina livsmiljöer och växtplatser.</w:t>
+        <w:t>I det aktuella skogsområdet har 10 naturvårdsarter varav 8 rödlistade arter sina livsmiljöer och växtplatser.</w:t>
       </w:r>
     </w:p>
     <w:p>
@@ -720,6 +767,139 @@
           <w:i/>
         </w:rPr>
         <w:t>I den aktuella skogen har fridlysta arter sina livsmiljöer och växtplatser. Att skada de fridlysta arternas livsmiljöer, växtplatser eller ekologiska funktion är inte tillåtet enligt artskyddsförordningen</w:t>
+      </w:r>
+    </w:p>
+    <w:p>
+      <w:r>
+        <w:br w:type="page"/>
+      </w:r>
+    </w:p>
+    <w:p>
+      <w:pPr>
+        <w:pStyle w:val="Title"/>
+      </w:pPr>
+      <w:r>
+        <w:t>BILAGA 1 – Fridlysta arter</w:t>
+      </w:r>
+    </w:p>
+    <w:p>
+      <w:pPr>
+        <w:pStyle w:val="Heading1"/>
+      </w:pPr>
+      <w:r>
+        <w:t>Talltita – ekologi samt krav på livsmiljön</w:t>
+      </w:r>
+    </w:p>
+    <w:p>
+      <w:r>
+        <w:t>Talltita är rödlistad som NT, fridlyst och prioriterad art i Skogsvårdslagen. Den omfattas av EU:s fågeldirektiv. Arten har minskat kraftigt de senaste 30 åren och minskningstakten innevarande 10-årsperiod beräknas till 20 (10–30) % (SLU Artdatabanken, 2022).</w:t>
+      </w:r>
+    </w:p>
+    <w:p>
+      <w:r>
+        <w:t>Talltita föredrar större sammanhängande barrskogar, och finns såväl i tallskog som granskog och i lövblandad barrskog. Skogens struktur är viktig och ska helst vara flerskiktad med riklig underväxt av mindre granar, björk och andra lövträd och buskar. Tillgång på murknande högstubbar är särskilt viktig, eftersom talltitan helst själv hackar ut sitt bohål (SLU Artdatabanken, 2022).</w:t>
+      </w:r>
+    </w:p>
+    <w:p>
+      <w:r>
+        <w:t>Det finns flera studier som visar att talltita är känslig för gallring och inte överlever när dess livsmiljö kalavverkas (Eggers and Low, 2014; Griesser et al., 2007; Klein, 2020). Talltitans revir är förhållandevis stora, 10–20 hektar och arten missgynnas när skogen fragmenteras. Kalavverkning av större delar av reviret innebär att det överges (Artdatabanken, 2021).</w:t>
+      </w:r>
+    </w:p>
+    <w:p>
+      <w:r>
+        <w:t>Talltitan är synnerligen trogen sitt revir så länge paret lever och biotopen förblir intakt. Paret stannar i sitt revir året om. En förlust av ett revir har därför en stor inverkan på den lokala populationen och trakthyggesbruket anses vara orsak till den svenska populationens kraftiga minskning. Talltiteparets revirtrohet innebär att närhelst under året man observerar en adult talltita så ingår denna plats i reviret (Siffczyk et al., 2003; Ekman, 1979).</w:t>
+      </w:r>
+    </w:p>
+    <w:p>
+      <w:pPr>
+        <w:pStyle w:val="Heading2"/>
+      </w:pPr>
+      <w:r>
+        <w:t>Referenser – talltita</w:t>
+      </w:r>
+    </w:p>
+    <w:p>
+      <w:r>
+        <w:t xml:space="preserve">Eggers, S., Low, M., 2014. </w:t>
+      </w:r>
+      <w:r>
+        <w:rPr>
+          <w:i/>
+        </w:rPr>
+        <w:t xml:space="preserve">Differential demographic responses of sympatric Parids to vegetation management in boreal forest. </w:t>
+      </w:r>
+      <w:r>
+        <w:t>For. Ecol. Manage. 319, 169–175.</w:t>
+      </w:r>
+    </w:p>
+    <w:p>
+      <w:r>
+        <w:t xml:space="preserve">Ekman, J., 1979. </w:t>
+      </w:r>
+      <w:r>
+        <w:rPr>
+          <w:i/>
+        </w:rPr>
+        <w:t xml:space="preserve">Coherence, composition and territories of winter social groups of the Willow Tit Parus montanus and the Crested Tit P. cristatus. </w:t>
+      </w:r>
+      <w:r>
+        <w:t>Ornis Scandinavica, 10, pp 56–68</w:t>
+      </w:r>
+    </w:p>
+    <w:p>
+      <w:r>
+        <w:t xml:space="preserve">Griesser, M., Nystrand, M., Eggers, S., Ekman, J., 2007. </w:t>
+      </w:r>
+      <w:r>
+        <w:rPr>
+          <w:i/>
+        </w:rPr>
+        <w:t xml:space="preserve">Impact of forestry practices on fitness correlates and population productivity in an open-nesting bird species. </w:t>
+      </w:r>
+      <w:r>
+        <w:t>Conserv. Biol. 21, 767–774. https://doi.org/10.1111/j.1523- 1739.2007.00675.x</w:t>
+      </w:r>
+    </w:p>
+    <w:p>
+      <w:r>
+        <w:t xml:space="preserve">Klein, J., 2020. </w:t>
+      </w:r>
+      <w:r>
+        <w:rPr>
+          <w:i/>
+        </w:rPr>
+        <w:t xml:space="preserve">The forgotten forest – On thinning, retention, and biodiversity in the boreal forest. </w:t>
+      </w:r>
+      <w:r>
+        <w:t>Doctoral Thesis No. 2020:50</w:t>
+      </w:r>
+    </w:p>
+    <w:p>
+      <w:r>
+        <w:t xml:space="preserve">Siffczyk, C., Brotons, L., Kangas, K., Orell, M., 2003. </w:t>
+      </w:r>
+      <w:r>
+        <w:rPr>
+          <w:i/>
+        </w:rPr>
+        <w:t xml:space="preserve">Home range size of willow tits. </w:t>
+      </w:r>
+      <w:r>
+        <w:t>Oecologica, 136, 635–642 (2003)</w:t>
+      </w:r>
+    </w:p>
+    <w:p>
+      <w:r>
+        <w:t xml:space="preserve">SLU Artdatabanken, 2021. </w:t>
+      </w:r>
+      <w:r>
+        <w:rPr>
+          <w:i/>
+        </w:rPr>
+        <w:t xml:space="preserve">Artfaktablad. Naturvård – artfakta. </w:t>
+      </w:r>
+      <w:r>
+        <w:t>SLU Artdatabanken, Uppsala</w:t>
       </w:r>
     </w:p>
     <w:sectPr>

--- a/klagomål/Iksjak-Råssnesudden FSC-klagomål.docx
+++ b/klagomål/Iksjak-Råssnesudden FSC-klagomål.docx
@@ -178,7 +178,7 @@
       <w:r>
         <w:drawing>
           <wp:inline xmlns:a="http://schemas.openxmlformats.org/drawingml/2006/main" xmlns:pic="http://schemas.openxmlformats.org/drawingml/2006/picture">
-            <wp:extent cx="5486400" cy="4044099"/>
+            <wp:extent cx="5486400" cy="4045984"/>
             <wp:docPr id="1" name="Picture 1"/>
             <wp:cNvGraphicFramePr>
               <a:graphicFrameLocks noChangeAspect="1"/>
@@ -199,7 +199,7 @@
                   <pic:spPr>
                     <a:xfrm>
                       <a:off x="0" y="0"/>
-                      <a:ext cx="5486400" cy="4044099"/>
+                      <a:ext cx="5486400" cy="4045984"/>
                     </a:xfrm>
                     <a:prstGeom prst="rect"/>
                   </pic:spPr>
@@ -221,7 +221,7 @@
     </w:p>
     <w:p>
       <w:r>
-        <w:t>I området finns fynd av 10 naturvårdsarter, varav 8 är rödlistade, 1 är fridlyst, 6 är typiska (T) och 2 är signalarter (S): fläckporing (VU, T), gräddporing (VU, T), blanksvart spiklav (NT), dvärgbägarlav (NT, T), knottrig blåslav (NT, T), talltita (NT, §4), vedflamlav (NT), vitplätt (NT), stuplav (S, T) och ögonpyrola (S, T). Se Figur 1.</w:t>
+        <w:t>I området finns fynd av 11 naturvårdsarter, varav 9 är rödlistade, 1 är fridlyst, 7 är typiska (T) och 2 är signalarter (S): fläckporing (VU, T), gräddporing (VU, T), blanksvart spiklav (NT), dropptaggsvamp (NT, T), dvärgbägarlav (NT, T), knottrig blåslav (NT, T), talltita (NT, §4), vedflamlav (NT), vitplätt (NT), stuplav (S, T) och ögonpyrola (S, T). Se Figur 1.</w:t>
       </w:r>
     </w:p>
     <w:p>
@@ -303,6 +303,26 @@
         <w:rPr>
           <w:b/>
         </w:rPr>
+        <w:t>Dropptaggsvamp (NT)</w:t>
+      </w:r>
+      <w:r>
+        <w:t xml:space="preserve"> bildar mykorrhiza med tall, främst i barrskog med trädkontinuitet, i magra, torra och ljusöppna lavtallskogar och i barrblandskogar med friskmossor och lingon i fältskiktet. Den totala populationen i landet har minskat och bedöms fortsätta minska till följd av slutavverkningar av tallskog. Det är högst oklart om arten långsiktigt kan etablera och reproducera sig i skogsbestånd som brukas med trakthyggesmetoder, markberedning, gödsling eller föryngring med förädlat plantmaterial. Uppfyller kriterierna för att bli rödlistad på grund av ny kunskap som visar att en större andel av populationen än tidigare bedömt är knuten till kontinuitetsbarrskog. Minskningstakten för den svenska populationen bedöms vara nära gränsvärdet för Sårbar (VU). Dropptaggsvamp är typisk art för </w:t>
+      </w:r>
+      <w:r>
+        <w:rPr>
+          <w:i/>
+        </w:rPr>
+        <w:t xml:space="preserve">9010 Taiga </w:t>
+      </w:r>
+      <w:r>
+        <w:t>(SLU Artdatabanken, 2026).</w:t>
+      </w:r>
+    </w:p>
+    <w:p>
+      <w:r>
+        <w:rPr>
+          <w:b/>
+        </w:rPr>
         <w:t>Dvärgbägarlav (NT)</w:t>
       </w:r>
       <w:r>
@@ -582,7 +602,7 @@
         <w:rPr>
           <w:i/>
         </w:rPr>
-        <w:t>I det aktuella skogsområdet har 10 naturvårdsarter varav 8 rödlistade arter sina livsmiljöer och växtplatser.</w:t>
+        <w:t>I det aktuella skogsområdet har 11 naturvårdsarter varav 9 rödlistade arter sina livsmiljöer och växtplatser.</w:t>
       </w:r>
     </w:p>
     <w:p>

--- a/klagomål/Iksjak-Råssnesudden FSC-klagomål.docx
+++ b/klagomål/Iksjak-Råssnesudden FSC-klagomål.docx
@@ -178,7 +178,7 @@
       <w:r>
         <w:drawing>
           <wp:inline xmlns:a="http://schemas.openxmlformats.org/drawingml/2006/main" xmlns:pic="http://schemas.openxmlformats.org/drawingml/2006/picture">
-            <wp:extent cx="5486400" cy="4045984"/>
+            <wp:extent cx="5486400" cy="4153450"/>
             <wp:docPr id="1" name="Picture 1"/>
             <wp:cNvGraphicFramePr>
               <a:graphicFrameLocks noChangeAspect="1"/>
@@ -199,7 +199,7 @@
                   <pic:spPr>
                     <a:xfrm>
                       <a:off x="0" y="0"/>
-                      <a:ext cx="5486400" cy="4045984"/>
+                      <a:ext cx="5486400" cy="4153450"/>
                     </a:xfrm>
                     <a:prstGeom prst="rect"/>
                   </pic:spPr>
@@ -221,7 +221,7 @@
     </w:p>
     <w:p>
       <w:r>
-        <w:t>I området finns fynd av 11 naturvårdsarter, varav 9 är rödlistade, 1 är fridlyst, 7 är typiska (T) och 2 är signalarter (S): fläckporing (VU, T), gräddporing (VU, T), blanksvart spiklav (NT), dropptaggsvamp (NT, T), dvärgbägarlav (NT, T), knottrig blåslav (NT, T), talltita (NT, §4), vedflamlav (NT), vitplätt (NT), stuplav (S, T) och ögonpyrola (S, T). Se Figur 1.</w:t>
+        <w:t>I området finns fynd av 12 naturvårdsarter, varav 9 är rödlistade, 1 är fridlyst, 8 är typiska (T) och 2 är signalarter (S): fläckporing (VU, T), gräddporing (VU, T), blanksvart spiklav (NT), dropptaggsvamp (NT, T), dvärgbägarlav (NT, T), knottrig blåslav (NT, T), talltita (NT, §4), vedflamlav (NT), vitplätt (NT), stuplav (S, T), ögonpyrola (S, T) och grå renlav (T). Se Figur 1.</w:t>
       </w:r>
     </w:p>
     <w:p>
@@ -497,6 +497,35 @@
       </w:r>
     </w:p>
     <w:p>
+      <w:r>
+        <w:rPr>
+          <w:b/>
+        </w:rPr>
+        <w:t>Grå renlav</w:t>
+      </w:r>
+      <w:r>
+        <w:t xml:space="preserve"> är typisk art för </w:t>
+      </w:r>
+      <w:r>
+        <w:rPr>
+          <w:i/>
+        </w:rPr>
+        <w:t xml:space="preserve">9040 Fjällbjörkskog </w:t>
+      </w:r>
+      <w:r>
+        <w:t xml:space="preserve">och </w:t>
+      </w:r>
+      <w:r>
+        <w:rPr>
+          <w:i/>
+        </w:rPr>
+        <w:t xml:space="preserve">4060 Alpina rishedar </w:t>
+      </w:r>
+      <w:r>
+        <w:t>(SLU Artdatabanken, 2025).</w:t>
+      </w:r>
+    </w:p>
+    <w:p>
       <w:pPr>
         <w:pStyle w:val="Heading1"/>
       </w:pPr>
@@ -602,7 +631,7 @@
         <w:rPr>
           <w:i/>
         </w:rPr>
-        <w:t>I det aktuella skogsområdet har 11 naturvårdsarter varav 9 rödlistade arter sina livsmiljöer och växtplatser.</w:t>
+        <w:t>I det aktuella skogsområdet har 12 naturvårdsarter varav 9 rödlistade arter sina livsmiljöer och växtplatser.</w:t>
       </w:r>
     </w:p>
     <w:p>

--- a/klagomål/Iksjak-Råssnesudden FSC-klagomål.docx
+++ b/klagomål/Iksjak-Råssnesudden FSC-klagomål.docx
@@ -178,7 +178,7 @@
       <w:r>
         <w:drawing>
           <wp:inline xmlns:a="http://schemas.openxmlformats.org/drawingml/2006/main" xmlns:pic="http://schemas.openxmlformats.org/drawingml/2006/picture">
-            <wp:extent cx="5486400" cy="4153450"/>
+            <wp:extent cx="5486400" cy="4521095"/>
             <wp:docPr id="1" name="Picture 1"/>
             <wp:cNvGraphicFramePr>
               <a:graphicFrameLocks noChangeAspect="1"/>
@@ -199,7 +199,7 @@
                   <pic:spPr>
                     <a:xfrm>
                       <a:off x="0" y="0"/>
-                      <a:ext cx="5486400" cy="4153450"/>
+                      <a:ext cx="5486400" cy="4521095"/>
                     </a:xfrm>
                     <a:prstGeom prst="rect"/>
                   </pic:spPr>
@@ -221,7 +221,7 @@
     </w:p>
     <w:p>
       <w:r>
-        <w:t>I området finns fynd av 12 naturvårdsarter, varav 9 är rödlistade, 1 är fridlyst, 8 är typiska (T) och 2 är signalarter (S): fläckporing (VU, T), gräddporing (VU, T), blanksvart spiklav (NT), dropptaggsvamp (NT, T), dvärgbägarlav (NT, T), knottrig blåslav (NT, T), talltita (NT, §4), vedflamlav (NT), vitplätt (NT), stuplav (S, T), ögonpyrola (S, T) och grå renlav (T). Se Figur 1.</w:t>
+        <w:t>I området finns fynd av 31 naturvårdsarter, varav 19 är rödlistade, 7 är fridlysta, 22 är typiska (T) och 7 är signalarter (S): fläckporing (VU, T), garnlav (VU, T), gräddporing (VU, T), knärot (VU, T, §8), blanksvart spiklav (NT), dropptaggsvamp (NT, T), dvärgbägarlav (NT, T), gullmurkling (NT), knottrig blåslav (NT, T), liten svartspik (NT), rutspindling (NT), skrovellav (NT, T), talltagel (NT, T), talltaggsvamp (NT), talltita (NT, §4), tretåig hackspett (NT, T, §4), vedflamlav (NT), vedskivlav (NT, T), vitplätt (NT), korallrot (S, T, §8), norrlandslav (S, T), plattlummer (S, T, §9), skinnlav (S, T), spindelblomster (S, T, §8), stuplav (S, T), ögonpyrola (S, T), brudborste (T), grå renlav (T), nordisk stormhatt (T), torta (T) och revlummer (§9). Se Figur 1.</w:t>
       </w:r>
     </w:p>
     <w:p>
@@ -272,19 +272,28 @@
         <w:rPr>
           <w:b/>
         </w:rPr>
-        <w:t>Gräddporing (VU)</w:t>
-      </w:r>
-      <w:r>
-        <w:t xml:space="preserve"> växer nästan enbart i urskogsartad barrskog på gamla, kraftigt murkna, grova och mossbelupna tallågor i något fuktiga och skuggiga lägen. Arten är placerad högst upp i Skogsstyrelsens värdepyramid för bedömning av skog med höga naturvärden och indikerar gamla och relativt orörda tallnaturskogar med höga naturvärden där det under låg tid kontinuerligt funnits inslag av grova tallågor. För att på sikt hejda artens vikande trend behöver merparten av gräddporingens nu kända växtplatser undantas från skogsbruk. Gräddporing är typisk art för </w:t>
+        <w:t>Garnlav (VU)</w:t>
+      </w:r>
+      <w:r>
+        <w:t xml:space="preserve"> är en utpräglad barrskogsart som ibland kan drapera träden i norrländska grannaturskogar med hög luftfuktighet. Den förekommer även i talldominerade bestånd där den, förutom i trädens grenverk, påträffas hängande över ojämnheter i tallbarken. Arten har minskat starkt i södra och mellersta Sverige och den minskar även i sitt nordliga utbredningsområde. Minskningstakten uppgår till 30 (20–50) % inom 50 år och överstiger gränsvärdet för Sårbar (VU). Orsaken till tillbakagången beror främst på slutavverkningar av naturskogsartade skogar. Bestånd med riklig förekomst bör regelmässigt sparas, vilket även gynnar flera andra sällsynta och rödlistade arter. Garnlav är värdväxt för den mycket sällsynta och akut hotade fjärilen barrskogslavfly (CR) som hör hemma i boreala barrskogar med riklig förekomst av värdväxten. Tidigare kunde arten konstateras årligen på flera platser vid Dala-Floda i Dalarna innan lokalerna kalavverkades. Senaste fyndet i landet av barrskogslavfly är från år 2000 då den påträffades vid Högberget i Sollefteå kommun. Garnlav är typisk art för </w:t>
       </w:r>
       <w:r>
         <w:rPr>
           <w:i/>
         </w:rPr>
-        <w:t>9010 Taiga</w:t>
-      </w:r>
-      <w:r>
-        <w:t xml:space="preserve"> (SLU Artdatabanken, 2024; Nitare &amp; Skogsstyrelsen, 2019).</w:t>
+        <w:t xml:space="preserve">9010 Taiga </w:t>
+      </w:r>
+      <w:r>
+        <w:t>och</w:t>
+      </w:r>
+      <w:r>
+        <w:rPr>
+          <w:i/>
+        </w:rPr>
+        <w:t xml:space="preserve"> 9070 Trädklädd betesmark</w:t>
+      </w:r>
+      <w:r>
+        <w:t xml:space="preserve"> (SLU Artdatabanken, 2026).</w:t>
       </w:r>
     </w:p>
     <w:p>
@@ -292,10 +301,19 @@
         <w:rPr>
           <w:b/>
         </w:rPr>
-        <w:t>Blanksvart spiklav (NT)</w:t>
-      </w:r>
-      <w:r>
-        <w:t xml:space="preserve"> förekommer på torr, hård, gammal kärnved men även på äldre ytved av tall i naturskogsartade bestånd med begränsad brandpåverkan och ostörd hydrologi. Skogsbruksåtgärder på eller i närheten av lokaler med blanksvart spiklav utgör ett hot. Naturskogsartade öppna tall- och barrblandskogar med blanksvart spiklav indikerar höga biologiska värden och bör bevaras (SLU Artdatabanken, 2024).</w:t>
+        <w:t>Gräddporing (VU)</w:t>
+      </w:r>
+      <w:r>
+        <w:t xml:space="preserve"> växer nästan enbart i urskogsartad barrskog på gamla, kraftigt murkna, grova och mossbelupna tallågor i något fuktiga och skuggiga lägen. Arten är placerad högst upp i Skogsstyrelsens värdepyramid för bedömning av skog med höga naturvärden och indikerar gamla och relativt orörda tallnaturskogar med höga naturvärden där det under låg tid kontinuerligt funnits inslag av grova tallågor. För att på sikt hejda artens vikande trend behöver merparten av gräddporingens nu kända växtplatser undantas från skogsbruk. Gräddporing är typisk art för </w:t>
+      </w:r>
+      <w:r>
+        <w:rPr>
+          <w:i/>
+        </w:rPr>
+        <w:t>9010 Taiga</w:t>
+      </w:r>
+      <w:r>
+        <w:t xml:space="preserve"> (SLU Artdatabanken, 2024; Nitare &amp; Skogsstyrelsen, 2019).</w:t>
       </w:r>
     </w:p>
     <w:p>
@@ -303,10 +321,10 @@
         <w:rPr>
           <w:b/>
         </w:rPr>
-        <w:t>Dropptaggsvamp (NT)</w:t>
-      </w:r>
-      <w:r>
-        <w:t xml:space="preserve"> bildar mykorrhiza med tall, främst i barrskog med trädkontinuitet, i magra, torra och ljusöppna lavtallskogar och i barrblandskogar med friskmossor och lingon i fältskiktet. Den totala populationen i landet har minskat och bedöms fortsätta minska till följd av slutavverkningar av tallskog. Det är högst oklart om arten långsiktigt kan etablera och reproducera sig i skogsbestånd som brukas med trakthyggesmetoder, markberedning, gödsling eller föryngring med förädlat plantmaterial. Uppfyller kriterierna för att bli rödlistad på grund av ny kunskap som visar att en större andel av populationen än tidigare bedömt är knuten till kontinuitetsbarrskog. Minskningstakten för den svenska populationen bedöms vara nära gränsvärdet för Sårbar (VU). Dropptaggsvamp är typisk art för </w:t>
+        <w:t>Knärot (VU, §8)</w:t>
+      </w:r>
+      <w:r>
+        <w:t xml:space="preserve"> är typisk art för </w:t>
       </w:r>
       <w:r>
         <w:rPr>
@@ -315,58 +333,87 @@
         <w:t xml:space="preserve">9010 Taiga </w:t>
       </w:r>
       <w:r>
-        <w:t>(SLU Artdatabanken, 2026).</w:t>
+        <w:t>och</w:t>
+      </w:r>
+      <w:r>
+        <w:rPr>
+          <w:i/>
+        </w:rPr>
+        <w:t xml:space="preserve"> 9050 Näringsrik granskog</w:t>
+      </w:r>
+      <w:r>
+        <w:t xml:space="preserve">, rödlistad som sårbar och fridlyst enligt 8§ artskyddsförordningen. En nyligen genomförd analys av 79 floraväktarlokaler indikerar att det behövs någonstans mellan 100 och 150 meters skyddszon för att en knärotspopulation inte ska dö ut på lång sikt (Sebestyén &amp; Sundberg, 2025). Detta ligger väl i linje med tidigare genomförda studier som visar att det krävs väl tilltagna buffertzoner för att knäroten inte ska ta skada av skogsbruksåtgärder i intilliggande skog (Johnson, 2014; Koelmeijer m.fl., 2022; Skogsstyrelsen, 2022). Arten är även känslig för gallring vilket framgår av Skogsstyrelsens egen vägledning för hänsyn till knärot (Skogsstyrelsen, 2022). Ytterligare en studie visar på den starka korrelationen mellan minskande arealer kontinuitetsskog och lokal utdöenderisk. Knäroten uppvisade en mycket låg koloniseringsgrad (0,7 % över 10 år) i kombination med hög lokal utrotningsrisk (75,2 %), där utrotningssannolikheten ökade kraftigt när arealen kontinuitetsskog minskade mellan undersökningar, t.ex. på grund av kalhyggesbruk (Johansson et al., 2026). För rika förekomster av knärot är reservatsbildning eller biotopskydd lämpliga åtgärder för att skydda den. På knärot kan den sällsynta rostsvampen </w:t>
+      </w:r>
+      <w:r>
+        <w:rPr>
+          <w:i/>
+        </w:rPr>
+        <w:t>Pucciniastrum goodyerae</w:t>
+      </w:r>
+      <w:r>
+        <w:t xml:space="preserve"> påträffas. </w:t>
+      </w:r>
+      <w:r>
+        <w:rPr>
+          <w:i/>
+        </w:rPr>
+        <w:t>Pucciniastrum goodyerae</w:t>
+      </w:r>
+      <w:r>
+        <w:t xml:space="preserve"> är klassad som NE (ej bedömd) i rödlistan (SLU Artdatabanken, 2024).</w:t>
       </w:r>
     </w:p>
     <w:p>
       <w:r>
-        <w:rPr>
-          <w:b/>
-        </w:rPr>
-        <w:t>Dvärgbägarlav (NT)</w:t>
-      </w:r>
-      <w:r>
-        <w:t xml:space="preserve"> förekommer över hela Sverige på gammal hård ved, huvudsakligen på tall men i södra Sverige även på ek. Veden utgörs framförallt av grova stubbar, lågor och grenar. Substratet har blivit sällsyntare och nybildning av substrat sker bara i begränsad omfattning. Arten hotas av att grova lågor blir allt sällsyntare i dagens kulturskogar samt att nybildningen av lämpliga substrat går mycket långsamt. En riklig tillgång på gamla tall- eller eklågor måste säkerställas på artens lokaler. Dvärgbägarlav är typisk art för </w:t>
-      </w:r>
-      <w:r>
-        <w:rPr>
-          <w:i/>
-        </w:rPr>
-        <w:t>9010 Taiga</w:t>
-      </w:r>
-      <w:r>
-        <w:t xml:space="preserve"> (SLU Artdatabanken, 2024; Nitare &amp; Skogsstyrelsen, 2019).</w:t>
+        <w:t>I det aktuella området finns 8 fyndplatser för knärot registrerade på Artportalen. Figur 2 visar gränserna för buffertzoner på 50 m, som behöver lämnas kring fyndplatserna för att knärotslokalerna inte ska försvinna vid en avverkning. Av det aktuella området överlappar 2.72 ha med buffertzonerna och får av detta skäl inte avverkas.</w:t>
       </w:r>
     </w:p>
     <w:p>
-      <w:r>
-        <w:rPr>
-          <w:b/>
-        </w:rPr>
-        <w:t>Knottrig blåslav (NT)</w:t>
-      </w:r>
-      <w:r>
-        <w:t xml:space="preserve"> har sin huvudutbredning i gamla granskogar i det övre barrskogsbältet mot fjällen. Den signalerar alltid höga naturvärden och växer i skogar med lång kontinuitet, mest i opåverkade naturskogsbestånd. Arten överlever inte en slutavverkning (inklusive hänsyn) och den finns idag enbart i kontinuitetsskog. Lavens fortsatta förekomst bör säkerställas genom att lokaler med äldre barrskog skyddas. Knottrig blåslav är typisk art för </w:t>
-      </w:r>
-      <w:r>
-        <w:rPr>
-          <w:i/>
-        </w:rPr>
-        <w:t xml:space="preserve">9010 Taiga </w:t>
-      </w:r>
-      <w:r>
-        <w:t>och</w:t>
-      </w:r>
-      <w:r>
-        <w:rPr>
-          <w:i/>
-        </w:rPr>
-        <w:t xml:space="preserve"> 9040 Fjällbjörkskog</w:t>
+      <w:pPr>
+        <w:pStyle w:val="Caption"/>
+      </w:pPr>
+      <w:r>
+        <w:drawing>
+          <wp:inline xmlns:a="http://schemas.openxmlformats.org/drawingml/2006/main" xmlns:pic="http://schemas.openxmlformats.org/drawingml/2006/picture">
+            <wp:extent cx="5486400" cy="3915894"/>
+            <wp:docPr id="2" name="Picture 2"/>
+            <wp:cNvGraphicFramePr>
+              <a:graphicFrameLocks noChangeAspect="1"/>
+            </wp:cNvGraphicFramePr>
+            <a:graphic>
+              <a:graphicData uri="http://schemas.openxmlformats.org/drawingml/2006/picture">
+                <pic:pic>
+                  <pic:nvPicPr>
+                    <pic:cNvPr id="0" name="Iksjak-Råssnesudden karta knärot.png"/>
+                    <pic:cNvPicPr/>
+                  </pic:nvPicPr>
+                  <pic:blipFill>
+                    <a:blip r:embed="rId17"/>
+                    <a:stretch>
+                      <a:fillRect/>
+                    </a:stretch>
+                  </pic:blipFill>
+                  <pic:spPr>
+                    <a:xfrm>
+                      <a:off x="0" y="0"/>
+                      <a:ext cx="5486400" cy="3915894"/>
+                    </a:xfrm>
+                    <a:prstGeom prst="rect"/>
+                  </pic:spPr>
+                </pic:pic>
+              </a:graphicData>
+            </a:graphic>
+          </wp:inline>
+        </w:drawing>
       </w:r>
     </w:p>
     <w:p>
-      <w:r>
-        <w:t>(SLU Artdatabanken, 2024; Nitare &amp; Skogsstyrelsen, 2019).</w:t>
+      <w:pPr>
+        <w:pStyle w:val="Caption"/>
+        <w:spacing w:after="240"/>
+      </w:pPr>
+      <w:r>
+        <w:t>Figur 2. Fyndplatser och buffertzoner för knärot i det aktuella området. Endast fyndplatser vars buffertzoner överlappar med det aktuella området har tagits med i visualiseringen. Kartans mittpunktskoordinat är N 7347047, E 619695 i SWEREF 99 TM.</w:t>
       </w:r>
     </w:p>
     <w:p>
@@ -374,10 +421,10 @@
         <w:rPr>
           <w:b/>
         </w:rPr>
-        <w:t>Talltita (NT, §4)</w:t>
-      </w:r>
-      <w:r>
-        <w:t>, rödlistad som nära hotad och prioriterad art i Skogsvårdslagen, har häckningsrevir i anmälan. Arten har minskat kraftigt de senaste 30 åren och minskningstakten innevarande 10-årsperiod beräknas till 20 (10–30) %. Talltitan är synnerligen trogen sitt cirka 15 hektar stora revir och är beroende av flerskiktade olikåldriga skogar för att kunna föda upp sina ungar. Talltitan försvinner om dess livsmiljö kalavverkas (Eggers &amp; Low, 2014; Ekman, 1979; Griesser et al, 2007; Klein, 2020; Siffczyk et al, 2003; SLU Artdatabanken, 2021).</w:t>
+        <w:t>Blanksvart spiklav (NT)</w:t>
+      </w:r>
+      <w:r>
+        <w:t xml:space="preserve"> förekommer på torr, hård, gammal kärnved men även på äldre ytved av tall i naturskogsartade bestånd med begränsad brandpåverkan och ostörd hydrologi. Skogsbruksåtgärder på eller i närheten av lokaler med blanksvart spiklav utgör ett hot. Naturskogsartade öppna tall- och barrblandskogar med blanksvart spiklav indikerar höga biologiska värden och bör bevaras (SLU Artdatabanken, 2024).</w:t>
       </w:r>
     </w:p>
     <w:p>
@@ -385,19 +432,19 @@
         <w:rPr>
           <w:b/>
         </w:rPr>
-        <w:t>Vedflamlav (NT)</w:t>
-      </w:r>
-      <w:r>
-        <w:t xml:space="preserve"> växer på gammal hård och torr, exponerad kärnved av tall, främst på högstubbar i ljusöppna lägen, t.ex. vid och på myrar, sjökanter, i glesa hällmarkskogar och i brandpräglade tallnaturskogar. Substratet nyskapas i begränsad omfattning och arten är en utmärkt indikator på höga naturvärden i denna skogstyp. Tall- och barrblandskogar med naturskogskaraktär och spår av bränder har ofta höga biologiska värden och bör skyddas. På vedflamlavens bål kan den sällsynta spiklaven/parasiten </w:t>
+        <w:t>Dropptaggsvamp (NT)</w:t>
+      </w:r>
+      <w:r>
+        <w:t xml:space="preserve"> bildar mykorrhiza med tall, främst i barrskog med trädkontinuitet, i magra, torra och ljusöppna lavtallskogar och i barrblandskogar med friskmossor och lingon i fältskiktet. Den totala populationen i landet har minskat och bedöms fortsätta minska till följd av slutavverkningar av tallskog. Det är högst oklart om arten långsiktigt kan etablera och reproducera sig i skogsbestånd som brukas med trakthyggesmetoder, markberedning, gödsling eller föryngring med förädlat plantmaterial. Uppfyller kriterierna för att bli rödlistad på grund av ny kunskap som visar att en större andel av populationen än tidigare bedömt är knuten till kontinuitetsbarrskog. Minskningstakten för den svenska populationen bedöms vara nära gränsvärdet för Sårbar (VU). Dropptaggsvamp är typisk art för </w:t>
       </w:r>
       <w:r>
         <w:rPr>
           <w:i/>
         </w:rPr>
-        <w:t>Calicium ramboldiicola</w:t>
-      </w:r>
-      <w:r>
-        <w:t xml:space="preserve"> (VU) påträffas (SLU Artdatabanken, 2026).</w:t>
+        <w:t xml:space="preserve">9010 Taiga </w:t>
+      </w:r>
+      <w:r>
+        <w:t>(SLU Artdatabanken, 2026).</w:t>
       </w:r>
     </w:p>
     <w:p>
@@ -405,10 +452,19 @@
         <w:rPr>
           <w:b/>
         </w:rPr>
-        <w:t>Vitplätt (NT)</w:t>
-      </w:r>
-      <w:r>
-        <w:t xml:space="preserve"> är en nedbrytare av död, hård och torr tallved och orsakar brunröta. Den förekommer mest i äldre, naturskogsliknande tallskog eller blandskog med äldre tall. Arten hotas av avverkning av gammal, senvuxen tall. I södra Sverige råder brist på lämpliga habitat och arten kan inte längre sprida sig utanför sina få kända växtplatser. Lokaler med gammal tall bör undantas från skogsbruk, i synnerhet i södra Sverige (SLU Artdatabanken, 2024).</w:t>
+        <w:t>Dvärgbägarlav (NT)</w:t>
+      </w:r>
+      <w:r>
+        <w:t xml:space="preserve"> förekommer över hela Sverige på gammal hård ved, huvudsakligen på tall men i södra Sverige även på ek. Veden utgörs framförallt av grova stubbar, lågor och grenar. Substratet har blivit sällsyntare och nybildning av substrat sker bara i begränsad omfattning. Arten hotas av att grova lågor blir allt sällsyntare i dagens kulturskogar samt att nybildningen av lämpliga substrat går mycket långsamt. En riklig tillgång på gamla tall- eller eklågor måste säkerställas på artens lokaler. Dvärgbägarlav är typisk art för </w:t>
+      </w:r>
+      <w:r>
+        <w:rPr>
+          <w:i/>
+        </w:rPr>
+        <w:t>9010 Taiga</w:t>
+      </w:r>
+      <w:r>
+        <w:t xml:space="preserve"> (SLU Artdatabanken, 2024; Nitare &amp; Skogsstyrelsen, 2019).</w:t>
       </w:r>
     </w:p>
     <w:p>
@@ -416,55 +472,10 @@
         <w:rPr>
           <w:b/>
         </w:rPr>
-        <w:t>Stuplav</w:t>
-      </w:r>
-      <w:r>
-        <w:t xml:space="preserve"> är en mycket bra signalart i hela sitt utbredningsområde och förekommer nästan enbart i skogsmiljöer med höga naturvärden. Den indikerar långvarig förekomst av gamla lövträd och miljöer med konstant hög luftfuktighet. I skogar med suboceaniskt klimat finns det en mycket sällsynt parasit, njurlavsknapp </w:t>
-      </w:r>
-      <w:r>
-        <w:rPr>
-          <w:i/>
-        </w:rPr>
-        <w:t>Pletocarpon nephromeum</w:t>
-      </w:r>
-      <w:r>
-        <w:t xml:space="preserve"> (EN), som växer på stuplav. Ytterligare tre sällsynta lavparasiter, </w:t>
-      </w:r>
-      <w:r>
-        <w:rPr>
-          <w:i/>
-        </w:rPr>
-        <w:t>Protounguicularia nephromatis</w:t>
-      </w:r>
-      <w:r>
-        <w:t xml:space="preserve"> (VU), </w:t>
-      </w:r>
-      <w:r>
-        <w:rPr>
-          <w:i/>
-        </w:rPr>
-        <w:t>Refractohilum galligenum</w:t>
-      </w:r>
-      <w:r>
-        <w:t xml:space="preserve"> (NT) och </w:t>
-      </w:r>
-      <w:r>
-        <w:rPr>
-          <w:i/>
-        </w:rPr>
-        <w:t>Roselliniella nephromatis</w:t>
-      </w:r>
-      <w:r>
-        <w:t xml:space="preserve"> (DD), kan också påträffas på stuplav. Stuplav är typisk art för </w:t>
-      </w:r>
-      <w:r>
-        <w:rPr>
-          <w:i/>
-        </w:rPr>
-        <w:t>9010 Taiga</w:t>
-      </w:r>
-      <w:r>
-        <w:t xml:space="preserve"> (SLU Artdatabanken, 2026; Nitare &amp; Skogsstyrelsen, 2019).</w:t>
+        <w:t>Gullmurkling (NT)</w:t>
+      </w:r>
+      <w:r>
+        <w:t xml:space="preserve"> är placerad högst upp i Skogsstyrelsens värdepyramid för bedömning av skog med höga naturvärden och är överallt en mycket bra signalart som visar på skyddsvärda granskogar och skogsbäckar. Kända växtplatser bör inte kalavverkas eller markberedas och tunga, terränggående maskiner bör inte användas (SLU Artdatabanken, 2024; Nitare &amp; Skogsstyrelsen, 2019).</w:t>
       </w:r>
     </w:p>
     <w:p>
@@ -472,35 +483,478 @@
         <w:rPr>
           <w:b/>
         </w:rPr>
-        <w:t xml:space="preserve">Ögonpyrola </w:t>
-      </w:r>
-      <w:r>
-        <w:t xml:space="preserve">är normalt en bra signalart som visar på områden med höga naturvärden och stabila förhållanden, särskilt inom näringsfattiga trakter. Växten är mycket känslig för markskador och försvinner snabbt efter slutavverkning. Den hotas också av skogsgödsling och markavvattning. Ögonpyrola är typisk art för </w:t>
+        <w:t>Knottrig blåslav (NT)</w:t>
+      </w:r>
+      <w:r>
+        <w:t xml:space="preserve"> har sin huvudutbredning i gamla granskogar i det övre barrskogsbältet mot fjällen. Den signalerar alltid höga naturvärden och växer i skogar med lång kontinuitet, mest i opåverkade naturskogsbestånd. Arten överlever inte en slutavverkning (inklusive hänsyn) och den finns idag enbart i kontinuitetsskog. Lavens fortsatta förekomst bör säkerställas genom att lokaler med äldre barrskog skyddas. Knottrig blåslav är typisk art för </w:t>
       </w:r>
       <w:r>
         <w:rPr>
           <w:i/>
         </w:rPr>
-        <w:t>9010 Taiga</w:t>
-      </w:r>
-      <w:r>
-        <w:t xml:space="preserve"> och</w:t>
+        <w:t xml:space="preserve">9010 Taiga </w:t>
+      </w:r>
+      <w:r>
+        <w:t>och</w:t>
       </w:r>
       <w:r>
         <w:rPr>
           <w:i/>
         </w:rPr>
-        <w:t xml:space="preserve"> 9070 Trädklädd betesmark</w:t>
-      </w:r>
-      <w:r>
-        <w:t xml:space="preserve"> (Nitare &amp; Skogsstyrelsen, 2019; SLU Artdatabanken, 2024).</w:t>
+        <w:t xml:space="preserve"> 9040 Fjällbjörkskog</w:t>
       </w:r>
     </w:p>
     <w:p>
       <w:r>
+        <w:t>(SLU Artdatabanken, 2024; Nitare &amp; Skogsstyrelsen, 2019).</w:t>
+      </w:r>
+    </w:p>
+    <w:p>
+      <w:r>
         <w:rPr>
           <w:b/>
         </w:rPr>
+        <w:t>Liten svartspik (NT)</w:t>
+      </w:r>
+      <w:r>
+        <w:t xml:space="preserve"> växer på granbark i boreala barrskogar med lång trädkontinuitet och hög luftfuktighet. Orsaken till tillbakagången beror på främst på slutavverkningar av naturskogsartade granskogar. Bestånd med riklig förekomst av liten svartspik bör regelmässigt sparas. Naturhänsyn i samband med slutavverkning måste ske så att man undviker uttorkningseffekter (SLU Artdatabanken, 2024).</w:t>
+      </w:r>
+    </w:p>
+    <w:p>
+      <w:r>
+        <w:rPr>
+          <w:b/>
+        </w:rPr>
+        <w:t>Rutspindling (NT)</w:t>
+      </w:r>
+      <w:r>
+        <w:t xml:space="preserve"> bildar mykorrhiza med gran, i ängsgranskog på fuktig näringsrik mark. Iögonfallande och lätt identifierbar art där lukten på skivorna påminner om lingon. Populationerna minskar genom pågående kraftig kalavverkning av äldre granskogar av denna typ (SLU Artdatabanken, 2024).</w:t>
+      </w:r>
+    </w:p>
+    <w:p>
+      <w:r>
+        <w:rPr>
+          <w:b/>
+        </w:rPr>
+        <w:t>Skrovellav (NT)</w:t>
+      </w:r>
+      <w:r>
+        <w:t xml:space="preserve"> växer på gamla lövträd och på klippor i gamla skogar med hög och jämn luftfuktighet. Slutavverkning av kontinuitetsskog utgör det största hotet och lavens fortsatta förekomst bör säkerställas genom att lokaler med äldre skog skyddas. I områden med mycket hög luftfuktighet kan man på bålen av skrovellav finna de sällsynta parasitsvamparna skrovellavsknapp (EN), </w:t>
+      </w:r>
+      <w:r>
+        <w:rPr>
+          <w:i/>
+        </w:rPr>
+        <w:t>Catillaria lobariicola</w:t>
+      </w:r>
+      <w:r>
+        <w:t xml:space="preserve"> (VU) och </w:t>
+      </w:r>
+      <w:r>
+        <w:rPr>
+          <w:i/>
+        </w:rPr>
+        <w:t>Merismatium lobariae</w:t>
+      </w:r>
+      <w:r>
+        <w:t xml:space="preserve"> (DD). Skrovellav är typisk art för </w:t>
+      </w:r>
+      <w:r>
+        <w:rPr>
+          <w:i/>
+        </w:rPr>
+        <w:t xml:space="preserve">9010 Taiga, 9020 Nordlig ädellövskog, 9040 Fjällbjörkskog, 9070 Trädklädd betesmark, 9160 Näringsrik ekskog, 9180 Ädellövskog i branter, 9190 Näringsfattig ekskog, 8210 Kalkbranter </w:t>
+      </w:r>
+      <w:r>
+        <w:t xml:space="preserve">och </w:t>
+      </w:r>
+      <w:r>
+        <w:rPr>
+          <w:i/>
+        </w:rPr>
+        <w:t>6530 Lövängar</w:t>
+      </w:r>
+      <w:r>
+        <w:t xml:space="preserve"> (SLU Artdatabanken, 2026; Nitare &amp; Skogsstyrelsen, 2019).</w:t>
+      </w:r>
+    </w:p>
+    <w:p>
+      <w:r>
+        <w:rPr>
+          <w:b/>
+        </w:rPr>
+        <w:t>Talltagel (NT)</w:t>
+      </w:r>
+      <w:r>
+        <w:t xml:space="preserve"> är en boreal art som förekommer på tall i äldre, öppna tallskogar. Den påverkas negativt av brist på kontinuitetsskog och minskningstakten bedöms vara nära gränsvärdet för Sårbar (VU). Talltagel är typisk art för </w:t>
+      </w:r>
+      <w:r>
+        <w:rPr>
+          <w:i/>
+        </w:rPr>
+        <w:t>9010 Taiga</w:t>
+      </w:r>
+      <w:r>
+        <w:t xml:space="preserve"> (SLU Artdatabanken, 2026).</w:t>
+      </w:r>
+    </w:p>
+    <w:p>
+      <w:r>
+        <w:rPr>
+          <w:b/>
+        </w:rPr>
+        <w:t xml:space="preserve">Talltaggsvamp (NT) </w:t>
+      </w:r>
+      <w:r>
+        <w:t>förekommer främst i tallnaturskogar eller tallskogar av kontinuitetsskogskaraktär där den bildar mykorrhiza med tall. Särskilt frekvent är den i sandtallskogar med inslag av gamla träd, t.ex. på grusåsar, stränder och sandhedar. Arten hotas främst av skogsavverkning och tycks försvinna efter slutavverkning, markberedning och plantering. Talltaggsvamp är globalt rödlistad som nära hotad (NT) vilket innebär att Sverige har ett internationellt ansvar för arten (IUCN, 2025; SLU Artdatabanken, 2024).</w:t>
+      </w:r>
+    </w:p>
+    <w:p>
+      <w:r>
+        <w:rPr>
+          <w:b/>
+        </w:rPr>
+        <w:t>Talltita (NT, §4)</w:t>
+      </w:r>
+      <w:r>
+        <w:t>, rödlistad som nära hotad och prioriterad art i Skogsvårdslagen, har häckningsrevir i anmälan. Arten har minskat kraftigt de senaste 30 åren och minskningstakten innevarande 10-årsperiod beräknas till 20 (10–30) %. Talltitan är synnerligen trogen sitt cirka 15 hektar stora revir och är beroende av flerskiktade olikåldriga skogar för att kunna föda upp sina ungar. Talltitan försvinner om dess livsmiljö kalavverkas (Eggers &amp; Low, 2014; Ekman, 1979; Griesser et al, 2007; Klein, 2020; Siffczyk et al, 2003; SLU Artdatabanken, 2021).</w:t>
+      </w:r>
+    </w:p>
+    <w:p>
+      <w:r>
+        <w:rPr>
+          <w:b/>
+        </w:rPr>
+        <w:t>Tretåig hackspett (NT, §4)</w:t>
+      </w:r>
+      <w:r>
+        <w:t xml:space="preserve"> är rödlistad som nära hotad och ingår i bilaga 1 i EU:s fågeldirektiv. Tretåig hackspett är för sin överlevnad beroende av kontinuerlig tillförsel av äldre döende och död ved, som sker genom naturliga självgallringsprocesser i äldre grannaturskogar och barrblandade naturskogar. Om en skog genom skogsbruk gallras eller glesas ur så upphör och uteblir i stort sett den naturliga självgallringsprocessen för mycket lång tid framöver vilket omöjliggör upprätthållandet av den kontinuerliga ekologiska funktionen i ett område. Det finns studier som visar att naturskogens självgallringsprocess som den tretåiga hackspetten är beroende av, inte kan ersättas med efterlämnad hänsyn i skogsbruket (Imbeau &amp; Desrochers, 2002). Storleken på häckningsreviret varierar med skogstypen, förekomsten av död ved och graden av fragmentering, men är i allmänhet i storleksordningen 25–100 hektar. Vintertid krävs ofta betydligt större områden och det finns studier som antyder att arten behöver minst 100 hektar äldre skog. I områden med låg bonitet kan det behövas över 200 hektar lämpligt habitat för att ett par ska kunna reproducera sig. Områden med dokumenterad permanent förekomst i naturskogsmiljöer har vanligen så stora naturvärden att skogsbruk är olämpligt. Tretåig hackspett är typisk art för </w:t>
+      </w:r>
+      <w:r>
+        <w:rPr>
+          <w:i/>
+        </w:rPr>
+        <w:t xml:space="preserve">9010 Taiga, 9740 Skogsbevuxen myr, 9030 Landhöjningsskog </w:t>
+      </w:r>
+      <w:r>
+        <w:t xml:space="preserve">och </w:t>
+      </w:r>
+      <w:r>
+        <w:rPr>
+          <w:i/>
+        </w:rPr>
+        <w:t>9040 Fjällbjörkskog</w:t>
+      </w:r>
+      <w:r>
+        <w:t xml:space="preserve"> (Skogsstyrelsen, 2016; SLU Artdatabanken, 2024).</w:t>
+      </w:r>
+    </w:p>
+    <w:p>
+      <w:r>
+        <w:rPr>
+          <w:b/>
+        </w:rPr>
+        <w:t>Vedflamlav (NT)</w:t>
+      </w:r>
+      <w:r>
+        <w:t xml:space="preserve"> växer på gammal hård och torr, exponerad kärnved av tall, främst på högstubbar i ljusöppna lägen, t.ex. vid och på myrar, sjökanter, i glesa hällmarkskogar och i brandpräglade tallnaturskogar. Substratet nyskapas i begränsad omfattning och arten är en utmärkt indikator på höga naturvärden i denna skogstyp. Tall- och barrblandskogar med naturskogskaraktär och spår av bränder har ofta höga biologiska värden och bör skyddas. På vedflamlavens bål kan den sällsynta spiklaven/parasiten </w:t>
+      </w:r>
+      <w:r>
+        <w:rPr>
+          <w:i/>
+        </w:rPr>
+        <w:t>Calicium ramboldiicola</w:t>
+      </w:r>
+      <w:r>
+        <w:t xml:space="preserve"> (VU) påträffas (SLU Artdatabanken, 2026).</w:t>
+      </w:r>
+    </w:p>
+    <w:p>
+      <w:r>
+        <w:rPr>
+          <w:b/>
+        </w:rPr>
+        <w:t>Vedskivlav (NT)</w:t>
+      </w:r>
+      <w:r>
+        <w:t xml:space="preserve"> växer på gammal, torr, exponerad, hård kärnved av framförallt tall i naturskogsartade bestånd. Avverkning av tallskog av naturskogskaraktär med spår av återkommande bränder är ett hot. Mängden lämplig ved att växa på för vedskivlav minskar, dels på grund av naturlig nedbrytning men framförallt på grund av att de förstörs i samband med slutavverkningar, gallringar och markberedning. Tall- och blandbarrskogar av naturskogskaraktär med spår av återkommande bränder bör skyddas. Vedskivlav är typisk art för </w:t>
+      </w:r>
+      <w:r>
+        <w:rPr>
+          <w:i/>
+        </w:rPr>
+        <w:t>9010 Taiga</w:t>
+      </w:r>
+      <w:r>
+        <w:t xml:space="preserve"> (SLU Artdatabanken, 2024).</w:t>
+      </w:r>
+    </w:p>
+    <w:p>
+      <w:r>
+        <w:rPr>
+          <w:b/>
+        </w:rPr>
+        <w:t>Vitplätt (NT)</w:t>
+      </w:r>
+      <w:r>
+        <w:t xml:space="preserve"> är en nedbrytare av död, hård och torr tallved och orsakar brunröta. Den förekommer mest i äldre, naturskogsliknande tallskog eller blandskog med äldre tall. Arten hotas av avverkning av gammal, senvuxen tall. I södra Sverige råder brist på lämpliga habitat och arten kan inte längre sprida sig utanför sina få kända växtplatser. Lokaler med gammal tall bör undantas från skogsbruk, i synnerhet i södra Sverige (SLU Artdatabanken, 2024).</w:t>
+      </w:r>
+    </w:p>
+    <w:p>
+      <w:r>
+        <w:rPr>
+          <w:b/>
+        </w:rPr>
+        <w:t>Korallrot (§8)</w:t>
+      </w:r>
+      <w:r>
+        <w:t xml:space="preserve"> växer i sumpskogar och annan fuktig eller växelfuktig skogsmark, exempelvis i alkärr och kärrkanter, fuktiga bäckdalar, raviner, myrlaggar, sumpiga strandskogar samt i fuktiga lundar. Den visar på mer eller mindre stabila förhållanden och intakt hydrologi och är känslig för avverkning, körskador, skogsgödsling och dikning. Korallrot är typisk art för </w:t>
+      </w:r>
+      <w:r>
+        <w:rPr>
+          <w:i/>
+        </w:rPr>
+        <w:t>9080 Lövsumpskog</w:t>
+      </w:r>
+      <w:r>
+        <w:t xml:space="preserve"> och fridlyst enligt 8 § artskyddsförordningen (SLU Artdatabanken, 2024; Nitare &amp; Skogsstyrelsen, 2019).</w:t>
+      </w:r>
+    </w:p>
+    <w:p>
+      <w:r>
+        <w:rPr>
+          <w:b/>
+        </w:rPr>
+        <w:t xml:space="preserve">Norrlandslav </w:t>
+      </w:r>
+      <w:r>
+        <w:t xml:space="preserve">indikerar söder om den naturliga norrlandsgränsen barrskogsbeklädda bergbranter eller andra ostörda skogsmiljöer med höga naturvärden. Norrlandslav är typisk art för </w:t>
+      </w:r>
+      <w:r>
+        <w:rPr>
+          <w:i/>
+        </w:rPr>
+        <w:t xml:space="preserve">9010 Taiga, 8110 Silikatrasmarker </w:t>
+      </w:r>
+      <w:r>
+        <w:t>och</w:t>
+      </w:r>
+      <w:r>
+        <w:rPr>
+          <w:i/>
+        </w:rPr>
+        <w:t xml:space="preserve"> 8120 Kalkrasmarker </w:t>
+      </w:r>
+      <w:r>
+        <w:t>(Nitare &amp; Skogsstyrelsen, 2000; SLU Artdatabanken, 2025).</w:t>
+      </w:r>
+    </w:p>
+    <w:p>
+      <w:r>
+        <w:rPr>
+          <w:b/>
+        </w:rPr>
+        <w:t>Plattlummer (§9)</w:t>
+      </w:r>
+      <w:r>
+        <w:t xml:space="preserve"> växer främst i ljusöppna sandtallskogar eller annan gles, torr och brandpräglad hedbarrskog. Den är mest frekvent i olika typer av naturskogar och kontinuitetsskogar och missgynnas markant av slutavverkning och maskinell markberedning. Söder ut i landet förekommer de närstående arterna cypresslummer (EN, §8) och mellanlummer (NT, §9), vilka båda omfattas av EU:s art- och habitatdirektiv. Plattlummer är typisk art för </w:t>
+      </w:r>
+      <w:r>
+        <w:rPr>
+          <w:i/>
+        </w:rPr>
+        <w:t xml:space="preserve">9010 Taiga </w:t>
+      </w:r>
+      <w:r>
+        <w:t>och</w:t>
+      </w:r>
+      <w:r>
+        <w:rPr>
+          <w:i/>
+        </w:rPr>
+        <w:t xml:space="preserve"> 2320 Rissandhedar </w:t>
+      </w:r>
+      <w:r>
+        <w:t>(Nitare &amp; Skogsstyrelsen, 2019; SLU Artdatabanken, 2026).</w:t>
+      </w:r>
+    </w:p>
+    <w:p>
+      <w:r>
+        <w:rPr>
+          <w:b/>
+        </w:rPr>
+        <w:t xml:space="preserve">Skinnlav </w:t>
+      </w:r>
+      <w:r>
+        <w:t xml:space="preserve">förekommer på diverse lövträd, främst på gammal asp och sälg. Den påträffas främst i områden med lång kontinuitet av grova lövträd och signalerar skogsmark med höga naturvärden. På lokalerna förekommer som regel ett flertal andra ovanliga eller rödlistade lavar. I likhet med gelélavarna, etablerar sig skinnlaven i skogsmark på grova aspar i sena lövsuccessioner. Skinnlav är typisk art för </w:t>
+      </w:r>
+      <w:r>
+        <w:rPr>
+          <w:i/>
+        </w:rPr>
+        <w:t xml:space="preserve">9010 Taiga, 9020 Nordlig ädellövskog </w:t>
+      </w:r>
+      <w:r>
+        <w:t xml:space="preserve">och </w:t>
+      </w:r>
+      <w:r>
+        <w:rPr>
+          <w:i/>
+        </w:rPr>
+        <w:t xml:space="preserve">9070 Trädklädd betesmark </w:t>
+      </w:r>
+      <w:r>
+        <w:t>(Nitare &amp; Skogsstyrelsen, 2019; SLU Artdatabanken, 2025).</w:t>
+      </w:r>
+    </w:p>
+    <w:p>
+      <w:r>
+        <w:rPr>
+          <w:b/>
+        </w:rPr>
+        <w:t>Spindelblomster (§8)</w:t>
+      </w:r>
+      <w:r>
+        <w:t xml:space="preserve"> växer i äldre mossrik granskog eller barrblandskog, men även i fjällbjörkskog. Arten indikerar långvarig trädkontinuitet och hög luftfuktighet och är mycket känslig för uttorkning och markskador. Spindelblomster har i många trakter minskat starkt under senare tid på grund av slutavverkningar och skogsmarksdikning. Spindelblomster är typisk art för </w:t>
+      </w:r>
+      <w:r>
+        <w:rPr>
+          <w:i/>
+        </w:rPr>
+        <w:t xml:space="preserve">9010 Taiga, 9050 Näringsrik granskog </w:t>
+      </w:r>
+      <w:r>
+        <w:t>och</w:t>
+      </w:r>
+      <w:r>
+        <w:rPr>
+          <w:i/>
+        </w:rPr>
+        <w:t xml:space="preserve"> 9040 Fjällbjörkskog</w:t>
+      </w:r>
+      <w:r>
+        <w:t xml:space="preserve"> (Nitare &amp; Skogsstyrelsen, 2019; SLU Artdatabanken, 2025).</w:t>
+      </w:r>
+    </w:p>
+    <w:p>
+      <w:r>
+        <w:rPr>
+          <w:b/>
+        </w:rPr>
+        <w:t>Stuplav</w:t>
+      </w:r>
+      <w:r>
+        <w:t xml:space="preserve"> är en mycket bra signalart i hela sitt utbredningsområde och förekommer nästan enbart i skogsmiljöer med höga naturvärden. Den indikerar långvarig förekomst av gamla lövträd och miljöer med konstant hög luftfuktighet. I skogar med suboceaniskt klimat finns det en mycket sällsynt parasit, njurlavsknapp </w:t>
+      </w:r>
+      <w:r>
+        <w:rPr>
+          <w:i/>
+        </w:rPr>
+        <w:t>Pletocarpon nephromeum</w:t>
+      </w:r>
+      <w:r>
+        <w:t xml:space="preserve"> (EN), som växer på stuplav. Ytterligare tre sällsynta lavparasiter, </w:t>
+      </w:r>
+      <w:r>
+        <w:rPr>
+          <w:i/>
+        </w:rPr>
+        <w:t>Protounguicularia nephromatis</w:t>
+      </w:r>
+      <w:r>
+        <w:t xml:space="preserve"> (VU), </w:t>
+      </w:r>
+      <w:r>
+        <w:rPr>
+          <w:i/>
+        </w:rPr>
+        <w:t>Refractohilum galligenum</w:t>
+      </w:r>
+      <w:r>
+        <w:t xml:space="preserve"> (NT) och </w:t>
+      </w:r>
+      <w:r>
+        <w:rPr>
+          <w:i/>
+        </w:rPr>
+        <w:t>Roselliniella nephromatis</w:t>
+      </w:r>
+      <w:r>
+        <w:t xml:space="preserve"> (DD), kan också påträffas på stuplav. Stuplav är typisk art för </w:t>
+      </w:r>
+      <w:r>
+        <w:rPr>
+          <w:i/>
+        </w:rPr>
+        <w:t>9010 Taiga</w:t>
+      </w:r>
+      <w:r>
+        <w:t xml:space="preserve"> (SLU Artdatabanken, 2026; Nitare &amp; Skogsstyrelsen, 2019).</w:t>
+      </w:r>
+    </w:p>
+    <w:p>
+      <w:r>
+        <w:rPr>
+          <w:b/>
+        </w:rPr>
+        <w:t xml:space="preserve">Ögonpyrola </w:t>
+      </w:r>
+      <w:r>
+        <w:t xml:space="preserve">är normalt en bra signalart som visar på områden med höga naturvärden och stabila förhållanden, särskilt inom näringsfattiga trakter. Växten är mycket känslig för markskador och försvinner snabbt efter slutavverkning. Den hotas också av skogsgödsling och markavvattning. Ögonpyrola är typisk art för </w:t>
+      </w:r>
+      <w:r>
+        <w:rPr>
+          <w:i/>
+        </w:rPr>
+        <w:t>9010 Taiga</w:t>
+      </w:r>
+      <w:r>
+        <w:t xml:space="preserve"> och</w:t>
+      </w:r>
+      <w:r>
+        <w:rPr>
+          <w:i/>
+        </w:rPr>
+        <w:t xml:space="preserve"> 9070 Trädklädd betesmark</w:t>
+      </w:r>
+      <w:r>
+        <w:t xml:space="preserve"> (Nitare &amp; Skogsstyrelsen, 2019; SLU Artdatabanken, 2024).</w:t>
+      </w:r>
+    </w:p>
+    <w:p>
+      <w:r>
+        <w:rPr>
+          <w:b/>
+        </w:rPr>
+        <w:t>Brudborste</w:t>
+      </w:r>
+      <w:r>
+        <w:t xml:space="preserve"> är typisk art för </w:t>
+      </w:r>
+      <w:r>
+        <w:rPr>
+          <w:i/>
+        </w:rPr>
+        <w:t xml:space="preserve">9050 Näringsrik granskog, 9040 Fjällbjörkskog, 6530 Lövängar, 6430 Högörtängar </w:t>
+      </w:r>
+      <w:r>
+        <w:t xml:space="preserve">och </w:t>
+      </w:r>
+      <w:r>
+        <w:rPr>
+          <w:i/>
+        </w:rPr>
+        <w:t>6510 Slåtterängar i låglandet</w:t>
+      </w:r>
+      <w:r>
+        <w:t xml:space="preserve"> (SLU Artdatabanken, 2025).</w:t>
+      </w:r>
+    </w:p>
+    <w:p>
+      <w:r>
+        <w:rPr>
+          <w:b/>
+        </w:rPr>
         <w:t>Grå renlav</w:t>
       </w:r>
       <w:r>
@@ -520,6 +974,73 @@
           <w:i/>
         </w:rPr>
         <w:t xml:space="preserve">4060 Alpina rishedar </w:t>
+      </w:r>
+      <w:r>
+        <w:t>(SLU Artdatabanken, 2025).</w:t>
+      </w:r>
+    </w:p>
+    <w:p>
+      <w:r>
+        <w:rPr>
+          <w:b/>
+        </w:rPr>
+        <w:t>Nordisk stormhatt</w:t>
+      </w:r>
+      <w:r>
+        <w:t xml:space="preserve"> är typisk art för </w:t>
+      </w:r>
+      <w:r>
+        <w:rPr>
+          <w:i/>
+        </w:rPr>
+        <w:t xml:space="preserve">9050 Näringsrik granskog, 9040 Fjällbjörkskog </w:t>
+      </w:r>
+      <w:r>
+        <w:t xml:space="preserve">och </w:t>
+      </w:r>
+      <w:r>
+        <w:rPr>
+          <w:i/>
+        </w:rPr>
+        <w:t>6430 Högörtängar</w:t>
+      </w:r>
+      <w:r>
+        <w:t>. Stormhattsrotvecklare (NT) samt stormhattshumla, som är rödlistad som nära hotad (NT) på den europeiska rödlistan, är knuten till nordisk stormhatt</w:t>
+      </w:r>
+      <w:r>
+        <w:rPr>
+          <w:i/>
+        </w:rPr>
+        <w:t xml:space="preserve"> </w:t>
+      </w:r>
+      <w:r>
+        <w:t>(SLU Artdatabanken, 2026; IUCN, 2025).</w:t>
+      </w:r>
+    </w:p>
+    <w:p>
+      <w:r>
+        <w:rPr>
+          <w:b/>
+        </w:rPr>
+        <w:t xml:space="preserve">Torta </w:t>
+      </w:r>
+      <w:r>
+        <w:t xml:space="preserve">är typisk art för </w:t>
+      </w:r>
+      <w:r>
+        <w:rPr>
+          <w:i/>
+        </w:rPr>
+        <w:t xml:space="preserve">9050 Näringsrik granskog </w:t>
+      </w:r>
+      <w:r>
+        <w:t xml:space="preserve">och </w:t>
+      </w:r>
+      <w:r>
+        <w:rPr>
+          <w:i/>
+        </w:rPr>
+        <w:t xml:space="preserve">9040 Fjällbjörkskog </w:t>
       </w:r>
       <w:r>
         <w:t>(SLU Artdatabanken, 2025).</w:t>
@@ -610,10 +1131,18 @@
         <w:rPr>
           <w:b/>
         </w:rPr>
-        <w:t xml:space="preserve">6.4.3 </w:t>
-      </w:r>
-      <w:r>
-        <w:t>Bevarandeåtgärder genomförs för de kända förekomster av rödlistade arter som påverkas av skogsbruk.</w:t>
+        <w:t xml:space="preserve">6.4.1 </w:t>
+      </w:r>
+      <w:r>
+        <w:t>Följande biotoper undantas från alla skogsbruksåtgärder, förutom åtgärder påkallade för att bevara eller främja biotopens naturliga eller hävdbetingade biologiska mångfald:</w:t>
+      </w:r>
+    </w:p>
+    <w:p>
+      <w:pPr>
+        <w:ind w:left="357"/>
+      </w:pPr>
+      <w:r>
+        <w:t>b) nyckelbiotoper enligt Skogsstyrelsens definition och metod (1995)</w:t>
       </w:r>
     </w:p>
     <w:p>
@@ -631,7 +1160,36 @@
         <w:rPr>
           <w:i/>
         </w:rPr>
-        <w:t>I det aktuella skogsområdet har 12 naturvårdsarter varav 9 rödlistade arter sina livsmiljöer och växtplatser.</w:t>
+        <w:t>I det aktuella skogsområdet har 26 rödlistade arter och signalarter påträffats. Detta ska jämföras med Skogsstyrelsens uppföljning 2017 av nyckelbiotoper som visade att man i genomsnitt hittar 20,6 olika rödlistade arter och signalarter i en nyckelbiotop (Wijk, S. 2017. Biologisk mångfald i nyckelbiotoper – Resultat från inventeringen “Uppföljning biologisk mångfald” 2009–2015. Rapport 4/2017 Skogsstyrelsen, Jönköping).</w:t>
+      </w:r>
+    </w:p>
+    <w:p>
+      <w:r>
+        <w:rPr>
+          <w:b/>
+        </w:rPr>
+        <w:t xml:space="preserve">6.4.3 </w:t>
+      </w:r>
+      <w:r>
+        <w:t>Bevarandeåtgärder genomförs för de kända förekomster av rödlistade arter som påverkas av skogsbruk.</w:t>
+      </w:r>
+    </w:p>
+    <w:p>
+      <w:pPr>
+        <w:pStyle w:val="ListBullet"/>
+      </w:pPr>
+      <w:r>
+        <w:rPr>
+          <w:b/>
+          <w:i/>
+        </w:rPr>
+        <w:t xml:space="preserve">Kommentar: </w:t>
+      </w:r>
+      <w:r>
+        <w:rPr>
+          <w:i/>
+        </w:rPr>
+        <w:t>I det aktuella skogsområdet har 31 naturvårdsarter varav 19 rödlistade arter sina livsmiljöer och växtplatser.</w:t>
       </w:r>
     </w:p>
     <w:p>
@@ -836,27 +1394,90 @@
         <w:pStyle w:val="Heading1"/>
       </w:pPr>
       <w:r>
-        <w:t>Talltita – ekologi samt krav på livsmiljön</w:t>
+        <w:t>Knärot – ekologi samt krav på livsmiljön</w:t>
       </w:r>
     </w:p>
     <w:p>
       <w:r>
-        <w:t>Talltita är rödlistad som NT, fridlyst och prioriterad art i Skogsvårdslagen. Den omfattas av EU:s fågeldirektiv. Arten har minskat kraftigt de senaste 30 åren och minskningstakten innevarande 10-årsperiod beräknas till 20 (10–30) % (SLU Artdatabanken, 2022).</w:t>
+        <w:t xml:space="preserve">Knärot är typisk art för </w:t>
+      </w:r>
+      <w:r>
+        <w:rPr>
+          <w:i/>
+        </w:rPr>
+        <w:t xml:space="preserve">9010 Taiga </w:t>
+      </w:r>
+      <w:r>
+        <w:t>och</w:t>
+      </w:r>
+      <w:r>
+        <w:rPr>
+          <w:i/>
+        </w:rPr>
+        <w:t xml:space="preserve"> 9050 Näringsrik granskog</w:t>
+      </w:r>
+      <w:r>
+        <w:t>, fridlyst enligt 8 och 15 §§ artskyddsförordningen och klassad som sårbar (VU) enligt rödlistan 2020. Knärot är beroende av hög och jämn luftfuktighet i gamla, ostörda skogsmiljöer och är känslig för snabba förändringar av ljus-/vindförhållanden eller uttorkning. På grund av ett alltför intensivt skogsbruk har den minskat med 40 (25–50) % under de senaste 60 åren och i framtiden bedöms minskningstakten uppgå till 30 (20–40) %. Till följd av att arten har en dokumenterat högre minskningstakt i förhållande till sin generationstid än vad som tidigare varit känt (data från Riksskogstaxeringen) höjdes den till hotkategori sårbar (VU) i rödlistan 2020 (SLU Artdatabanken, 2024).</w:t>
       </w:r>
     </w:p>
     <w:p>
       <w:r>
-        <w:t>Talltita föredrar större sammanhängande barrskogar, och finns såväl i tallskog som granskog och i lövblandad barrskog. Skogens struktur är viktig och ska helst vara flerskiktad med riklig underväxt av mindre granar, björk och andra lövträd och buskar. Tillgång på murknande högstubbar är särskilt viktig, eftersom talltitan helst själv hackar ut sitt bohål (SLU Artdatabanken, 2022).</w:t>
+        <w:t>En analys av 79 floraväktarlokaler åren 1990–2015 vilka återbesökts under 2020–2024 visade på en tydlig negativ påverkan på knärotsförekomster från större hyggen i närområdet (inom 150–200 m) vilket indikerar att kanteffekter har en stor påverkan på populationerna. Resultaten bekräftar knärotens känslighet för kanteffekter och visar vikten av att skydda större skogsbestånd för att bevara arten. Om det blir höga andelar (&gt;30%) hyggen inom 200 meter från en knärotsförekomst så ökar risken för att en knärotspopulation dör ut och det verkar det behövas någonstans mellan 100 och 150 meters skyddszon för att bevara arten på lång sikt (Sebestyén &amp; Sundberg, 2025). Detta stöds även av en studie (Johansson et al, 2026) baserad på data från Riksskogstaxeringen som visar att knäroten minskat med 66 % under perioden 1993–2022 samt att det finns en stark korrelation mellan minskande arealer kontinuitetsskog och lokal utdöenderisk. Knäroten uppvisade en mycket låg koloniseringsgrad (0,7 % över 10 år) i kombination med hög lokal utrotningsrisk (75,2 %), där utrotningssannolikheten ökade kraftigt när arealen kontinuitetsskog minskade mellan undersökningar, t.ex. på grund av kalhyggesbruk (Johansson et al., 2026).</w:t>
       </w:r>
     </w:p>
     <w:p>
       <w:r>
-        <w:t>Det finns flera studier som visar att talltita är känslig för gallring och inte överlever när dess livsmiljö kalavverkas (Eggers and Low, 2014; Griesser et al., 2007; Klein, 2020). Talltitans revir är förhållandevis stora, 10–20 hektar och arten missgynnas när skogen fragmenteras. Kalavverkning av större delar av reviret innebär att det överges (Artdatabanken, 2021).</w:t>
+        <w:t xml:space="preserve">Samuel Johnsons doktorsavhandling </w:t>
+      </w:r>
+      <w:r>
+        <w:rPr>
+          <w:i/>
+        </w:rPr>
+        <w:t>“Retention Forestry as a Conservation Measure for Boreal Forest Ground Vegetation”</w:t>
+      </w:r>
+      <w:r>
+        <w:t xml:space="preserve"> (SLU, Uppsala 2014) visar att det krävs väl tilltagna skyddszoner för att knärotens växtplatser inte ska ta skada av skogsbruksåtgärder i intilliggande områden: </w:t>
+      </w:r>
+      <w:r>
+        <w:rPr>
+          <w:i/>
+        </w:rPr>
+        <w:t xml:space="preserve">“Study III shows that retention patches smaller than 0.5 ha do not lifeboat the sensitive forest herb G. repens, a species that depend on stable microclimatic conditions typical for intact forest stands.” </w:t>
+      </w:r>
+      <w:r>
+        <w:t xml:space="preserve">Vidare </w:t>
+      </w:r>
+      <w:r>
+        <w:rPr>
+          <w:i/>
+        </w:rPr>
+        <w:t>“More sensitive forest species are not lifeboated in retention patches ranging from 0.05 to 0.5 ha (Papers II &amp; III).”</w:t>
       </w:r>
     </w:p>
     <w:p>
       <w:r>
-        <w:t>Talltitan är synnerligen trogen sitt revir så länge paret lever och biotopen förblir intakt. Paret stannar i sitt revir året om. En förlust av ett revir har därför en stor inverkan på den lokala populationen och trakthyggesbruket anses vara orsak till den svenska populationens kraftiga minskning. Talltiteparets revirtrohet innebär att närhelst under året man observerar en adult talltita så ingår denna plats i reviret (Siffczyk et al., 2003; Ekman, 1979).</w:t>
+        <w:t xml:space="preserve">Johnsons (2014) rekommendation på minst 50 meters breda skyddszoner runt knärotens växtplatser motsvarar en areal på 0,78 hektar, vilket ligger i linje med andra studier som gjorts på känsliga skogsarter: </w:t>
+      </w:r>
+      <w:r>
+        <w:rPr>
+          <w:i/>
+        </w:rPr>
+        <w:t>“In study III I also show that translocated specimens of G. repens survives well in mature forests at least 50 m from the nearest edge to an open area. Moreover, measures of temperature and humidity show that such distances from an open area is far enough to offer a microclimate that is more stable compared to what present in retention patches of around 0.1 ha. This means that the very centre of a circular patch with radius 50 m (equals a size of 0.78 ha) should offer conditions similar to interior forest and would perhaps be a suitable habitat for G. repens and similar species. Previous studies from both North America and Sweden have also concluded that patches between 0.5 and one ha are sufficient for preserving interior forest vegetation as well as sensitive lichens and bryophytes (de Graaf &amp; Roberts 2009; Halpern et al. 2012; Rudolphi et al. 2014).”</w:t>
+      </w:r>
+    </w:p>
+    <w:p>
+      <w:r>
+        <w:t>Ytterligare en studie (Koelmeijer m.fl., 2022) inkluderar knärotens skyddsbehov. I uppsatsen berörs problemet med uttorkning för växter, bl.a. för knärot, ett problem som blivit accentuerat på grund av den pågående klimatförändringen och torra somrar, t.ex. den exceptionellt torra sommaren 2018. I uppsatsen undersöks områden med tre olika avstånd från kalhyggeskant med avseende på skydd bl.a. för knärot. Det första området har avstånd upp till 20 m från hyggeskant (Strong edge effect), det andra 20–40 m från hyggeskant (Weak edge effect) och det tredje avser större avstånd från hyggeskant, där kanteffekten anses vara försumbar (Interior). Ett resultat var att man fann stor eller mycket stor uttorkningseffekt på känsliga och rödlistade skogsarter vid de kortare avstånden till hyggeskant, medan effekt av uttorkning inte konstaterades på större avstånd (Interior). För orkidén knärot fann man en rik förekomst (upp till 0,06 dm2/m2) på stort avstånd från hyggeskant (Interior), medan förekomsten var liten eller närmast försumbar i de områden som klassificerades som Weak edge effect respektive Strong edge effect. Arbetet påpekar att de allt oftare förekommande torra somrarna ger ytterligare skäl att utöka skyddsavståndet från hyggen till den fuktkrävande arten knärot (Koelmeijer m.fl., 2022).</w:t>
+      </w:r>
+    </w:p>
+    <w:p>
+      <w:r>
+        <w:t>Även Skogsstyrelsens egen vägledning för hänsyn till knärot ligger i linje med ovanstående forskningsstudier. Av vägledningen framgår det att för med hög sannolikhet kunna bevara befintliga förekomster krävs relativt stora avsättningar av uppvuxen skog med slutet och relativt tätt kronskikt. Som riktlinje kan krävas ett avstånd på 50 meter in från brynet för att vidmakthålla ett fungerande mikroklimat. Detta innebär att fristående hänsynsytor för många arter (kärlväxter, lavar och mossor) kan behöva ha en area överstigande 0,8 hektar (cirkelyta med radien 50 meter = 0,78 hektar) för att bibehålla lokalklimatet. Även ganska små förändringar i form av förändrade ljus- och fuktighetsförhållanden, till exempel till följd av gallring, kan leda till att arten försvinner till följd av konkurrens med mera ljuskrävande och snabbväxande arter (Skogsstyrelsen, 2022).</w:t>
+      </w:r>
+    </w:p>
+    <w:p>
+      <w:r>
+        <w:t>Vid tillämpning av försiktighetsprincipen enligt 2 kap. 3 § miljöbalken bör sålunda 100–150 meters skyddszon lämnas runt knärotens växtplatser.</w:t>
       </w:r>
     </w:p>
     <w:p>
@@ -864,81 +1485,252 @@
         <w:pStyle w:val="Heading2"/>
       </w:pPr>
       <w:r>
-        <w:t>Referenser – talltita</w:t>
+        <w:t>Referenser – knärot</w:t>
       </w:r>
     </w:p>
     <w:p>
       <w:r>
-        <w:t xml:space="preserve">Eggers, S., Low, M., 2014. </w:t>
+        <w:t xml:space="preserve">de Graaf M &amp; Roberts M.R., 2009. </w:t>
       </w:r>
       <w:r>
         <w:rPr>
           <w:i/>
         </w:rPr>
-        <w:t xml:space="preserve">Differential demographic responses of sympatric Parids to vegetation management in boreal forest. </w:t>
-      </w:r>
-      <w:r>
-        <w:t>For. Ecol. Manage. 319, 169–175.</w:t>
+        <w:t xml:space="preserve">Short-term response of the herbaceous layer within leave patches after harvest. </w:t>
+      </w:r>
+      <w:r>
+        <w:t>Forest Ecology and Management 257, 1014–1025.</w:t>
       </w:r>
     </w:p>
     <w:p>
       <w:r>
-        <w:t xml:space="preserve">Ekman, J., 1979. </w:t>
+        <w:t xml:space="preserve">Halpern, C. B., Halaj, J., Evans, S. A., &amp; Dovciak, M., 2012. </w:t>
       </w:r>
       <w:r>
         <w:rPr>
           <w:i/>
         </w:rPr>
-        <w:t xml:space="preserve">Coherence, composition and territories of winter social groups of the Willow Tit Parus montanus and the Crested Tit P. cristatus. </w:t>
-      </w:r>
-      <w:r>
-        <w:t>Ornis Scandinavica, 10, pp 56–68</w:t>
+        <w:t xml:space="preserve">Level and pattern of overstory retention interact to shape long-term responses of understories to timber harvest. </w:t>
+      </w:r>
+      <w:r>
+        <w:t>Ecological Applications, 22, 2049–2064.</w:t>
       </w:r>
     </w:p>
     <w:p>
       <w:r>
-        <w:t xml:space="preserve">Griesser, M., Nystrand, M., Eggers, S., Ekman, J., 2007. </w:t>
+        <w:t>Johansson, V., Jansson, M. och Bergman, K-O</w:t>
       </w:r>
       <w:r>
         <w:rPr>
           <w:i/>
         </w:rPr>
-        <w:t xml:space="preserve">Impact of forestry practices on fitness correlates and population productivity in an open-nesting bird species. </w:t>
-      </w:r>
-      <w:r>
-        <w:t>Conserv. Biol. 21, 767–774. https://doi.org/10.1111/j.1523- 1739.2007.00675.x</w:t>
+        <w:t>.</w:t>
+      </w:r>
+      <w:r>
+        <w:t>, 2026.</w:t>
+      </w:r>
+      <w:r>
+        <w:rPr>
+          <w:i/>
+        </w:rPr>
+        <w:t xml:space="preserve"> A 30-year population decline of a threatened forest orchid associated with old growth forests</w:t>
+      </w:r>
+      <w:r>
+        <w:t>. Department of Physics, Chemistry and Biology (IFM), Linköping University.</w:t>
       </w:r>
     </w:p>
     <w:p>
       <w:r>
-        <w:t xml:space="preserve">Klein, J., 2020. </w:t>
+        <w:t xml:space="preserve">Johnson, S., 2014. </w:t>
       </w:r>
       <w:r>
         <w:rPr>
           <w:i/>
         </w:rPr>
-        <w:t xml:space="preserve">The forgotten forest – On thinning, retention, and biodiversity in the boreal forest. </w:t>
-      </w:r>
-      <w:r>
-        <w:t>Doctoral Thesis No. 2020:50</w:t>
+        <w:t>Retention Forestry as a Conservation Measure for Boreal Forest Ground Vegetation</w:t>
+      </w:r>
+      <w:r>
+        <w:t>. Doktorsavhandling, SLU, Uppsala.</w:t>
       </w:r>
     </w:p>
     <w:p>
       <w:r>
-        <w:t xml:space="preserve">Siffczyk, C., Brotons, L., Kangas, K., Orell, M., 2003. </w:t>
+        <w:t xml:space="preserve">Koelmeijer, I. A., Ehrlén, J., Jönsson, M., De Frenne, P., Berg, P., Andersson, J., Weibull, H. &amp; Hylander, N. 2022. </w:t>
       </w:r>
       <w:r>
         <w:rPr>
           <w:i/>
         </w:rPr>
-        <w:t xml:space="preserve">Home range size of willow tits. </w:t>
-      </w:r>
-      <w:r>
-        <w:t>Oecologica, 136, 635–642 (2003)</w:t>
+        <w:t xml:space="preserve">Interactive effects of drought and edge exposure on old-growth forest understory species. </w:t>
+      </w:r>
+      <w:r>
+        <w:t>Landscape Ecology, 37, sid 1839–1853.</w:t>
       </w:r>
     </w:p>
     <w:p>
       <w:r>
+        <w:t xml:space="preserve">Rudolphi, J., Jönsson, M. T., &amp; Gustafsson, L., 2014. </w:t>
+      </w:r>
+      <w:r>
+        <w:rPr>
+          <w:i/>
+        </w:rPr>
+        <w:t xml:space="preserve">Biological legacies buffer local species extinction after logging. </w:t>
+      </w:r>
+      <w:r>
+        <w:t>Journal of Applied Ecology. 51, 53–62.</w:t>
+      </w:r>
+    </w:p>
+    <w:p>
+      <w:r>
+        <w:t xml:space="preserve">Sebestyén, L. och Sundberg, S. 2025.  </w:t>
+      </w:r>
+      <w:r>
+        <w:rPr>
+          <w:i/>
+        </w:rPr>
+        <w:t>Påverkan på knärotslokaler från hyggen i närheten.</w:t>
+      </w:r>
+      <w:r>
+        <w:t xml:space="preserve"> DAPHNE 36:1 2025. Botaniska Sällskapet i Stockholm.</w:t>
+      </w:r>
+    </w:p>
+    <w:p>
+      <w:r>
+        <w:t xml:space="preserve">Skogsstyrelsen, 2022. </w:t>
+      </w:r>
+      <w:r>
+        <w:rPr>
+          <w:i/>
+        </w:rPr>
+        <w:t xml:space="preserve">Vägledning för hänsyn till knärot. </w:t>
+      </w:r>
+      <w:r>
+        <w:t>https://www.skogsstyrelsen.se/lag-och-tillsyn/artskydd/vagledningar-och-kunskapsstod-artskydd/vagledning-for-hansyn-till-knarot/.</w:t>
+      </w:r>
+    </w:p>
+    <w:p>
+      <w:r>
+        <w:t xml:space="preserve">SLU Artdatabanken, 2024. </w:t>
+      </w:r>
+      <w:r>
+        <w:rPr>
+          <w:i/>
+        </w:rPr>
+        <w:t xml:space="preserve">Artfaktablad. Naturvård – artfakta. </w:t>
+      </w:r>
+      <w:r>
+        <w:t>SLU Artdatabanken, Uppsala.</w:t>
+      </w:r>
+    </w:p>
+    <w:p>
+      <w:pPr>
+        <w:pStyle w:val="Heading1"/>
+      </w:pPr>
+      <w:r>
+        <w:t>Talltita – ekologi samt krav på livsmiljön</w:t>
+      </w:r>
+    </w:p>
+    <w:p>
+      <w:r>
+        <w:t>Talltita är rödlistad som NT, fridlyst och prioriterad art i Skogsvårdslagen. Den omfattas av EU:s fågeldirektiv. Arten har minskat kraftigt de senaste 30 åren och minskningstakten innevarande 10-årsperiod beräknas till 20 (10–30) % (SLU Artdatabanken, 2022).</w:t>
+      </w:r>
+    </w:p>
+    <w:p>
+      <w:r>
+        <w:t>Talltita föredrar större sammanhängande barrskogar, och finns såväl i tallskog som granskog och i lövblandad barrskog. Skogens struktur är viktig och ska helst vara flerskiktad med riklig underväxt av mindre granar, björk och andra lövträd och buskar. Tillgång på murknande högstubbar är särskilt viktig, eftersom talltitan helst själv hackar ut sitt bohål (SLU Artdatabanken, 2022).</w:t>
+      </w:r>
+    </w:p>
+    <w:p>
+      <w:r>
+        <w:t>Det finns flera studier som visar att talltita är känslig för gallring och inte överlever när dess livsmiljö kalavverkas (Eggers and Low, 2014; Griesser et al., 2007; Klein, 2020). Talltitans revir är förhållandevis stora, 10–20 hektar och arten missgynnas när skogen fragmenteras. Kalavverkning av större delar av reviret innebär att det överges (Artdatabanken, 2021).</w:t>
+      </w:r>
+    </w:p>
+    <w:p>
+      <w:r>
+        <w:t>Talltitan är synnerligen trogen sitt revir så länge paret lever och biotopen förblir intakt. Paret stannar i sitt revir året om. En förlust av ett revir har därför en stor inverkan på den lokala populationen och trakthyggesbruket anses vara orsak till den svenska populationens kraftiga minskning. Talltiteparets revirtrohet innebär att närhelst under året man observerar en adult talltita så ingår denna plats i reviret (Siffczyk et al., 2003; Ekman, 1979).</w:t>
+      </w:r>
+    </w:p>
+    <w:p>
+      <w:pPr>
+        <w:pStyle w:val="Heading2"/>
+      </w:pPr>
+      <w:r>
+        <w:t>Referenser – talltita</w:t>
+      </w:r>
+    </w:p>
+    <w:p>
+      <w:r>
+        <w:t xml:space="preserve">Eggers, S., Low, M., 2014. </w:t>
+      </w:r>
+      <w:r>
+        <w:rPr>
+          <w:i/>
+        </w:rPr>
+        <w:t xml:space="preserve">Differential demographic responses of sympatric Parids to vegetation management in boreal forest. </w:t>
+      </w:r>
+      <w:r>
+        <w:t>For. Ecol. Manage. 319, 169–175.</w:t>
+      </w:r>
+    </w:p>
+    <w:p>
+      <w:r>
+        <w:t xml:space="preserve">Ekman, J., 1979. </w:t>
+      </w:r>
+      <w:r>
+        <w:rPr>
+          <w:i/>
+        </w:rPr>
+        <w:t xml:space="preserve">Coherence, composition and territories of winter social groups of the Willow Tit Parus montanus and the Crested Tit P. cristatus. </w:t>
+      </w:r>
+      <w:r>
+        <w:t>Ornis Scandinavica, 10, pp 56–68</w:t>
+      </w:r>
+    </w:p>
+    <w:p>
+      <w:r>
+        <w:t xml:space="preserve">Griesser, M., Nystrand, M., Eggers, S., Ekman, J., 2007. </w:t>
+      </w:r>
+      <w:r>
+        <w:rPr>
+          <w:i/>
+        </w:rPr>
+        <w:t xml:space="preserve">Impact of forestry practices on fitness correlates and population productivity in an open-nesting bird species. </w:t>
+      </w:r>
+      <w:r>
+        <w:t>Conserv. Biol. 21, 767–774. https://doi.org/10.1111/j.1523- 1739.2007.00675.x</w:t>
+      </w:r>
+    </w:p>
+    <w:p>
+      <w:r>
+        <w:t xml:space="preserve">Klein, J., 2020. </w:t>
+      </w:r>
+      <w:r>
+        <w:rPr>
+          <w:i/>
+        </w:rPr>
+        <w:t xml:space="preserve">The forgotten forest – On thinning, retention, and biodiversity in the boreal forest. </w:t>
+      </w:r>
+      <w:r>
+        <w:t>Doctoral Thesis No. 2020:50</w:t>
+      </w:r>
+    </w:p>
+    <w:p>
+      <w:r>
+        <w:t xml:space="preserve">Siffczyk, C., Brotons, L., Kangas, K., Orell, M., 2003. </w:t>
+      </w:r>
+      <w:r>
+        <w:rPr>
+          <w:i/>
+        </w:rPr>
+        <w:t xml:space="preserve">Home range size of willow tits. </w:t>
+      </w:r>
+      <w:r>
+        <w:t>Oecologica, 136, 635–642 (2003)</w:t>
+      </w:r>
+    </w:p>
+    <w:p>
+      <w:r>
         <w:t xml:space="preserve">SLU Artdatabanken, 2021. </w:t>
       </w:r>
       <w:r>
@@ -949,6 +1741,207 @@
       </w:r>
       <w:r>
         <w:t>SLU Artdatabanken, Uppsala</w:t>
+      </w:r>
+    </w:p>
+    <w:p>
+      <w:pPr>
+        <w:pStyle w:val="Heading1"/>
+      </w:pPr>
+      <w:r>
+        <w:t>Tretåig hackspett – ekologi samt krav på livsmiljön</w:t>
+      </w:r>
+    </w:p>
+    <w:p>
+      <w:r>
+        <w:t xml:space="preserve">Tretåig hackspett (NT) är fridlyst enligt §4 Artskyddsförordningen och finns med som prioriterad art i Skogsstyrelsen vägledning för skogsbruket (bilaga 4 till SVL). I vägledningen står bland annat att: </w:t>
+      </w:r>
+      <w:r>
+        <w:rPr>
+          <w:i/>
+        </w:rPr>
+        <w:t xml:space="preserve">“Tretåig hackspett har stora arealkrav och höga krav på sin livsmiljö. Omdaningen av naturskogar till kulturskogar medför en förlust av viktiga miljöer, något som förstärks av ökad fragmentering till följd av avverkningar.” </w:t>
+      </w:r>
+      <w:r>
+        <w:t xml:space="preserve">Vidare att: </w:t>
+      </w:r>
+      <w:r>
+        <w:rPr>
+          <w:i/>
+        </w:rPr>
+        <w:t>“Områden med dokumenterad permanent förekomst i naturskogsmiljöer har vanligen så stora naturvärden att skogsbruk är olämpligt”</w:t>
+      </w:r>
+      <w:r>
+        <w:t xml:space="preserve"> (SLU Artdatabanken, 2024; Skogsstyrelsen, 2016)</w:t>
+      </w:r>
+      <w:r>
+        <w:rPr>
+          <w:i/>
+        </w:rPr>
+        <w:t>.</w:t>
+      </w:r>
+    </w:p>
+    <w:p>
+      <w:r>
+        <w:t>Tretåig hackspett är beroende av större sammanhängande naturskogar med kontinuerlig tillgång och nybildning av död ved och fragmentering av livsmiljöerna utgör ett stort hot mot arten (se exempelvis Stachura-Skierczynska et al., 2009; Wesolowski et al., 2005; Butler et al., 2004; Pakkala et al., 2002; Amcoff et al., 1996; Virkkala, 1991). Det finns studier som visar att naturskogens självgallringsprocess som den tretåiga hackspetten är beroende av, inte kan ersättas med efterlämnad hänsyn i skogsbruket (Imbeau &amp; Desrochers, 2002).</w:t>
+      </w:r>
+    </w:p>
+    <w:p>
+      <w:r>
+        <w:t>Permanenta revir av tretåig hackspett karaktäriseras ofta av artens typiska ringformigt ordnade hackmärken på framför allt gamla granar. För att säkerställa att inte revir av tretåig hackspett drabbas av avverkningsplanerna bör en inventering göras i området både under häckningstid och under vintern, då arten utnyttjar betydligt större områden än under sommarens häckningsrevir. Storleken på häckningsreviret varierar med skogstypen, förekomsten av död ved och graden av fragmentering, men är i allmänhet i storleksordningen 25–100 hektar (SLU Artdatabanken, 2024; Skogsstyrelsen, 2016).</w:t>
+      </w:r>
+    </w:p>
+    <w:p>
+      <w:r>
+        <w:t xml:space="preserve">Förutom fridlysning enligt §4 Artskyddsförordningen är tretåig hackspett även förtecknad i EU:s fågeldirektiv bilaga 1. Den är typisk art för </w:t>
+      </w:r>
+      <w:r>
+        <w:rPr>
+          <w:i/>
+        </w:rPr>
+        <w:t xml:space="preserve">9010 Taiga, 9740 Skogsbevuxen myr, 9030 Landhöjningsskog </w:t>
+      </w:r>
+      <w:r>
+        <w:t xml:space="preserve">och </w:t>
+      </w:r>
+      <w:r>
+        <w:rPr>
+          <w:i/>
+        </w:rPr>
+        <w:t>9040 Fjällbjörkskog</w:t>
+      </w:r>
+      <w:r>
+        <w:t xml:space="preserve"> samt ingår i Natura 2000 och är förtecknad i Bernkonventionen bilaga II (strikt skyddade djurarter) (SLU Artdatabanken, 2024; Skogsstyrelsen, 2016).</w:t>
+      </w:r>
+    </w:p>
+    <w:p>
+      <w:pPr>
+        <w:pStyle w:val="Heading2"/>
+      </w:pPr>
+      <w:r>
+        <w:t>Referenser – tretåig hackspett</w:t>
+      </w:r>
+    </w:p>
+    <w:p>
+      <w:r>
+        <w:t xml:space="preserve">Amcoff, M. &amp; Eriksson, P. 1996. </w:t>
+      </w:r>
+      <w:r>
+        <w:rPr>
+          <w:i/>
+        </w:rPr>
+        <w:t xml:space="preserve">Förekomst av tretåig hackspett Picoides tridactylus på bestånds- och landskapsnivå. </w:t>
+      </w:r>
+      <w:r>
+        <w:t>Ornis Svecica 6: 107–119.</w:t>
+      </w:r>
+    </w:p>
+    <w:p>
+      <w:r>
+        <w:t xml:space="preserve">Butler, R., Angelstam, P., Ekelund, P. &amp; Schlaeffer, R. 2004. </w:t>
+      </w:r>
+      <w:r>
+        <w:rPr>
+          <w:i/>
+        </w:rPr>
+        <w:t xml:space="preserve">Dead wood threshold values for the three-toed woodpecker presence in boreal and sub-Alpine forest. </w:t>
+      </w:r>
+      <w:r>
+        <w:t>Biological conservation 119(3): 305–318.</w:t>
+      </w:r>
+    </w:p>
+    <w:p>
+      <w:r>
+        <w:t xml:space="preserve">Imbeau, L. &amp; Desrochers, A. 2002. </w:t>
+      </w:r>
+      <w:r>
+        <w:rPr>
+          <w:i/>
+        </w:rPr>
+        <w:t xml:space="preserve">Foraging Ecology and Use of Drumming Trees by Three-Toed Woodpeckers. </w:t>
+      </w:r>
+      <w:r>
+        <w:t>The Journal of Wildlife Management. Vol. 66, No. 1 (Jan., 2002), pp. 222–231.</w:t>
+      </w:r>
+    </w:p>
+    <w:p>
+      <w:r>
+        <w:t xml:space="preserve">Pakkala, T., Hanski, I. &amp; Tomppo, E. 2002. </w:t>
+      </w:r>
+      <w:r>
+        <w:rPr>
+          <w:i/>
+        </w:rPr>
+        <w:t xml:space="preserve">Spatial ecology of the three-toed woodpecker in managed forest landscapes. </w:t>
+      </w:r>
+      <w:r>
+        <w:t>Silva Fennica 36(1): 279–288.</w:t>
+      </w:r>
+    </w:p>
+    <w:p>
+      <w:r>
+        <w:t xml:space="preserve">Skogsstyrelsen, 2016. </w:t>
+      </w:r>
+      <w:r>
+        <w:rPr>
+          <w:i/>
+        </w:rPr>
+        <w:t>Vägledning för hänsyn till fåglar – Tretåig hackspett.</w:t>
+      </w:r>
+    </w:p>
+    <w:p>
+      <w:r>
+        <w:t xml:space="preserve">SLU Artdatabanken, 2024. </w:t>
+      </w:r>
+      <w:r>
+        <w:rPr>
+          <w:i/>
+        </w:rPr>
+        <w:t xml:space="preserve">Artfaktablad. Naturvård – artfakta. </w:t>
+      </w:r>
+      <w:r>
+        <w:t>SLU Artdatabanken, Uppsala.</w:t>
+      </w:r>
+    </w:p>
+    <w:p>
+      <w:r>
+        <w:t xml:space="preserve">Stachura-Skierczynska, K., Tumiel, T. &amp; Skierczynski, M. 2009. </w:t>
+      </w:r>
+      <w:r>
+        <w:rPr>
+          <w:i/>
+        </w:rPr>
+        <w:t xml:space="preserve">Habitat prediction model for three-toed woodpecker and its implications for the conservation of biologically valuable forests. </w:t>
+      </w:r>
+      <w:r>
+        <w:t>Forest Ecology and Management 258(5): 697–703.</w:t>
+      </w:r>
+    </w:p>
+    <w:p>
+      <w:r>
+        <w:t xml:space="preserve">Virkkala, R. 1991. </w:t>
+      </w:r>
+      <w:r>
+        <w:rPr>
+          <w:i/>
+        </w:rPr>
+        <w:t xml:space="preserve">Population trends of forest birds in a Finnish Lapland landscape of large habitat blocks – Consequences of stochastic environmental variation or regional habitat alteration. </w:t>
+      </w:r>
+      <w:r>
+        <w:t>Biological conservation 56(2): 223–240.</w:t>
+      </w:r>
+    </w:p>
+    <w:p>
+      <w:r>
+        <w:t xml:space="preserve">Wesolowski, T., Czeszczewik, D. &amp; Rowinski, P. 2005. </w:t>
+      </w:r>
+      <w:r>
+        <w:rPr>
+          <w:i/>
+        </w:rPr>
+        <w:t xml:space="preserve">Effects of forest management on Three-toed Woodpecker Picoides tridactylus distribution in the Bialowieza Forest (NE Poland): conservation implications. </w:t>
+      </w:r>
+      <w:r>
+        <w:t>Acta Ornithologica 40(1): 53–60.</w:t>
       </w:r>
     </w:p>
     <w:sectPr>

--- a/klagomål/Iksjak-Råssnesudden FSC-klagomål.docx
+++ b/klagomål/Iksjak-Råssnesudden FSC-klagomål.docx
@@ -178,7 +178,7 @@
       <w:r>
         <w:drawing>
           <wp:inline xmlns:a="http://schemas.openxmlformats.org/drawingml/2006/main" xmlns:pic="http://schemas.openxmlformats.org/drawingml/2006/picture">
-            <wp:extent cx="5486400" cy="4521095"/>
+            <wp:extent cx="5486400" cy="5484515"/>
             <wp:docPr id="1" name="Picture 1"/>
             <wp:cNvGraphicFramePr>
               <a:graphicFrameLocks noChangeAspect="1"/>
@@ -199,7 +199,7 @@
                   <pic:spPr>
                     <a:xfrm>
                       <a:off x="0" y="0"/>
-                      <a:ext cx="5486400" cy="4521095"/>
+                      <a:ext cx="5486400" cy="5484515"/>
                     </a:xfrm>
                     <a:prstGeom prst="rect"/>
                   </pic:spPr>
@@ -216,12 +216,12 @@
         <w:spacing w:after="240"/>
       </w:pPr>
       <w:r>
-        <w:t>Figur 1. Fyndplatser för naturvårdsarter i området. Markörer utan svart kant är placerade på fyndplatsen. Markörer med svart kant är placerade vid sidan av fyndplatsen har ett svart streck som visar fyndplatsens exakta position. Kartans mittpunktskoordinat är N 7347047, E 619695 i SWEREF 99 TM.</w:t>
-      </w:r>
-    </w:p>
-    <w:p>
-      <w:r>
-        <w:t>I området finns fynd av 31 naturvårdsarter, varav 19 är rödlistade, 7 är fridlysta, 22 är typiska (T) och 7 är signalarter (S): fläckporing (VU, T), garnlav (VU, T), gräddporing (VU, T), knärot (VU, T, §8), blanksvart spiklav (NT), dropptaggsvamp (NT, T), dvärgbägarlav (NT, T), gullmurkling (NT), knottrig blåslav (NT, T), liten svartspik (NT), rutspindling (NT), skrovellav (NT, T), talltagel (NT, T), talltaggsvamp (NT), talltita (NT, §4), tretåig hackspett (NT, T, §4), vedflamlav (NT), vedskivlav (NT, T), vitplätt (NT), korallrot (S, T, §8), norrlandslav (S, T), plattlummer (S, T, §9), skinnlav (S, T), spindelblomster (S, T, §8), stuplav (S, T), ögonpyrola (S, T), brudborste (T), grå renlav (T), nordisk stormhatt (T), torta (T) och revlummer (§9). Se Figur 1.</w:t>
+        <w:t>Figur 1. Fyndplatser för naturvårdsarter i och inom 23 meter från området. Markörer utan svart kant är placerade på fyndplatsen. Markörer med svart kant är placerade vid sidan av fyndplatsen har ett svart streck som visar fyndplatsens exakta position. Kartans mittpunktskoordinat är N 7347047, E 619695 i SWEREF 99 TM.</w:t>
+      </w:r>
+    </w:p>
+    <w:p>
+      <w:r>
+        <w:t>I och inom 23 meter från området finns fynd av 47 naturvårdsarter, varav 30 är rödlistade, 9 är fridlysta, 33 är typiska (T) och 11 är signalarter (S): doftticka (VU, T, §8), fläckporing (VU, T), garnlav (VU, T), gräddporing (VU, T), knärot (VU, T, §8), Lecidea subhumida (VU), blanksvart spiklav (NT), dropptaggsvamp (NT, T), dvärgbägarlav (NT, T), gullmurkling (NT), harticka (NT, T), knottrig blåslav (NT, T), kolflarnlav (NT, T), liten svartspik (NT), mörk kolflarnlav (NT), nordtagging (NT), rosenticka (NT, T), rutspindling (NT), skrovellav (NT, T), talltagel (NT, T), talltaggsvamp (NT), talltita (NT, §4), tretåig hackspett (NT, T, §4), ullticka (NT, T), vedflamlav (NT), vedskivlav (NT, T), vedtrappmossa (NT, T), violettgrå tagellav (NT, T), vitgrynig nållav (NT), vitplätt (NT), bårdlav (S, T), dvärgtufs (S), korallrot (S, T, §8), källpraktmossa (S, T), luddlav (S, T), norrlandslav (S, T), plattlummer (S, T, §9), skinnlav (S, T), spindelblomster (S, T, §8), stuplav (S, T), ögonpyrola (S, T), brudborste (T), grå renlav (T), nordisk stormhatt (T), tjäder (T, §4), torta (T) och revlummer (§9). Se Figur 1.</w:t>
       </w:r>
     </w:p>
     <w:p>
@@ -252,6 +252,35 @@
         <w:rPr>
           <w:b/>
         </w:rPr>
+        <w:t>Doftticka (VU, §8)</w:t>
+      </w:r>
+      <w:r>
+        <w:t xml:space="preserve"> är rödlistad som sårbar (VU) och fridlyst enligt 8§ artskyddsförordningen. Den är även globalt rödlistad som Nära hotad (NT) vilket innebär att Sverige har ett internationellt ansvar för arten. Doftticka är beroende av hög och jämn luftfuktighet i gamla, ostörda skogsmiljöer och är känslig för snabba förändringar av ljus-/vindförhållanden eller uttorkning. Dofttickan är placerad i toppen av Skogsstyrelsens värdepyramid för bedömning av skog med höga naturvärden och signalerar alltid gamla sälgar och skogsområden med höga naturvärden. Avverkning av värdträd (främst sälg) utgör det största hotet och när gamla och olikåldriga skogar med sälg avverkas försvinner oftast sälgen. Dofttickan har minskat med ca 30 % under de senaste 30 åren och är typisk art för </w:t>
+      </w:r>
+      <w:r>
+        <w:rPr>
+          <w:i/>
+        </w:rPr>
+        <w:t>9010 Taiga</w:t>
+      </w:r>
+      <w:r>
+        <w:t xml:space="preserve"> och</w:t>
+      </w:r>
+      <w:r>
+        <w:rPr>
+          <w:i/>
+        </w:rPr>
+        <w:t xml:space="preserve"> 9050 Näringsrik granskog </w:t>
+      </w:r>
+      <w:r>
+        <w:t>(IUCN Redlist, 2024; Nitare &amp; Skogsstyrelsen, 2019; SLU Artdatabanken, 2024).</w:t>
+      </w:r>
+    </w:p>
+    <w:p>
+      <w:r>
+        <w:rPr>
+          <w:b/>
+        </w:rPr>
         <w:t>Fläckporing (VU)</w:t>
       </w:r>
       <w:r>
@@ -365,7 +394,7 @@
     </w:p>
     <w:p>
       <w:r>
-        <w:t>I det aktuella området finns 8 fyndplatser för knärot registrerade på Artportalen. Figur 2 visar gränserna för buffertzoner på 50 m, som behöver lämnas kring fyndplatserna för att knärotslokalerna inte ska försvinna vid en avverkning. Av det aktuella området överlappar 2.72 ha med buffertzonerna och får av detta skäl inte avverkas.</w:t>
+        <w:t>I det aktuella området finns 11 fyndplatser för knärot registrerade på Artportalen. Figur 2 visar gränserna för buffertzoner på 50 m, som behöver lämnas kring fyndplatserna för att knärotslokalerna inte ska försvinna vid en avverkning. Av det aktuella området överlappar 3.47 ha med buffertzonerna och får av detta skäl inte avverkas.</w:t>
       </w:r>
     </w:p>
     <w:p>
@@ -420,6 +449,24 @@
       <w:r>
         <w:rPr>
           <w:b/>
+          <w:i/>
+        </w:rPr>
+        <w:t xml:space="preserve">Lecidea subhumida </w:t>
+      </w:r>
+      <w:r>
+        <w:rPr>
+          <w:b/>
+        </w:rPr>
+        <w:t>(VU)</w:t>
+      </w:r>
+      <w:r>
+        <w:t xml:space="preserve"> är en skivlav som växer på ved (grenar, stam) av gamla tallar i subalpin skog. Arten påverkas negativt av brist på kontinuitetsskog och en minskning av populationen pågår eller förväntas ske. Antalet individer bedöms vara lägre än gränsvärdet för sårbar (VU) (SLU Artdatabanken, 2026).</w:t>
+      </w:r>
+    </w:p>
+    <w:p>
+      <w:r>
+        <w:rPr>
+          <w:b/>
         </w:rPr>
         <w:t>Blanksvart spiklav (NT)</w:t>
       </w:r>
@@ -483,6 +530,35 @@
         <w:rPr>
           <w:b/>
         </w:rPr>
+        <w:t>Harticka (NT)</w:t>
+      </w:r>
+      <w:r>
+        <w:t xml:space="preserve"> är normalt en mycket bra signalart för granskogar med höga naturvärden. Även när svampen påträffas i mer påverkade skogar är det nästan alltid fråga om skogsmiljöer i sena successionsstadier med höga naturvärden. Skogsskötselåtgärder på eller i omedelbar närhet av växtplatserna kan innebära ett hot mot arten. Harticka är typisk art för </w:t>
+      </w:r>
+      <w:r>
+        <w:rPr>
+          <w:i/>
+        </w:rPr>
+        <w:t xml:space="preserve">9010 Taiga, 9050 Näringsrik granskog </w:t>
+      </w:r>
+      <w:r>
+        <w:t xml:space="preserve">och </w:t>
+      </w:r>
+      <w:r>
+        <w:rPr>
+          <w:i/>
+        </w:rPr>
+        <w:t>9030 Landhöjningsskog</w:t>
+      </w:r>
+      <w:r>
+        <w:t xml:space="preserve"> (SLU Artdatabanken, 2024; Nitare &amp; Skogsstyrelsen, 2019).</w:t>
+      </w:r>
+    </w:p>
+    <w:p>
+      <w:r>
+        <w:rPr>
+          <w:b/>
+        </w:rPr>
         <w:t>Knottrig blåslav (NT)</w:t>
       </w:r>
       <w:r>
@@ -514,6 +590,26 @@
         <w:rPr>
           <w:b/>
         </w:rPr>
+        <w:t>Kolflarnlav (NT)</w:t>
+      </w:r>
+      <w:r>
+        <w:t xml:space="preserve"> är brandberoende och växer nästan uteslutande på kolad hård kärnved av tall. Etableringen verkar ske först 100–300 år efter brand och nytt substrat nybildas i mycket begränsad omfattning. Avverkning av tallskog av naturskogskaraktär med spår av återkommande bränder är ett hot och mängden lämplig ved att växa på för arten minskar dels på grund av naturlig nedbrytning men framförallt på grund av att det förstörs i samband med slutavverkningar, gallringar och markberedning. Såväl kolflarnlav som mörk kolflarnlav har glänsande bålfjäll och förekommer främst i tall- och blandbarrskogar av naturskogskaraktär med spår av återkommande bränder. Skogar som dessa hyser höga biologiska värden och bör skyddas. Kolflarnlav är typisk art för </w:t>
+      </w:r>
+      <w:r>
+        <w:rPr>
+          <w:i/>
+        </w:rPr>
+        <w:t>9010 Taiga</w:t>
+      </w:r>
+      <w:r>
+        <w:t xml:space="preserve"> (SLU Artdatabanken, 2024).</w:t>
+      </w:r>
+    </w:p>
+    <w:p>
+      <w:r>
+        <w:rPr>
+          <w:b/>
+        </w:rPr>
         <w:t>Liten svartspik (NT)</w:t>
       </w:r>
       <w:r>
@@ -525,6 +621,57 @@
         <w:rPr>
           <w:b/>
         </w:rPr>
+        <w:t>Mörk kolflarnlav (NT)</w:t>
+      </w:r>
+      <w:r>
+        <w:t xml:space="preserve"> är brandberoende och växer nästan uteslutande på kolad hård kärnved av tall. Arten förekommer främst i glesa, öppna tall- och blandbarrskogar av naturskogskaraktär och etableringen verkar ske sent efter brand, kanske först efter 100–300 år. Mörk kolflarnlav indikerar skog med höga naturvärden och vanligast är att den påträffas på rester av nedbrunna torrakor och högstubbar och lågstubbar som är så grova att hela innandömet är urbränt. Tall- och blandbarrskogar av naturskogskaraktär med spår av återkommande bränder hyser höga biologiska värden och bör skyddas (SLU Artdatabanken, 2024).</w:t>
+      </w:r>
+    </w:p>
+    <w:p>
+      <w:r>
+        <w:rPr>
+          <w:b/>
+        </w:rPr>
+        <w:t>Nordtagging (NT)</w:t>
+      </w:r>
+      <w:r>
+        <w:t xml:space="preserve"> växer främst på tallågor av grövre dimensioner och påträffas huvudsakligen i äldre skog som inte kalavverkats. Nordtaggingen missgynnas av att områden med äldre tallskog har minskat starkt. Bekämpning av skogsbränder, samtidigt som skogsbruket omvandlar naturligt glesa tallbestånd till likartade och betydligt tätare bestånd, har missgynnat arten. Bristen på gamla tallågor utgör på sikt ett allvarligt hot och återskapandet av lämpliga biotoper tar mycket lång tid. Områden med olikåldriga bestånd av tall och med stort inslag av äldre träd bör undantas från skoglig produktion (SLU Artdatabanken, 2024).</w:t>
+      </w:r>
+    </w:p>
+    <w:p>
+      <w:r>
+        <w:rPr>
+          <w:b/>
+        </w:rPr>
+        <w:t>Rosenticka (NT)</w:t>
+      </w:r>
+      <w:r>
+        <w:t xml:space="preserve">, rödlistad som nära hotad, ingår i en karaktäristisk association av vedsvampar som växer på gamla, grova granlågor i urskogsartade barrskogar. Den är placerad i toppen av Skogsstyrelsens värdepyramid för bedömning av skog med höga naturvärden och indikerar ett granskogsekosystem med långvarig kontinuitet av grova lågor. Artens beroende av grova granlågor innebär att alla skogsskötselåtgärder på eller i omedelbar närhet av lokalerna utgör ett hot på lång sikt. Det är angeläget att populationerna inte ytterligare glesas ut och ett tillräckligt antal områden där arten nu finns måste sparas för framtiden. Rosenticka är typisk art för </w:t>
+      </w:r>
+      <w:r>
+        <w:rPr>
+          <w:i/>
+        </w:rPr>
+        <w:t xml:space="preserve">9010 Taiga </w:t>
+      </w:r>
+      <w:r>
+        <w:t xml:space="preserve">och </w:t>
+      </w:r>
+      <w:r>
+        <w:rPr>
+          <w:i/>
+        </w:rPr>
+        <w:t>9050 Näringsrik granskog</w:t>
+      </w:r>
+      <w:r>
+        <w:t xml:space="preserve"> (Nitare &amp; Skogsstyrelsen, 2019; SLU Artdatabanken, 2024).</w:t>
+      </w:r>
+    </w:p>
+    <w:p>
+      <w:r>
+        <w:rPr>
+          <w:b/>
+        </w:rPr>
         <w:t>Rutspindling (NT)</w:t>
       </w:r>
       <w:r>
@@ -654,6 +801,62 @@
         <w:rPr>
           <w:b/>
         </w:rPr>
+        <w:t>Ullticka (NT)</w:t>
+      </w:r>
+      <w:r>
+        <w:t xml:space="preserve"> är knuten till restbestånd av barrnaturskog och förekommer med ett tydligt optimum i orörda eller måttligt påverkade gamla granskogar där det föreligger viss kontinuitet av grov död ved. Ullticka är en bra signalart inom hela sitt utbredningsområde och i södra Sverige är den sällsynt och en god signalart för skyddsvärda granskogsmiljöer. Den hotas av avverkning och fragmentering av naturskog och äldre granskog med lång trädkontinuitet. På ullticka kan ibland ulltickeporing (VU) påträffas - det är en sällsynt ticka som nyligen delats upp i de tre olika arterna ulltickeporing </w:t>
+      </w:r>
+      <w:r>
+        <w:rPr>
+          <w:i/>
+        </w:rPr>
+        <w:t xml:space="preserve">Skeletocutis brevispora </w:t>
+      </w:r>
+      <w:r>
+        <w:t>(VU)</w:t>
+      </w:r>
+      <w:r>
+        <w:rPr>
+          <w:i/>
+        </w:rPr>
+        <w:t>, Skeletocutis delicata</w:t>
+      </w:r>
+      <w:r>
+        <w:t xml:space="preserve"> (VU)</w:t>
+      </w:r>
+      <w:r>
+        <w:rPr>
+          <w:i/>
+        </w:rPr>
+        <w:t xml:space="preserve"> och Skeletocutis exilis</w:t>
+      </w:r>
+      <w:r>
+        <w:t xml:space="preserve"> (NT). Ullticka är typisk art för </w:t>
+      </w:r>
+      <w:r>
+        <w:rPr>
+          <w:i/>
+        </w:rPr>
+        <w:t xml:space="preserve">9010 Taiga, 9050 Näringsrik granskog </w:t>
+      </w:r>
+      <w:r>
+        <w:t xml:space="preserve">och </w:t>
+      </w:r>
+      <w:r>
+        <w:rPr>
+          <w:i/>
+        </w:rPr>
+        <w:t>9030 Landhöjningsskog</w:t>
+      </w:r>
+      <w:r>
+        <w:t xml:space="preserve"> (SLU Artdatabanken, 2026; Nitare &amp; Skogsstyrelsen, 2019; Miettinen &amp; Niemelä, 2018).</w:t>
+      </w:r>
+    </w:p>
+    <w:p>
+      <w:r>
+        <w:rPr>
+          <w:b/>
+        </w:rPr>
         <w:t>Vedflamlav (NT)</w:t>
       </w:r>
       <w:r>
@@ -694,6 +897,57 @@
         <w:rPr>
           <w:b/>
         </w:rPr>
+        <w:t xml:space="preserve">Vedtrappmossa (NT) </w:t>
+      </w:r>
+      <w:r>
+        <w:t xml:space="preserve">växer på död ved, främst i gammal granskog. Den förekommer knappast alls i fjällnära barrskogar utan finns i skogslandskapet nedom fjällen och framför allt i landets södra delar är den en mycket bra signalart för barrnaturskog med höga naturvärden. Skogsavverkning och brist på grov död ved i skogen är de allvarligaste hoten och den överlever inte kalhyggesbruk. Lokaler med sluten granskog, tillräckligt stora för att säkerställa ett kontinuerligt tillskott på grova lågor, bör undantas från storskaligt skogsbruk. Vedtrappmossa är typisk art för </w:t>
+      </w:r>
+      <w:r>
+        <w:rPr>
+          <w:i/>
+        </w:rPr>
+        <w:t>9010 Taiga</w:t>
+      </w:r>
+      <w:r>
+        <w:t xml:space="preserve"> (SLU Artdatabanken, 2024).</w:t>
+      </w:r>
+    </w:p>
+    <w:p>
+      <w:r>
+        <w:rPr>
+          <w:b/>
+        </w:rPr>
+        <w:t>Violettgrå tagellav (NT)</w:t>
+      </w:r>
+      <w:r>
+        <w:t xml:space="preserve"> växer nästan uteslutande i gamla olikåldriga barrnaturskogar med lång skoglig kontinuitet och är en utmärkt signal på skog med höga naturvärden. Slutavverkning av tidigare aldrig slutavverkad skog (kontinuitetsskog) är det största hotet. Biotopen nyskapas i begränsad omfattning och barrskog äldre än 160 år, där den violettgrå tagellaven huvudsakligen påträffas har minskat med 50% de senaste 50 åren. Lågproduktiv skogsmark där laven förekommer bör undantas från skogsbruk och rika förekomster i äldre granskog bör skyddas. Arten är känslig för uttorkning och det är väsentligt att tillräckligt stora bestånd avsätts. Violettgrå tagellav är typisk art för </w:t>
+      </w:r>
+      <w:r>
+        <w:rPr>
+          <w:i/>
+        </w:rPr>
+        <w:t>9010 Taiga</w:t>
+      </w:r>
+      <w:r>
+        <w:t xml:space="preserve"> (SLU Artdatabanken, 2024; Nitare &amp; Skogsstyrelsen, 2019).</w:t>
+      </w:r>
+    </w:p>
+    <w:p>
+      <w:r>
+        <w:rPr>
+          <w:b/>
+        </w:rPr>
+        <w:t>Vitgrynig nållav (NT)</w:t>
+      </w:r>
+      <w:r>
+        <w:t xml:space="preserve"> växer nästan uteslutande på bark av gamla, senvuxna granar i skuggiga lägen med hög och jämn luftfuktighet. Den vanligaste naturtypen för arten är kontinuitetsskogar på frisk mark men den finns också i sumpgranskogar. På lång sikt utgör avverkningar av olikåldriga granskogar av naturskogskaraktär ett allvarligt hot mot arten och skogsbruksåtgärder på eller i närheten av växtplatserna bör undvikas. Naturskogsartade, fuktiga granskogar med förekomster av arten signalerar höga biologiska värden och bör bevaras (SLU Artdatabanken, 2024; Nitare &amp; Skogsstyrelsen, 2019).</w:t>
+      </w:r>
+    </w:p>
+    <w:p>
+      <w:r>
+        <w:rPr>
+          <w:b/>
+        </w:rPr>
         <w:t>Vitplätt (NT)</w:t>
       </w:r>
       <w:r>
@@ -705,6 +959,53 @@
         <w:rPr>
           <w:b/>
         </w:rPr>
+        <w:t>Bårdlav</w:t>
+      </w:r>
+      <w:r>
+        <w:t xml:space="preserve"> signalerar miljöer med höga naturvärden och på lokalerna finns vanligtvis många andra ovanliga och rödlistade arter. Den visar även på platser med hög och jämn luftfuktighet. På bårdlav och andra njurlavar (Nephroma) kan de sällsynta parasiterna </w:t>
+      </w:r>
+      <w:r>
+        <w:rPr>
+          <w:i/>
+        </w:rPr>
+        <w:t xml:space="preserve">Protounguicularia nephromatis </w:t>
+      </w:r>
+      <w:r>
+        <w:t xml:space="preserve">(VU) och </w:t>
+      </w:r>
+      <w:r>
+        <w:rPr>
+          <w:i/>
+        </w:rPr>
+        <w:t xml:space="preserve">Tremella nephromatis </w:t>
+      </w:r>
+      <w:r>
+        <w:t xml:space="preserve">(DD) påträffas. Bårdlav är typisk art för </w:t>
+      </w:r>
+      <w:r>
+        <w:rPr>
+          <w:i/>
+        </w:rPr>
+        <w:t xml:space="preserve">9010 Taiga, 9020 Nordlig ädellövskog, 9070 Trädklädd betesmark, 9110 Näringsfattig bokskog, 9160 Näringsrik ekskog, 9180 Ädellövskog i branter </w:t>
+      </w:r>
+      <w:r>
+        <w:t>och</w:t>
+      </w:r>
+      <w:r>
+        <w:rPr>
+          <w:i/>
+        </w:rPr>
+        <w:t xml:space="preserve"> 9190 Näringsfattig ekskog</w:t>
+      </w:r>
+      <w:r>
+        <w:t xml:space="preserve"> (SLU Artdatabanken, 2026; Nitare &amp; Skogsstyrelsen, 2019).</w:t>
+      </w:r>
+    </w:p>
+    <w:p>
+      <w:r>
+        <w:rPr>
+          <w:b/>
+        </w:rPr>
         <w:t>Korallrot (§8)</w:t>
       </w:r>
       <w:r>
@@ -725,6 +1026,73 @@
         <w:rPr>
           <w:b/>
         </w:rPr>
+        <w:t xml:space="preserve">Källpraktmossa </w:t>
+      </w:r>
+      <w:r>
+        <w:t xml:space="preserve">växer på fuktig eller blöt, näringsrik och ofta mineralrik mark, t.ex. i sumpskogar. Den är en god signalart i södra och mellersta Sverige och förekommer ofta i artrika miljöer med t.ex. kärrkammossa, bågpraktmossa, filtrundmossa och skogshakmossa. Eftersom mängden våtmarker har reducerats kraftigt i södra Sverige under det senaste seklet har förekomsten av källpraktmossa troligen minskat i söder. Källpraktmossa är typisk art för </w:t>
+      </w:r>
+      <w:r>
+        <w:rPr>
+          <w:i/>
+        </w:rPr>
+        <w:t xml:space="preserve">7160 Källor och källkärr, 9750 Svämlövskog </w:t>
+      </w:r>
+      <w:r>
+        <w:t>och</w:t>
+      </w:r>
+      <w:r>
+        <w:rPr>
+          <w:i/>
+        </w:rPr>
+        <w:t xml:space="preserve"> 9080 Lövsumpskog </w:t>
+      </w:r>
+      <w:r>
+        <w:t>(Nitare &amp; Skogsstyrelsen, 2019; SLU Artdatabanken, 2025).</w:t>
+      </w:r>
+    </w:p>
+    <w:p>
+      <w:r>
+        <w:rPr>
+          <w:b/>
+        </w:rPr>
+        <w:t>Luddlav</w:t>
+      </w:r>
+      <w:r>
+        <w:t xml:space="preserve"> signalerar lång skoglig kontinuitet med ett stabilt lokal- och mikroklimat med hög och jämn fuktighet. Luddlav är typisk art för </w:t>
+      </w:r>
+      <w:r>
+        <w:rPr>
+          <w:i/>
+        </w:rPr>
+        <w:t>9010 Taiga,</w:t>
+      </w:r>
+      <w:r>
+        <w:t xml:space="preserve"> </w:t>
+      </w:r>
+      <w:r>
+        <w:rPr>
+          <w:i/>
+        </w:rPr>
+        <w:t xml:space="preserve">9020 Nordlig ädellövskog, 9070 Trädklädd betesmark, 9110 Näringsfattig bokskog, 9180 Ädellövskog i branter </w:t>
+      </w:r>
+      <w:r>
+        <w:t>och</w:t>
+      </w:r>
+      <w:r>
+        <w:rPr>
+          <w:i/>
+        </w:rPr>
+        <w:t xml:space="preserve"> 9190 Näringsfattig ekskog </w:t>
+      </w:r>
+      <w:r>
+        <w:t>(Nitare &amp; Skogsstyrelsen, 2019; SLU Artdatabanken, 2025).</w:t>
+      </w:r>
+    </w:p>
+    <w:p>
+      <w:r>
+        <w:rPr>
+          <w:b/>
+        </w:rPr>
         <w:t xml:space="preserve">Norrlandslav </w:t>
       </w:r>
       <w:r>
@@ -1015,6 +1383,35 @@
       </w:r>
       <w:r>
         <w:t>(SLU Artdatabanken, 2026; IUCN, 2025).</w:t>
+      </w:r>
+    </w:p>
+    <w:p>
+      <w:r>
+        <w:rPr>
+          <w:b/>
+        </w:rPr>
+        <w:t>Tjäder (§4)</w:t>
+      </w:r>
+      <w:r>
+        <w:t xml:space="preserve"> omfattas av bilaga 1 och 2 EU:s fågeldirektiv och är typisk art för </w:t>
+      </w:r>
+      <w:r>
+        <w:rPr>
+          <w:i/>
+        </w:rPr>
+        <w:t xml:space="preserve">9010 Taiga </w:t>
+      </w:r>
+      <w:r>
+        <w:t xml:space="preserve">och </w:t>
+      </w:r>
+      <w:r>
+        <w:rPr>
+          <w:i/>
+        </w:rPr>
+        <w:t>9740 Skogsbevuxen myr</w:t>
+      </w:r>
+      <w:r>
+        <w:t>. Tjädern är en utpräglad skogsfågel knuten till större sammanhängande barrskogsområden. Tupparna och hönorna utnyttjar till viss del olika miljöer, och habitatvalet varierar dessutom mellan olika delar av året. För att det ska finnas livskraftiga tjäderbestånd krävs funktionella skogslandskap med en blandning av uppvuxen, gles och luckig skog, täta sumpskogar, myrar och andra små våtmarker. Arten försvinner när skogen fragmenteras och den sammanlagda arealen hyggen och andra öppna områden blir för stor. Ett småskaligt och försiktigt virkesuttag genom hyggesfria metoder kan i vissa fall vara möjligt i området inom 200 m från lekcentrum. Längre ut från lekcentrum, inom 200–500 m bör den avverkade ytan inte överskrida 1 hektar för att undvika alltför stora och snabba förändringar (Skogsstyrelsen, 2019; SLU Artdatabanken, 2024).</w:t>
       </w:r>
     </w:p>
     <w:p>
@@ -1160,7 +1557,7 @@
         <w:rPr>
           <w:i/>
         </w:rPr>
-        <w:t>I det aktuella skogsområdet har 26 rödlistade arter och signalarter påträffats. Detta ska jämföras med Skogsstyrelsens uppföljning 2017 av nyckelbiotoper som visade att man i genomsnitt hittar 20,6 olika rödlistade arter och signalarter i en nyckelbiotop (Wijk, S. 2017. Biologisk mångfald i nyckelbiotoper – Resultat från inventeringen “Uppföljning biologisk mångfald” 2009–2015. Rapport 4/2017 Skogsstyrelsen, Jönköping).</w:t>
+        <w:t>I det aktuella skogsområdet har 41 rödlistade arter och signalarter påträffats. Detta ska jämföras med Skogsstyrelsens uppföljning 2017 av nyckelbiotoper som visade att man i genomsnitt hittar 20,6 olika rödlistade arter och signalarter i en nyckelbiotop (Wijk, S. 2017. Biologisk mångfald i nyckelbiotoper – Resultat från inventeringen “Uppföljning biologisk mångfald” 2009–2015. Rapport 4/2017 Skogsstyrelsen, Jönköping).</w:t>
       </w:r>
     </w:p>
     <w:p>
@@ -1189,7 +1586,7 @@
         <w:rPr>
           <w:i/>
         </w:rPr>
-        <w:t>I det aktuella skogsområdet har 31 naturvårdsarter varav 19 rödlistade arter sina livsmiljöer och växtplatser.</w:t>
+        <w:t>I det aktuella skogsområdet har 47 naturvårdsarter varav 30 rödlistade arter sina livsmiljöer och växtplatser.</w:t>
       </w:r>
     </w:p>
     <w:p>
@@ -1942,6 +2339,75 @@
       </w:r>
       <w:r>
         <w:t>Acta Ornithologica 40(1): 53–60.</w:t>
+      </w:r>
+    </w:p>
+    <w:p>
+      <w:pPr>
+        <w:pStyle w:val="Heading1"/>
+      </w:pPr>
+      <w:r>
+        <w:t>Tjäder – ekologi samt krav på livsmiljön</w:t>
+      </w:r>
+    </w:p>
+    <w:p>
+      <w:r>
+        <w:t xml:space="preserve">Tjäder (§4) omfattas av bilaga 1 och 2 EU:s fågeldirektiv och är typisk art för </w:t>
+      </w:r>
+      <w:r>
+        <w:rPr>
+          <w:i/>
+        </w:rPr>
+        <w:t xml:space="preserve">9010 Taiga </w:t>
+      </w:r>
+      <w:r>
+        <w:t xml:space="preserve">och </w:t>
+      </w:r>
+      <w:r>
+        <w:rPr>
+          <w:i/>
+        </w:rPr>
+        <w:t>9740 Skogsbevuxen myr</w:t>
+      </w:r>
+      <w:r>
+        <w:t>. Tjädern är en utpräglad skogsfågel knuten till större sammanhängande barrskogsområden. Tupparna och hönorna utnyttjar till viss del olika miljöer, och habitatvalet varierar dessutom mellan olika delar av året. För att det ska finnas livskraftiga tjäderbestånd krävs funktionella skogslandskap med en blandning av uppvuxen, gles och luckig skog, täta sumpskogar, myrar och andra små våtmarker (Skogsstyrelsen, 2019; SLU Artdatabanken 2024).</w:t>
+      </w:r>
+    </w:p>
+    <w:p>
+      <w:r>
+        <w:t>Arten försvinner när skogen fragmenteras och den sammanlagda arealen hyggen och andra öppna områden blir för stor. Ett småskaligt och försiktigt virkesuttag genom hyggesfria metoder kan i vissa fall vara möjligt i området inom 200 m från lekcentrum. Längre ut från lekcentrum, inom 200–500 m bör den avverkade ytan inte överskrida 1 hektar för att undvika alltför stora och snabba förändringar (Skogsstyrelsen, 2019).</w:t>
+      </w:r>
+    </w:p>
+    <w:p>
+      <w:pPr>
+        <w:pStyle w:val="Heading2"/>
+      </w:pPr>
+      <w:r>
+        <w:t>Referenser – tjäder</w:t>
+      </w:r>
+    </w:p>
+    <w:p>
+      <w:r>
+        <w:t xml:space="preserve">Skogsstyrelsen, 2019. </w:t>
+      </w:r>
+      <w:r>
+        <w:rPr>
+          <w:i/>
+        </w:rPr>
+        <w:t>Vägledning för hänsyn till fåglar – tjäder.</w:t>
+      </w:r>
+    </w:p>
+    <w:p>
+      <w:r>
+        <w:t xml:space="preserve">SLU Artdatabanken, 2024. </w:t>
+      </w:r>
+      <w:r>
+        <w:rPr>
+          <w:i/>
+        </w:rPr>
+        <w:t xml:space="preserve">Artfaktablad. Naturvård – artfakta. </w:t>
+      </w:r>
+      <w:r>
+        <w:t>SLU Artdatabanken, Uppsala</w:t>
       </w:r>
     </w:p>
     <w:sectPr>

--- a/klagomål/Iksjak-Råssnesudden FSC-klagomål.docx
+++ b/klagomål/Iksjak-Råssnesudden FSC-klagomål.docx
@@ -178,7 +178,7 @@
       <w:r>
         <w:drawing>
           <wp:inline xmlns:a="http://schemas.openxmlformats.org/drawingml/2006/main" xmlns:pic="http://schemas.openxmlformats.org/drawingml/2006/picture">
-            <wp:extent cx="5486400" cy="5484515"/>
+            <wp:extent cx="5486400" cy="5691904"/>
             <wp:docPr id="1" name="Picture 1"/>
             <wp:cNvGraphicFramePr>
               <a:graphicFrameLocks noChangeAspect="1"/>
@@ -199,7 +199,7 @@
                   <pic:spPr>
                     <a:xfrm>
                       <a:off x="0" y="0"/>
-                      <a:ext cx="5486400" cy="5484515"/>
+                      <a:ext cx="5486400" cy="5691904"/>
                     </a:xfrm>
                     <a:prstGeom prst="rect"/>
                   </pic:spPr>
@@ -221,7 +221,7 @@
     </w:p>
     <w:p>
       <w:r>
-        <w:t>I och inom 23 meter från området finns fynd av 47 naturvårdsarter, varav 30 är rödlistade, 9 är fridlysta, 33 är typiska (T) och 11 är signalarter (S): doftticka (VU, T, §8), fläckporing (VU, T), garnlav (VU, T), gräddporing (VU, T), knärot (VU, T, §8), Lecidea subhumida (VU), blanksvart spiklav (NT), dropptaggsvamp (NT, T), dvärgbägarlav (NT, T), gullmurkling (NT), harticka (NT, T), knottrig blåslav (NT, T), kolflarnlav (NT, T), liten svartspik (NT), mörk kolflarnlav (NT), nordtagging (NT), rosenticka (NT, T), rutspindling (NT), skrovellav (NT, T), talltagel (NT, T), talltaggsvamp (NT), talltita (NT, §4), tretåig hackspett (NT, T, §4), ullticka (NT, T), vedflamlav (NT), vedskivlav (NT, T), vedtrappmossa (NT, T), violettgrå tagellav (NT, T), vitgrynig nållav (NT), vitplätt (NT), bårdlav (S, T), dvärgtufs (S), korallrot (S, T, §8), källpraktmossa (S, T), luddlav (S, T), norrlandslav (S, T), plattlummer (S, T, §9), skinnlav (S, T), spindelblomster (S, T, §8), stuplav (S, T), ögonpyrola (S, T), brudborste (T), grå renlav (T), nordisk stormhatt (T), tjäder (T, §4), torta (T) och revlummer (§9). Se Figur 1.</w:t>
+        <w:t>I och inom 23 meter från området finns fynd av 52 naturvårdsarter, varav 33 är rödlistade, 9 är fridlysta, 36 är typiska (T) och 11 är signalarter (S): doftticka (VU, T, §8), fläckporing (VU, T), garnlav (VU, T), gräddporing (VU, T), knärot (VU, T, §8), Lecidea subhumida (VU), blanksvart spiklav (NT), blågrå svartspik (NT), dropptaggsvamp (NT, T), dvärgbägarlav (NT, T), gullmurkling (NT), harticka (NT, T), knottrig blåslav (NT, T), kolflarnlav (NT, T), kortskaftad ärgspik (NT), liten svartspik (NT), lunglav (NT, T), mörk kolflarnlav (NT), nordtagging (NT), rosenticka (NT, T), rutspindling (NT), skrovellav (NT, T), talltagel (NT, T), talltaggsvamp (NT), talltita (NT, §4), tretåig hackspett (NT, T, §4), ullticka (NT, T), vedflamlav (NT), vedskivlav (NT, T), vedtrappmossa (NT, T), violettgrå tagellav (NT, T), vitgrynig nållav (NT), vitplätt (NT), bårdlav (S, T), dvärgtufs (S), korallrot (S, T, §8), källpraktmossa (S, T), luddlav (S, T), norrlandslav (S, T), plattlummer (S, T, §9), skinnlav (S, T), spindelblomster (S, T, §8), stuplav (S, T), ögonpyrola (S, T), brudborste (T), ekbräken (T), grå renlav (T), hultbräken (T), nordisk stormhatt (T), tjäder (T, §4), torta (T) och revlummer (§9). Se Figur 1.</w:t>
       </w:r>
     </w:p>
     <w:p>
@@ -479,6 +479,17 @@
         <w:rPr>
           <w:b/>
         </w:rPr>
+        <w:t>Blågrå svartspik (NT)</w:t>
+      </w:r>
+      <w:r>
+        <w:t xml:space="preserve"> växer på torr, hård ved av gamla, solbelysta torrakor, högstubbar av tall och grova döda grenar på levande tallar i öppna bestånd av naturskogskaraktär. Nästan alltid rör det sig om tjärrika torrträd och högstubbar (töreved, keloträd) som kan vara en bra bit över hundra år, i vissa fall sannolikt hundratals år gamla. Skogsbruk är idag det allvarligaste hotet. Ett långsiktigt hot är att nybildningen av gamla torrakor och högstubbar är en långsam process vilken ofta är beroende av skogsbrand. Nytt substrat bildas numera sannolikt nästan inte alls då antalet naturliga skogsbränder har minskat drastiskt på grund av effektivare brandbekämpning. Döda träd som lämnas efter avverkning är inte lämpliga för arten, eftersom dessa träd inte varit utsatta för skogsbrand och bildat tjärrik ved. Skogsbruksåtgärder på eller i närheten av växtplatserna bör undvikas. Naturskogsartade skogar med förekomst av arten indikerar höga biologiska värden och bör bevaras. Blågrå svartspik har en mycket begränsad utbredning utanför de nordiska länderna varför dessa länder har ett speciellt ansvar för arten (SLU Artdatabanken, 2024).</w:t>
+      </w:r>
+    </w:p>
+    <w:p>
+      <w:r>
+        <w:rPr>
+          <w:b/>
+        </w:rPr>
         <w:t>Dropptaggsvamp (NT)</w:t>
       </w:r>
       <w:r>
@@ -610,6 +621,17 @@
         <w:rPr>
           <w:b/>
         </w:rPr>
+        <w:t>Kortskaftad ärgspik (NT)</w:t>
+      </w:r>
+      <w:r>
+        <w:t xml:space="preserve"> förekommer i barrträdsdominerade skogar och växer nästan uteslutande på tallved. Den föredrar gamla högstubbar i fuktig och halvöppen miljö, t.ex. i myrkanter, sumpskog och brandpräglad skog. Arten indikerar kontinuerlig tillgång till gamla högstubbar i kombination med hög och jämn luftfuktighet. Skogsbruk på lokaler med kortskaftad ärgspik utgör ett hot. På lång sikt bildas färre lämpliga substrat än vad som försvinner. Avverkning av barrträdsdominerade bestånd av naturskogskaraktär utgör ett långsiktigt hot. Naturskogsartade bestånd med riklig förekomst av gamla och grova tallhögstubbar bör undantas från skogsbruk (SLU Artdatabanken, 2024).</w:t>
+      </w:r>
+    </w:p>
+    <w:p>
+      <w:r>
+        <w:rPr>
+          <w:b/>
+        </w:rPr>
         <w:t>Liten svartspik (NT)</w:t>
       </w:r>
       <w:r>
@@ -621,6 +643,62 @@
         <w:rPr>
           <w:b/>
         </w:rPr>
+        <w:t>Lunglav (NT)</w:t>
+      </w:r>
+      <w:r>
+        <w:t xml:space="preserve"> är en av vårt lands främsta signalarter som överallt indikerar gamla lövträd, skogsbestånd med höga naturvärden och ekosystem med långskoglig kontinuitet. Lokalt kan förekomsten vara mycket riklig men den hittas nästan enbart i gamla och ej slutavverkade skogar. Artens samtliga förekomster bör uppmärksammas från naturvårdssynpunkt, då många lokaler även hyser andra ovanliga och rödlistade arter. Rikliga förekomster bör skyddas med biotopskydd, frivilliga avsättningar eller reservat. På lunglav kan de sällsynta lavparasiterna lunglavshårprick (CR), </w:t>
+      </w:r>
+      <w:r>
+        <w:rPr>
+          <w:i/>
+        </w:rPr>
+        <w:t>Abrothallus diederichii</w:t>
+      </w:r>
+      <w:r>
+        <w:t xml:space="preserve"> (VU), </w:t>
+      </w:r>
+      <w:r>
+        <w:rPr>
+          <w:i/>
+        </w:rPr>
+        <w:t>Abrothallus lobariae</w:t>
+      </w:r>
+      <w:r>
+        <w:t xml:space="preserve"> (VU), </w:t>
+      </w:r>
+      <w:r>
+        <w:rPr>
+          <w:i/>
+        </w:rPr>
+        <w:t>Calycina lobariae</w:t>
+      </w:r>
+      <w:r>
+        <w:t xml:space="preserve"> (VU), lunglavsknapp (VU) och skrovelmössing (VU) påträffas. Lunglav är typisk art för </w:t>
+      </w:r>
+      <w:r>
+        <w:rPr>
+          <w:i/>
+        </w:rPr>
+        <w:t>9010 Taiga, 9020 Nordlig ädellövskog, 9110 Näringsfattig bokskog, 9130 Näringsrik bokskog, 9160 Näringsrik ekskog, 9180 Ädellövskog i branter, 9190 Näringsfattig ekskog, 9070 Trädklädd betesmark, 9040 Fjällbjörkskog</w:t>
+      </w:r>
+      <w:r>
+        <w:t xml:space="preserve"> och</w:t>
+      </w:r>
+      <w:r>
+        <w:rPr>
+          <w:i/>
+        </w:rPr>
+        <w:t xml:space="preserve"> 6530 Lövängar</w:t>
+      </w:r>
+      <w:r>
+        <w:t xml:space="preserve"> (SLU Artdatabanken, 2026; Nitare &amp; Skogsstyrelsen, 2019).</w:t>
+      </w:r>
+    </w:p>
+    <w:p>
+      <w:r>
+        <w:rPr>
+          <w:b/>
+        </w:rPr>
         <w:t>Mörk kolflarnlav (NT)</w:t>
       </w:r>
       <w:r>
@@ -1323,6 +1401,26 @@
         <w:rPr>
           <w:b/>
         </w:rPr>
+        <w:t xml:space="preserve">Ekbräken </w:t>
+      </w:r>
+      <w:r>
+        <w:t xml:space="preserve">är typisk art för </w:t>
+      </w:r>
+      <w:r>
+        <w:rPr>
+          <w:i/>
+        </w:rPr>
+        <w:t>9050 Näringsrik granskog</w:t>
+      </w:r>
+      <w:r>
+        <w:t xml:space="preserve"> (SLU Artdatabanken, 2025).</w:t>
+      </w:r>
+    </w:p>
+    <w:p>
+      <w:r>
+        <w:rPr>
+          <w:b/>
+        </w:rPr>
         <w:t>Grå renlav</w:t>
       </w:r>
       <w:r>
@@ -1342,6 +1440,26 @@
           <w:i/>
         </w:rPr>
         <w:t xml:space="preserve">4060 Alpina rishedar </w:t>
+      </w:r>
+      <w:r>
+        <w:t>(SLU Artdatabanken, 2025).</w:t>
+      </w:r>
+    </w:p>
+    <w:p>
+      <w:r>
+        <w:rPr>
+          <w:b/>
+        </w:rPr>
+        <w:t xml:space="preserve">Hultbräken </w:t>
+      </w:r>
+      <w:r>
+        <w:t xml:space="preserve">är typisk art för </w:t>
+      </w:r>
+      <w:r>
+        <w:rPr>
+          <w:i/>
+        </w:rPr>
+        <w:t xml:space="preserve">9050 Näringsrik granskog </w:t>
       </w:r>
       <w:r>
         <w:t>(SLU Artdatabanken, 2025).</w:t>
@@ -1557,7 +1675,7 @@
         <w:rPr>
           <w:i/>
         </w:rPr>
-        <w:t>I det aktuella skogsområdet har 41 rödlistade arter och signalarter påträffats. Detta ska jämföras med Skogsstyrelsens uppföljning 2017 av nyckelbiotoper som visade att man i genomsnitt hittar 20,6 olika rödlistade arter och signalarter i en nyckelbiotop (Wijk, S. 2017. Biologisk mångfald i nyckelbiotoper – Resultat från inventeringen “Uppföljning biologisk mångfald” 2009–2015. Rapport 4/2017 Skogsstyrelsen, Jönköping).</w:t>
+        <w:t>I det aktuella skogsområdet har 44 rödlistade arter och signalarter påträffats. Detta ska jämföras med Skogsstyrelsens uppföljning 2017 av nyckelbiotoper som visade att man i genomsnitt hittar 20,6 olika rödlistade arter och signalarter i en nyckelbiotop (Wijk, S. 2017. Biologisk mångfald i nyckelbiotoper – Resultat från inventeringen “Uppföljning biologisk mångfald” 2009–2015. Rapport 4/2017 Skogsstyrelsen, Jönköping).</w:t>
       </w:r>
     </w:p>
     <w:p>
@@ -1586,7 +1704,7 @@
         <w:rPr>
           <w:i/>
         </w:rPr>
-        <w:t>I det aktuella skogsområdet har 47 naturvårdsarter varav 30 rödlistade arter sina livsmiljöer och växtplatser.</w:t>
+        <w:t>I det aktuella skogsområdet har 52 naturvårdsarter varav 33 rödlistade arter sina livsmiljöer och växtplatser.</w:t>
       </w:r>
     </w:p>
     <w:p>
@@ -1783,7 +1901,9 @@
         <w:pStyle w:val="Title"/>
       </w:pPr>
       <w:r>
-        <w:t>BILAGA 1 – Fridlysta arter</w:t>
+        <w:t>BILAGA 1 –</w:t>
+        <w:br/>
+        <w:t>Fridlysta och rödlistade arter</w:t>
       </w:r>
     </w:p>
     <w:p>
@@ -2009,6 +2129,105 @@
     <w:p>
       <w:r>
         <w:t xml:space="preserve">SLU Artdatabanken, 2024. </w:t>
+      </w:r>
+      <w:r>
+        <w:rPr>
+          <w:i/>
+        </w:rPr>
+        <w:t xml:space="preserve">Artfaktablad. Naturvård – artfakta. </w:t>
+      </w:r>
+      <w:r>
+        <w:t>SLU Artdatabanken, Uppsala.</w:t>
+      </w:r>
+    </w:p>
+    <w:p>
+      <w:pPr>
+        <w:pStyle w:val="Heading1"/>
+      </w:pPr>
+      <w:r>
+        <w:t>Lunglav – ekologi samt krav på livsmiljön</w:t>
+      </w:r>
+    </w:p>
+    <w:p>
+      <w:r>
+        <w:t xml:space="preserve">Lunglav (NT) är en av vårt lands främsta signalarter som överallt indikerar gamla lövträd, skogsbestånd med höga naturvärden och ekosystem med lång skoglig kontinuitet. Lokalt kan förekomsten vara mycket riklig men den hittas nästan enbart i gamla och ej slutavverkade skogar. Artens samtliga förekomster bör uppmärksammas från naturvårdssynpunkt, då många lokaler även hyser andra ovanliga och rödlistade arter, däribland de sällsynta lavparasiterna lunglavshårprick (CR), </w:t>
+      </w:r>
+      <w:r>
+        <w:rPr>
+          <w:i/>
+        </w:rPr>
+        <w:t>Abrothallus diederichii</w:t>
+      </w:r>
+      <w:r>
+        <w:t xml:space="preserve"> (VU), </w:t>
+      </w:r>
+      <w:r>
+        <w:rPr>
+          <w:i/>
+        </w:rPr>
+        <w:t>Abrothallus lobariae</w:t>
+      </w:r>
+      <w:r>
+        <w:t xml:space="preserve"> (VU), </w:t>
+      </w:r>
+      <w:r>
+        <w:rPr>
+          <w:i/>
+        </w:rPr>
+        <w:t>Calycina lobariae</w:t>
+      </w:r>
+      <w:r>
+        <w:t xml:space="preserve"> (VU), lunglavsknapp (VU) och skrovelmössing (VU), som växer på lunglav. Rikliga förekomster med lunglav bör skyddas med biotopskydd, frivilliga avsättningar eller reservat (SLU Artdatabanken, 2026; Nitare &amp; Skogsstyrelsen, 2019).</w:t>
+      </w:r>
+    </w:p>
+    <w:p>
+      <w:r>
+        <w:t xml:space="preserve">Lunglav är typisk art för </w:t>
+      </w:r>
+      <w:r>
+        <w:rPr>
+          <w:i/>
+        </w:rPr>
+        <w:t>9010 Taiga, 9020 Nordlig ädellövskog, 9110 Näringsfattig bokskog, 9130 Näringsrik bokskog, 9160 Näringsrik ekskog, 9180 Ädellövskog i branter, 9190 Näringsfattig ekskog, 9070 Trädklädd betesmark, 9040 Fjällbjörkskog</w:t>
+      </w:r>
+      <w:r>
+        <w:t xml:space="preserve"> och</w:t>
+      </w:r>
+      <w:r>
+        <w:rPr>
+          <w:i/>
+        </w:rPr>
+        <w:t xml:space="preserve"> 6530 Lövängar</w:t>
+      </w:r>
+      <w:r>
+        <w:t xml:space="preserve"> (SLU Artdatabanken, 2026).</w:t>
+      </w:r>
+    </w:p>
+    <w:p>
+      <w:pPr>
+        <w:pStyle w:val="Heading2"/>
+      </w:pPr>
+      <w:r>
+        <w:t>Referenser – lunglav</w:t>
+      </w:r>
+    </w:p>
+    <w:p>
+      <w:r>
+        <w:t xml:space="preserve">Nitare, J. och Skogsstyrelsen, 2019. </w:t>
+      </w:r>
+      <w:r>
+        <w:rPr>
+          <w:i/>
+        </w:rPr>
+        <w:t xml:space="preserve">Skyddsvärd skog – Naturvårdsarter och andra kriterier för naturvärdesbedömning. </w:t>
+      </w:r>
+      <w:r>
+        <w:t>Skogsstyrelsen.</w:t>
+      </w:r>
+    </w:p>
+    <w:p>
+      <w:r>
+        <w:t xml:space="preserve">SLU Artdatabanken, 2026. </w:t>
       </w:r>
       <w:r>
         <w:rPr>

--- a/klagomål/Iksjak-Råssnesudden FSC-klagomål.docx
+++ b/klagomål/Iksjak-Råssnesudden FSC-klagomål.docx
@@ -178,7 +178,7 @@
       <w:r>
         <w:drawing>
           <wp:inline xmlns:a="http://schemas.openxmlformats.org/drawingml/2006/main" xmlns:pic="http://schemas.openxmlformats.org/drawingml/2006/picture">
-            <wp:extent cx="5486400" cy="5691904"/>
+            <wp:extent cx="5486400" cy="5057638"/>
             <wp:docPr id="1" name="Picture 1"/>
             <wp:cNvGraphicFramePr>
               <a:graphicFrameLocks noChangeAspect="1"/>
@@ -199,7 +199,7 @@
                   <pic:spPr>
                     <a:xfrm>
                       <a:off x="0" y="0"/>
-                      <a:ext cx="5486400" cy="5691904"/>
+                      <a:ext cx="5486400" cy="5057638"/>
                     </a:xfrm>
                     <a:prstGeom prst="rect"/>
                   </pic:spPr>

--- a/klagomål/Iksjak-Råssnesudden FSC-klagomål.docx
+++ b/klagomål/Iksjak-Råssnesudden FSC-klagomål.docx
@@ -178,7 +178,7 @@
       <w:r>
         <w:drawing>
           <wp:inline xmlns:a="http://schemas.openxmlformats.org/drawingml/2006/main" xmlns:pic="http://schemas.openxmlformats.org/drawingml/2006/picture">
-            <wp:extent cx="5486400" cy="5057638"/>
+            <wp:extent cx="5486400" cy="5082325"/>
             <wp:docPr id="1" name="Picture 1"/>
             <wp:cNvGraphicFramePr>
               <a:graphicFrameLocks noChangeAspect="1"/>
@@ -199,7 +199,7 @@
                   <pic:spPr>
                     <a:xfrm>
                       <a:off x="0" y="0"/>
-                      <a:ext cx="5486400" cy="5057638"/>
+                      <a:ext cx="5486400" cy="5082325"/>
                     </a:xfrm>
                     <a:prstGeom prst="rect"/>
                   </pic:spPr>
@@ -221,7 +221,7 @@
     </w:p>
     <w:p>
       <w:r>
-        <w:t>I och inom 23 meter från området finns fynd av 52 naturvårdsarter, varav 33 är rödlistade, 9 är fridlysta, 36 är typiska (T) och 11 är signalarter (S): doftticka (VU, T, §8), fläckporing (VU, T), garnlav (VU, T), gräddporing (VU, T), knärot (VU, T, §8), Lecidea subhumida (VU), blanksvart spiklav (NT), blågrå svartspik (NT), dropptaggsvamp (NT, T), dvärgbägarlav (NT, T), gullmurkling (NT), harticka (NT, T), knottrig blåslav (NT, T), kolflarnlav (NT, T), kortskaftad ärgspik (NT), liten svartspik (NT), lunglav (NT, T), mörk kolflarnlav (NT), nordtagging (NT), rosenticka (NT, T), rutspindling (NT), skrovellav (NT, T), talltagel (NT, T), talltaggsvamp (NT), talltita (NT, §4), tretåig hackspett (NT, T, §4), ullticka (NT, T), vedflamlav (NT), vedskivlav (NT, T), vedtrappmossa (NT, T), violettgrå tagellav (NT, T), vitgrynig nållav (NT), vitplätt (NT), bårdlav (S, T), dvärgtufs (S), korallrot (S, T, §8), källpraktmossa (S, T), luddlav (S, T), norrlandslav (S, T), plattlummer (S, T, §9), skinnlav (S, T), spindelblomster (S, T, §8), stuplav (S, T), ögonpyrola (S, T), brudborste (T), ekbräken (T), grå renlav (T), hultbräken (T), nordisk stormhatt (T), tjäder (T, §4), torta (T) och revlummer (§9). Se Figur 1.</w:t>
+        <w:t>I och inom 23 meter från området finns fynd av 57 naturvårdsarter, varav 37 är rödlistade, 10 är fridlysta, 39 är typiska (T) och 11 är signalarter (S): doftticka (VU, T, §8), fläckporing (VU, T), garnlav (VU, T), gräddporing (VU, T), knärot (VU, T, §8), Lecidea subhumida (VU), smalfotad taggsvamp (VU), blanksvart spiklav (NT), blågrå svartspik (NT), brunpudrad nållav (NT, T), dropptaggsvamp (NT, T), dvärgbägarlav (NT, T), gullmurkling (NT), harticka (NT, T), knottrig blåslav (NT, T), kolflarnlav (NT, T), kortskaftad ärgspik (NT), lavskrika (NT, T, §4), liten svartspik (NT), lunglav (NT, T), mörk kolflarnlav (NT), nordtagging (NT), rosenticka (NT, T), rutspindling (NT), skrovellav (NT, T), talltagel (NT, T), talltaggsvamp (NT), talltita (NT, §4), tretåig hackspett (NT, T, §4), ullticka (NT, T), vaddporing (NT), vedflamlav (NT), vedskivlav (NT, T), vedtrappmossa (NT, T), violettgrå tagellav (NT, T), vitgrynig nållav (NT), vitplätt (NT), bårdlav (S, T), dvärgtufs (S), korallrot (S, T, §8), källpraktmossa (S, T), luddlav (S, T), norrlandslav (S, T), plattlummer (S, T, §9), skinnlav (S, T), spindelblomster (S, T, §8), stuplav (S, T), ögonpyrola (S, T), bergsslok (T), brudborste (T), ekbräken (T), grå renlav (T), hultbräken (T), nordisk stormhatt (T), tjäder (T, §4), torta (T) och revlummer (§9). Se Figur 1.</w:t>
       </w:r>
     </w:p>
     <w:p>
@@ -468,6 +468,17 @@
         <w:rPr>
           <w:b/>
         </w:rPr>
+        <w:t>Smalfotad taggsvamp (VU)</w:t>
+      </w:r>
+      <w:r>
+        <w:t>, rödlistad som sårbar, växer på marken under lågor eller fallna stubbar i brandpräglad torr tallskog med lång kontinuitet. Arten är starkt associerad till kolad ved från tallar som sannolikt varit med om flera historiska skogsbränder. Detta är en process som kan ta många hundra år och det tar således mycket lång tid att återskapa lämpliga substrat. Smalfotad taggsvamp är placerad i toppen av Skogsstyrelsens värdepyramid för bedömning av skog med höga naturvärden samt globalt rödlistad som sårbar (VU) vilket innebär att Sverige har ett internationellt ansvar för arten (IUCN Redlist, 2024; Nitare &amp; Skogsstyrelsen, 2019; SLU Artdatabanken, 2024).</w:t>
+      </w:r>
+    </w:p>
+    <w:p>
+      <w:r>
+        <w:rPr>
+          <w:b/>
+        </w:rPr>
         <w:t>Blanksvart spiklav (NT)</w:t>
       </w:r>
       <w:r>
@@ -490,6 +501,26 @@
         <w:rPr>
           <w:b/>
         </w:rPr>
+        <w:t>Brunpudrad nållav (NT)</w:t>
+      </w:r>
+      <w:r>
+        <w:t xml:space="preserve"> är beroende av hög, jämn luftfuktighet och kan påträffas i fuktiga skogar av naturskogskaraktär, ofta i sumpgranskog eller andra sumpskogar. Arten är placerad högst upp i Skogsstyrelsens värdepyramid för bedömning av skog med höga naturvärden och förekomster bör undantas från skogsbruksåtgärder. Brunpudrad nållav är typisk art för </w:t>
+      </w:r>
+      <w:r>
+        <w:rPr>
+          <w:i/>
+        </w:rPr>
+        <w:t>9010 Taiga</w:t>
+      </w:r>
+      <w:r>
+        <w:t xml:space="preserve"> (SLU Artdatabanken, 2024; Nitare &amp; Skogsstyrelsen, 2019).</w:t>
+      </w:r>
+    </w:p>
+    <w:p>
+      <w:r>
+        <w:rPr>
+          <w:b/>
+        </w:rPr>
         <w:t>Dropptaggsvamp (NT)</w:t>
       </w:r>
       <w:r>
@@ -632,6 +663,26 @@
         <w:rPr>
           <w:b/>
         </w:rPr>
+        <w:t>Lavskrika (NT, §4)</w:t>
+      </w:r>
+      <w:r>
+        <w:t xml:space="preserve"> är rödlistad som nära hotad och fridlyst enligt 4§ artskyddsförordningen. Den har minskat med 20 (10–30) % under de senaste 15 åren och minskningstakten bedöms vara nära gränsvärdet för sårbar (VU). Lavskrikan är en mycket stationär fågel, som häckar i äldre, slutna och hänglavsrika barrskogar. Nyckelfaktorer är flerskiktad skog med rik undervegetation samt riklig förekomst av hänglavar. Reviren är livslånga med hemområden som varierar mellan 50 och 150 ha. Inom ett revir av hög kvalitet finns det som regel ett eller flera kärnområden (1–20 ha) med relativt tät flerskiktad granskog. Arten missgynnas när flerskiktad skog omförs till enskiktade bestånd och även röjning och hård gallring är starkt negativt. Lavskrikan har relativt stora hemområden och försvinner när den äldre skogen fragmenteras, särskilt allvarligt är när kärnområdena avverkas. Den försvinner successivt framför allt vid dess utbredningsgränser och populationen har minskat kontinuerligt under 2000-talet. Lavskrika är typisk art för </w:t>
+      </w:r>
+      <w:r>
+        <w:rPr>
+          <w:i/>
+        </w:rPr>
+        <w:t>9010 Taiga</w:t>
+      </w:r>
+      <w:r>
+        <w:t xml:space="preserve"> (SLU Artdatabanken, 2026; Skogsstyrelsen 2016).</w:t>
+      </w:r>
+    </w:p>
+    <w:p>
+      <w:r>
+        <w:rPr>
+          <w:b/>
+        </w:rPr>
         <w:t>Liten svartspik (NT)</w:t>
       </w:r>
       <w:r>
@@ -935,6 +986,17 @@
         <w:rPr>
           <w:b/>
         </w:rPr>
+        <w:t xml:space="preserve">Vaddporing (NT) </w:t>
+      </w:r>
+      <w:r>
+        <w:t>är en brunrötande vednedbrytare som hittas på undersidan av liggande murken tallved i olika former. Substratet utgörs framför allt av den typ av hård, kådimpregnerad och ofta kolad tallved som skapas i brandpräglad skog. Vedtypen nybildas i mycket liten omfattning och det är sannolikt att arten upplever en utdöendeskuld. För att garantera artens fortlevnad bör man både säkra att artens växtplatser hålls intakta samt att långsiktigt säkerställa att ny ved tillkommer, allra helst i omedelbar anslutning till artens växtplatser. Skoglig gallring och annat uttag av virke innebär ett hot mot arten (SLU Artdatabanken, 2024).</w:t>
+      </w:r>
+    </w:p>
+    <w:p>
+      <w:r>
+        <w:rPr>
+          <w:b/>
+        </w:rPr>
         <w:t>Vedflamlav (NT)</w:t>
       </w:r>
       <w:r>
@@ -1365,6 +1427,26 @@
       </w:r>
       <w:r>
         <w:t xml:space="preserve"> (Nitare &amp; Skogsstyrelsen, 2019; SLU Artdatabanken, 2024).</w:t>
+      </w:r>
+    </w:p>
+    <w:p>
+      <w:r>
+        <w:rPr>
+          <w:b/>
+        </w:rPr>
+        <w:t xml:space="preserve">Bergsslok </w:t>
+      </w:r>
+      <w:r>
+        <w:t xml:space="preserve">är typisk art för </w:t>
+      </w:r>
+      <w:r>
+        <w:rPr>
+          <w:i/>
+        </w:rPr>
+        <w:t>9190 Näringsfattig ekskog</w:t>
+      </w:r>
+      <w:r>
+        <w:t xml:space="preserve"> (SLU Artdatabanken, 2025).</w:t>
       </w:r>
     </w:p>
     <w:p>
@@ -1675,7 +1757,7 @@
         <w:rPr>
           <w:i/>
         </w:rPr>
-        <w:t>I det aktuella skogsområdet har 44 rödlistade arter och signalarter påträffats. Detta ska jämföras med Skogsstyrelsens uppföljning 2017 av nyckelbiotoper som visade att man i genomsnitt hittar 20,6 olika rödlistade arter och signalarter i en nyckelbiotop (Wijk, S. 2017. Biologisk mångfald i nyckelbiotoper – Resultat från inventeringen “Uppföljning biologisk mångfald” 2009–2015. Rapport 4/2017 Skogsstyrelsen, Jönköping).</w:t>
+        <w:t>I det aktuella skogsområdet har 48 rödlistade arter och signalarter påträffats. Detta ska jämföras med Skogsstyrelsens uppföljning 2017 av nyckelbiotoper som visade att man i genomsnitt hittar 20,6 olika rödlistade arter och signalarter i en nyckelbiotop (Wijk, S. 2017. Biologisk mångfald i nyckelbiotoper – Resultat från inventeringen “Uppföljning biologisk mångfald” 2009–2015. Rapport 4/2017 Skogsstyrelsen, Jönköping).</w:t>
       </w:r>
     </w:p>
     <w:p>
@@ -1704,7 +1786,7 @@
         <w:rPr>
           <w:i/>
         </w:rPr>
-        <w:t>I det aktuella skogsområdet har 52 naturvårdsarter varav 33 rödlistade arter sina livsmiljöer och växtplatser.</w:t>
+        <w:t>I det aktuella skogsområdet har 57 naturvårdsarter varav 37 rödlistade arter sina livsmiljöer och växtplatser.</w:t>
       </w:r>
     </w:p>
     <w:p>
@@ -2138,6 +2220,92 @@
       </w:r>
       <w:r>
         <w:t>SLU Artdatabanken, Uppsala.</w:t>
+      </w:r>
+    </w:p>
+    <w:p>
+      <w:pPr>
+        <w:pStyle w:val="Heading1"/>
+      </w:pPr>
+      <w:r>
+        <w:t>Lavskrika – ekologi samt krav på livsmiljön</w:t>
+      </w:r>
+    </w:p>
+    <w:p>
+      <w:r>
+        <w:t>Lavskrika är rödlistad som nära hotad (NT), fridlyst enligt 4 § artskyddsförordningen (2007:845) och ingår i förteckningen över prioriterade arter i Skogsstyrelsens föreskrifter och allmänna råd (SKSFS 2011:7) bilaga 4. Lavskrikan är en mycket stationär fågel, som häckar i äldre, slutna och hänglavsrika barrskogar. Nyckelfaktorer är flerskiktad skog med rik undervegetation samt riklig förekomst av hänglavar (SLU Artdatabanken, 2026).</w:t>
+      </w:r>
+    </w:p>
+    <w:p>
+      <w:r>
+        <w:t xml:space="preserve">I Skogsstyrelsens vägledning för hänsyn till fåglar står bland annat att: </w:t>
+      </w:r>
+      <w:r>
+        <w:rPr>
+          <w:i/>
+        </w:rPr>
+        <w:t>“Reviren är livslånga med hemområden som varierar mellan 50 och 150 ha. Hemområdena har inga fasta gränser utan det handlar mera om de yttre gränserna för familjegruppernas rörelser. Lavskrikan undviker att förflytta sig över stora öppna områden och hemområdesstorleken är därför större i områden fragmenterade av hyggen och yngre skog än i områden med i sammanhängande äldre skog. Det finns studier som antyder att det inom ett revir bör finnas maximalt 15 % öppna ytor och ungskog. Inom ett revir av hög kvalitet finns det som regel ett eller flera kärnområden (1–20 ha) med relativt tät flerskiktad granskog.”</w:t>
+      </w:r>
+      <w:r>
+        <w:t xml:space="preserve"> Vidare att: </w:t>
+      </w:r>
+      <w:r>
+        <w:rPr>
+          <w:i/>
+        </w:rPr>
+        <w:t>“Arten missgynnas när flerskiktad skog omförs till enskiktade bestånd. Även skogsskötsel med återkommande röjning och hård gallring är starkt negativt. Lavskrikan har relativt stora hemområden och försvinner när den äldre skogen fragmenteras, särskilt allvarligt är när kärnområdena avverkas.”</w:t>
+      </w:r>
+      <w:r>
+        <w:t xml:space="preserve"> (Skogsstyrelsen 2016).</w:t>
+      </w:r>
+    </w:p>
+    <w:p>
+      <w:r>
+        <w:t xml:space="preserve">Populationen har minskat med 20 (10–30) % under de senaste 15 åren och minskningstakten bedöms vara nära gränsvärdet för sårbar (VU). Arten försvinner successivt framför allt vid dess utbredningsgränser och populationen har minskat kontinuerligt under 2000-talet. Lavskrika är typisk art för </w:t>
+      </w:r>
+      <w:r>
+        <w:rPr>
+          <w:i/>
+        </w:rPr>
+        <w:t>9010 Taiga</w:t>
+      </w:r>
+      <w:r>
+        <w:t xml:space="preserve"> (SLU Artdatabanken, 2026).</w:t>
+      </w:r>
+    </w:p>
+    <w:p>
+      <w:pPr>
+        <w:pStyle w:val="Heading2"/>
+      </w:pPr>
+      <w:r>
+        <w:t>Referenser – lavskrika</w:t>
+      </w:r>
+    </w:p>
+    <w:p>
+      <w:r>
+        <w:t xml:space="preserve">Skogsstyrelsen, 2016. </w:t>
+      </w:r>
+      <w:r>
+        <w:rPr>
+          <w:i/>
+        </w:rPr>
+        <w:t xml:space="preserve">Vägledning för hänsyn till fåglar – lavskrika. </w:t>
+      </w:r>
+      <w:r>
+        <w:t>https://www.skogsstyrelsen.se/globalassets/lag-och-tillsyn/artskydd/vagledningar-for-hansyn-till-faglar/lavskrika-vagledning-hansyn.pdf</w:t>
+      </w:r>
+    </w:p>
+    <w:p>
+      <w:r>
+        <w:t xml:space="preserve">SLU Artdatabanken, 2026. </w:t>
+      </w:r>
+      <w:r>
+        <w:rPr>
+          <w:i/>
+        </w:rPr>
+        <w:t xml:space="preserve">Artfaktablad. Naturvård – artfakta. </w:t>
+      </w:r>
+      <w:r>
+        <w:t>SLU Artdatabanken, Uppsala</w:t>
       </w:r>
     </w:p>
     <w:p>

--- a/klagomål/Iksjak-Råssnesudden FSC-klagomål.docx
+++ b/klagomål/Iksjak-Råssnesudden FSC-klagomål.docx
@@ -178,7 +178,7 @@
       <w:r>
         <w:drawing>
           <wp:inline xmlns:a="http://schemas.openxmlformats.org/drawingml/2006/main" xmlns:pic="http://schemas.openxmlformats.org/drawingml/2006/picture">
-            <wp:extent cx="5486400" cy="5082325"/>
+            <wp:extent cx="5486400" cy="5013382"/>
             <wp:docPr id="1" name="Picture 1"/>
             <wp:cNvGraphicFramePr>
               <a:graphicFrameLocks noChangeAspect="1"/>
@@ -199,7 +199,7 @@
                   <pic:spPr>
                     <a:xfrm>
                       <a:off x="0" y="0"/>
-                      <a:ext cx="5486400" cy="5082325"/>
+                      <a:ext cx="5486400" cy="5013382"/>
                     </a:xfrm>
                     <a:prstGeom prst="rect"/>
                   </pic:spPr>
@@ -221,7 +221,7 @@
     </w:p>
     <w:p>
       <w:r>
-        <w:t>I och inom 23 meter från området finns fynd av 57 naturvårdsarter, varav 37 är rödlistade, 10 är fridlysta, 39 är typiska (T) och 11 är signalarter (S): doftticka (VU, T, §8), fläckporing (VU, T), garnlav (VU, T), gräddporing (VU, T), knärot (VU, T, §8), Lecidea subhumida (VU), smalfotad taggsvamp (VU), blanksvart spiklav (NT), blågrå svartspik (NT), brunpudrad nållav (NT, T), dropptaggsvamp (NT, T), dvärgbägarlav (NT, T), gullmurkling (NT), harticka (NT, T), knottrig blåslav (NT, T), kolflarnlav (NT, T), kortskaftad ärgspik (NT), lavskrika (NT, T, §4), liten svartspik (NT), lunglav (NT, T), mörk kolflarnlav (NT), nordtagging (NT), rosenticka (NT, T), rutspindling (NT), skrovellav (NT, T), talltagel (NT, T), talltaggsvamp (NT), talltita (NT, §4), tretåig hackspett (NT, T, §4), ullticka (NT, T), vaddporing (NT), vedflamlav (NT), vedskivlav (NT, T), vedtrappmossa (NT, T), violettgrå tagellav (NT, T), vitgrynig nållav (NT), vitplätt (NT), bårdlav (S, T), dvärgtufs (S), korallrot (S, T, §8), källpraktmossa (S, T), luddlav (S, T), norrlandslav (S, T), plattlummer (S, T, §9), skinnlav (S, T), spindelblomster (S, T, §8), stuplav (S, T), ögonpyrola (S, T), bergsslok (T), brudborste (T), ekbräken (T), grå renlav (T), hultbräken (T), nordisk stormhatt (T), tjäder (T, §4), torta (T) och revlummer (§9). Se Figur 1.</w:t>
+        <w:t>I och inom 23 meter från området finns fynd av 57 naturvårdsarter, varav 37 är rödlistade, 10 är fridlysta, 40 är typiska (T) och 11 är signalarter (S): doftticka (VU, T, §8), fläckporing (VU, T), garnlav (VU, T), gräddporing (VU, T), knärot (VU, T, §8), Lecidea subhumida (VU), smalfotad taggsvamp (VU), blanksvart spiklav (NT), blågrå svartspik (NT), brunpudrad nållav (NT, T), dropptaggsvamp (NT, T), dvärgbägarlav (NT, T), harticka (NT, T), knottrig blåslav (NT, T), kolflarnlav (NT, T), kortskaftad ärgspik (NT), lavskrika (NT, T, §4), liten svartspik (NT), lunglav (NT, T), mörk kolflarnlav (NT), nordtagging (NT), rosenticka (NT, T), rutspindling (NT), skogshare (NT), skrovellav (NT, T), stjärntagging (NT, T), talltagel (NT, T), talltita (NT, §4), tretåig hackspett (NT, T, §4), ullticka (NT, T), vaddporing (NT), vedflamlav (NT), vedskivlav (NT, T), vedtrappmossa (NT, T), violettgrå tagellav (NT, T), vitgrynig nållav (NT), vitplätt (NT), bårdlav (S, T), dvärgtufs (S), korallrot (S, T, §8), källpraktmossa (S, T), luddlav (S, T), norrlandslav (S, T), plattlummer (S, T, §9), skinnlav (S, T), spindelblomster (S, T, §8), stuplav (S, T), ögonpyrola (S, T), bergsslok (T), brudborste (T), ekbräken (T), grå renlav (T), hultbräken (T), nordisk stormhatt (T), tjäder (T, §4), torta (T) och revlummer (§9). Se Figur 1.</w:t>
       </w:r>
     </w:p>
     <w:p>
@@ -394,7 +394,7 @@
     </w:p>
     <w:p>
       <w:r>
-        <w:t>I det aktuella området finns 11 fyndplatser för knärot registrerade på Artportalen. Figur 2 visar gränserna för buffertzoner på 50 m, som behöver lämnas kring fyndplatserna för att knärotslokalerna inte ska försvinna vid en avverkning. Av det aktuella området överlappar 3.47 ha med buffertzonerna och får av detta skäl inte avverkas.</w:t>
+        <w:t>I det aktuella området finns 15 fyndplatser för knärot registrerade på Artportalen. Figur 2 visar gränserna för buffertzoner på 50 m, som behöver lämnas kring fyndplatserna för att knärotslokalerna inte ska försvinna vid en avverkning. Av det aktuella området överlappar 5.15 ha med buffertzonerna och får av detta skäl inte avverkas.</w:t>
       </w:r>
     </w:p>
     <w:p>
@@ -561,10 +561,28 @@
         <w:rPr>
           <w:b/>
         </w:rPr>
-        <w:t>Gullmurkling (NT)</w:t>
-      </w:r>
-      <w:r>
-        <w:t xml:space="preserve"> är placerad högst upp i Skogsstyrelsens värdepyramid för bedömning av skog med höga naturvärden och är överallt en mycket bra signalart som visar på skyddsvärda granskogar och skogsbäckar. Kända växtplatser bör inte kalavverkas eller markberedas och tunga, terränggående maskiner bör inte användas (SLU Artdatabanken, 2024; Nitare &amp; Skogsstyrelsen, 2019).</w:t>
+        <w:t>Harticka (NT)</w:t>
+      </w:r>
+      <w:r>
+        <w:t xml:space="preserve"> är normalt en mycket bra signalart för granskogar med höga naturvärden. Även när svampen påträffas i mer påverkade skogar är det nästan alltid fråga om skogsmiljöer i sena successionsstadier med höga naturvärden. Skogsskötselåtgärder på eller i omedelbar närhet av växtplatserna kan innebära ett hot mot arten. Harticka är typisk art för </w:t>
+      </w:r>
+      <w:r>
+        <w:rPr>
+          <w:i/>
+        </w:rPr>
+        <w:t xml:space="preserve">9010 Taiga, 9050 Näringsrik granskog </w:t>
+      </w:r>
+      <w:r>
+        <w:t xml:space="preserve">och </w:t>
+      </w:r>
+      <w:r>
+        <w:rPr>
+          <w:i/>
+        </w:rPr>
+        <w:t>9030 Landhöjningsskog</w:t>
+      </w:r>
+      <w:r>
+        <w:t xml:space="preserve"> (SLU Artdatabanken, 2024; Nitare &amp; Skogsstyrelsen, 2019).</w:t>
       </w:r>
     </w:p>
     <w:p>
@@ -572,15 +590,273 @@
         <w:rPr>
           <w:b/>
         </w:rPr>
-        <w:t>Harticka (NT)</w:t>
-      </w:r>
-      <w:r>
-        <w:t xml:space="preserve"> är normalt en mycket bra signalart för granskogar med höga naturvärden. Även när svampen påträffas i mer påverkade skogar är det nästan alltid fråga om skogsmiljöer i sena successionsstadier med höga naturvärden. Skogsskötselåtgärder på eller i omedelbar närhet av växtplatserna kan innebära ett hot mot arten. Harticka är typisk art för </w:t>
+        <w:t>Knottrig blåslav (NT)</w:t>
+      </w:r>
+      <w:r>
+        <w:t xml:space="preserve"> har sin huvudutbredning i gamla granskogar i det övre barrskogsbältet mot fjällen. Den signalerar alltid höga naturvärden och växer i skogar med lång kontinuitet, mest i opåverkade naturskogsbestånd. Arten överlever inte en slutavverkning (inklusive hänsyn) och den finns idag enbart i kontinuitetsskog. Lavens fortsatta förekomst bör säkerställas genom att lokaler med äldre barrskog skyddas. Knottrig blåslav är typisk art för </w:t>
       </w:r>
       <w:r>
         <w:rPr>
           <w:i/>
         </w:rPr>
+        <w:t xml:space="preserve">9010 Taiga </w:t>
+      </w:r>
+      <w:r>
+        <w:t>och</w:t>
+      </w:r>
+      <w:r>
+        <w:rPr>
+          <w:i/>
+        </w:rPr>
+        <w:t xml:space="preserve"> 9040 Fjällbjörkskog</w:t>
+      </w:r>
+    </w:p>
+    <w:p>
+      <w:r>
+        <w:t>(SLU Artdatabanken, 2024; Nitare &amp; Skogsstyrelsen, 2019).</w:t>
+      </w:r>
+    </w:p>
+    <w:p>
+      <w:r>
+        <w:rPr>
+          <w:b/>
+        </w:rPr>
+        <w:t>Kolflarnlav (NT)</w:t>
+      </w:r>
+      <w:r>
+        <w:t xml:space="preserve"> är brandberoende och växer nästan uteslutande på kolad hård kärnved av tall. Etableringen verkar ske först 100–300 år efter brand och nytt substrat nybildas i mycket begränsad omfattning. Avverkning av tallskog av naturskogskaraktär med spår av återkommande bränder är ett hot och mängden lämplig ved att växa på för arten minskar dels på grund av naturlig nedbrytning men framförallt på grund av att det förstörs i samband med slutavverkningar, gallringar och markberedning. Såväl kolflarnlav som mörk kolflarnlav har glänsande bålfjäll och förekommer främst i tall- och blandbarrskogar av naturskogskaraktär med spår av återkommande bränder. Skogar som dessa hyser höga biologiska värden och bör skyddas. Kolflarnlav är typisk art för </w:t>
+      </w:r>
+      <w:r>
+        <w:rPr>
+          <w:i/>
+        </w:rPr>
+        <w:t>9010 Taiga</w:t>
+      </w:r>
+      <w:r>
+        <w:t xml:space="preserve"> (SLU Artdatabanken, 2024).</w:t>
+      </w:r>
+    </w:p>
+    <w:p>
+      <w:r>
+        <w:rPr>
+          <w:b/>
+        </w:rPr>
+        <w:t>Kortskaftad ärgspik (NT)</w:t>
+      </w:r>
+      <w:r>
+        <w:t xml:space="preserve"> förekommer i barrträdsdominerade skogar och växer nästan uteslutande på tallved. Den föredrar gamla högstubbar i fuktig och halvöppen miljö, t.ex. i myrkanter, sumpskog och brandpräglad skog. Arten indikerar kontinuerlig tillgång till gamla högstubbar i kombination med hög och jämn luftfuktighet. Skogsbruk på lokaler med kortskaftad ärgspik utgör ett hot. På lång sikt bildas färre lämpliga substrat än vad som försvinner. Avverkning av barrträdsdominerade bestånd av naturskogskaraktär utgör ett långsiktigt hot. Naturskogsartade bestånd med riklig förekomst av gamla och grova tallhögstubbar bör undantas från skogsbruk (SLU Artdatabanken, 2024).</w:t>
+      </w:r>
+    </w:p>
+    <w:p>
+      <w:r>
+        <w:rPr>
+          <w:b/>
+        </w:rPr>
+        <w:t>Lavskrika (NT, §4)</w:t>
+      </w:r>
+      <w:r>
+        <w:t xml:space="preserve"> är rödlistad som nära hotad och fridlyst enligt 4§ artskyddsförordningen. Den har minskat med 20 (10–30) % under de senaste 15 åren och minskningstakten bedöms vara nära gränsvärdet för sårbar (VU). Lavskrikan är en mycket stationär fågel, som häckar i äldre, slutna och hänglavsrika barrskogar. Nyckelfaktorer är flerskiktad skog med rik undervegetation samt riklig förekomst av hänglavar. Reviren är livslånga med hemområden som varierar mellan 50 och 150 ha. Inom ett revir av hög kvalitet finns det som regel ett eller flera kärnområden (1–20 ha) med relativt tät flerskiktad granskog. Arten missgynnas när flerskiktad skog omförs till enskiktade bestånd och även röjning och hård gallring är starkt negativt. Lavskrikan har relativt stora hemområden och försvinner när den äldre skogen fragmenteras, särskilt allvarligt är när kärnområdena avverkas. Den försvinner successivt framför allt vid dess utbredningsgränser och populationen har minskat kontinuerligt under 2000-talet. Lavskrika är typisk art för </w:t>
+      </w:r>
+      <w:r>
+        <w:rPr>
+          <w:i/>
+        </w:rPr>
+        <w:t>9010 Taiga</w:t>
+      </w:r>
+      <w:r>
+        <w:t xml:space="preserve"> (SLU Artdatabanken, 2026; Skogsstyrelsen 2016).</w:t>
+      </w:r>
+    </w:p>
+    <w:p>
+      <w:r>
+        <w:rPr>
+          <w:b/>
+        </w:rPr>
+        <w:t>Liten svartspik (NT)</w:t>
+      </w:r>
+      <w:r>
+        <w:t xml:space="preserve"> växer på granbark i boreala barrskogar med lång trädkontinuitet och hög luftfuktighet. Orsaken till tillbakagången beror på främst på slutavverkningar av naturskogsartade granskogar. Bestånd med riklig förekomst av liten svartspik bör regelmässigt sparas. Naturhänsyn i samband med slutavverkning måste ske så att man undviker uttorkningseffekter (SLU Artdatabanken, 2024).</w:t>
+      </w:r>
+    </w:p>
+    <w:p>
+      <w:r>
+        <w:rPr>
+          <w:b/>
+        </w:rPr>
+        <w:t>Lunglav (NT)</w:t>
+      </w:r>
+      <w:r>
+        <w:t xml:space="preserve"> är en av vårt lands främsta signalarter som överallt indikerar gamla lövträd, skogsbestånd med höga naturvärden och ekosystem med långskoglig kontinuitet. Lokalt kan förekomsten vara mycket riklig men den hittas nästan enbart i gamla och ej slutavverkade skogar. Artens samtliga förekomster bör uppmärksammas från naturvårdssynpunkt, då många lokaler även hyser andra ovanliga och rödlistade arter. Rikliga förekomster bör skyddas med biotopskydd, frivilliga avsättningar eller reservat. På lunglav kan de sällsynta lavparasiterna lunglavshårprick (CR), </w:t>
+      </w:r>
+      <w:r>
+        <w:rPr>
+          <w:i/>
+        </w:rPr>
+        <w:t>Abrothallus diederichii</w:t>
+      </w:r>
+      <w:r>
+        <w:t xml:space="preserve"> (VU), </w:t>
+      </w:r>
+      <w:r>
+        <w:rPr>
+          <w:i/>
+        </w:rPr>
+        <w:t>Abrothallus lobariae</w:t>
+      </w:r>
+      <w:r>
+        <w:t xml:space="preserve"> (VU), </w:t>
+      </w:r>
+      <w:r>
+        <w:rPr>
+          <w:i/>
+        </w:rPr>
+        <w:t>Calycina lobariae</w:t>
+      </w:r>
+      <w:r>
+        <w:t xml:space="preserve"> (VU), lunglavsknapp (VU) och skrovelmössing (VU) påträffas. Lunglav är typisk art för </w:t>
+      </w:r>
+      <w:r>
+        <w:rPr>
+          <w:i/>
+        </w:rPr>
+        <w:t>9010 Taiga, 9020 Nordlig ädellövskog, 9110 Näringsfattig bokskog, 9130 Näringsrik bokskog, 9160 Näringsrik ekskog, 9180 Ädellövskog i branter, 9190 Näringsfattig ekskog, 9070 Trädklädd betesmark, 9040 Fjällbjörkskog</w:t>
+      </w:r>
+      <w:r>
+        <w:t xml:space="preserve"> och</w:t>
+      </w:r>
+      <w:r>
+        <w:rPr>
+          <w:i/>
+        </w:rPr>
+        <w:t xml:space="preserve"> 6530 Lövängar</w:t>
+      </w:r>
+      <w:r>
+        <w:t xml:space="preserve"> (SLU Artdatabanken, 2026; Nitare &amp; Skogsstyrelsen, 2019).</w:t>
+      </w:r>
+    </w:p>
+    <w:p>
+      <w:r>
+        <w:rPr>
+          <w:b/>
+        </w:rPr>
+        <w:t>Mörk kolflarnlav (NT)</w:t>
+      </w:r>
+      <w:r>
+        <w:t xml:space="preserve"> är brandberoende och växer nästan uteslutande på kolad hård kärnved av tall. Arten förekommer främst i glesa, öppna tall- och blandbarrskogar av naturskogskaraktär och etableringen verkar ske sent efter brand, kanske först efter 100–300 år. Mörk kolflarnlav indikerar skog med höga naturvärden och vanligast är att den påträffas på rester av nedbrunna torrakor och högstubbar och lågstubbar som är så grova att hela innandömet är urbränt. Tall- och blandbarrskogar av naturskogskaraktär med spår av återkommande bränder hyser höga biologiska värden och bör skyddas (SLU Artdatabanken, 2024).</w:t>
+      </w:r>
+    </w:p>
+    <w:p>
+      <w:r>
+        <w:rPr>
+          <w:b/>
+        </w:rPr>
+        <w:t>Nordtagging (NT)</w:t>
+      </w:r>
+      <w:r>
+        <w:t xml:space="preserve"> växer främst på tallågor av grövre dimensioner och påträffas huvudsakligen i äldre skog som inte kalavverkats. Nordtaggingen missgynnas av att områden med äldre tallskog har minskat starkt. Bekämpning av skogsbränder, samtidigt som skogsbruket omvandlar naturligt glesa tallbestånd till likartade och betydligt tätare bestånd, har missgynnat arten. Bristen på gamla tallågor utgör på sikt ett allvarligt hot och återskapandet av lämpliga biotoper tar mycket lång tid. Områden med olikåldriga bestånd av tall och med stort inslag av äldre träd bör undantas från skoglig produktion (SLU Artdatabanken, 2024).</w:t>
+      </w:r>
+    </w:p>
+    <w:p>
+      <w:r>
+        <w:rPr>
+          <w:b/>
+        </w:rPr>
+        <w:t>Rosenticka (NT)</w:t>
+      </w:r>
+      <w:r>
+        <w:t xml:space="preserve">, rödlistad som nära hotad, ingår i en karaktäristisk association av vedsvampar som växer på gamla, grova granlågor i urskogsartade barrskogar. Den är placerad i toppen av Skogsstyrelsens värdepyramid för bedömning av skog med höga naturvärden och indikerar ett granskogsekosystem med långvarig kontinuitet av grova lågor. Artens beroende av grova granlågor innebär att alla skogsskötselåtgärder på eller i omedelbar närhet av lokalerna utgör ett hot på lång sikt. Det är angeläget att populationerna inte ytterligare glesas ut och ett tillräckligt antal områden där arten nu finns måste sparas för framtiden. Rosenticka är typisk art för </w:t>
+      </w:r>
+      <w:r>
+        <w:rPr>
+          <w:i/>
+        </w:rPr>
+        <w:t xml:space="preserve">9010 Taiga </w:t>
+      </w:r>
+      <w:r>
+        <w:t xml:space="preserve">och </w:t>
+      </w:r>
+      <w:r>
+        <w:rPr>
+          <w:i/>
+        </w:rPr>
+        <w:t>9050 Näringsrik granskog</w:t>
+      </w:r>
+      <w:r>
+        <w:t xml:space="preserve"> (Nitare &amp; Skogsstyrelsen, 2019; SLU Artdatabanken, 2024).</w:t>
+      </w:r>
+    </w:p>
+    <w:p>
+      <w:r>
+        <w:rPr>
+          <w:b/>
+        </w:rPr>
+        <w:t>Rutspindling (NT)</w:t>
+      </w:r>
+      <w:r>
+        <w:t xml:space="preserve"> bildar mykorrhiza med gran, i ängsgranskog på fuktig näringsrik mark. Iögonfallande och lätt identifierbar art där lukten på skivorna påminner om lingon. Populationerna minskar genom pågående kraftig kalavverkning av äldre granskogar av denna typ (SLU Artdatabanken, 2024).</w:t>
+      </w:r>
+    </w:p>
+    <w:p>
+      <w:r>
+        <w:rPr>
+          <w:b/>
+        </w:rPr>
+        <w:t>Skrovellav (NT)</w:t>
+      </w:r>
+      <w:r>
+        <w:t xml:space="preserve"> växer på gamla lövträd och på klippor i gamla skogar med hög och jämn luftfuktighet. Slutavverkning av kontinuitetsskog utgör det största hotet och lavens fortsatta förekomst bör säkerställas genom att lokaler med äldre skog skyddas. I områden med mycket hög luftfuktighet kan man på bålen av skrovellav finna de sällsynta parasitsvamparna skrovellavsknapp (EN), </w:t>
+      </w:r>
+      <w:r>
+        <w:rPr>
+          <w:i/>
+        </w:rPr>
+        <w:t>Catillaria lobariicola</w:t>
+      </w:r>
+      <w:r>
+        <w:t xml:space="preserve"> (VU) och </w:t>
+      </w:r>
+      <w:r>
+        <w:rPr>
+          <w:i/>
+        </w:rPr>
+        <w:t>Merismatium lobariae</w:t>
+      </w:r>
+      <w:r>
+        <w:t xml:space="preserve"> (DD). Skrovellav är typisk art för </w:t>
+      </w:r>
+      <w:r>
+        <w:rPr>
+          <w:i/>
+        </w:rPr>
+        <w:t xml:space="preserve">9010 Taiga, 9020 Nordlig ädellövskog, 9040 Fjällbjörkskog, 9070 Trädklädd betesmark, 9160 Näringsrik ekskog, 9180 Ädellövskog i branter, 9190 Näringsfattig ekskog, 8210 Kalkbranter </w:t>
+      </w:r>
+      <w:r>
+        <w:t xml:space="preserve">och </w:t>
+      </w:r>
+      <w:r>
+        <w:rPr>
+          <w:i/>
+        </w:rPr>
+        <w:t>6530 Lövängar</w:t>
+      </w:r>
+      <w:r>
+        <w:t xml:space="preserve"> (SLU Artdatabanken, 2026; Nitare &amp; Skogsstyrelsen, 2019).</w:t>
+      </w:r>
+    </w:p>
+    <w:p>
+      <w:r>
+        <w:rPr>
+          <w:b/>
+        </w:rPr>
+        <w:t>Stjärntagging (NT)</w:t>
+      </w:r>
+      <w:r>
+        <w:t xml:space="preserve"> signalerar inom hela sitt utbredningsområde höga naturvärden. Svampen är uttorkningskänslig och beroende av ett oförändrat fuktigt mikroklimat. Den är även beroende av en ständig tillgång på död ved i olika nedbrytningsstadier, dock ej nödvändigtvis grova träd. Tidigare påverkan på miljön måste dock ha varit så skonsam att det naturliga skogsekosystemet till stora delar har bevarats. Minskningstakten för den svenska populationen bedöms vara nära gränsvärdet för Sårbar (VU). Stjärntagging är typisk art för </w:t>
+      </w:r>
+      <w:r>
+        <w:rPr>
+          <w:i/>
+        </w:rPr>
         <w:t xml:space="preserve">9010 Taiga, 9050 Näringsrik granskog </w:t>
       </w:r>
       <w:r>
@@ -601,288 +877,19 @@
         <w:rPr>
           <w:b/>
         </w:rPr>
-        <w:t>Knottrig blåslav (NT)</w:t>
-      </w:r>
-      <w:r>
-        <w:t xml:space="preserve"> har sin huvudutbredning i gamla granskogar i det övre barrskogsbältet mot fjällen. Den signalerar alltid höga naturvärden och växer i skogar med lång kontinuitet, mest i opåverkade naturskogsbestånd. Arten överlever inte en slutavverkning (inklusive hänsyn) och den finns idag enbart i kontinuitetsskog. Lavens fortsatta förekomst bör säkerställas genom att lokaler med äldre barrskog skyddas. Knottrig blåslav är typisk art för </w:t>
+        <w:t>Talltagel (NT)</w:t>
+      </w:r>
+      <w:r>
+        <w:t xml:space="preserve"> är en boreal art som förekommer på tall i äldre, öppna tallskogar. Den påverkas negativt av brist på kontinuitetsskog och minskningstakten bedöms vara nära gränsvärdet för Sårbar (VU). Talltagel är typisk art för </w:t>
       </w:r>
       <w:r>
         <w:rPr>
           <w:i/>
         </w:rPr>
-        <w:t xml:space="preserve">9010 Taiga </w:t>
-      </w:r>
-      <w:r>
-        <w:t>och</w:t>
-      </w:r>
-      <w:r>
-        <w:rPr>
-          <w:i/>
-        </w:rPr>
-        <w:t xml:space="preserve"> 9040 Fjällbjörkskog</w:t>
-      </w:r>
-    </w:p>
-    <w:p>
-      <w:r>
-        <w:t>(SLU Artdatabanken, 2024; Nitare &amp; Skogsstyrelsen, 2019).</w:t>
-      </w:r>
-    </w:p>
-    <w:p>
-      <w:r>
-        <w:rPr>
-          <w:b/>
-        </w:rPr>
-        <w:t>Kolflarnlav (NT)</w:t>
-      </w:r>
-      <w:r>
-        <w:t xml:space="preserve"> är brandberoende och växer nästan uteslutande på kolad hård kärnved av tall. Etableringen verkar ske först 100–300 år efter brand och nytt substrat nybildas i mycket begränsad omfattning. Avverkning av tallskog av naturskogskaraktär med spår av återkommande bränder är ett hot och mängden lämplig ved att växa på för arten minskar dels på grund av naturlig nedbrytning men framförallt på grund av att det förstörs i samband med slutavverkningar, gallringar och markberedning. Såväl kolflarnlav som mörk kolflarnlav har glänsande bålfjäll och förekommer främst i tall- och blandbarrskogar av naturskogskaraktär med spår av återkommande bränder. Skogar som dessa hyser höga biologiska värden och bör skyddas. Kolflarnlav är typisk art för </w:t>
-      </w:r>
-      <w:r>
-        <w:rPr>
-          <w:i/>
-        </w:rPr>
         <w:t>9010 Taiga</w:t>
       </w:r>
       <w:r>
-        <w:t xml:space="preserve"> (SLU Artdatabanken, 2024).</w:t>
-      </w:r>
-    </w:p>
-    <w:p>
-      <w:r>
-        <w:rPr>
-          <w:b/>
-        </w:rPr>
-        <w:t>Kortskaftad ärgspik (NT)</w:t>
-      </w:r>
-      <w:r>
-        <w:t xml:space="preserve"> förekommer i barrträdsdominerade skogar och växer nästan uteslutande på tallved. Den föredrar gamla högstubbar i fuktig och halvöppen miljö, t.ex. i myrkanter, sumpskog och brandpräglad skog. Arten indikerar kontinuerlig tillgång till gamla högstubbar i kombination med hög och jämn luftfuktighet. Skogsbruk på lokaler med kortskaftad ärgspik utgör ett hot. På lång sikt bildas färre lämpliga substrat än vad som försvinner. Avverkning av barrträdsdominerade bestånd av naturskogskaraktär utgör ett långsiktigt hot. Naturskogsartade bestånd med riklig förekomst av gamla och grova tallhögstubbar bör undantas från skogsbruk (SLU Artdatabanken, 2024).</w:t>
-      </w:r>
-    </w:p>
-    <w:p>
-      <w:r>
-        <w:rPr>
-          <w:b/>
-        </w:rPr>
-        <w:t>Lavskrika (NT, §4)</w:t>
-      </w:r>
-      <w:r>
-        <w:t xml:space="preserve"> är rödlistad som nära hotad och fridlyst enligt 4§ artskyddsförordningen. Den har minskat med 20 (10–30) % under de senaste 15 åren och minskningstakten bedöms vara nära gränsvärdet för sårbar (VU). Lavskrikan är en mycket stationär fågel, som häckar i äldre, slutna och hänglavsrika barrskogar. Nyckelfaktorer är flerskiktad skog med rik undervegetation samt riklig förekomst av hänglavar. Reviren är livslånga med hemområden som varierar mellan 50 och 150 ha. Inom ett revir av hög kvalitet finns det som regel ett eller flera kärnområden (1–20 ha) med relativt tät flerskiktad granskog. Arten missgynnas när flerskiktad skog omförs till enskiktade bestånd och även röjning och hård gallring är starkt negativt. Lavskrikan har relativt stora hemområden och försvinner när den äldre skogen fragmenteras, särskilt allvarligt är när kärnområdena avverkas. Den försvinner successivt framför allt vid dess utbredningsgränser och populationen har minskat kontinuerligt under 2000-talet. Lavskrika är typisk art för </w:t>
-      </w:r>
-      <w:r>
-        <w:rPr>
-          <w:i/>
-        </w:rPr>
-        <w:t>9010 Taiga</w:t>
-      </w:r>
-      <w:r>
-        <w:t xml:space="preserve"> (SLU Artdatabanken, 2026; Skogsstyrelsen 2016).</w:t>
-      </w:r>
-    </w:p>
-    <w:p>
-      <w:r>
-        <w:rPr>
-          <w:b/>
-        </w:rPr>
-        <w:t>Liten svartspik (NT)</w:t>
-      </w:r>
-      <w:r>
-        <w:t xml:space="preserve"> växer på granbark i boreala barrskogar med lång trädkontinuitet och hög luftfuktighet. Orsaken till tillbakagången beror på främst på slutavverkningar av naturskogsartade granskogar. Bestånd med riklig förekomst av liten svartspik bör regelmässigt sparas. Naturhänsyn i samband med slutavverkning måste ske så att man undviker uttorkningseffekter (SLU Artdatabanken, 2024).</w:t>
-      </w:r>
-    </w:p>
-    <w:p>
-      <w:r>
-        <w:rPr>
-          <w:b/>
-        </w:rPr>
-        <w:t>Lunglav (NT)</w:t>
-      </w:r>
-      <w:r>
-        <w:t xml:space="preserve"> är en av vårt lands främsta signalarter som överallt indikerar gamla lövträd, skogsbestånd med höga naturvärden och ekosystem med långskoglig kontinuitet. Lokalt kan förekomsten vara mycket riklig men den hittas nästan enbart i gamla och ej slutavverkade skogar. Artens samtliga förekomster bör uppmärksammas från naturvårdssynpunkt, då många lokaler även hyser andra ovanliga och rödlistade arter. Rikliga förekomster bör skyddas med biotopskydd, frivilliga avsättningar eller reservat. På lunglav kan de sällsynta lavparasiterna lunglavshårprick (CR), </w:t>
-      </w:r>
-      <w:r>
-        <w:rPr>
-          <w:i/>
-        </w:rPr>
-        <w:t>Abrothallus diederichii</w:t>
-      </w:r>
-      <w:r>
-        <w:t xml:space="preserve"> (VU), </w:t>
-      </w:r>
-      <w:r>
-        <w:rPr>
-          <w:i/>
-        </w:rPr>
-        <w:t>Abrothallus lobariae</w:t>
-      </w:r>
-      <w:r>
-        <w:t xml:space="preserve"> (VU), </w:t>
-      </w:r>
-      <w:r>
-        <w:rPr>
-          <w:i/>
-        </w:rPr>
-        <w:t>Calycina lobariae</w:t>
-      </w:r>
-      <w:r>
-        <w:t xml:space="preserve"> (VU), lunglavsknapp (VU) och skrovelmössing (VU) påträffas. Lunglav är typisk art för </w:t>
-      </w:r>
-      <w:r>
-        <w:rPr>
-          <w:i/>
-        </w:rPr>
-        <w:t>9010 Taiga, 9020 Nordlig ädellövskog, 9110 Näringsfattig bokskog, 9130 Näringsrik bokskog, 9160 Näringsrik ekskog, 9180 Ädellövskog i branter, 9190 Näringsfattig ekskog, 9070 Trädklädd betesmark, 9040 Fjällbjörkskog</w:t>
-      </w:r>
-      <w:r>
-        <w:t xml:space="preserve"> och</w:t>
-      </w:r>
-      <w:r>
-        <w:rPr>
-          <w:i/>
-        </w:rPr>
-        <w:t xml:space="preserve"> 6530 Lövängar</w:t>
-      </w:r>
-      <w:r>
-        <w:t xml:space="preserve"> (SLU Artdatabanken, 2026; Nitare &amp; Skogsstyrelsen, 2019).</w:t>
-      </w:r>
-    </w:p>
-    <w:p>
-      <w:r>
-        <w:rPr>
-          <w:b/>
-        </w:rPr>
-        <w:t>Mörk kolflarnlav (NT)</w:t>
-      </w:r>
-      <w:r>
-        <w:t xml:space="preserve"> är brandberoende och växer nästan uteslutande på kolad hård kärnved av tall. Arten förekommer främst i glesa, öppna tall- och blandbarrskogar av naturskogskaraktär och etableringen verkar ske sent efter brand, kanske först efter 100–300 år. Mörk kolflarnlav indikerar skog med höga naturvärden och vanligast är att den påträffas på rester av nedbrunna torrakor och högstubbar och lågstubbar som är så grova att hela innandömet är urbränt. Tall- och blandbarrskogar av naturskogskaraktär med spår av återkommande bränder hyser höga biologiska värden och bör skyddas (SLU Artdatabanken, 2024).</w:t>
-      </w:r>
-    </w:p>
-    <w:p>
-      <w:r>
-        <w:rPr>
-          <w:b/>
-        </w:rPr>
-        <w:t>Nordtagging (NT)</w:t>
-      </w:r>
-      <w:r>
-        <w:t xml:space="preserve"> växer främst på tallågor av grövre dimensioner och påträffas huvudsakligen i äldre skog som inte kalavverkats. Nordtaggingen missgynnas av att områden med äldre tallskog har minskat starkt. Bekämpning av skogsbränder, samtidigt som skogsbruket omvandlar naturligt glesa tallbestånd till likartade och betydligt tätare bestånd, har missgynnat arten. Bristen på gamla tallågor utgör på sikt ett allvarligt hot och återskapandet av lämpliga biotoper tar mycket lång tid. Områden med olikåldriga bestånd av tall och med stort inslag av äldre träd bör undantas från skoglig produktion (SLU Artdatabanken, 2024).</w:t>
-      </w:r>
-    </w:p>
-    <w:p>
-      <w:r>
-        <w:rPr>
-          <w:b/>
-        </w:rPr>
-        <w:t>Rosenticka (NT)</w:t>
-      </w:r>
-      <w:r>
-        <w:t xml:space="preserve">, rödlistad som nära hotad, ingår i en karaktäristisk association av vedsvampar som växer på gamla, grova granlågor i urskogsartade barrskogar. Den är placerad i toppen av Skogsstyrelsens värdepyramid för bedömning av skog med höga naturvärden och indikerar ett granskogsekosystem med långvarig kontinuitet av grova lågor. Artens beroende av grova granlågor innebär att alla skogsskötselåtgärder på eller i omedelbar närhet av lokalerna utgör ett hot på lång sikt. Det är angeläget att populationerna inte ytterligare glesas ut och ett tillräckligt antal områden där arten nu finns måste sparas för framtiden. Rosenticka är typisk art för </w:t>
-      </w:r>
-      <w:r>
-        <w:rPr>
-          <w:i/>
-        </w:rPr>
-        <w:t xml:space="preserve">9010 Taiga </w:t>
-      </w:r>
-      <w:r>
-        <w:t xml:space="preserve">och </w:t>
-      </w:r>
-      <w:r>
-        <w:rPr>
-          <w:i/>
-        </w:rPr>
-        <w:t>9050 Näringsrik granskog</w:t>
-      </w:r>
-      <w:r>
-        <w:t xml:space="preserve"> (Nitare &amp; Skogsstyrelsen, 2019; SLU Artdatabanken, 2024).</w:t>
-      </w:r>
-    </w:p>
-    <w:p>
-      <w:r>
-        <w:rPr>
-          <w:b/>
-        </w:rPr>
-        <w:t>Rutspindling (NT)</w:t>
-      </w:r>
-      <w:r>
-        <w:t xml:space="preserve"> bildar mykorrhiza med gran, i ängsgranskog på fuktig näringsrik mark. Iögonfallande och lätt identifierbar art där lukten på skivorna påminner om lingon. Populationerna minskar genom pågående kraftig kalavverkning av äldre granskogar av denna typ (SLU Artdatabanken, 2024).</w:t>
-      </w:r>
-    </w:p>
-    <w:p>
-      <w:r>
-        <w:rPr>
-          <w:b/>
-        </w:rPr>
-        <w:t>Skrovellav (NT)</w:t>
-      </w:r>
-      <w:r>
-        <w:t xml:space="preserve"> växer på gamla lövträd och på klippor i gamla skogar med hög och jämn luftfuktighet. Slutavverkning av kontinuitetsskog utgör det största hotet och lavens fortsatta förekomst bör säkerställas genom att lokaler med äldre skog skyddas. I områden med mycket hög luftfuktighet kan man på bålen av skrovellav finna de sällsynta parasitsvamparna skrovellavsknapp (EN), </w:t>
-      </w:r>
-      <w:r>
-        <w:rPr>
-          <w:i/>
-        </w:rPr>
-        <w:t>Catillaria lobariicola</w:t>
-      </w:r>
-      <w:r>
-        <w:t xml:space="preserve"> (VU) och </w:t>
-      </w:r>
-      <w:r>
-        <w:rPr>
-          <w:i/>
-        </w:rPr>
-        <w:t>Merismatium lobariae</w:t>
-      </w:r>
-      <w:r>
-        <w:t xml:space="preserve"> (DD). Skrovellav är typisk art för </w:t>
-      </w:r>
-      <w:r>
-        <w:rPr>
-          <w:i/>
-        </w:rPr>
-        <w:t xml:space="preserve">9010 Taiga, 9020 Nordlig ädellövskog, 9040 Fjällbjörkskog, 9070 Trädklädd betesmark, 9160 Näringsrik ekskog, 9180 Ädellövskog i branter, 9190 Näringsfattig ekskog, 8210 Kalkbranter </w:t>
-      </w:r>
-      <w:r>
-        <w:t xml:space="preserve">och </w:t>
-      </w:r>
-      <w:r>
-        <w:rPr>
-          <w:i/>
-        </w:rPr>
-        <w:t>6530 Lövängar</w:t>
-      </w:r>
-      <w:r>
-        <w:t xml:space="preserve"> (SLU Artdatabanken, 2026; Nitare &amp; Skogsstyrelsen, 2019).</w:t>
-      </w:r>
-    </w:p>
-    <w:p>
-      <w:r>
-        <w:rPr>
-          <w:b/>
-        </w:rPr>
-        <w:t>Talltagel (NT)</w:t>
-      </w:r>
-      <w:r>
-        <w:t xml:space="preserve"> är en boreal art som förekommer på tall i äldre, öppna tallskogar. Den påverkas negativt av brist på kontinuitetsskog och minskningstakten bedöms vara nära gränsvärdet för Sårbar (VU). Talltagel är typisk art för </w:t>
-      </w:r>
-      <w:r>
-        <w:rPr>
-          <w:i/>
-        </w:rPr>
-        <w:t>9010 Taiga</w:t>
-      </w:r>
-      <w:r>
         <w:t xml:space="preserve"> (SLU Artdatabanken, 2026).</w:t>
-      </w:r>
-    </w:p>
-    <w:p>
-      <w:r>
-        <w:rPr>
-          <w:b/>
-        </w:rPr>
-        <w:t xml:space="preserve">Talltaggsvamp (NT) </w:t>
-      </w:r>
-      <w:r>
-        <w:t>förekommer främst i tallnaturskogar eller tallskogar av kontinuitetsskogskaraktär där den bildar mykorrhiza med tall. Särskilt frekvent är den i sandtallskogar med inslag av gamla träd, t.ex. på grusåsar, stränder och sandhedar. Arten hotas främst av skogsavverkning och tycks försvinna efter slutavverkning, markberedning och plantering. Talltaggsvamp är globalt rödlistad som nära hotad (NT) vilket innebär att Sverige har ett internationellt ansvar för arten (IUCN, 2025; SLU Artdatabanken, 2024).</w:t>
       </w:r>
     </w:p>
     <w:p>

--- a/klagomål/Iksjak-Råssnesudden FSC-klagomål.docx
+++ b/klagomål/Iksjak-Råssnesudden FSC-klagomål.docx
@@ -178,7 +178,7 @@
       <w:r>
         <w:drawing>
           <wp:inline xmlns:a="http://schemas.openxmlformats.org/drawingml/2006/main" xmlns:pic="http://schemas.openxmlformats.org/drawingml/2006/picture">
-            <wp:extent cx="5486400" cy="5013382"/>
+            <wp:extent cx="5486400" cy="5028814"/>
             <wp:docPr id="1" name="Picture 1"/>
             <wp:cNvGraphicFramePr>
               <a:graphicFrameLocks noChangeAspect="1"/>
@@ -199,7 +199,7 @@
                   <pic:spPr>
                     <a:xfrm>
                       <a:off x="0" y="0"/>
-                      <a:ext cx="5486400" cy="5013382"/>
+                      <a:ext cx="5486400" cy="5028814"/>
                     </a:xfrm>
                     <a:prstGeom prst="rect"/>
                   </pic:spPr>
@@ -221,7 +221,7 @@
     </w:p>
     <w:p>
       <w:r>
-        <w:t>I och inom 23 meter från området finns fynd av 57 naturvårdsarter, varav 37 är rödlistade, 10 är fridlysta, 40 är typiska (T) och 11 är signalarter (S): doftticka (VU, T, §8), fläckporing (VU, T), garnlav (VU, T), gräddporing (VU, T), knärot (VU, T, §8), Lecidea subhumida (VU), smalfotad taggsvamp (VU), blanksvart spiklav (NT), blågrå svartspik (NT), brunpudrad nållav (NT, T), dropptaggsvamp (NT, T), dvärgbägarlav (NT, T), harticka (NT, T), knottrig blåslav (NT, T), kolflarnlav (NT, T), kortskaftad ärgspik (NT), lavskrika (NT, T, §4), liten svartspik (NT), lunglav (NT, T), mörk kolflarnlav (NT), nordtagging (NT), rosenticka (NT, T), rutspindling (NT), skogshare (NT), skrovellav (NT, T), stjärntagging (NT, T), talltagel (NT, T), talltita (NT, §4), tretåig hackspett (NT, T, §4), ullticka (NT, T), vaddporing (NT), vedflamlav (NT), vedskivlav (NT, T), vedtrappmossa (NT, T), violettgrå tagellav (NT, T), vitgrynig nållav (NT), vitplätt (NT), bårdlav (S, T), dvärgtufs (S), korallrot (S, T, §8), källpraktmossa (S, T), luddlav (S, T), norrlandslav (S, T), plattlummer (S, T, §9), skinnlav (S, T), spindelblomster (S, T, §8), stuplav (S, T), ögonpyrola (S, T), bergsslok (T), brudborste (T), ekbräken (T), grå renlav (T), hultbräken (T), nordisk stormhatt (T), tjäder (T, §4), torta (T) och revlummer (§9). Se Figur 1.</w:t>
+        <w:t>I och inom 23 meter från området finns fynd av 57 naturvårdsarter, varav 36 är rödlistade, 11 är fridlysta, 39 är typiska (T) och 11 är signalarter (S): doftticka (VU, T, §8), fläckporing (VU, T), garnlav (VU, T), gräddporing (VU, T), knärot (VU, T, §8), Lecidea subhumida (VU), smalfotad taggsvamp (VU), blanksvart spiklav (NT), blågrå svartspik (NT), brunpudrad nållav (NT, T), dropptaggsvamp (NT, T), dvärgbägarlav (NT, T), harticka (NT, T), knottrig blåslav (NT, T), kortskaftad ärgspik (NT), lavskrika (NT, T, §4), liten svartspik (NT), lunglav (NT, T), mörk kolflarnlav (NT), nordtagging (NT), rosenticka (NT, T), rutspindling (NT), skogshare (NT), skrovellav (NT, T), stjärntagging (NT, T), talltagel (NT, T), talltita (NT, §4), tretåig hackspett (NT, T, §4), ullticka (NT, T), vaddporing (NT), vedflamlav (NT), vedskivlav (NT, T), vedtrappmossa (NT, T), violettgrå tagellav (NT, T), vitgrynig nållav (NT), vitplätt (NT), bårdlav (S, T), dvärgtufs (S), korallrot (S, T, §8), källpraktmossa (S, T), luddlav (S, T), norrlandslav (S, T), plattlummer (S, T, §9), skinnlav (S, T), spindelblomster (S, T, §8), stuplav (S, T), ögonpyrola (S, T), bergsslok (T), brudborste (T), ekbräken (T), grå renlav (T), hultbräken (T), nordisk stormhatt (T), tjäder (T, §4), torta (T), fläcknycklar (§8) och revlummer (§9). Se Figur 1.</w:t>
       </w:r>
     </w:p>
     <w:p>
@@ -394,7 +394,7 @@
     </w:p>
     <w:p>
       <w:r>
-        <w:t>I det aktuella området finns 15 fyndplatser för knärot registrerade på Artportalen. Figur 2 visar gränserna för buffertzoner på 50 m, som behöver lämnas kring fyndplatserna för att knärotslokalerna inte ska försvinna vid en avverkning. Av det aktuella området överlappar 5.15 ha med buffertzonerna och får av detta skäl inte avverkas.</w:t>
+        <w:t>I det aktuella området finns 22 fyndplatser för knärot registrerade på Artportalen. Figur 2 visar gränserna för buffertzoner på 50 m, som behöver lämnas kring fyndplatserna för att knärotslokalerna inte ska försvinna vid en avverkning. Av det aktuella området överlappar 7.17 ha med buffertzonerna och får av detta skäl inte avverkas.</w:t>
       </w:r>
     </w:p>
     <w:p>
@@ -621,26 +621,6 @@
         <w:rPr>
           <w:b/>
         </w:rPr>
-        <w:t>Kolflarnlav (NT)</w:t>
-      </w:r>
-      <w:r>
-        <w:t xml:space="preserve"> är brandberoende och växer nästan uteslutande på kolad hård kärnved av tall. Etableringen verkar ske först 100–300 år efter brand och nytt substrat nybildas i mycket begränsad omfattning. Avverkning av tallskog av naturskogskaraktär med spår av återkommande bränder är ett hot och mängden lämplig ved att växa på för arten minskar dels på grund av naturlig nedbrytning men framförallt på grund av att det förstörs i samband med slutavverkningar, gallringar och markberedning. Såväl kolflarnlav som mörk kolflarnlav har glänsande bålfjäll och förekommer främst i tall- och blandbarrskogar av naturskogskaraktär med spår av återkommande bränder. Skogar som dessa hyser höga biologiska värden och bör skyddas. Kolflarnlav är typisk art för </w:t>
-      </w:r>
-      <w:r>
-        <w:rPr>
-          <w:i/>
-        </w:rPr>
-        <w:t>9010 Taiga</w:t>
-      </w:r>
-      <w:r>
-        <w:t xml:space="preserve"> (SLU Artdatabanken, 2024).</w:t>
-      </w:r>
-    </w:p>
-    <w:p>
-      <w:r>
-        <w:rPr>
-          <w:b/>
-        </w:rPr>
         <w:t>Kortskaftad ärgspik (NT)</w:t>
       </w:r>
       <w:r>
@@ -1764,7 +1744,7 @@
         <w:rPr>
           <w:i/>
         </w:rPr>
-        <w:t>I det aktuella skogsområdet har 48 rödlistade arter och signalarter påträffats. Detta ska jämföras med Skogsstyrelsens uppföljning 2017 av nyckelbiotoper som visade att man i genomsnitt hittar 20,6 olika rödlistade arter och signalarter i en nyckelbiotop (Wijk, S. 2017. Biologisk mångfald i nyckelbiotoper – Resultat från inventeringen “Uppföljning biologisk mångfald” 2009–2015. Rapport 4/2017 Skogsstyrelsen, Jönköping).</w:t>
+        <w:t>I det aktuella skogsområdet har 47 rödlistade arter och signalarter påträffats. Detta ska jämföras med Skogsstyrelsens uppföljning 2017 av nyckelbiotoper som visade att man i genomsnitt hittar 20,6 olika rödlistade arter och signalarter i en nyckelbiotop (Wijk, S. 2017. Biologisk mångfald i nyckelbiotoper – Resultat från inventeringen “Uppföljning biologisk mångfald” 2009–2015. Rapport 4/2017 Skogsstyrelsen, Jönköping).</w:t>
       </w:r>
     </w:p>
     <w:p>
@@ -1793,7 +1773,7 @@
         <w:rPr>
           <w:i/>
         </w:rPr>
-        <w:t>I det aktuella skogsområdet har 57 naturvårdsarter varav 37 rödlistade arter sina livsmiljöer och växtplatser.</w:t>
+        <w:t>I det aktuella skogsområdet har 57 naturvårdsarter varav 36 rödlistade arter sina livsmiljöer och växtplatser.</w:t>
       </w:r>
     </w:p>
     <w:p>

--- a/klagomål/Iksjak-Råssnesudden FSC-klagomål.docx
+++ b/klagomål/Iksjak-Råssnesudden FSC-klagomål.docx
@@ -178,7 +178,7 @@
       <w:r>
         <w:drawing>
           <wp:inline xmlns:a="http://schemas.openxmlformats.org/drawingml/2006/main" xmlns:pic="http://schemas.openxmlformats.org/drawingml/2006/picture">
-            <wp:extent cx="5486400" cy="5028814"/>
+            <wp:extent cx="5486400" cy="4651796"/>
             <wp:docPr id="1" name="Picture 1"/>
             <wp:cNvGraphicFramePr>
               <a:graphicFrameLocks noChangeAspect="1"/>
@@ -199,7 +199,7 @@
                   <pic:spPr>
                     <a:xfrm>
                       <a:off x="0" y="0"/>
-                      <a:ext cx="5486400" cy="5028814"/>
+                      <a:ext cx="5486400" cy="4651796"/>
                     </a:xfrm>
                     <a:prstGeom prst="rect"/>
                   </pic:spPr>
@@ -221,7 +221,7 @@
     </w:p>
     <w:p>
       <w:r>
-        <w:t>I och inom 23 meter från området finns fynd av 57 naturvårdsarter, varav 36 är rödlistade, 11 är fridlysta, 39 är typiska (T) och 11 är signalarter (S): doftticka (VU, T, §8), fläckporing (VU, T), garnlav (VU, T), gräddporing (VU, T), knärot (VU, T, §8), Lecidea subhumida (VU), smalfotad taggsvamp (VU), blanksvart spiklav (NT), blågrå svartspik (NT), brunpudrad nållav (NT, T), dropptaggsvamp (NT, T), dvärgbägarlav (NT, T), harticka (NT, T), knottrig blåslav (NT, T), kortskaftad ärgspik (NT), lavskrika (NT, T, §4), liten svartspik (NT), lunglav (NT, T), mörk kolflarnlav (NT), nordtagging (NT), rosenticka (NT, T), rutspindling (NT), skogshare (NT), skrovellav (NT, T), stjärntagging (NT, T), talltagel (NT, T), talltita (NT, §4), tretåig hackspett (NT, T, §4), ullticka (NT, T), vaddporing (NT), vedflamlav (NT), vedskivlav (NT, T), vedtrappmossa (NT, T), violettgrå tagellav (NT, T), vitgrynig nållav (NT), vitplätt (NT), bårdlav (S, T), dvärgtufs (S), korallrot (S, T, §8), källpraktmossa (S, T), luddlav (S, T), norrlandslav (S, T), plattlummer (S, T, §9), skinnlav (S, T), spindelblomster (S, T, §8), stuplav (S, T), ögonpyrola (S, T), bergsslok (T), brudborste (T), ekbräken (T), grå renlav (T), hultbräken (T), nordisk stormhatt (T), tjäder (T, §4), torta (T), fläcknycklar (§8) och revlummer (§9). Se Figur 1.</w:t>
+        <w:t>I och inom 23 meter från området finns fynd av 58 naturvårdsarter, varav 37 är rödlistade, 11 är fridlysta, 40 är typiska (T) och 11 är signalarter (S): doftticka (VU, T, §8), fläckporing (VU, T), garnlav (VU, T), gräddporing (VU, T), knärot (VU, T, §8), Lecidea subhumida (VU), smalfotad taggsvamp (VU), blanksvart spiklav (NT), blågrå svartspik (NT), brunpudrad nållav (NT, T), dropptaggsvamp (NT, T), dvärgbägarlav (NT, T), harticka (NT, T), knottrig blåslav (NT, T), kolflarnlav (NT, T), kortskaftad ärgspik (NT), lavskrika (NT, T, §4), liten svartspik (NT), lunglav (NT, T), mörk kolflarnlav (NT), nordtagging (NT), rosenticka (NT, T), rutspindling (NT), skogshare (NT), skrovellav (NT, T), stjärntagging (NT, T), talltagel (NT, T), talltita (NT, §4), tretåig hackspett (NT, T, §4), ullticka (NT, T), vaddporing (NT), vedflamlav (NT), vedskivlav (NT, T), vedtrappmossa (NT, T), violettgrå tagellav (NT, T), vitgrynig nållav (NT), vitplätt (NT), bårdlav (S, T), dvärgtufs (S), korallrot (S, T, §8), källpraktmossa (S, T), luddlav (S, T), norrlandslav (S, T), plattlummer (S, T, §9), skinnlav (S, T), spindelblomster (S, T, §8), stuplav (S, T), ögonpyrola (S, T), bergsslok (T), brudborste (T), ekbräken (T), grå renlav (T), hultbräken (T), nordisk stormhatt (T), tjäder (T, §4), torta (T), fläcknycklar (§8) och revlummer (§9). Se Figur 1.</w:t>
       </w:r>
     </w:p>
     <w:p>
@@ -621,6 +621,26 @@
         <w:rPr>
           <w:b/>
         </w:rPr>
+        <w:t>Kolflarnlav (NT)</w:t>
+      </w:r>
+      <w:r>
+        <w:t xml:space="preserve"> är brandberoende och växer nästan uteslutande på kolad hård kärnved av tall. Etableringen verkar ske först 100–300 år efter brand och nytt substrat nybildas i mycket begränsad omfattning. Avverkning av tallskog av naturskogskaraktär med spår av återkommande bränder är ett hot och mängden lämplig ved att växa på för arten minskar dels på grund av naturlig nedbrytning men framförallt på grund av att det förstörs i samband med slutavverkningar, gallringar och markberedning. Såväl kolflarnlav som mörk kolflarnlav har glänsande bålfjäll och förekommer främst i tall- och blandbarrskogar av naturskogskaraktär med spår av återkommande bränder. Skogar som dessa hyser höga biologiska värden och bör skyddas. Kolflarnlav är typisk art för </w:t>
+      </w:r>
+      <w:r>
+        <w:rPr>
+          <w:i/>
+        </w:rPr>
+        <w:t>9010 Taiga</w:t>
+      </w:r>
+      <w:r>
+        <w:t xml:space="preserve"> (SLU Artdatabanken, 2024).</w:t>
+      </w:r>
+    </w:p>
+    <w:p>
+      <w:r>
+        <w:rPr>
+          <w:b/>
+        </w:rPr>
         <w:t>Kortskaftad ärgspik (NT)</w:t>
       </w:r>
       <w:r>
@@ -1744,7 +1764,7 @@
         <w:rPr>
           <w:i/>
         </w:rPr>
-        <w:t>I det aktuella skogsområdet har 47 rödlistade arter och signalarter påträffats. Detta ska jämföras med Skogsstyrelsens uppföljning 2017 av nyckelbiotoper som visade att man i genomsnitt hittar 20,6 olika rödlistade arter och signalarter i en nyckelbiotop (Wijk, S. 2017. Biologisk mångfald i nyckelbiotoper – Resultat från inventeringen “Uppföljning biologisk mångfald” 2009–2015. Rapport 4/2017 Skogsstyrelsen, Jönköping).</w:t>
+        <w:t>I det aktuella skogsområdet har 48 rödlistade arter och signalarter påträffats. Detta ska jämföras med Skogsstyrelsens uppföljning 2017 av nyckelbiotoper som visade att man i genomsnitt hittar 20,6 olika rödlistade arter och signalarter i en nyckelbiotop (Wijk, S. 2017. Biologisk mångfald i nyckelbiotoper – Resultat från inventeringen “Uppföljning biologisk mångfald” 2009–2015. Rapport 4/2017 Skogsstyrelsen, Jönköping).</w:t>
       </w:r>
     </w:p>
     <w:p>
@@ -1773,7 +1793,7 @@
         <w:rPr>
           <w:i/>
         </w:rPr>
-        <w:t>I det aktuella skogsområdet har 57 naturvårdsarter varav 36 rödlistade arter sina livsmiljöer och växtplatser.</w:t>
+        <w:t>I det aktuella skogsområdet har 58 naturvårdsarter varav 37 rödlistade arter sina livsmiljöer och växtplatser.</w:t>
       </w:r>
     </w:p>
     <w:p>

--- a/klagomål/Iksjak-Råssnesudden FSC-klagomål.docx
+++ b/klagomål/Iksjak-Råssnesudden FSC-klagomål.docx
@@ -178,7 +178,7 @@
       <w:r>
         <w:drawing>
           <wp:inline xmlns:a="http://schemas.openxmlformats.org/drawingml/2006/main" xmlns:pic="http://schemas.openxmlformats.org/drawingml/2006/picture">
-            <wp:extent cx="5486400" cy="4651796"/>
+            <wp:extent cx="5486400" cy="4679174"/>
             <wp:docPr id="1" name="Picture 1"/>
             <wp:cNvGraphicFramePr>
               <a:graphicFrameLocks noChangeAspect="1"/>
@@ -199,7 +199,7 @@
                   <pic:spPr>
                     <a:xfrm>
                       <a:off x="0" y="0"/>
-                      <a:ext cx="5486400" cy="4651796"/>
+                      <a:ext cx="5486400" cy="4679174"/>
                     </a:xfrm>
                     <a:prstGeom prst="rect"/>
                   </pic:spPr>
@@ -221,7 +221,7 @@
     </w:p>
     <w:p>
       <w:r>
-        <w:t>I och inom 23 meter från området finns fynd av 58 naturvårdsarter, varav 37 är rödlistade, 11 är fridlysta, 40 är typiska (T) och 11 är signalarter (S): doftticka (VU, T, §8), fläckporing (VU, T), garnlav (VU, T), gräddporing (VU, T), knärot (VU, T, §8), Lecidea subhumida (VU), smalfotad taggsvamp (VU), blanksvart spiklav (NT), blågrå svartspik (NT), brunpudrad nållav (NT, T), dropptaggsvamp (NT, T), dvärgbägarlav (NT, T), harticka (NT, T), knottrig blåslav (NT, T), kolflarnlav (NT, T), kortskaftad ärgspik (NT), lavskrika (NT, T, §4), liten svartspik (NT), lunglav (NT, T), mörk kolflarnlav (NT), nordtagging (NT), rosenticka (NT, T), rutspindling (NT), skogshare (NT), skrovellav (NT, T), stjärntagging (NT, T), talltagel (NT, T), talltita (NT, §4), tretåig hackspett (NT, T, §4), ullticka (NT, T), vaddporing (NT), vedflamlav (NT), vedskivlav (NT, T), vedtrappmossa (NT, T), violettgrå tagellav (NT, T), vitgrynig nållav (NT), vitplätt (NT), bårdlav (S, T), dvärgtufs (S), korallrot (S, T, §8), källpraktmossa (S, T), luddlav (S, T), norrlandslav (S, T), plattlummer (S, T, §9), skinnlav (S, T), spindelblomster (S, T, §8), stuplav (S, T), ögonpyrola (S, T), bergsslok (T), brudborste (T), ekbräken (T), grå renlav (T), hultbräken (T), nordisk stormhatt (T), tjäder (T, §4), torta (T), fläcknycklar (§8) och revlummer (§9). Se Figur 1.</w:t>
+        <w:t>I och inom 23 meter från området finns fynd av 61 naturvårdsarter, varav 38 är rödlistade, 12 är fridlysta, 42 är typiska (T) och 11 är signalarter (S): doftticka (VU, T, §8), fläckporing (VU, T), garnlav (VU, T), gräddporing (VU, T), knärot (VU, T, §8), Lecidea subhumida (VU), smalfotad taggsvamp (VU), blanksvart spiklav (NT), blå taggsvamp (NT, T), blågrå svartspik (NT), brunpudrad nållav (NT, T), dropptaggsvamp (NT, T), dvärgbägarlav (NT, T), harticka (NT, T), knottrig blåslav (NT, T), kolflarnlav (NT, T), kortskaftad ärgspik (NT), lavskrika (NT, T, §4), liten svartspik (NT), lunglav (NT, T), mörk kolflarnlav (NT), nordtagging (NT), rosenticka (NT, T), rutspindling (NT), skogshare (NT), skrovellav (NT, T), stjärntagging (NT, T), talltagel (NT, T), talltita (NT, §4), tretåig hackspett (NT, T, §4), ullticka (NT, T), vaddporing (NT), vedflamlav (NT), vedskivlav (NT, T), vedtrappmossa (NT, T), violettgrå tagellav (NT, T), vitgrynig nållav (NT), vitplätt (NT), bårdlav (S, T), dvärgtufs (S), korallrot (S, T, §8), källpraktmossa (S, T), luddlav (S, T), norrlandslav (S, T), plattlummer (S, T, §9), skinnlav (S, T), spindelblomster (S, T, §8), stuplav (S, T), ögonpyrola (S, T), bergsslok (T), brudborste (T), ekbräken (T), grå renlav (T), hultbräken (T), nordisk stormhatt (T), ormbär (T), tjäder (T, §4), torta (T), orre (§4), fläcknycklar (§8) och revlummer (§9). Se Figur 1.</w:t>
       </w:r>
     </w:p>
     <w:p>
@@ -490,6 +490,26 @@
         <w:rPr>
           <w:b/>
         </w:rPr>
+        <w:t xml:space="preserve">Blå taggsvamp (NT) </w:t>
+      </w:r>
+      <w:r>
+        <w:t xml:space="preserve">är en karaktärsart i såväl örtrika kalkbarrskogar som i torra sandtallskogar där det föreligger gammal skog med långvarig trädkontinuitet. Är sällsynt och mycket kravfull i södra och mellersta Sverige. Den hotas främst av skogsavverkning och tycks försvinna efter slutavverkning, markberedning och plantering. I kalkgranskogar verkar arten vara mycket känslig. Granskogar med arten bör formellt skydddas. Blå taggsvamp (NT) är typisk art för </w:t>
+      </w:r>
+      <w:r>
+        <w:rPr>
+          <w:i/>
+        </w:rPr>
+        <w:t>9010 Taiga</w:t>
+      </w:r>
+      <w:r>
+        <w:t xml:space="preserve"> (SLU Artdatabanken, 2024; Nitare &amp; Skogsstyrelsen, 2019).</w:t>
+      </w:r>
+    </w:p>
+    <w:p>
+      <w:r>
+        <w:rPr>
+          <w:b/>
+        </w:rPr>
         <w:t>Blågrå svartspik (NT)</w:t>
       </w:r>
       <w:r>
@@ -1590,6 +1610,26 @@
       </w:r>
       <w:r>
         <w:t>(SLU Artdatabanken, 2026; IUCN, 2025).</w:t>
+      </w:r>
+    </w:p>
+    <w:p>
+      <w:r>
+        <w:rPr>
+          <w:b/>
+        </w:rPr>
+        <w:t>Ormbär</w:t>
+      </w:r>
+      <w:r>
+        <w:t xml:space="preserve"> är typisk art för </w:t>
+      </w:r>
+      <w:r>
+        <w:rPr>
+          <w:i/>
+        </w:rPr>
+        <w:t xml:space="preserve">9050 Näringsrik granskog </w:t>
+      </w:r>
+      <w:r>
+        <w:t>(SLU Artdatabanken, 2025).</w:t>
       </w:r>
     </w:p>
     <w:p>
@@ -1764,7 +1804,7 @@
         <w:rPr>
           <w:i/>
         </w:rPr>
-        <w:t>I det aktuella skogsområdet har 48 rödlistade arter och signalarter påträffats. Detta ska jämföras med Skogsstyrelsens uppföljning 2017 av nyckelbiotoper som visade att man i genomsnitt hittar 20,6 olika rödlistade arter och signalarter i en nyckelbiotop (Wijk, S. 2017. Biologisk mångfald i nyckelbiotoper – Resultat från inventeringen “Uppföljning biologisk mångfald” 2009–2015. Rapport 4/2017 Skogsstyrelsen, Jönköping).</w:t>
+        <w:t>I det aktuella skogsområdet har 49 rödlistade arter och signalarter påträffats. Detta ska jämföras med Skogsstyrelsens uppföljning 2017 av nyckelbiotoper som visade att man i genomsnitt hittar 20,6 olika rödlistade arter och signalarter i en nyckelbiotop (Wijk, S. 2017. Biologisk mångfald i nyckelbiotoper – Resultat från inventeringen “Uppföljning biologisk mångfald” 2009–2015. Rapport 4/2017 Skogsstyrelsen, Jönköping).</w:t>
       </w:r>
     </w:p>
     <w:p>
@@ -1793,7 +1833,7 @@
         <w:rPr>
           <w:i/>
         </w:rPr>
-        <w:t>I det aktuella skogsområdet har 58 naturvårdsarter varav 37 rödlistade arter sina livsmiljöer och växtplatser.</w:t>
+        <w:t>I det aktuella skogsområdet har 61 naturvårdsarter varav 38 rödlistade arter sina livsmiljöer och växtplatser.</w:t>
       </w:r>
     </w:p>
     <w:p>

--- a/klagomål/Iksjak-Råssnesudden FSC-klagomål.docx
+++ b/klagomål/Iksjak-Råssnesudden FSC-klagomål.docx
@@ -178,7 +178,7 @@
       <w:r>
         <w:drawing>
           <wp:inline xmlns:a="http://schemas.openxmlformats.org/drawingml/2006/main" xmlns:pic="http://schemas.openxmlformats.org/drawingml/2006/picture">
-            <wp:extent cx="5486400" cy="4679174"/>
+            <wp:extent cx="5486400" cy="4646249"/>
             <wp:docPr id="1" name="Picture 1"/>
             <wp:cNvGraphicFramePr>
               <a:graphicFrameLocks noChangeAspect="1"/>
@@ -199,7 +199,7 @@
                   <pic:spPr>
                     <a:xfrm>
                       <a:off x="0" y="0"/>
-                      <a:ext cx="5486400" cy="4679174"/>
+                      <a:ext cx="5486400" cy="4646249"/>
                     </a:xfrm>
                     <a:prstGeom prst="rect"/>
                   </pic:spPr>
@@ -221,7 +221,7 @@
     </w:p>
     <w:p>
       <w:r>
-        <w:t>I och inom 23 meter från området finns fynd av 61 naturvårdsarter, varav 38 är rödlistade, 12 är fridlysta, 42 är typiska (T) och 11 är signalarter (S): doftticka (VU, T, §8), fläckporing (VU, T), garnlav (VU, T), gräddporing (VU, T), knärot (VU, T, §8), Lecidea subhumida (VU), smalfotad taggsvamp (VU), blanksvart spiklav (NT), blå taggsvamp (NT, T), blågrå svartspik (NT), brunpudrad nållav (NT, T), dropptaggsvamp (NT, T), dvärgbägarlav (NT, T), harticka (NT, T), knottrig blåslav (NT, T), kolflarnlav (NT, T), kortskaftad ärgspik (NT), lavskrika (NT, T, §4), liten svartspik (NT), lunglav (NT, T), mörk kolflarnlav (NT), nordtagging (NT), rosenticka (NT, T), rutspindling (NT), skogshare (NT), skrovellav (NT, T), stjärntagging (NT, T), talltagel (NT, T), talltita (NT, §4), tretåig hackspett (NT, T, §4), ullticka (NT, T), vaddporing (NT), vedflamlav (NT), vedskivlav (NT, T), vedtrappmossa (NT, T), violettgrå tagellav (NT, T), vitgrynig nållav (NT), vitplätt (NT), bårdlav (S, T), dvärgtufs (S), korallrot (S, T, §8), källpraktmossa (S, T), luddlav (S, T), norrlandslav (S, T), plattlummer (S, T, §9), skinnlav (S, T), spindelblomster (S, T, §8), stuplav (S, T), ögonpyrola (S, T), bergsslok (T), brudborste (T), ekbräken (T), grå renlav (T), hultbräken (T), nordisk stormhatt (T), ormbär (T), tjäder (T, §4), torta (T), orre (§4), fläcknycklar (§8) och revlummer (§9). Se Figur 1.</w:t>
+        <w:t>I och inom 23 meter från området finns fynd av 63 naturvårdsarter, varav 40 är rödlistade, 12 är fridlysta, 43 är typiska (T) och 11 är signalarter (S): doftticka (VU, T, §8), fläckporing (VU, T), garnlav (VU, T), gräddporing (VU, T), gräddticka (VU), gränsticka (VU, T), knärot (VU, T, §8), Lecidea subhumida (VU), smalfotad taggsvamp (VU), blanksvart spiklav (NT), blå taggsvamp (NT, T), blågrå svartspik (NT), brunpudrad nållav (NT, T), dropptaggsvamp (NT, T), dvärgbägarlav (NT, T), harticka (NT, T), knottrig blåslav (NT, T), kolflarnlav (NT, T), kortskaftad ärgspik (NT), lavskrika (NT, T, §4), liten svartspik (NT), lunglav (NT, T), mörk kolflarnlav (NT), nordtagging (NT), rosenticka (NT, T), rutspindling (NT), skogshare (NT), skrovellav (NT, T), stjärntagging (NT, T), talltagel (NT, T), talltita (NT, §4), tretåig hackspett (NT, T, §4), ullticka (NT, T), vaddporing (NT), vedflamlav (NT), vedskivlav (NT, T), vedtrappmossa (NT, T), violettgrå tagellav (NT, T), vitgrynig nållav (NT), vitplätt (NT), bårdlav (S, T), dvärgtufs (S), korallrot (S, T, §8), källpraktmossa (S, T), luddlav (S, T), norrlandslav (S, T), plattlummer (S, T, §9), skinnlav (S, T), spindelblomster (S, T, §8), stuplav (S, T), ögonpyrola (S, T), bergsslok (T), brudborste (T), ekbräken (T), grå renlav (T), hultbräken (T), nordisk stormhatt (T), ormbär (T), tjäder (T, §4), torta (T), orre (§4), fläcknycklar (§8) och revlummer (§9). Se Figur 1.</w:t>
       </w:r>
     </w:p>
     <w:p>
@@ -343,6 +343,37 @@
       </w:r>
       <w:r>
         <w:t xml:space="preserve"> (SLU Artdatabanken, 2024; Nitare &amp; Skogsstyrelsen, 2019).</w:t>
+      </w:r>
+    </w:p>
+    <w:p>
+      <w:r>
+        <w:rPr>
+          <w:b/>
+        </w:rPr>
+        <w:t>Gräddticka (VU)</w:t>
+      </w:r>
+      <w:r>
+        <w:t xml:space="preserve"> har klassificerats som en ”gammelskogsindikator” och signalerar granskogar med höga naturvärden. Den kräver miljöer med hög och jämn fuktighet och växtplatserna ligger oftast på näringsrik, fuktig eller blöt mark där lågan och den murkna veden hålls konstant fuktig. Slutavverkning av gammelgranskog är ett direkt hot mot artens existens i landet och artens växtplatser måste undantas från skogsbruk (SLU Artdatabanken, 2024; Nitare &amp; Skogsstyrelsen, 2019).</w:t>
+      </w:r>
+    </w:p>
+    <w:p>
+      <w:r>
+        <w:rPr>
+          <w:b/>
+        </w:rPr>
+        <w:t>Gränsticka (VU)</w:t>
+      </w:r>
+      <w:r>
+        <w:t xml:space="preserve"> är en mycket bra signalart inom hela sitt utbredningsområde. Den är huvudsakligen knuten till restbestånd av barrnaturskog och förekommer med ett tydligt optimum i orörda eller måttligt påverkade gamla granskogar där det föreligger långvarig kontinuitet av grov död ved. Den totala populationen bedöms ha minskat och fortsätter att minska i takt med att grankontinuitetsskogar (äldre tidigare icke kalavverkade skogar) minskar i areal. Minskningstakten överstiger gränsvärdet för sårbar (VU). Lokaler som hyser arten bör undantas från skogsbruk, speciellt i mellersta och södra Sverige. Gränsticka är typisk art för </w:t>
+      </w:r>
+      <w:r>
+        <w:rPr>
+          <w:i/>
+        </w:rPr>
+        <w:t>9010 Taiga</w:t>
+      </w:r>
+      <w:r>
+        <w:t xml:space="preserve"> (SLU Artdatabanken, 2026; Nitare &amp; Skogsstyrelsen, 2019).</w:t>
       </w:r>
     </w:p>
     <w:p>
@@ -1804,7 +1835,7 @@
         <w:rPr>
           <w:i/>
         </w:rPr>
-        <w:t>I det aktuella skogsområdet har 49 rödlistade arter och signalarter påträffats. Detta ska jämföras med Skogsstyrelsens uppföljning 2017 av nyckelbiotoper som visade att man i genomsnitt hittar 20,6 olika rödlistade arter och signalarter i en nyckelbiotop (Wijk, S. 2017. Biologisk mångfald i nyckelbiotoper – Resultat från inventeringen “Uppföljning biologisk mångfald” 2009–2015. Rapport 4/2017 Skogsstyrelsen, Jönköping).</w:t>
+        <w:t>I det aktuella skogsområdet har 51 rödlistade arter och signalarter påträffats. Detta ska jämföras med Skogsstyrelsens uppföljning 2017 av nyckelbiotoper som visade att man i genomsnitt hittar 20,6 olika rödlistade arter och signalarter i en nyckelbiotop (Wijk, S. 2017. Biologisk mångfald i nyckelbiotoper – Resultat från inventeringen “Uppföljning biologisk mångfald” 2009–2015. Rapport 4/2017 Skogsstyrelsen, Jönköping).</w:t>
       </w:r>
     </w:p>
     <w:p>
@@ -1833,7 +1864,7 @@
         <w:rPr>
           <w:i/>
         </w:rPr>
-        <w:t>I det aktuella skogsområdet har 61 naturvårdsarter varav 38 rödlistade arter sina livsmiljöer och växtplatser.</w:t>
+        <w:t>I det aktuella skogsområdet har 63 naturvårdsarter varav 40 rödlistade arter sina livsmiljöer och växtplatser.</w:t>
       </w:r>
     </w:p>
     <w:p>

--- a/klagomål/Iksjak-Råssnesudden FSC-klagomål.docx
+++ b/klagomål/Iksjak-Råssnesudden FSC-klagomål.docx
@@ -178,7 +178,7 @@
       <w:r>
         <w:drawing>
           <wp:inline xmlns:a="http://schemas.openxmlformats.org/drawingml/2006/main" xmlns:pic="http://schemas.openxmlformats.org/drawingml/2006/picture">
-            <wp:extent cx="5486400" cy="4646249"/>
+            <wp:extent cx="5486400" cy="4645731"/>
             <wp:docPr id="1" name="Picture 1"/>
             <wp:cNvGraphicFramePr>
               <a:graphicFrameLocks noChangeAspect="1"/>
@@ -199,7 +199,7 @@
                   <pic:spPr>
                     <a:xfrm>
                       <a:off x="0" y="0"/>
-                      <a:ext cx="5486400" cy="4646249"/>
+                      <a:ext cx="5486400" cy="4645731"/>
                     </a:xfrm>
                     <a:prstGeom prst="rect"/>
                   </pic:spPr>
@@ -425,7 +425,7 @@
     </w:p>
     <w:p>
       <w:r>
-        <w:t>I det aktuella området finns 22 fyndplatser för knärot registrerade på Artportalen. Figur 2 visar gränserna för buffertzoner på 50 m, som behöver lämnas kring fyndplatserna för att knärotslokalerna inte ska försvinna vid en avverkning. Av det aktuella området överlappar 7.17 ha med buffertzonerna och får av detta skäl inte avverkas.</w:t>
+        <w:t>I det aktuella området finns 23 fyndplatser för knärot registrerade på Artportalen. Figur 2 visar gränserna för buffertzoner på 50 m, som behöver lämnas kring fyndplatserna för att knärotslokalerna inte ska försvinna vid en avverkning. Av det aktuella området överlappar 7.24 ha med buffertzonerna och får av detta skäl inte avverkas.</w:t>
       </w:r>
     </w:p>
     <w:p>

--- a/klagomål/Iksjak-Råssnesudden FSC-klagomål.docx
+++ b/klagomål/Iksjak-Råssnesudden FSC-klagomål.docx
@@ -178,7 +178,7 @@
       <w:r>
         <w:drawing>
           <wp:inline xmlns:a="http://schemas.openxmlformats.org/drawingml/2006/main" xmlns:pic="http://schemas.openxmlformats.org/drawingml/2006/picture">
-            <wp:extent cx="5486400" cy="4645731"/>
+            <wp:extent cx="5486400" cy="4683263"/>
             <wp:docPr id="1" name="Picture 1"/>
             <wp:cNvGraphicFramePr>
               <a:graphicFrameLocks noChangeAspect="1"/>
@@ -199,7 +199,7 @@
                   <pic:spPr>
                     <a:xfrm>
                       <a:off x="0" y="0"/>
-                      <a:ext cx="5486400" cy="4645731"/>
+                      <a:ext cx="5486400" cy="4683263"/>
                     </a:xfrm>
                     <a:prstGeom prst="rect"/>
                   </pic:spPr>
@@ -221,7 +221,7 @@
     </w:p>
     <w:p>
       <w:r>
-        <w:t>I och inom 23 meter från området finns fynd av 63 naturvårdsarter, varav 40 är rödlistade, 12 är fridlysta, 43 är typiska (T) och 11 är signalarter (S): doftticka (VU, T, §8), fläckporing (VU, T), garnlav (VU, T), gräddporing (VU, T), gräddticka (VU), gränsticka (VU, T), knärot (VU, T, §8), Lecidea subhumida (VU), smalfotad taggsvamp (VU), blanksvart spiklav (NT), blå taggsvamp (NT, T), blågrå svartspik (NT), brunpudrad nållav (NT, T), dropptaggsvamp (NT, T), dvärgbägarlav (NT, T), harticka (NT, T), knottrig blåslav (NT, T), kolflarnlav (NT, T), kortskaftad ärgspik (NT), lavskrika (NT, T, §4), liten svartspik (NT), lunglav (NT, T), mörk kolflarnlav (NT), nordtagging (NT), rosenticka (NT, T), rutspindling (NT), skogshare (NT), skrovellav (NT, T), stjärntagging (NT, T), talltagel (NT, T), talltita (NT, §4), tretåig hackspett (NT, T, §4), ullticka (NT, T), vaddporing (NT), vedflamlav (NT), vedskivlav (NT, T), vedtrappmossa (NT, T), violettgrå tagellav (NT, T), vitgrynig nållav (NT), vitplätt (NT), bårdlav (S, T), dvärgtufs (S), korallrot (S, T, §8), källpraktmossa (S, T), luddlav (S, T), norrlandslav (S, T), plattlummer (S, T, §9), skinnlav (S, T), spindelblomster (S, T, §8), stuplav (S, T), ögonpyrola (S, T), bergsslok (T), brudborste (T), ekbräken (T), grå renlav (T), hultbräken (T), nordisk stormhatt (T), ormbär (T), tjäder (T, §4), torta (T), orre (§4), fläcknycklar (§8) och revlummer (§9). Se Figur 1.</w:t>
+        <w:t>I och inom 23 meter från området finns fynd av 65 naturvårdsarter, varav 41 är rödlistade, 12 är fridlysta, 45 är typiska (T) och 12 är signalarter (S): doftticka (VU, T, §8), fläckporing (VU, T), garnlav (VU, T), gräddporing (VU, T), gräddticka (VU), gränsticka (VU, T), knärot (VU, T, §8), Lecidea subhumida (VU), smalfotad taggsvamp (VU), blanksvart spiklav (NT), blå taggsvamp (NT, T), blågrå svartspik (NT), brunpudrad nållav (NT, T), dropptaggsvamp (NT, T), dvärgbägarlav (NT, T), harticka (NT, T), knottrig blåslav (NT, T), kolflarnlav (NT, T), kortskaftad ärgspik (NT), lavskrika (NT, T, §4), liten svartspik (NT), lunglav (NT, T), mörk kolflarnlav (NT), nordtagging (NT), rosenticka (NT, T), rutspindling (NT), rödbrun blekspik (NT, T), skogshare (NT), skrovellav (NT, T), stjärntagging (NT, T), talltagel (NT, T), talltita (NT, §4), tretåig hackspett (NT, T, §4), ullticka (NT, T), vaddporing (NT), vedflamlav (NT), vedskivlav (NT, T), vedtrappmossa (NT, T), violettgrå tagellav (NT, T), vitgrynig nållav (NT), vitplätt (NT), blodticka (S, T), bårdlav (S, T), dvärgtufs (S), korallrot (S, T, §8), källpraktmossa (S, T), luddlav (S, T), norrlandslav (S, T), plattlummer (S, T, §9), skinnlav (S, T), spindelblomster (S, T, §8), stuplav (S, T), ögonpyrola (S, T), bergsslok (T), brudborste (T), ekbräken (T), grå renlav (T), hultbräken (T), nordisk stormhatt (T), ormbär (T), tjäder (T, §4), torta (T), orre (§4), fläcknycklar (§8) och revlummer (§9). Se Figur 1.</w:t>
       </w:r>
     </w:p>
     <w:p>
@@ -852,6 +852,35 @@
         <w:rPr>
           <w:b/>
         </w:rPr>
+        <w:t>Rödbrun blekspik (NT)</w:t>
+      </w:r>
+      <w:r>
+        <w:t xml:space="preserve"> växer i norra Sverige på bark och ved av björk och gran i skogar med hög och jämn luftfuktighet. I södra Sverige växer den främst på ek i öppna åldriga lövskogar. I norra delen av sitt utbredningsområde hotas arten av slutavverkningar av gamla granskogar. I den södra delen av landet hotas den genom de åldriga lövskogarnas tillbakagång och särskilt ekhagarnas igenväxning och genom plantering av sådan mark med barrskog. Rödbrun blekspik är typisk art för </w:t>
+      </w:r>
+      <w:r>
+        <w:rPr>
+          <w:i/>
+        </w:rPr>
+        <w:t xml:space="preserve">9010 Taiga, 9020 Nordlig ädellövskog, 9070 Trädklädd betesmark, 9160 Näringsrik ekskog </w:t>
+      </w:r>
+      <w:r>
+        <w:t xml:space="preserve">och </w:t>
+      </w:r>
+      <w:r>
+        <w:rPr>
+          <w:i/>
+        </w:rPr>
+        <w:t>9180 Ädellövskog i branter</w:t>
+      </w:r>
+      <w:r>
+        <w:t xml:space="preserve"> och signalerar alltid höga naturvärden (SLU Artdatabanken, 2024; Nitare &amp; Skogsstyrelsen, 2019).</w:t>
+      </w:r>
+    </w:p>
+    <w:p>
+      <w:r>
+        <w:rPr>
+          <w:b/>
+        </w:rPr>
         <w:t>Skrovellav (NT)</w:t>
       </w:r>
       <w:r>
@@ -1150,6 +1179,26 @@
       </w:r>
       <w:r>
         <w:t xml:space="preserve"> är en nedbrytare av död, hård och torr tallved och orsakar brunröta. Den förekommer mest i äldre, naturskogsliknande tallskog eller blandskog med äldre tall. Arten hotas av avverkning av gammal, senvuxen tall. I södra Sverige råder brist på lämpliga habitat och arten kan inte längre sprida sig utanför sina få kända växtplatser. Lokaler med gammal tall bör undantas från skogsbruk, i synnerhet i södra Sverige (SLU Artdatabanken, 2024).</w:t>
+      </w:r>
+    </w:p>
+    <w:p>
+      <w:r>
+        <w:rPr>
+          <w:b/>
+        </w:rPr>
+        <w:t xml:space="preserve">Blodticka </w:t>
+      </w:r>
+      <w:r>
+        <w:t xml:space="preserve">är i norra Sverige främst knuten till grova granlågor i urskogsartad barrskog, men förekommer ibland även på klenare granar i anslutning till bäckar och sumpskogar. Den är en bra indikator på granskogar med höga naturvärden och oftast förekommer den tillsammans med ett stort antal ovanliga och rödlistade arter. I södra Sverige växer den framför allt på tall och har då ett lägre signalvärde. Blodticka är typisk art för </w:t>
+      </w:r>
+      <w:r>
+        <w:rPr>
+          <w:i/>
+        </w:rPr>
+        <w:t>9030 Landhöjningsskog</w:t>
+      </w:r>
+      <w:r>
+        <w:t xml:space="preserve"> (SLU Artdatabanken, 2025; Nitare &amp; Skogsstyrelsen, 2019).</w:t>
       </w:r>
     </w:p>
     <w:p>
@@ -1835,7 +1884,7 @@
         <w:rPr>
           <w:i/>
         </w:rPr>
-        <w:t>I det aktuella skogsområdet har 51 rödlistade arter och signalarter påträffats. Detta ska jämföras med Skogsstyrelsens uppföljning 2017 av nyckelbiotoper som visade att man i genomsnitt hittar 20,6 olika rödlistade arter och signalarter i en nyckelbiotop (Wijk, S. 2017. Biologisk mångfald i nyckelbiotoper – Resultat från inventeringen “Uppföljning biologisk mångfald” 2009–2015. Rapport 4/2017 Skogsstyrelsen, Jönköping).</w:t>
+        <w:t>I det aktuella skogsområdet har 53 rödlistade arter och signalarter påträffats. Detta ska jämföras med Skogsstyrelsens uppföljning 2017 av nyckelbiotoper som visade att man i genomsnitt hittar 20,6 olika rödlistade arter och signalarter i en nyckelbiotop (Wijk, S. 2017. Biologisk mångfald i nyckelbiotoper – Resultat från inventeringen “Uppföljning biologisk mångfald” 2009–2015. Rapport 4/2017 Skogsstyrelsen, Jönköping).</w:t>
       </w:r>
     </w:p>
     <w:p>
@@ -1864,7 +1913,7 @@
         <w:rPr>
           <w:i/>
         </w:rPr>
-        <w:t>I det aktuella skogsområdet har 63 naturvårdsarter varav 40 rödlistade arter sina livsmiljöer och växtplatser.</w:t>
+        <w:t>I det aktuella skogsområdet har 65 naturvårdsarter varav 41 rödlistade arter sina livsmiljöer och växtplatser.</w:t>
       </w:r>
     </w:p>
     <w:p>

--- a/klagomål/Iksjak-Råssnesudden FSC-klagomål.docx
+++ b/klagomål/Iksjak-Råssnesudden FSC-klagomål.docx
@@ -178,7 +178,7 @@
       <w:r>
         <w:drawing>
           <wp:inline xmlns:a="http://schemas.openxmlformats.org/drawingml/2006/main" xmlns:pic="http://schemas.openxmlformats.org/drawingml/2006/picture">
-            <wp:extent cx="5486400" cy="4683263"/>
+            <wp:extent cx="5486400" cy="4682733"/>
             <wp:docPr id="1" name="Picture 1"/>
             <wp:cNvGraphicFramePr>
               <a:graphicFrameLocks noChangeAspect="1"/>
@@ -199,7 +199,7 @@
                   <pic:spPr>
                     <a:xfrm>
                       <a:off x="0" y="0"/>
-                      <a:ext cx="5486400" cy="4683263"/>
+                      <a:ext cx="5486400" cy="4682733"/>
                     </a:xfrm>
                     <a:prstGeom prst="rect"/>
                   </pic:spPr>

--- a/klagomål/Iksjak-Råssnesudden FSC-klagomål.docx
+++ b/klagomål/Iksjak-Råssnesudden FSC-klagomål.docx
@@ -178,7 +178,7 @@
       <w:r>
         <w:drawing>
           <wp:inline xmlns:a="http://schemas.openxmlformats.org/drawingml/2006/main" xmlns:pic="http://schemas.openxmlformats.org/drawingml/2006/picture">
-            <wp:extent cx="5486400" cy="4682733"/>
+            <wp:extent cx="5486400" cy="4680928"/>
             <wp:docPr id="1" name="Picture 1"/>
             <wp:cNvGraphicFramePr>
               <a:graphicFrameLocks noChangeAspect="1"/>
@@ -199,7 +199,7 @@
                   <pic:spPr>
                     <a:xfrm>
                       <a:off x="0" y="0"/>
-                      <a:ext cx="5486400" cy="4682733"/>
+                      <a:ext cx="5486400" cy="4680928"/>
                     </a:xfrm>
                     <a:prstGeom prst="rect"/>
                   </pic:spPr>
@@ -221,7 +221,7 @@
     </w:p>
     <w:p>
       <w:r>
-        <w:t>I och inom 23 meter från området finns fynd av 65 naturvårdsarter, varav 41 är rödlistade, 12 är fridlysta, 45 är typiska (T) och 12 är signalarter (S): doftticka (VU, T, §8), fläckporing (VU, T), garnlav (VU, T), gräddporing (VU, T), gräddticka (VU), gränsticka (VU, T), knärot (VU, T, §8), Lecidea subhumida (VU), smalfotad taggsvamp (VU), blanksvart spiklav (NT), blå taggsvamp (NT, T), blågrå svartspik (NT), brunpudrad nållav (NT, T), dropptaggsvamp (NT, T), dvärgbägarlav (NT, T), harticka (NT, T), knottrig blåslav (NT, T), kolflarnlav (NT, T), kortskaftad ärgspik (NT), lavskrika (NT, T, §4), liten svartspik (NT), lunglav (NT, T), mörk kolflarnlav (NT), nordtagging (NT), rosenticka (NT, T), rutspindling (NT), rödbrun blekspik (NT, T), skogshare (NT), skrovellav (NT, T), stjärntagging (NT, T), talltagel (NT, T), talltita (NT, §4), tretåig hackspett (NT, T, §4), ullticka (NT, T), vaddporing (NT), vedflamlav (NT), vedskivlav (NT, T), vedtrappmossa (NT, T), violettgrå tagellav (NT, T), vitgrynig nållav (NT), vitplätt (NT), blodticka (S, T), bårdlav (S, T), dvärgtufs (S), korallrot (S, T, §8), källpraktmossa (S, T), luddlav (S, T), norrlandslav (S, T), plattlummer (S, T, §9), skinnlav (S, T), spindelblomster (S, T, §8), stuplav (S, T), ögonpyrola (S, T), bergsslok (T), brudborste (T), ekbräken (T), grå renlav (T), hultbräken (T), nordisk stormhatt (T), ormbär (T), tjäder (T, §4), torta (T), orre (§4), fläcknycklar (§8) och revlummer (§9). Se Figur 1.</w:t>
+        <w:t>I och inom 23 meter från området finns fynd av 66 naturvårdsarter, varav 42 är rödlistade, 12 är fridlysta, 45 är typiska (T) och 12 är signalarter (S): doftticka (VU, T, §8), fläckporing (VU, T), garnlav (VU, T), gräddporing (VU, T), gräddticka (VU), gränsticka (VU, T), knärot (VU, T, §8), Lecidea subhumida (VU), smalfotad taggsvamp (VU), blanksvart spiklav (NT), blå taggsvamp (NT, T), blågrå svartspik (NT), brunpudrad nållav (NT, T), dropptaggsvamp (NT, T), dvärgbägarlav (NT, T), grå blåbärsfältmätare (NT), harticka (NT, T), knottrig blåslav (NT, T), kolflarnlav (NT, T), kortskaftad ärgspik (NT), lavskrika (NT, T, §4), liten svartspik (NT), lunglav (NT, T), mörk kolflarnlav (NT), nordtagging (NT), rosenticka (NT, T), rutspindling (NT), rödbrun blekspik (NT, T), skogshare (NT), skrovellav (NT, T), stjärntagging (NT, T), talltagel (NT, T), talltita (NT, §4), tretåig hackspett (NT, T, §4), ullticka (NT, T), vaddporing (NT), vedflamlav (NT), vedskivlav (NT, T), vedtrappmossa (NT, T), violettgrå tagellav (NT, T), vitgrynig nållav (NT), vitplätt (NT), blodticka (S, T), bårdlav (S, T), dvärgtufs (S), korallrot (S, T, §8), källpraktmossa (S, T), luddlav (S, T), norrlandslav (S, T), plattlummer (S, T, §9), skinnlav (S, T), spindelblomster (S, T, §8), stuplav (S, T), ögonpyrola (S, T), bergsslok (T), brudborste (T), ekbräken (T), grå renlav (T), hultbräken (T), nordisk stormhatt (T), ormbär (T), tjäder (T, §4), torta (T), orre (§4), fläcknycklar (§8) och revlummer (§9). Se Figur 1.</w:t>
       </w:r>
     </w:p>
     <w:p>
@@ -612,6 +612,17 @@
         <w:rPr>
           <w:b/>
         </w:rPr>
+        <w:t>Grå blåbärsfältmätare (NT)</w:t>
+      </w:r>
+      <w:r>
+        <w:t xml:space="preserve"> har tidigare ansetts som en mycket vanlig art men har utifrån fältobservationer gått starkt tillbaka och är nu försvunnen från stora delar av södra och mellersta Sverige. Sannolikt minskar arten även i norr. Detta indikerar att arten är starkare knuten till kontinuitetsskog med stort innehåll av blåbär än man tidigare trott och den förefaller vara mycket känslig för kalhyggesbruk. Fjärilens huvudsakliga habitat är luckiga granskogar med ett välutvecklat blåbärskikt på vilket larven lever. Denna livsmiljö är hotad av kalhyggesbruket där blåbärsriset skuggas ut när den uppväxande skogen sluter sig. Minskningstakten för den svenska populationen bedöms vara nära gränsvärdet för Sårbar (VU) (SLU Artdatabanken, 2024).</w:t>
+      </w:r>
+    </w:p>
+    <w:p>
+      <w:r>
+        <w:rPr>
+          <w:b/>
+        </w:rPr>
         <w:t>Harticka (NT)</w:t>
       </w:r>
       <w:r>
@@ -1884,7 +1895,7 @@
         <w:rPr>
           <w:i/>
         </w:rPr>
-        <w:t>I det aktuella skogsområdet har 53 rödlistade arter och signalarter påträffats. Detta ska jämföras med Skogsstyrelsens uppföljning 2017 av nyckelbiotoper som visade att man i genomsnitt hittar 20,6 olika rödlistade arter och signalarter i en nyckelbiotop (Wijk, S. 2017. Biologisk mångfald i nyckelbiotoper – Resultat från inventeringen “Uppföljning biologisk mångfald” 2009–2015. Rapport 4/2017 Skogsstyrelsen, Jönköping).</w:t>
+        <w:t>I det aktuella skogsområdet har 54 rödlistade arter och signalarter påträffats. Detta ska jämföras med Skogsstyrelsens uppföljning 2017 av nyckelbiotoper som visade att man i genomsnitt hittar 20,6 olika rödlistade arter och signalarter i en nyckelbiotop (Wijk, S. 2017. Biologisk mångfald i nyckelbiotoper – Resultat från inventeringen “Uppföljning biologisk mångfald” 2009–2015. Rapport 4/2017 Skogsstyrelsen, Jönköping).</w:t>
       </w:r>
     </w:p>
     <w:p>
@@ -1913,7 +1924,7 @@
         <w:rPr>
           <w:i/>
         </w:rPr>
-        <w:t>I det aktuella skogsområdet har 65 naturvårdsarter varav 41 rödlistade arter sina livsmiljöer och växtplatser.</w:t>
+        <w:t>I det aktuella skogsområdet har 66 naturvårdsarter varav 42 rödlistade arter sina livsmiljöer och växtplatser.</w:t>
       </w:r>
     </w:p>
     <w:p>

--- a/klagomål/Iksjak-Råssnesudden FSC-klagomål.docx
+++ b/klagomål/Iksjak-Råssnesudden FSC-klagomål.docx
@@ -3063,7 +3063,7 @@
     <w:r>
       <w:tab/>
       <w:tab/>
-      <w:t>2026-07-24</w:t>
+      <w:t>2026-07-25</w:t>
       <w:br/>
       <w:br/>
     </w:r>

--- a/klagomål/Iksjak-Råssnesudden FSC-klagomål.docx
+++ b/klagomål/Iksjak-Råssnesudden FSC-klagomål.docx
@@ -3063,7 +3063,7 @@
     <w:r>
       <w:tab/>
       <w:tab/>
-      <w:t>2026-07-25</w:t>
+      <w:t>2026-07-26</w:t>
       <w:br/>
       <w:br/>
     </w:r>

--- a/klagomål/Iksjak-Råssnesudden FSC-klagomål.docx
+++ b/klagomål/Iksjak-Råssnesudden FSC-klagomål.docx
@@ -3063,7 +3063,7 @@
     <w:r>
       <w:tab/>
       <w:tab/>
-      <w:t>2026-07-26</w:t>
+      <w:t>2026-07-27</w:t>
       <w:br/>
       <w:br/>
     </w:r>

--- a/klagomål/Iksjak-Råssnesudden FSC-klagomål.docx
+++ b/klagomål/Iksjak-Råssnesudden FSC-klagomål.docx
@@ -3063,7 +3063,7 @@
     <w:r>
       <w:tab/>
       <w:tab/>
-      <w:t>2026-07-27</w:t>
+      <w:t>2026-07-28</w:t>
       <w:br/>
       <w:br/>
     </w:r>

--- a/klagomål/Iksjak-Råssnesudden FSC-klagomål.docx
+++ b/klagomål/Iksjak-Råssnesudden FSC-klagomål.docx
@@ -3063,7 +3063,7 @@
     <w:r>
       <w:tab/>
       <w:tab/>
-      <w:t>2026-07-28</w:t>
+      <w:t>2026-07-29</w:t>
       <w:br/>
       <w:br/>
     </w:r>

--- a/klagomål/Iksjak-Råssnesudden FSC-klagomål.docx
+++ b/klagomål/Iksjak-Råssnesudden FSC-klagomål.docx
@@ -3063,7 +3063,7 @@
     <w:r>
       <w:tab/>
       <w:tab/>
-      <w:t>2026-07-29</w:t>
+      <w:t>2026-07-30</w:t>
       <w:br/>
       <w:br/>
     </w:r>

--- a/klagomål/Iksjak-Råssnesudden FSC-klagomål.docx
+++ b/klagomål/Iksjak-Råssnesudden FSC-klagomål.docx
@@ -3063,7 +3063,7 @@
     <w:r>
       <w:tab/>
       <w:tab/>
-      <w:t>2026-07-30</w:t>
+      <w:t>2026-07-31</w:t>
       <w:br/>
       <w:br/>
     </w:r>

--- a/klagomål/Iksjak-Råssnesudden FSC-klagomål.docx
+++ b/klagomål/Iksjak-Råssnesudden FSC-klagomål.docx
@@ -178,7 +178,7 @@
       <w:r>
         <w:drawing>
           <wp:inline xmlns:a="http://schemas.openxmlformats.org/drawingml/2006/main" xmlns:pic="http://schemas.openxmlformats.org/drawingml/2006/picture">
-            <wp:extent cx="5486400" cy="4680928"/>
+            <wp:extent cx="5486400" cy="4680402"/>
             <wp:docPr id="1" name="Picture 1"/>
             <wp:cNvGraphicFramePr>
               <a:graphicFrameLocks noChangeAspect="1"/>
@@ -199,7 +199,7 @@
                   <pic:spPr>
                     <a:xfrm>
                       <a:off x="0" y="0"/>
-                      <a:ext cx="5486400" cy="4680928"/>
+                      <a:ext cx="5486400" cy="4680402"/>
                     </a:xfrm>
                     <a:prstGeom prst="rect"/>
                   </pic:spPr>

--- a/klagomål/Iksjak-Råssnesudden FSC-klagomål.docx
+++ b/klagomål/Iksjak-Råssnesudden FSC-klagomål.docx
@@ -3063,7 +3063,7 @@
     <w:r>
       <w:tab/>
       <w:tab/>
-      <w:t>2026-07-31</w:t>
+      <w:t>2026-08-01</w:t>
       <w:br/>
       <w:br/>
     </w:r>

--- a/klagomål/Iksjak-Råssnesudden FSC-klagomål.docx
+++ b/klagomål/Iksjak-Råssnesudden FSC-klagomål.docx
@@ -3063,7 +3063,7 @@
     <w:r>
       <w:tab/>
       <w:tab/>
-      <w:t>2026-08-01</w:t>
+      <w:t>2026-08-02</w:t>
       <w:br/>
       <w:br/>
     </w:r>

--- a/klagomål/Iksjak-Råssnesudden FSC-klagomål.docx
+++ b/klagomål/Iksjak-Råssnesudden FSC-klagomål.docx
@@ -3063,7 +3063,7 @@
     <w:r>
       <w:tab/>
       <w:tab/>
-      <w:t>2026-08-02</w:t>
+      <w:t>2026-08-03</w:t>
       <w:br/>
       <w:br/>
     </w:r>

--- a/klagomål/Iksjak-Råssnesudden FSC-klagomål.docx
+++ b/klagomål/Iksjak-Råssnesudden FSC-klagomål.docx
@@ -3063,7 +3063,7 @@
     <w:r>
       <w:tab/>
       <w:tab/>
-      <w:t>2026-08-03</w:t>
+      <w:t>2026-08-04</w:t>
       <w:br/>
       <w:br/>
     </w:r>

--- a/klagomål/Iksjak-Råssnesudden FSC-klagomål.docx
+++ b/klagomål/Iksjak-Råssnesudden FSC-klagomål.docx
@@ -3063,7 +3063,7 @@
     <w:r>
       <w:tab/>
       <w:tab/>
-      <w:t>2026-08-04</w:t>
+      <w:t>2026-08-05</w:t>
       <w:br/>
       <w:br/>
     </w:r>

--- a/klagomål/Iksjak-Råssnesudden FSC-klagomål.docx
+++ b/klagomål/Iksjak-Råssnesudden FSC-klagomål.docx
@@ -3063,7 +3063,7 @@
     <w:r>
       <w:tab/>
       <w:tab/>
-      <w:t>2026-08-05</w:t>
+      <w:t>2026-08-06</w:t>
       <w:br/>
       <w:br/>
     </w:r>

--- a/klagomål/Iksjak-Råssnesudden FSC-klagomål.docx
+++ b/klagomål/Iksjak-Råssnesudden FSC-klagomål.docx
@@ -3063,7 +3063,7 @@
     <w:r>
       <w:tab/>
       <w:tab/>
-      <w:t>2026-08-06</w:t>
+      <w:t>2026-08-07</w:t>
       <w:br/>
       <w:br/>
     </w:r>

--- a/klagomål/Iksjak-Råssnesudden FSC-klagomål.docx
+++ b/klagomål/Iksjak-Råssnesudden FSC-klagomål.docx
@@ -3063,7 +3063,7 @@
     <w:r>
       <w:tab/>
       <w:tab/>
-      <w:t>2026-08-07</w:t>
+      <w:t>2026-08-08</w:t>
       <w:br/>
       <w:br/>
     </w:r>

--- a/klagomål/Iksjak-Råssnesudden FSC-klagomål.docx
+++ b/klagomål/Iksjak-Råssnesudden FSC-klagomål.docx
@@ -3063,7 +3063,7 @@
     <w:r>
       <w:tab/>
       <w:tab/>
-      <w:t>2026-08-08</w:t>
+      <w:t>2026-08-09</w:t>
       <w:br/>
       <w:br/>
     </w:r>

--- a/klagomål/Iksjak-Råssnesudden FSC-klagomål.docx
+++ b/klagomål/Iksjak-Råssnesudden FSC-klagomål.docx
@@ -3063,7 +3063,7 @@
     <w:r>
       <w:tab/>
       <w:tab/>
-      <w:t>2026-08-09</w:t>
+      <w:t>2026-08-10</w:t>
       <w:br/>
       <w:br/>
     </w:r>

--- a/klagomål/Iksjak-Råssnesudden FSC-klagomål.docx
+++ b/klagomål/Iksjak-Råssnesudden FSC-klagomål.docx
@@ -3063,7 +3063,7 @@
     <w:r>
       <w:tab/>
       <w:tab/>
-      <w:t>2026-08-10</w:t>
+      <w:t>2026-08-11</w:t>
       <w:br/>
       <w:br/>
     </w:r>

--- a/klagomål/Iksjak-Råssnesudden FSC-klagomål.docx
+++ b/klagomål/Iksjak-Råssnesudden FSC-klagomål.docx
@@ -3063,7 +3063,7 @@
     <w:r>
       <w:tab/>
       <w:tab/>
-      <w:t>2026-08-11</w:t>
+      <w:t>2026-08-12</w:t>
       <w:br/>
       <w:br/>
     </w:r>

--- a/klagomål/Iksjak-Råssnesudden FSC-klagomål.docx
+++ b/klagomål/Iksjak-Råssnesudden FSC-klagomål.docx
@@ -3063,7 +3063,7 @@
     <w:r>
       <w:tab/>
       <w:tab/>
-      <w:t>2026-08-12</w:t>
+      <w:t>2026-08-13</w:t>
       <w:br/>
       <w:br/>
     </w:r>

--- a/klagomål/Iksjak-Råssnesudden FSC-klagomål.docx
+++ b/klagomål/Iksjak-Råssnesudden FSC-klagomål.docx
@@ -3063,7 +3063,7 @@
     <w:r>
       <w:tab/>
       <w:tab/>
-      <w:t>2026-08-13</w:t>
+      <w:t>2026-08-14</w:t>
       <w:br/>
       <w:br/>
     </w:r>

--- a/klagomål/Iksjak-Råssnesudden FSC-klagomål.docx
+++ b/klagomål/Iksjak-Råssnesudden FSC-klagomål.docx
@@ -163,7 +163,7 @@
         <w:pStyle w:val="Title"/>
       </w:pPr>
       <w:r>
-        <w:t>Inledande FSC- /PEFC-klagomål – information om höga naturvärden och fridlysta arter i området Iksjak-Råssnesudden i Arjeplogs kommun</w:t>
+        <w:t>Inledande FSC- /PEFC-klagomål – information om höga naturvärden i området Iksjak-Råssnesudden i Arjeplogs kommun</w:t>
       </w:r>
     </w:p>
     <w:p>
@@ -178,7 +178,7 @@
       <w:r>
         <w:drawing>
           <wp:inline xmlns:a="http://schemas.openxmlformats.org/drawingml/2006/main" xmlns:pic="http://schemas.openxmlformats.org/drawingml/2006/picture">
-            <wp:extent cx="5486400" cy="4680402"/>
+            <wp:extent cx="5486400" cy="4153450"/>
             <wp:docPr id="1" name="Picture 1"/>
             <wp:cNvGraphicFramePr>
               <a:graphicFrameLocks noChangeAspect="1"/>
@@ -199,7 +199,7 @@
                   <pic:spPr>
                     <a:xfrm>
                       <a:off x="0" y="0"/>
-                      <a:ext cx="5486400" cy="4680402"/>
+                      <a:ext cx="5486400" cy="4153450"/>
                     </a:xfrm>
                     <a:prstGeom prst="rect"/>
                   </pic:spPr>
@@ -216,12 +216,12 @@
         <w:spacing w:after="240"/>
       </w:pPr>
       <w:r>
-        <w:t>Figur 1. Fyndplatser för naturvårdsarter i och inom 23 meter från området. Markörer utan svart kant är placerade på fyndplatsen. Markörer med svart kant är placerade vid sidan av fyndplatsen har ett svart streck som visar fyndplatsens exakta position. Kartans mittpunktskoordinat är N 7347047, E 619695 i SWEREF 99 TM.</w:t>
+        <w:t>Figur 1. Fyndplatser för naturvårdsarter i området. Markörer utan svart kant är placerade på fyndplatsen. Markörer med svart kant är placerade vid sidan av fyndplatsen har ett svart streck som visar fyndplatsens exakta position. Kartans mittpunktskoordinat är N 7347047, E 619695 i SWEREF 99 TM.</w:t>
       </w:r>
     </w:p>
     <w:p>
       <w:r>
-        <w:t>I och inom 23 meter från området finns fynd av 66 naturvårdsarter, varav 42 är rödlistade, 12 är fridlysta, 45 är typiska (T) och 12 är signalarter (S): doftticka (VU, T, §8), fläckporing (VU, T), garnlav (VU, T), gräddporing (VU, T), gräddticka (VU), gränsticka (VU, T), knärot (VU, T, §8), Lecidea subhumida (VU), smalfotad taggsvamp (VU), blanksvart spiklav (NT), blå taggsvamp (NT, T), blågrå svartspik (NT), brunpudrad nållav (NT, T), dropptaggsvamp (NT, T), dvärgbägarlav (NT, T), grå blåbärsfältmätare (NT), harticka (NT, T), knottrig blåslav (NT, T), kolflarnlav (NT, T), kortskaftad ärgspik (NT), lavskrika (NT, T, §4), liten svartspik (NT), lunglav (NT, T), mörk kolflarnlav (NT), nordtagging (NT), rosenticka (NT, T), rutspindling (NT), rödbrun blekspik (NT, T), skogshare (NT), skrovellav (NT, T), stjärntagging (NT, T), talltagel (NT, T), talltita (NT, §4), tretåig hackspett (NT, T, §4), ullticka (NT, T), vaddporing (NT), vedflamlav (NT), vedskivlav (NT, T), vedtrappmossa (NT, T), violettgrå tagellav (NT, T), vitgrynig nållav (NT), vitplätt (NT), blodticka (S, T), bårdlav (S, T), dvärgtufs (S), korallrot (S, T, §8), källpraktmossa (S, T), luddlav (S, T), norrlandslav (S, T), plattlummer (S, T, §9), skinnlav (S, T), spindelblomster (S, T, §8), stuplav (S, T), ögonpyrola (S, T), bergsslok (T), brudborste (T), ekbräken (T), grå renlav (T), hultbräken (T), nordisk stormhatt (T), ormbär (T), tjäder (T, §4), torta (T), orre (§4), fläcknycklar (§8) och revlummer (§9). Se Figur 1.</w:t>
+        <w:t>I området finns fynd av 8 naturvårdsarter, varav 6 är rödlistade, 6 är typiska (T) och 2 är signalarter (S): fläckporing (VU, T), gräddporing (VU, T), blanksvart spiklav (NT), dvärgbägarlav (NT, T), knottrig blåslav (NT, T), vitplätt (NT), stuplav (S, T) och ögonpyrola (S, T). Se Figur 1.</w:t>
       </w:r>
     </w:p>
     <w:p>
@@ -244,36 +244,7 @@
     </w:p>
     <w:p>
       <w:r>
-        <w:t>Nedan följer beskrivningar av de naturvårdsarter och fridlysta arter som har sina livsmiljöer och växtplatser i den aktuella skogen. Se även ytterligare artfakta i BILAGA 1. De påträffade naturvårdsarterna är ett tydligt kvitto på att det rör sig om en skog med höga naturvärden.</w:t>
-      </w:r>
-    </w:p>
-    <w:p>
-      <w:r>
-        <w:rPr>
-          <w:b/>
-        </w:rPr>
-        <w:t>Doftticka (VU, §8)</w:t>
-      </w:r>
-      <w:r>
-        <w:t xml:space="preserve"> är rödlistad som sårbar (VU) och fridlyst enligt 8§ artskyddsförordningen. Den är även globalt rödlistad som Nära hotad (NT) vilket innebär att Sverige har ett internationellt ansvar för arten. Doftticka är beroende av hög och jämn luftfuktighet i gamla, ostörda skogsmiljöer och är känslig för snabba förändringar av ljus-/vindförhållanden eller uttorkning. Dofttickan är placerad i toppen av Skogsstyrelsens värdepyramid för bedömning av skog med höga naturvärden och signalerar alltid gamla sälgar och skogsområden med höga naturvärden. Avverkning av värdträd (främst sälg) utgör det största hotet och när gamla och olikåldriga skogar med sälg avverkas försvinner oftast sälgen. Dofttickan har minskat med ca 30 % under de senaste 30 åren och är typisk art för </w:t>
-      </w:r>
-      <w:r>
-        <w:rPr>
-          <w:i/>
-        </w:rPr>
-        <w:t>9010 Taiga</w:t>
-      </w:r>
-      <w:r>
-        <w:t xml:space="preserve"> och</w:t>
-      </w:r>
-      <w:r>
-        <w:rPr>
-          <w:i/>
-        </w:rPr>
-        <w:t xml:space="preserve"> 9050 Näringsrik granskog </w:t>
-      </w:r>
-      <w:r>
-        <w:t>(IUCN Redlist, 2024; Nitare &amp; Skogsstyrelsen, 2019; SLU Artdatabanken, 2024).</w:t>
+        <w:t>Nedan följer beskrivningar av de naturvårdsarter och fridlysta arter som har sina livsmiljöer och växtplatser i den aktuella skogen. De påträffade naturvårdsarterna är ett tydligt kvitto på att det rör sig om en skog med höga naturvärden.</w:t>
       </w:r>
     </w:p>
     <w:p>
@@ -301,35 +272,6 @@
         <w:rPr>
           <w:b/>
         </w:rPr>
-        <w:t>Garnlav (VU)</w:t>
-      </w:r>
-      <w:r>
-        <w:t xml:space="preserve"> är en utpräglad barrskogsart som ibland kan drapera träden i norrländska grannaturskogar med hög luftfuktighet. Den förekommer även i talldominerade bestånd där den, förutom i trädens grenverk, påträffas hängande över ojämnheter i tallbarken. Arten har minskat starkt i södra och mellersta Sverige och den minskar även i sitt nordliga utbredningsområde. Minskningstakten uppgår till 30 (20–50) % inom 50 år och överstiger gränsvärdet för Sårbar (VU). Orsaken till tillbakagången beror främst på slutavverkningar av naturskogsartade skogar. Bestånd med riklig förekomst bör regelmässigt sparas, vilket även gynnar flera andra sällsynta och rödlistade arter. Garnlav är värdväxt för den mycket sällsynta och akut hotade fjärilen barrskogslavfly (CR) som hör hemma i boreala barrskogar med riklig förekomst av värdväxten. Tidigare kunde arten konstateras årligen på flera platser vid Dala-Floda i Dalarna innan lokalerna kalavverkades. Senaste fyndet i landet av barrskogslavfly är från år 2000 då den påträffades vid Högberget i Sollefteå kommun. Garnlav är typisk art för </w:t>
-      </w:r>
-      <w:r>
-        <w:rPr>
-          <w:i/>
-        </w:rPr>
-        <w:t xml:space="preserve">9010 Taiga </w:t>
-      </w:r>
-      <w:r>
-        <w:t>och</w:t>
-      </w:r>
-      <w:r>
-        <w:rPr>
-          <w:i/>
-        </w:rPr>
-        <w:t xml:space="preserve"> 9070 Trädklädd betesmark</w:t>
-      </w:r>
-      <w:r>
-        <w:t xml:space="preserve"> (SLU Artdatabanken, 2026).</w:t>
-      </w:r>
-    </w:p>
-    <w:p>
-      <w:r>
-        <w:rPr>
-          <w:b/>
-        </w:rPr>
         <w:t>Gräddporing (VU)</w:t>
       </w:r>
       <w:r>
@@ -350,241 +292,10 @@
         <w:rPr>
           <w:b/>
         </w:rPr>
-        <w:t>Gräddticka (VU)</w:t>
-      </w:r>
-      <w:r>
-        <w:t xml:space="preserve"> har klassificerats som en ”gammelskogsindikator” och signalerar granskogar med höga naturvärden. Den kräver miljöer med hög och jämn fuktighet och växtplatserna ligger oftast på näringsrik, fuktig eller blöt mark där lågan och den murkna veden hålls konstant fuktig. Slutavverkning av gammelgranskog är ett direkt hot mot artens existens i landet och artens växtplatser måste undantas från skogsbruk (SLU Artdatabanken, 2024; Nitare &amp; Skogsstyrelsen, 2019).</w:t>
-      </w:r>
-    </w:p>
-    <w:p>
-      <w:r>
-        <w:rPr>
-          <w:b/>
-        </w:rPr>
-        <w:t>Gränsticka (VU)</w:t>
-      </w:r>
-      <w:r>
-        <w:t xml:space="preserve"> är en mycket bra signalart inom hela sitt utbredningsområde. Den är huvudsakligen knuten till restbestånd av barrnaturskog och förekommer med ett tydligt optimum i orörda eller måttligt påverkade gamla granskogar där det föreligger långvarig kontinuitet av grov död ved. Den totala populationen bedöms ha minskat och fortsätter att minska i takt med att grankontinuitetsskogar (äldre tidigare icke kalavverkade skogar) minskar i areal. Minskningstakten överstiger gränsvärdet för sårbar (VU). Lokaler som hyser arten bör undantas från skogsbruk, speciellt i mellersta och södra Sverige. Gränsticka är typisk art för </w:t>
-      </w:r>
-      <w:r>
-        <w:rPr>
-          <w:i/>
-        </w:rPr>
-        <w:t>9010 Taiga</w:t>
-      </w:r>
-      <w:r>
-        <w:t xml:space="preserve"> (SLU Artdatabanken, 2026; Nitare &amp; Skogsstyrelsen, 2019).</w:t>
-      </w:r>
-    </w:p>
-    <w:p>
-      <w:r>
-        <w:rPr>
-          <w:b/>
-        </w:rPr>
-        <w:t>Knärot (VU, §8)</w:t>
-      </w:r>
-      <w:r>
-        <w:t xml:space="preserve"> är typisk art för </w:t>
-      </w:r>
-      <w:r>
-        <w:rPr>
-          <w:i/>
-        </w:rPr>
-        <w:t xml:space="preserve">9010 Taiga </w:t>
-      </w:r>
-      <w:r>
-        <w:t>och</w:t>
-      </w:r>
-      <w:r>
-        <w:rPr>
-          <w:i/>
-        </w:rPr>
-        <w:t xml:space="preserve"> 9050 Näringsrik granskog</w:t>
-      </w:r>
-      <w:r>
-        <w:t xml:space="preserve">, rödlistad som sårbar och fridlyst enligt 8§ artskyddsförordningen. En nyligen genomförd analys av 79 floraväktarlokaler indikerar att det behövs någonstans mellan 100 och 150 meters skyddszon för att en knärotspopulation inte ska dö ut på lång sikt (Sebestyén &amp; Sundberg, 2025). Detta ligger väl i linje med tidigare genomförda studier som visar att det krävs väl tilltagna buffertzoner för att knäroten inte ska ta skada av skogsbruksåtgärder i intilliggande skog (Johnson, 2014; Koelmeijer m.fl., 2022; Skogsstyrelsen, 2022). Arten är även känslig för gallring vilket framgår av Skogsstyrelsens egen vägledning för hänsyn till knärot (Skogsstyrelsen, 2022). Ytterligare en studie visar på den starka korrelationen mellan minskande arealer kontinuitetsskog och lokal utdöenderisk. Knäroten uppvisade en mycket låg koloniseringsgrad (0,7 % över 10 år) i kombination med hög lokal utrotningsrisk (75,2 %), där utrotningssannolikheten ökade kraftigt när arealen kontinuitetsskog minskade mellan undersökningar, t.ex. på grund av kalhyggesbruk (Johansson et al., 2026). För rika förekomster av knärot är reservatsbildning eller biotopskydd lämpliga åtgärder för att skydda den. På knärot kan den sällsynta rostsvampen </w:t>
-      </w:r>
-      <w:r>
-        <w:rPr>
-          <w:i/>
-        </w:rPr>
-        <w:t>Pucciniastrum goodyerae</w:t>
-      </w:r>
-      <w:r>
-        <w:t xml:space="preserve"> påträffas. </w:t>
-      </w:r>
-      <w:r>
-        <w:rPr>
-          <w:i/>
-        </w:rPr>
-        <w:t>Pucciniastrum goodyerae</w:t>
-      </w:r>
-      <w:r>
-        <w:t xml:space="preserve"> är klassad som NE (ej bedömd) i rödlistan (SLU Artdatabanken, 2024).</w:t>
-      </w:r>
-    </w:p>
-    <w:p>
-      <w:r>
-        <w:t>I det aktuella området finns 23 fyndplatser för knärot registrerade på Artportalen. Figur 2 visar gränserna för buffertzoner på 50 m, som behöver lämnas kring fyndplatserna för att knärotslokalerna inte ska försvinna vid en avverkning. Av det aktuella området överlappar 7.24 ha med buffertzonerna och får av detta skäl inte avverkas.</w:t>
-      </w:r>
-    </w:p>
-    <w:p>
-      <w:pPr>
-        <w:pStyle w:val="Caption"/>
-      </w:pPr>
-      <w:r>
-        <w:drawing>
-          <wp:inline xmlns:a="http://schemas.openxmlformats.org/drawingml/2006/main" xmlns:pic="http://schemas.openxmlformats.org/drawingml/2006/picture">
-            <wp:extent cx="5486400" cy="3915894"/>
-            <wp:docPr id="2" name="Picture 2"/>
-            <wp:cNvGraphicFramePr>
-              <a:graphicFrameLocks noChangeAspect="1"/>
-            </wp:cNvGraphicFramePr>
-            <a:graphic>
-              <a:graphicData uri="http://schemas.openxmlformats.org/drawingml/2006/picture">
-                <pic:pic>
-                  <pic:nvPicPr>
-                    <pic:cNvPr id="0" name="Iksjak-Råssnesudden karta knärot.png"/>
-                    <pic:cNvPicPr/>
-                  </pic:nvPicPr>
-                  <pic:blipFill>
-                    <a:blip r:embed="rId17"/>
-                    <a:stretch>
-                      <a:fillRect/>
-                    </a:stretch>
-                  </pic:blipFill>
-                  <pic:spPr>
-                    <a:xfrm>
-                      <a:off x="0" y="0"/>
-                      <a:ext cx="5486400" cy="3915894"/>
-                    </a:xfrm>
-                    <a:prstGeom prst="rect"/>
-                  </pic:spPr>
-                </pic:pic>
-              </a:graphicData>
-            </a:graphic>
-          </wp:inline>
-        </w:drawing>
-      </w:r>
-    </w:p>
-    <w:p>
-      <w:pPr>
-        <w:pStyle w:val="Caption"/>
-        <w:spacing w:after="240"/>
-      </w:pPr>
-      <w:r>
-        <w:t>Figur 2. Fyndplatser och buffertzoner för knärot i det aktuella området. Endast fyndplatser vars buffertzoner överlappar med det aktuella området har tagits med i visualiseringen. Kartans mittpunktskoordinat är N 7347047, E 619695 i SWEREF 99 TM.</w:t>
-      </w:r>
-    </w:p>
-    <w:p>
-      <w:r>
-        <w:rPr>
-          <w:b/>
-          <w:i/>
-        </w:rPr>
-        <w:t xml:space="preserve">Lecidea subhumida </w:t>
-      </w:r>
-      <w:r>
-        <w:rPr>
-          <w:b/>
-        </w:rPr>
-        <w:t>(VU)</w:t>
-      </w:r>
-      <w:r>
-        <w:t xml:space="preserve"> är en skivlav som växer på ved (grenar, stam) av gamla tallar i subalpin skog. Arten påverkas negativt av brist på kontinuitetsskog och en minskning av populationen pågår eller förväntas ske. Antalet individer bedöms vara lägre än gränsvärdet för sårbar (VU) (SLU Artdatabanken, 2026).</w:t>
-      </w:r>
-    </w:p>
-    <w:p>
-      <w:r>
-        <w:rPr>
-          <w:b/>
-        </w:rPr>
-        <w:t>Smalfotad taggsvamp (VU)</w:t>
-      </w:r>
-      <w:r>
-        <w:t>, rödlistad som sårbar, växer på marken under lågor eller fallna stubbar i brandpräglad torr tallskog med lång kontinuitet. Arten är starkt associerad till kolad ved från tallar som sannolikt varit med om flera historiska skogsbränder. Detta är en process som kan ta många hundra år och det tar således mycket lång tid att återskapa lämpliga substrat. Smalfotad taggsvamp är placerad i toppen av Skogsstyrelsens värdepyramid för bedömning av skog med höga naturvärden samt globalt rödlistad som sårbar (VU) vilket innebär att Sverige har ett internationellt ansvar för arten (IUCN Redlist, 2024; Nitare &amp; Skogsstyrelsen, 2019; SLU Artdatabanken, 2024).</w:t>
-      </w:r>
-    </w:p>
-    <w:p>
-      <w:r>
-        <w:rPr>
-          <w:b/>
-        </w:rPr>
         <w:t>Blanksvart spiklav (NT)</w:t>
       </w:r>
       <w:r>
         <w:t xml:space="preserve"> förekommer på torr, hård, gammal kärnved men även på äldre ytved av tall i naturskogsartade bestånd med begränsad brandpåverkan och ostörd hydrologi. Skogsbruksåtgärder på eller i närheten av lokaler med blanksvart spiklav utgör ett hot. Naturskogsartade öppna tall- och barrblandskogar med blanksvart spiklav indikerar höga biologiska värden och bör bevaras (SLU Artdatabanken, 2024).</w:t>
-      </w:r>
-    </w:p>
-    <w:p>
-      <w:r>
-        <w:rPr>
-          <w:b/>
-        </w:rPr>
-        <w:t xml:space="preserve">Blå taggsvamp (NT) </w:t>
-      </w:r>
-      <w:r>
-        <w:t xml:space="preserve">är en karaktärsart i såväl örtrika kalkbarrskogar som i torra sandtallskogar där det föreligger gammal skog med långvarig trädkontinuitet. Är sällsynt och mycket kravfull i södra och mellersta Sverige. Den hotas främst av skogsavverkning och tycks försvinna efter slutavverkning, markberedning och plantering. I kalkgranskogar verkar arten vara mycket känslig. Granskogar med arten bör formellt skydddas. Blå taggsvamp (NT) är typisk art för </w:t>
-      </w:r>
-      <w:r>
-        <w:rPr>
-          <w:i/>
-        </w:rPr>
-        <w:t>9010 Taiga</w:t>
-      </w:r>
-      <w:r>
-        <w:t xml:space="preserve"> (SLU Artdatabanken, 2024; Nitare &amp; Skogsstyrelsen, 2019).</w:t>
-      </w:r>
-    </w:p>
-    <w:p>
-      <w:r>
-        <w:rPr>
-          <w:b/>
-        </w:rPr>
-        <w:t>Blågrå svartspik (NT)</w:t>
-      </w:r>
-      <w:r>
-        <w:t xml:space="preserve"> växer på torr, hård ved av gamla, solbelysta torrakor, högstubbar av tall och grova döda grenar på levande tallar i öppna bestånd av naturskogskaraktär. Nästan alltid rör det sig om tjärrika torrträd och högstubbar (töreved, keloträd) som kan vara en bra bit över hundra år, i vissa fall sannolikt hundratals år gamla. Skogsbruk är idag det allvarligaste hotet. Ett långsiktigt hot är att nybildningen av gamla torrakor och högstubbar är en långsam process vilken ofta är beroende av skogsbrand. Nytt substrat bildas numera sannolikt nästan inte alls då antalet naturliga skogsbränder har minskat drastiskt på grund av effektivare brandbekämpning. Döda träd som lämnas efter avverkning är inte lämpliga för arten, eftersom dessa träd inte varit utsatta för skogsbrand och bildat tjärrik ved. Skogsbruksåtgärder på eller i närheten av växtplatserna bör undvikas. Naturskogsartade skogar med förekomst av arten indikerar höga biologiska värden och bör bevaras. Blågrå svartspik har en mycket begränsad utbredning utanför de nordiska länderna varför dessa länder har ett speciellt ansvar för arten (SLU Artdatabanken, 2024).</w:t>
-      </w:r>
-    </w:p>
-    <w:p>
-      <w:r>
-        <w:rPr>
-          <w:b/>
-        </w:rPr>
-        <w:t>Brunpudrad nållav (NT)</w:t>
-      </w:r>
-      <w:r>
-        <w:t xml:space="preserve"> är beroende av hög, jämn luftfuktighet och kan påträffas i fuktiga skogar av naturskogskaraktär, ofta i sumpgranskog eller andra sumpskogar. Arten är placerad högst upp i Skogsstyrelsens värdepyramid för bedömning av skog med höga naturvärden och förekomster bör undantas från skogsbruksåtgärder. Brunpudrad nållav är typisk art för </w:t>
-      </w:r>
-      <w:r>
-        <w:rPr>
-          <w:i/>
-        </w:rPr>
-        <w:t>9010 Taiga</w:t>
-      </w:r>
-      <w:r>
-        <w:t xml:space="preserve"> (SLU Artdatabanken, 2024; Nitare &amp; Skogsstyrelsen, 2019).</w:t>
-      </w:r>
-    </w:p>
-    <w:p>
-      <w:r>
-        <w:rPr>
-          <w:b/>
-        </w:rPr>
-        <w:t>Dropptaggsvamp (NT)</w:t>
-      </w:r>
-      <w:r>
-        <w:t xml:space="preserve"> bildar mykorrhiza med tall, främst i barrskog med trädkontinuitet, i magra, torra och ljusöppna lavtallskogar och i barrblandskogar med friskmossor och lingon i fältskiktet. Den totala populationen i landet har minskat och bedöms fortsätta minska till följd av slutavverkningar av tallskog. Det är högst oklart om arten långsiktigt kan etablera och reproducera sig i skogsbestånd som brukas med trakthyggesmetoder, markberedning, gödsling eller föryngring med förädlat plantmaterial. Uppfyller kriterierna för att bli rödlistad på grund av ny kunskap som visar att en större andel av populationen än tidigare bedömt är knuten till kontinuitetsbarrskog. Minskningstakten för den svenska populationen bedöms vara nära gränsvärdet för Sårbar (VU). Dropptaggsvamp är typisk art för </w:t>
-      </w:r>
-      <w:r>
-        <w:rPr>
-          <w:i/>
-        </w:rPr>
-        <w:t xml:space="preserve">9010 Taiga </w:t>
-      </w:r>
-      <w:r>
-        <w:t>(SLU Artdatabanken, 2026).</w:t>
       </w:r>
     </w:p>
     <w:p>
@@ -602,46 +313,6 @@
           <w:i/>
         </w:rPr>
         <w:t>9010 Taiga</w:t>
-      </w:r>
-      <w:r>
-        <w:t xml:space="preserve"> (SLU Artdatabanken, 2024; Nitare &amp; Skogsstyrelsen, 2019).</w:t>
-      </w:r>
-    </w:p>
-    <w:p>
-      <w:r>
-        <w:rPr>
-          <w:b/>
-        </w:rPr>
-        <w:t>Grå blåbärsfältmätare (NT)</w:t>
-      </w:r>
-      <w:r>
-        <w:t xml:space="preserve"> har tidigare ansetts som en mycket vanlig art men har utifrån fältobservationer gått starkt tillbaka och är nu försvunnen från stora delar av södra och mellersta Sverige. Sannolikt minskar arten även i norr. Detta indikerar att arten är starkare knuten till kontinuitetsskog med stort innehåll av blåbär än man tidigare trott och den förefaller vara mycket känslig för kalhyggesbruk. Fjärilens huvudsakliga habitat är luckiga granskogar med ett välutvecklat blåbärskikt på vilket larven lever. Denna livsmiljö är hotad av kalhyggesbruket där blåbärsriset skuggas ut när den uppväxande skogen sluter sig. Minskningstakten för den svenska populationen bedöms vara nära gränsvärdet för Sårbar (VU) (SLU Artdatabanken, 2024).</w:t>
-      </w:r>
-    </w:p>
-    <w:p>
-      <w:r>
-        <w:rPr>
-          <w:b/>
-        </w:rPr>
-        <w:t>Harticka (NT)</w:t>
-      </w:r>
-      <w:r>
-        <w:t xml:space="preserve"> är normalt en mycket bra signalart för granskogar med höga naturvärden. Även när svampen påträffas i mer påverkade skogar är det nästan alltid fråga om skogsmiljöer i sena successionsstadier med höga naturvärden. Skogsskötselåtgärder på eller i omedelbar närhet av växtplatserna kan innebära ett hot mot arten. Harticka är typisk art för </w:t>
-      </w:r>
-      <w:r>
-        <w:rPr>
-          <w:i/>
-        </w:rPr>
-        <w:t xml:space="preserve">9010 Taiga, 9050 Näringsrik granskog </w:t>
-      </w:r>
-      <w:r>
-        <w:t xml:space="preserve">och </w:t>
-      </w:r>
-      <w:r>
-        <w:rPr>
-          <w:i/>
-        </w:rPr>
-        <w:t>9030 Landhöjningsskog</w:t>
       </w:r>
       <w:r>
         <w:t xml:space="preserve"> (SLU Artdatabanken, 2024; Nitare &amp; Skogsstyrelsen, 2019).</w:t>
@@ -683,783 +354,10 @@
         <w:rPr>
           <w:b/>
         </w:rPr>
-        <w:t>Kolflarnlav (NT)</w:t>
-      </w:r>
-      <w:r>
-        <w:t xml:space="preserve"> är brandberoende och växer nästan uteslutande på kolad hård kärnved av tall. Etableringen verkar ske först 100–300 år efter brand och nytt substrat nybildas i mycket begränsad omfattning. Avverkning av tallskog av naturskogskaraktär med spår av återkommande bränder är ett hot och mängden lämplig ved att växa på för arten minskar dels på grund av naturlig nedbrytning men framförallt på grund av att det förstörs i samband med slutavverkningar, gallringar och markberedning. Såväl kolflarnlav som mörk kolflarnlav har glänsande bålfjäll och förekommer främst i tall- och blandbarrskogar av naturskogskaraktär med spår av återkommande bränder. Skogar som dessa hyser höga biologiska värden och bör skyddas. Kolflarnlav är typisk art för </w:t>
-      </w:r>
-      <w:r>
-        <w:rPr>
-          <w:i/>
-        </w:rPr>
-        <w:t>9010 Taiga</w:t>
-      </w:r>
-      <w:r>
-        <w:t xml:space="preserve"> (SLU Artdatabanken, 2024).</w:t>
-      </w:r>
-    </w:p>
-    <w:p>
-      <w:r>
-        <w:rPr>
-          <w:b/>
-        </w:rPr>
-        <w:t>Kortskaftad ärgspik (NT)</w:t>
-      </w:r>
-      <w:r>
-        <w:t xml:space="preserve"> förekommer i barrträdsdominerade skogar och växer nästan uteslutande på tallved. Den föredrar gamla högstubbar i fuktig och halvöppen miljö, t.ex. i myrkanter, sumpskog och brandpräglad skog. Arten indikerar kontinuerlig tillgång till gamla högstubbar i kombination med hög och jämn luftfuktighet. Skogsbruk på lokaler med kortskaftad ärgspik utgör ett hot. På lång sikt bildas färre lämpliga substrat än vad som försvinner. Avverkning av barrträdsdominerade bestånd av naturskogskaraktär utgör ett långsiktigt hot. Naturskogsartade bestånd med riklig förekomst av gamla och grova tallhögstubbar bör undantas från skogsbruk (SLU Artdatabanken, 2024).</w:t>
-      </w:r>
-    </w:p>
-    <w:p>
-      <w:r>
-        <w:rPr>
-          <w:b/>
-        </w:rPr>
-        <w:t>Lavskrika (NT, §4)</w:t>
-      </w:r>
-      <w:r>
-        <w:t xml:space="preserve"> är rödlistad som nära hotad och fridlyst enligt 4§ artskyddsförordningen. Den har minskat med 20 (10–30) % under de senaste 15 åren och minskningstakten bedöms vara nära gränsvärdet för sårbar (VU). Lavskrikan är en mycket stationär fågel, som häckar i äldre, slutna och hänglavsrika barrskogar. Nyckelfaktorer är flerskiktad skog med rik undervegetation samt riklig förekomst av hänglavar. Reviren är livslånga med hemområden som varierar mellan 50 och 150 ha. Inom ett revir av hög kvalitet finns det som regel ett eller flera kärnområden (1–20 ha) med relativt tät flerskiktad granskog. Arten missgynnas när flerskiktad skog omförs till enskiktade bestånd och även röjning och hård gallring är starkt negativt. Lavskrikan har relativt stora hemområden och försvinner när den äldre skogen fragmenteras, särskilt allvarligt är när kärnområdena avverkas. Den försvinner successivt framför allt vid dess utbredningsgränser och populationen har minskat kontinuerligt under 2000-talet. Lavskrika är typisk art för </w:t>
-      </w:r>
-      <w:r>
-        <w:rPr>
-          <w:i/>
-        </w:rPr>
-        <w:t>9010 Taiga</w:t>
-      </w:r>
-      <w:r>
-        <w:t xml:space="preserve"> (SLU Artdatabanken, 2026; Skogsstyrelsen 2016).</w:t>
-      </w:r>
-    </w:p>
-    <w:p>
-      <w:r>
-        <w:rPr>
-          <w:b/>
-        </w:rPr>
-        <w:t>Liten svartspik (NT)</w:t>
-      </w:r>
-      <w:r>
-        <w:t xml:space="preserve"> växer på granbark i boreala barrskogar med lång trädkontinuitet och hög luftfuktighet. Orsaken till tillbakagången beror på främst på slutavverkningar av naturskogsartade granskogar. Bestånd med riklig förekomst av liten svartspik bör regelmässigt sparas. Naturhänsyn i samband med slutavverkning måste ske så att man undviker uttorkningseffekter (SLU Artdatabanken, 2024).</w:t>
-      </w:r>
-    </w:p>
-    <w:p>
-      <w:r>
-        <w:rPr>
-          <w:b/>
-        </w:rPr>
-        <w:t>Lunglav (NT)</w:t>
-      </w:r>
-      <w:r>
-        <w:t xml:space="preserve"> är en av vårt lands främsta signalarter som överallt indikerar gamla lövträd, skogsbestånd med höga naturvärden och ekosystem med långskoglig kontinuitet. Lokalt kan förekomsten vara mycket riklig men den hittas nästan enbart i gamla och ej slutavverkade skogar. Artens samtliga förekomster bör uppmärksammas från naturvårdssynpunkt, då många lokaler även hyser andra ovanliga och rödlistade arter. Rikliga förekomster bör skyddas med biotopskydd, frivilliga avsättningar eller reservat. På lunglav kan de sällsynta lavparasiterna lunglavshårprick (CR), </w:t>
-      </w:r>
-      <w:r>
-        <w:rPr>
-          <w:i/>
-        </w:rPr>
-        <w:t>Abrothallus diederichii</w:t>
-      </w:r>
-      <w:r>
-        <w:t xml:space="preserve"> (VU), </w:t>
-      </w:r>
-      <w:r>
-        <w:rPr>
-          <w:i/>
-        </w:rPr>
-        <w:t>Abrothallus lobariae</w:t>
-      </w:r>
-      <w:r>
-        <w:t xml:space="preserve"> (VU), </w:t>
-      </w:r>
-      <w:r>
-        <w:rPr>
-          <w:i/>
-        </w:rPr>
-        <w:t>Calycina lobariae</w:t>
-      </w:r>
-      <w:r>
-        <w:t xml:space="preserve"> (VU), lunglavsknapp (VU) och skrovelmössing (VU) påträffas. Lunglav är typisk art för </w:t>
-      </w:r>
-      <w:r>
-        <w:rPr>
-          <w:i/>
-        </w:rPr>
-        <w:t>9010 Taiga, 9020 Nordlig ädellövskog, 9110 Näringsfattig bokskog, 9130 Näringsrik bokskog, 9160 Näringsrik ekskog, 9180 Ädellövskog i branter, 9190 Näringsfattig ekskog, 9070 Trädklädd betesmark, 9040 Fjällbjörkskog</w:t>
-      </w:r>
-      <w:r>
-        <w:t xml:space="preserve"> och</w:t>
-      </w:r>
-      <w:r>
-        <w:rPr>
-          <w:i/>
-        </w:rPr>
-        <w:t xml:space="preserve"> 6530 Lövängar</w:t>
-      </w:r>
-      <w:r>
-        <w:t xml:space="preserve"> (SLU Artdatabanken, 2026; Nitare &amp; Skogsstyrelsen, 2019).</w:t>
-      </w:r>
-    </w:p>
-    <w:p>
-      <w:r>
-        <w:rPr>
-          <w:b/>
-        </w:rPr>
-        <w:t>Mörk kolflarnlav (NT)</w:t>
-      </w:r>
-      <w:r>
-        <w:t xml:space="preserve"> är brandberoende och växer nästan uteslutande på kolad hård kärnved av tall. Arten förekommer främst i glesa, öppna tall- och blandbarrskogar av naturskogskaraktär och etableringen verkar ske sent efter brand, kanske först efter 100–300 år. Mörk kolflarnlav indikerar skog med höga naturvärden och vanligast är att den påträffas på rester av nedbrunna torrakor och högstubbar och lågstubbar som är så grova att hela innandömet är urbränt. Tall- och blandbarrskogar av naturskogskaraktär med spår av återkommande bränder hyser höga biologiska värden och bör skyddas (SLU Artdatabanken, 2024).</w:t>
-      </w:r>
-    </w:p>
-    <w:p>
-      <w:r>
-        <w:rPr>
-          <w:b/>
-        </w:rPr>
-        <w:t>Nordtagging (NT)</w:t>
-      </w:r>
-      <w:r>
-        <w:t xml:space="preserve"> växer främst på tallågor av grövre dimensioner och påträffas huvudsakligen i äldre skog som inte kalavverkats. Nordtaggingen missgynnas av att områden med äldre tallskog har minskat starkt. Bekämpning av skogsbränder, samtidigt som skogsbruket omvandlar naturligt glesa tallbestånd till likartade och betydligt tätare bestånd, har missgynnat arten. Bristen på gamla tallågor utgör på sikt ett allvarligt hot och återskapandet av lämpliga biotoper tar mycket lång tid. Områden med olikåldriga bestånd av tall och med stort inslag av äldre träd bör undantas från skoglig produktion (SLU Artdatabanken, 2024).</w:t>
-      </w:r>
-    </w:p>
-    <w:p>
-      <w:r>
-        <w:rPr>
-          <w:b/>
-        </w:rPr>
-        <w:t>Rosenticka (NT)</w:t>
-      </w:r>
-      <w:r>
-        <w:t xml:space="preserve">, rödlistad som nära hotad, ingår i en karaktäristisk association av vedsvampar som växer på gamla, grova granlågor i urskogsartade barrskogar. Den är placerad i toppen av Skogsstyrelsens värdepyramid för bedömning av skog med höga naturvärden och indikerar ett granskogsekosystem med långvarig kontinuitet av grova lågor. Artens beroende av grova granlågor innebär att alla skogsskötselåtgärder på eller i omedelbar närhet av lokalerna utgör ett hot på lång sikt. Det är angeläget att populationerna inte ytterligare glesas ut och ett tillräckligt antal områden där arten nu finns måste sparas för framtiden. Rosenticka är typisk art för </w:t>
-      </w:r>
-      <w:r>
-        <w:rPr>
-          <w:i/>
-        </w:rPr>
-        <w:t xml:space="preserve">9010 Taiga </w:t>
-      </w:r>
-      <w:r>
-        <w:t xml:space="preserve">och </w:t>
-      </w:r>
-      <w:r>
-        <w:rPr>
-          <w:i/>
-        </w:rPr>
-        <w:t>9050 Näringsrik granskog</w:t>
-      </w:r>
-      <w:r>
-        <w:t xml:space="preserve"> (Nitare &amp; Skogsstyrelsen, 2019; SLU Artdatabanken, 2024).</w:t>
-      </w:r>
-    </w:p>
-    <w:p>
-      <w:r>
-        <w:rPr>
-          <w:b/>
-        </w:rPr>
-        <w:t>Rutspindling (NT)</w:t>
-      </w:r>
-      <w:r>
-        <w:t xml:space="preserve"> bildar mykorrhiza med gran, i ängsgranskog på fuktig näringsrik mark. Iögonfallande och lätt identifierbar art där lukten på skivorna påminner om lingon. Populationerna minskar genom pågående kraftig kalavverkning av äldre granskogar av denna typ (SLU Artdatabanken, 2024).</w:t>
-      </w:r>
-    </w:p>
-    <w:p>
-      <w:r>
-        <w:rPr>
-          <w:b/>
-        </w:rPr>
-        <w:t>Rödbrun blekspik (NT)</w:t>
-      </w:r>
-      <w:r>
-        <w:t xml:space="preserve"> växer i norra Sverige på bark och ved av björk och gran i skogar med hög och jämn luftfuktighet. I södra Sverige växer den främst på ek i öppna åldriga lövskogar. I norra delen av sitt utbredningsområde hotas arten av slutavverkningar av gamla granskogar. I den södra delen av landet hotas den genom de åldriga lövskogarnas tillbakagång och särskilt ekhagarnas igenväxning och genom plantering av sådan mark med barrskog. Rödbrun blekspik är typisk art för </w:t>
-      </w:r>
-      <w:r>
-        <w:rPr>
-          <w:i/>
-        </w:rPr>
-        <w:t xml:space="preserve">9010 Taiga, 9020 Nordlig ädellövskog, 9070 Trädklädd betesmark, 9160 Näringsrik ekskog </w:t>
-      </w:r>
-      <w:r>
-        <w:t xml:space="preserve">och </w:t>
-      </w:r>
-      <w:r>
-        <w:rPr>
-          <w:i/>
-        </w:rPr>
-        <w:t>9180 Ädellövskog i branter</w:t>
-      </w:r>
-      <w:r>
-        <w:t xml:space="preserve"> och signalerar alltid höga naturvärden (SLU Artdatabanken, 2024; Nitare &amp; Skogsstyrelsen, 2019).</w:t>
-      </w:r>
-    </w:p>
-    <w:p>
-      <w:r>
-        <w:rPr>
-          <w:b/>
-        </w:rPr>
-        <w:t>Skrovellav (NT)</w:t>
-      </w:r>
-      <w:r>
-        <w:t xml:space="preserve"> växer på gamla lövträd och på klippor i gamla skogar med hög och jämn luftfuktighet. Slutavverkning av kontinuitetsskog utgör det största hotet och lavens fortsatta förekomst bör säkerställas genom att lokaler med äldre skog skyddas. I områden med mycket hög luftfuktighet kan man på bålen av skrovellav finna de sällsynta parasitsvamparna skrovellavsknapp (EN), </w:t>
-      </w:r>
-      <w:r>
-        <w:rPr>
-          <w:i/>
-        </w:rPr>
-        <w:t>Catillaria lobariicola</w:t>
-      </w:r>
-      <w:r>
-        <w:t xml:space="preserve"> (VU) och </w:t>
-      </w:r>
-      <w:r>
-        <w:rPr>
-          <w:i/>
-        </w:rPr>
-        <w:t>Merismatium lobariae</w:t>
-      </w:r>
-      <w:r>
-        <w:t xml:space="preserve"> (DD). Skrovellav är typisk art för </w:t>
-      </w:r>
-      <w:r>
-        <w:rPr>
-          <w:i/>
-        </w:rPr>
-        <w:t xml:space="preserve">9010 Taiga, 9020 Nordlig ädellövskog, 9040 Fjällbjörkskog, 9070 Trädklädd betesmark, 9160 Näringsrik ekskog, 9180 Ädellövskog i branter, 9190 Näringsfattig ekskog, 8210 Kalkbranter </w:t>
-      </w:r>
-      <w:r>
-        <w:t xml:space="preserve">och </w:t>
-      </w:r>
-      <w:r>
-        <w:rPr>
-          <w:i/>
-        </w:rPr>
-        <w:t>6530 Lövängar</w:t>
-      </w:r>
-      <w:r>
-        <w:t xml:space="preserve"> (SLU Artdatabanken, 2026; Nitare &amp; Skogsstyrelsen, 2019).</w:t>
-      </w:r>
-    </w:p>
-    <w:p>
-      <w:r>
-        <w:rPr>
-          <w:b/>
-        </w:rPr>
-        <w:t>Stjärntagging (NT)</w:t>
-      </w:r>
-      <w:r>
-        <w:t xml:space="preserve"> signalerar inom hela sitt utbredningsområde höga naturvärden. Svampen är uttorkningskänslig och beroende av ett oförändrat fuktigt mikroklimat. Den är även beroende av en ständig tillgång på död ved i olika nedbrytningsstadier, dock ej nödvändigtvis grova träd. Tidigare påverkan på miljön måste dock ha varit så skonsam att det naturliga skogsekosystemet till stora delar har bevarats. Minskningstakten för den svenska populationen bedöms vara nära gränsvärdet för Sårbar (VU). Stjärntagging är typisk art för </w:t>
-      </w:r>
-      <w:r>
-        <w:rPr>
-          <w:i/>
-        </w:rPr>
-        <w:t xml:space="preserve">9010 Taiga, 9050 Näringsrik granskog </w:t>
-      </w:r>
-      <w:r>
-        <w:t xml:space="preserve">och </w:t>
-      </w:r>
-      <w:r>
-        <w:rPr>
-          <w:i/>
-        </w:rPr>
-        <w:t>9030 Landhöjningsskog</w:t>
-      </w:r>
-      <w:r>
-        <w:t xml:space="preserve"> (SLU Artdatabanken, 2024; Nitare &amp; Skogsstyrelsen, 2019).</w:t>
-      </w:r>
-    </w:p>
-    <w:p>
-      <w:r>
-        <w:rPr>
-          <w:b/>
-        </w:rPr>
-        <w:t>Talltagel (NT)</w:t>
-      </w:r>
-      <w:r>
-        <w:t xml:space="preserve"> är en boreal art som förekommer på tall i äldre, öppna tallskogar. Den påverkas negativt av brist på kontinuitetsskog och minskningstakten bedöms vara nära gränsvärdet för Sårbar (VU). Talltagel är typisk art för </w:t>
-      </w:r>
-      <w:r>
-        <w:rPr>
-          <w:i/>
-        </w:rPr>
-        <w:t>9010 Taiga</w:t>
-      </w:r>
-      <w:r>
-        <w:t xml:space="preserve"> (SLU Artdatabanken, 2026).</w:t>
-      </w:r>
-    </w:p>
-    <w:p>
-      <w:r>
-        <w:rPr>
-          <w:b/>
-        </w:rPr>
-        <w:t>Talltita (NT, §4)</w:t>
-      </w:r>
-      <w:r>
-        <w:t>, rödlistad som nära hotad och prioriterad art i Skogsvårdslagen, har häckningsrevir i anmälan. Arten har minskat kraftigt de senaste 30 åren och minskningstakten innevarande 10-årsperiod beräknas till 20 (10–30) %. Talltitan är synnerligen trogen sitt cirka 15 hektar stora revir och är beroende av flerskiktade olikåldriga skogar för att kunna föda upp sina ungar. Talltitan försvinner om dess livsmiljö kalavverkas (Eggers &amp; Low, 2014; Ekman, 1979; Griesser et al, 2007; Klein, 2020; Siffczyk et al, 2003; SLU Artdatabanken, 2021).</w:t>
-      </w:r>
-    </w:p>
-    <w:p>
-      <w:r>
-        <w:rPr>
-          <w:b/>
-        </w:rPr>
-        <w:t>Tretåig hackspett (NT, §4)</w:t>
-      </w:r>
-      <w:r>
-        <w:t xml:space="preserve"> är rödlistad som nära hotad och ingår i bilaga 1 i EU:s fågeldirektiv. Tretåig hackspett är för sin överlevnad beroende av kontinuerlig tillförsel av äldre döende och död ved, som sker genom naturliga självgallringsprocesser i äldre grannaturskogar och barrblandade naturskogar. Om en skog genom skogsbruk gallras eller glesas ur så upphör och uteblir i stort sett den naturliga självgallringsprocessen för mycket lång tid framöver vilket omöjliggör upprätthållandet av den kontinuerliga ekologiska funktionen i ett område. Det finns studier som visar att naturskogens självgallringsprocess som den tretåiga hackspetten är beroende av, inte kan ersättas med efterlämnad hänsyn i skogsbruket (Imbeau &amp; Desrochers, 2002). Storleken på häckningsreviret varierar med skogstypen, förekomsten av död ved och graden av fragmentering, men är i allmänhet i storleksordningen 25–100 hektar. Vintertid krävs ofta betydligt större områden och det finns studier som antyder att arten behöver minst 100 hektar äldre skog. I områden med låg bonitet kan det behövas över 200 hektar lämpligt habitat för att ett par ska kunna reproducera sig. Områden med dokumenterad permanent förekomst i naturskogsmiljöer har vanligen så stora naturvärden att skogsbruk är olämpligt. Tretåig hackspett är typisk art för </w:t>
-      </w:r>
-      <w:r>
-        <w:rPr>
-          <w:i/>
-        </w:rPr>
-        <w:t xml:space="preserve">9010 Taiga, 9740 Skogsbevuxen myr, 9030 Landhöjningsskog </w:t>
-      </w:r>
-      <w:r>
-        <w:t xml:space="preserve">och </w:t>
-      </w:r>
-      <w:r>
-        <w:rPr>
-          <w:i/>
-        </w:rPr>
-        <w:t>9040 Fjällbjörkskog</w:t>
-      </w:r>
-      <w:r>
-        <w:t xml:space="preserve"> (Skogsstyrelsen, 2016; SLU Artdatabanken, 2024).</w:t>
-      </w:r>
-    </w:p>
-    <w:p>
-      <w:r>
-        <w:rPr>
-          <w:b/>
-        </w:rPr>
-        <w:t>Ullticka (NT)</w:t>
-      </w:r>
-      <w:r>
-        <w:t xml:space="preserve"> är knuten till restbestånd av barrnaturskog och förekommer med ett tydligt optimum i orörda eller måttligt påverkade gamla granskogar där det föreligger viss kontinuitet av grov död ved. Ullticka är en bra signalart inom hela sitt utbredningsområde och i södra Sverige är den sällsynt och en god signalart för skyddsvärda granskogsmiljöer. Den hotas av avverkning och fragmentering av naturskog och äldre granskog med lång trädkontinuitet. På ullticka kan ibland ulltickeporing (VU) påträffas - det är en sällsynt ticka som nyligen delats upp i de tre olika arterna ulltickeporing </w:t>
-      </w:r>
-      <w:r>
-        <w:rPr>
-          <w:i/>
-        </w:rPr>
-        <w:t xml:space="preserve">Skeletocutis brevispora </w:t>
-      </w:r>
-      <w:r>
-        <w:t>(VU)</w:t>
-      </w:r>
-      <w:r>
-        <w:rPr>
-          <w:i/>
-        </w:rPr>
-        <w:t>, Skeletocutis delicata</w:t>
-      </w:r>
-      <w:r>
-        <w:t xml:space="preserve"> (VU)</w:t>
-      </w:r>
-      <w:r>
-        <w:rPr>
-          <w:i/>
-        </w:rPr>
-        <w:t xml:space="preserve"> och Skeletocutis exilis</w:t>
-      </w:r>
-      <w:r>
-        <w:t xml:space="preserve"> (NT). Ullticka är typisk art för </w:t>
-      </w:r>
-      <w:r>
-        <w:rPr>
-          <w:i/>
-        </w:rPr>
-        <w:t xml:space="preserve">9010 Taiga, 9050 Näringsrik granskog </w:t>
-      </w:r>
-      <w:r>
-        <w:t xml:space="preserve">och </w:t>
-      </w:r>
-      <w:r>
-        <w:rPr>
-          <w:i/>
-        </w:rPr>
-        <w:t>9030 Landhöjningsskog</w:t>
-      </w:r>
-      <w:r>
-        <w:t xml:space="preserve"> (SLU Artdatabanken, 2026; Nitare &amp; Skogsstyrelsen, 2019; Miettinen &amp; Niemelä, 2018).</w:t>
-      </w:r>
-    </w:p>
-    <w:p>
-      <w:r>
-        <w:rPr>
-          <w:b/>
-        </w:rPr>
-        <w:t xml:space="preserve">Vaddporing (NT) </w:t>
-      </w:r>
-      <w:r>
-        <w:t>är en brunrötande vednedbrytare som hittas på undersidan av liggande murken tallved i olika former. Substratet utgörs framför allt av den typ av hård, kådimpregnerad och ofta kolad tallved som skapas i brandpräglad skog. Vedtypen nybildas i mycket liten omfattning och det är sannolikt att arten upplever en utdöendeskuld. För att garantera artens fortlevnad bör man både säkra att artens växtplatser hålls intakta samt att långsiktigt säkerställa att ny ved tillkommer, allra helst i omedelbar anslutning till artens växtplatser. Skoglig gallring och annat uttag av virke innebär ett hot mot arten (SLU Artdatabanken, 2024).</w:t>
-      </w:r>
-    </w:p>
-    <w:p>
-      <w:r>
-        <w:rPr>
-          <w:b/>
-        </w:rPr>
-        <w:t>Vedflamlav (NT)</w:t>
-      </w:r>
-      <w:r>
-        <w:t xml:space="preserve"> växer på gammal hård och torr, exponerad kärnved av tall, främst på högstubbar i ljusöppna lägen, t.ex. vid och på myrar, sjökanter, i glesa hällmarkskogar och i brandpräglade tallnaturskogar. Substratet nyskapas i begränsad omfattning och arten är en utmärkt indikator på höga naturvärden i denna skogstyp. Tall- och barrblandskogar med naturskogskaraktär och spår av bränder har ofta höga biologiska värden och bör skyddas. På vedflamlavens bål kan den sällsynta spiklaven/parasiten </w:t>
-      </w:r>
-      <w:r>
-        <w:rPr>
-          <w:i/>
-        </w:rPr>
-        <w:t>Calicium ramboldiicola</w:t>
-      </w:r>
-      <w:r>
-        <w:t xml:space="preserve"> (VU) påträffas (SLU Artdatabanken, 2026).</w:t>
-      </w:r>
-    </w:p>
-    <w:p>
-      <w:r>
-        <w:rPr>
-          <w:b/>
-        </w:rPr>
-        <w:t>Vedskivlav (NT)</w:t>
-      </w:r>
-      <w:r>
-        <w:t xml:space="preserve"> växer på gammal, torr, exponerad, hård kärnved av framförallt tall i naturskogsartade bestånd. Avverkning av tallskog av naturskogskaraktär med spår av återkommande bränder är ett hot. Mängden lämplig ved att växa på för vedskivlav minskar, dels på grund av naturlig nedbrytning men framförallt på grund av att de förstörs i samband med slutavverkningar, gallringar och markberedning. Tall- och blandbarrskogar av naturskogskaraktär med spår av återkommande bränder bör skyddas. Vedskivlav är typisk art för </w:t>
-      </w:r>
-      <w:r>
-        <w:rPr>
-          <w:i/>
-        </w:rPr>
-        <w:t>9010 Taiga</w:t>
-      </w:r>
-      <w:r>
-        <w:t xml:space="preserve"> (SLU Artdatabanken, 2024).</w:t>
-      </w:r>
-    </w:p>
-    <w:p>
-      <w:r>
-        <w:rPr>
-          <w:b/>
-        </w:rPr>
-        <w:t xml:space="preserve">Vedtrappmossa (NT) </w:t>
-      </w:r>
-      <w:r>
-        <w:t xml:space="preserve">växer på död ved, främst i gammal granskog. Den förekommer knappast alls i fjällnära barrskogar utan finns i skogslandskapet nedom fjällen och framför allt i landets södra delar är den en mycket bra signalart för barrnaturskog med höga naturvärden. Skogsavverkning och brist på grov död ved i skogen är de allvarligaste hoten och den överlever inte kalhyggesbruk. Lokaler med sluten granskog, tillräckligt stora för att säkerställa ett kontinuerligt tillskott på grova lågor, bör undantas från storskaligt skogsbruk. Vedtrappmossa är typisk art för </w:t>
-      </w:r>
-      <w:r>
-        <w:rPr>
-          <w:i/>
-        </w:rPr>
-        <w:t>9010 Taiga</w:t>
-      </w:r>
-      <w:r>
-        <w:t xml:space="preserve"> (SLU Artdatabanken, 2024).</w:t>
-      </w:r>
-    </w:p>
-    <w:p>
-      <w:r>
-        <w:rPr>
-          <w:b/>
-        </w:rPr>
-        <w:t>Violettgrå tagellav (NT)</w:t>
-      </w:r>
-      <w:r>
-        <w:t xml:space="preserve"> växer nästan uteslutande i gamla olikåldriga barrnaturskogar med lång skoglig kontinuitet och är en utmärkt signal på skog med höga naturvärden. Slutavverkning av tidigare aldrig slutavverkad skog (kontinuitetsskog) är det största hotet. Biotopen nyskapas i begränsad omfattning och barrskog äldre än 160 år, där den violettgrå tagellaven huvudsakligen påträffas har minskat med 50% de senaste 50 åren. Lågproduktiv skogsmark där laven förekommer bör undantas från skogsbruk och rika förekomster i äldre granskog bör skyddas. Arten är känslig för uttorkning och det är väsentligt att tillräckligt stora bestånd avsätts. Violettgrå tagellav är typisk art för </w:t>
-      </w:r>
-      <w:r>
-        <w:rPr>
-          <w:i/>
-        </w:rPr>
-        <w:t>9010 Taiga</w:t>
-      </w:r>
-      <w:r>
-        <w:t xml:space="preserve"> (SLU Artdatabanken, 2024; Nitare &amp; Skogsstyrelsen, 2019).</w:t>
-      </w:r>
-    </w:p>
-    <w:p>
-      <w:r>
-        <w:rPr>
-          <w:b/>
-        </w:rPr>
-        <w:t>Vitgrynig nållav (NT)</w:t>
-      </w:r>
-      <w:r>
-        <w:t xml:space="preserve"> växer nästan uteslutande på bark av gamla, senvuxna granar i skuggiga lägen med hög och jämn luftfuktighet. Den vanligaste naturtypen för arten är kontinuitetsskogar på frisk mark men den finns också i sumpgranskogar. På lång sikt utgör avverkningar av olikåldriga granskogar av naturskogskaraktär ett allvarligt hot mot arten och skogsbruksåtgärder på eller i närheten av växtplatserna bör undvikas. Naturskogsartade, fuktiga granskogar med förekomster av arten signalerar höga biologiska värden och bör bevaras (SLU Artdatabanken, 2024; Nitare &amp; Skogsstyrelsen, 2019).</w:t>
-      </w:r>
-    </w:p>
-    <w:p>
-      <w:r>
-        <w:rPr>
-          <w:b/>
-        </w:rPr>
         <w:t>Vitplätt (NT)</w:t>
       </w:r>
       <w:r>
         <w:t xml:space="preserve"> är en nedbrytare av död, hård och torr tallved och orsakar brunröta. Den förekommer mest i äldre, naturskogsliknande tallskog eller blandskog med äldre tall. Arten hotas av avverkning av gammal, senvuxen tall. I södra Sverige råder brist på lämpliga habitat och arten kan inte längre sprida sig utanför sina få kända växtplatser. Lokaler med gammal tall bör undantas från skogsbruk, i synnerhet i södra Sverige (SLU Artdatabanken, 2024).</w:t>
-      </w:r>
-    </w:p>
-    <w:p>
-      <w:r>
-        <w:rPr>
-          <w:b/>
-        </w:rPr>
-        <w:t xml:space="preserve">Blodticka </w:t>
-      </w:r>
-      <w:r>
-        <w:t xml:space="preserve">är i norra Sverige främst knuten till grova granlågor i urskogsartad barrskog, men förekommer ibland även på klenare granar i anslutning till bäckar och sumpskogar. Den är en bra indikator på granskogar med höga naturvärden och oftast förekommer den tillsammans med ett stort antal ovanliga och rödlistade arter. I södra Sverige växer den framför allt på tall och har då ett lägre signalvärde. Blodticka är typisk art för </w:t>
-      </w:r>
-      <w:r>
-        <w:rPr>
-          <w:i/>
-        </w:rPr>
-        <w:t>9030 Landhöjningsskog</w:t>
-      </w:r>
-      <w:r>
-        <w:t xml:space="preserve"> (SLU Artdatabanken, 2025; Nitare &amp; Skogsstyrelsen, 2019).</w:t>
-      </w:r>
-    </w:p>
-    <w:p>
-      <w:r>
-        <w:rPr>
-          <w:b/>
-        </w:rPr>
-        <w:t>Bårdlav</w:t>
-      </w:r>
-      <w:r>
-        <w:t xml:space="preserve"> signalerar miljöer med höga naturvärden och på lokalerna finns vanligtvis många andra ovanliga och rödlistade arter. Den visar även på platser med hög och jämn luftfuktighet. På bårdlav och andra njurlavar (Nephroma) kan de sällsynta parasiterna </w:t>
-      </w:r>
-      <w:r>
-        <w:rPr>
-          <w:i/>
-        </w:rPr>
-        <w:t xml:space="preserve">Protounguicularia nephromatis </w:t>
-      </w:r>
-      <w:r>
-        <w:t xml:space="preserve">(VU) och </w:t>
-      </w:r>
-      <w:r>
-        <w:rPr>
-          <w:i/>
-        </w:rPr>
-        <w:t xml:space="preserve">Tremella nephromatis </w:t>
-      </w:r>
-      <w:r>
-        <w:t xml:space="preserve">(DD) påträffas. Bårdlav är typisk art för </w:t>
-      </w:r>
-      <w:r>
-        <w:rPr>
-          <w:i/>
-        </w:rPr>
-        <w:t xml:space="preserve">9010 Taiga, 9020 Nordlig ädellövskog, 9070 Trädklädd betesmark, 9110 Näringsfattig bokskog, 9160 Näringsrik ekskog, 9180 Ädellövskog i branter </w:t>
-      </w:r>
-      <w:r>
-        <w:t>och</w:t>
-      </w:r>
-      <w:r>
-        <w:rPr>
-          <w:i/>
-        </w:rPr>
-        <w:t xml:space="preserve"> 9190 Näringsfattig ekskog</w:t>
-      </w:r>
-      <w:r>
-        <w:t xml:space="preserve"> (SLU Artdatabanken, 2026; Nitare &amp; Skogsstyrelsen, 2019).</w:t>
-      </w:r>
-    </w:p>
-    <w:p>
-      <w:r>
-        <w:rPr>
-          <w:b/>
-        </w:rPr>
-        <w:t>Korallrot (§8)</w:t>
-      </w:r>
-      <w:r>
-        <w:t xml:space="preserve"> växer i sumpskogar och annan fuktig eller växelfuktig skogsmark, exempelvis i alkärr och kärrkanter, fuktiga bäckdalar, raviner, myrlaggar, sumpiga strandskogar samt i fuktiga lundar. Den visar på mer eller mindre stabila förhållanden och intakt hydrologi och är känslig för avverkning, körskador, skogsgödsling och dikning. Korallrot är typisk art för </w:t>
-      </w:r>
-      <w:r>
-        <w:rPr>
-          <w:i/>
-        </w:rPr>
-        <w:t>9080 Lövsumpskog</w:t>
-      </w:r>
-      <w:r>
-        <w:t xml:space="preserve"> och fridlyst enligt 8 § artskyddsförordningen (SLU Artdatabanken, 2024; Nitare &amp; Skogsstyrelsen, 2019).</w:t>
-      </w:r>
-    </w:p>
-    <w:p>
-      <w:r>
-        <w:rPr>
-          <w:b/>
-        </w:rPr>
-        <w:t xml:space="preserve">Källpraktmossa </w:t>
-      </w:r>
-      <w:r>
-        <w:t xml:space="preserve">växer på fuktig eller blöt, näringsrik och ofta mineralrik mark, t.ex. i sumpskogar. Den är en god signalart i södra och mellersta Sverige och förekommer ofta i artrika miljöer med t.ex. kärrkammossa, bågpraktmossa, filtrundmossa och skogshakmossa. Eftersom mängden våtmarker har reducerats kraftigt i södra Sverige under det senaste seklet har förekomsten av källpraktmossa troligen minskat i söder. Källpraktmossa är typisk art för </w:t>
-      </w:r>
-      <w:r>
-        <w:rPr>
-          <w:i/>
-        </w:rPr>
-        <w:t xml:space="preserve">7160 Källor och källkärr, 9750 Svämlövskog </w:t>
-      </w:r>
-      <w:r>
-        <w:t>och</w:t>
-      </w:r>
-      <w:r>
-        <w:rPr>
-          <w:i/>
-        </w:rPr>
-        <w:t xml:space="preserve"> 9080 Lövsumpskog </w:t>
-      </w:r>
-      <w:r>
-        <w:t>(Nitare &amp; Skogsstyrelsen, 2019; SLU Artdatabanken, 2025).</w:t>
-      </w:r>
-    </w:p>
-    <w:p>
-      <w:r>
-        <w:rPr>
-          <w:b/>
-        </w:rPr>
-        <w:t>Luddlav</w:t>
-      </w:r>
-      <w:r>
-        <w:t xml:space="preserve"> signalerar lång skoglig kontinuitet med ett stabilt lokal- och mikroklimat med hög och jämn fuktighet. Luddlav är typisk art för </w:t>
-      </w:r>
-      <w:r>
-        <w:rPr>
-          <w:i/>
-        </w:rPr>
-        <w:t>9010 Taiga,</w:t>
-      </w:r>
-      <w:r>
-        <w:t xml:space="preserve"> </w:t>
-      </w:r>
-      <w:r>
-        <w:rPr>
-          <w:i/>
-        </w:rPr>
-        <w:t xml:space="preserve">9020 Nordlig ädellövskog, 9070 Trädklädd betesmark, 9110 Näringsfattig bokskog, 9180 Ädellövskog i branter </w:t>
-      </w:r>
-      <w:r>
-        <w:t>och</w:t>
-      </w:r>
-      <w:r>
-        <w:rPr>
-          <w:i/>
-        </w:rPr>
-        <w:t xml:space="preserve"> 9190 Näringsfattig ekskog </w:t>
-      </w:r>
-      <w:r>
-        <w:t>(Nitare &amp; Skogsstyrelsen, 2019; SLU Artdatabanken, 2025).</w:t>
-      </w:r>
-    </w:p>
-    <w:p>
-      <w:r>
-        <w:rPr>
-          <w:b/>
-        </w:rPr>
-        <w:t xml:space="preserve">Norrlandslav </w:t>
-      </w:r>
-      <w:r>
-        <w:t xml:space="preserve">indikerar söder om den naturliga norrlandsgränsen barrskogsbeklädda bergbranter eller andra ostörda skogsmiljöer med höga naturvärden. Norrlandslav är typisk art för </w:t>
-      </w:r>
-      <w:r>
-        <w:rPr>
-          <w:i/>
-        </w:rPr>
-        <w:t xml:space="preserve">9010 Taiga, 8110 Silikatrasmarker </w:t>
-      </w:r>
-      <w:r>
-        <w:t>och</w:t>
-      </w:r>
-      <w:r>
-        <w:rPr>
-          <w:i/>
-        </w:rPr>
-        <w:t xml:space="preserve"> 8120 Kalkrasmarker </w:t>
-      </w:r>
-      <w:r>
-        <w:t>(Nitare &amp; Skogsstyrelsen, 2000; SLU Artdatabanken, 2025).</w:t>
-      </w:r>
-    </w:p>
-    <w:p>
-      <w:r>
-        <w:rPr>
-          <w:b/>
-        </w:rPr>
-        <w:t>Plattlummer (§9)</w:t>
-      </w:r>
-      <w:r>
-        <w:t xml:space="preserve"> växer främst i ljusöppna sandtallskogar eller annan gles, torr och brandpräglad hedbarrskog. Den är mest frekvent i olika typer av naturskogar och kontinuitetsskogar och missgynnas markant av slutavverkning och maskinell markberedning. Söder ut i landet förekommer de närstående arterna cypresslummer (EN, §8) och mellanlummer (NT, §9), vilka båda omfattas av EU:s art- och habitatdirektiv. Plattlummer är typisk art för </w:t>
-      </w:r>
-      <w:r>
-        <w:rPr>
-          <w:i/>
-        </w:rPr>
-        <w:t xml:space="preserve">9010 Taiga </w:t>
-      </w:r>
-      <w:r>
-        <w:t>och</w:t>
-      </w:r>
-      <w:r>
-        <w:rPr>
-          <w:i/>
-        </w:rPr>
-        <w:t xml:space="preserve"> 2320 Rissandhedar </w:t>
-      </w:r>
-      <w:r>
-        <w:t>(Nitare &amp; Skogsstyrelsen, 2019; SLU Artdatabanken, 2026).</w:t>
-      </w:r>
-    </w:p>
-    <w:p>
-      <w:r>
-        <w:rPr>
-          <w:b/>
-        </w:rPr>
-        <w:t xml:space="preserve">Skinnlav </w:t>
-      </w:r>
-      <w:r>
-        <w:t xml:space="preserve">förekommer på diverse lövträd, främst på gammal asp och sälg. Den påträffas främst i områden med lång kontinuitet av grova lövträd och signalerar skogsmark med höga naturvärden. På lokalerna förekommer som regel ett flertal andra ovanliga eller rödlistade lavar. I likhet med gelélavarna, etablerar sig skinnlaven i skogsmark på grova aspar i sena lövsuccessioner. Skinnlav är typisk art för </w:t>
-      </w:r>
-      <w:r>
-        <w:rPr>
-          <w:i/>
-        </w:rPr>
-        <w:t xml:space="preserve">9010 Taiga, 9020 Nordlig ädellövskog </w:t>
-      </w:r>
-      <w:r>
-        <w:t xml:space="preserve">och </w:t>
-      </w:r>
-      <w:r>
-        <w:rPr>
-          <w:i/>
-        </w:rPr>
-        <w:t xml:space="preserve">9070 Trädklädd betesmark </w:t>
-      </w:r>
-      <w:r>
-        <w:t>(Nitare &amp; Skogsstyrelsen, 2019; SLU Artdatabanken, 2025).</w:t>
-      </w:r>
-    </w:p>
-    <w:p>
-      <w:r>
-        <w:rPr>
-          <w:b/>
-        </w:rPr>
-        <w:t>Spindelblomster (§8)</w:t>
-      </w:r>
-      <w:r>
-        <w:t xml:space="preserve"> växer i äldre mossrik granskog eller barrblandskog, men även i fjällbjörkskog. Arten indikerar långvarig trädkontinuitet och hög luftfuktighet och är mycket känslig för uttorkning och markskador. Spindelblomster har i många trakter minskat starkt under senare tid på grund av slutavverkningar och skogsmarksdikning. Spindelblomster är typisk art för </w:t>
-      </w:r>
-      <w:r>
-        <w:rPr>
-          <w:i/>
-        </w:rPr>
-        <w:t xml:space="preserve">9010 Taiga, 9050 Näringsrik granskog </w:t>
-      </w:r>
-      <w:r>
-        <w:t>och</w:t>
-      </w:r>
-      <w:r>
-        <w:rPr>
-          <w:i/>
-        </w:rPr>
-        <w:t xml:space="preserve"> 9040 Fjällbjörkskog</w:t>
-      </w:r>
-      <w:r>
-        <w:t xml:space="preserve"> (Nitare &amp; Skogsstyrelsen, 2019; SLU Artdatabanken, 2025).</w:t>
       </w:r>
     </w:p>
     <w:p>
@@ -1548,240 +446,6 @@
       </w:r>
     </w:p>
     <w:p>
-      <w:r>
-        <w:rPr>
-          <w:b/>
-        </w:rPr>
-        <w:t xml:space="preserve">Bergsslok </w:t>
-      </w:r>
-      <w:r>
-        <w:t xml:space="preserve">är typisk art för </w:t>
-      </w:r>
-      <w:r>
-        <w:rPr>
-          <w:i/>
-        </w:rPr>
-        <w:t>9190 Näringsfattig ekskog</w:t>
-      </w:r>
-      <w:r>
-        <w:t xml:space="preserve"> (SLU Artdatabanken, 2025).</w:t>
-      </w:r>
-    </w:p>
-    <w:p>
-      <w:r>
-        <w:rPr>
-          <w:b/>
-        </w:rPr>
-        <w:t>Brudborste</w:t>
-      </w:r>
-      <w:r>
-        <w:t xml:space="preserve"> är typisk art för </w:t>
-      </w:r>
-      <w:r>
-        <w:rPr>
-          <w:i/>
-        </w:rPr>
-        <w:t xml:space="preserve">9050 Näringsrik granskog, 9040 Fjällbjörkskog, 6530 Lövängar, 6430 Högörtängar </w:t>
-      </w:r>
-      <w:r>
-        <w:t xml:space="preserve">och </w:t>
-      </w:r>
-      <w:r>
-        <w:rPr>
-          <w:i/>
-        </w:rPr>
-        <w:t>6510 Slåtterängar i låglandet</w:t>
-      </w:r>
-      <w:r>
-        <w:t xml:space="preserve"> (SLU Artdatabanken, 2025).</w:t>
-      </w:r>
-    </w:p>
-    <w:p>
-      <w:r>
-        <w:rPr>
-          <w:b/>
-        </w:rPr>
-        <w:t xml:space="preserve">Ekbräken </w:t>
-      </w:r>
-      <w:r>
-        <w:t xml:space="preserve">är typisk art för </w:t>
-      </w:r>
-      <w:r>
-        <w:rPr>
-          <w:i/>
-        </w:rPr>
-        <w:t>9050 Näringsrik granskog</w:t>
-      </w:r>
-      <w:r>
-        <w:t xml:space="preserve"> (SLU Artdatabanken, 2025).</w:t>
-      </w:r>
-    </w:p>
-    <w:p>
-      <w:r>
-        <w:rPr>
-          <w:b/>
-        </w:rPr>
-        <w:t>Grå renlav</w:t>
-      </w:r>
-      <w:r>
-        <w:t xml:space="preserve"> är typisk art för </w:t>
-      </w:r>
-      <w:r>
-        <w:rPr>
-          <w:i/>
-        </w:rPr>
-        <w:t xml:space="preserve">9040 Fjällbjörkskog </w:t>
-      </w:r>
-      <w:r>
-        <w:t xml:space="preserve">och </w:t>
-      </w:r>
-      <w:r>
-        <w:rPr>
-          <w:i/>
-        </w:rPr>
-        <w:t xml:space="preserve">4060 Alpina rishedar </w:t>
-      </w:r>
-      <w:r>
-        <w:t>(SLU Artdatabanken, 2025).</w:t>
-      </w:r>
-    </w:p>
-    <w:p>
-      <w:r>
-        <w:rPr>
-          <w:b/>
-        </w:rPr>
-        <w:t xml:space="preserve">Hultbräken </w:t>
-      </w:r>
-      <w:r>
-        <w:t xml:space="preserve">är typisk art för </w:t>
-      </w:r>
-      <w:r>
-        <w:rPr>
-          <w:i/>
-        </w:rPr>
-        <w:t xml:space="preserve">9050 Näringsrik granskog </w:t>
-      </w:r>
-      <w:r>
-        <w:t>(SLU Artdatabanken, 2025).</w:t>
-      </w:r>
-    </w:p>
-    <w:p>
-      <w:r>
-        <w:rPr>
-          <w:b/>
-        </w:rPr>
-        <w:t>Nordisk stormhatt</w:t>
-      </w:r>
-      <w:r>
-        <w:t xml:space="preserve"> är typisk art för </w:t>
-      </w:r>
-      <w:r>
-        <w:rPr>
-          <w:i/>
-        </w:rPr>
-        <w:t xml:space="preserve">9050 Näringsrik granskog, 9040 Fjällbjörkskog </w:t>
-      </w:r>
-      <w:r>
-        <w:t xml:space="preserve">och </w:t>
-      </w:r>
-      <w:r>
-        <w:rPr>
-          <w:i/>
-        </w:rPr>
-        <w:t>6430 Högörtängar</w:t>
-      </w:r>
-      <w:r>
-        <w:t>. Stormhattsrotvecklare (NT) samt stormhattshumla, som är rödlistad som nära hotad (NT) på den europeiska rödlistan, är knuten till nordisk stormhatt</w:t>
-      </w:r>
-      <w:r>
-        <w:rPr>
-          <w:i/>
-        </w:rPr>
-        <w:t xml:space="preserve"> </w:t>
-      </w:r>
-      <w:r>
-        <w:t>(SLU Artdatabanken, 2026; IUCN, 2025).</w:t>
-      </w:r>
-    </w:p>
-    <w:p>
-      <w:r>
-        <w:rPr>
-          <w:b/>
-        </w:rPr>
-        <w:t>Ormbär</w:t>
-      </w:r>
-      <w:r>
-        <w:t xml:space="preserve"> är typisk art för </w:t>
-      </w:r>
-      <w:r>
-        <w:rPr>
-          <w:i/>
-        </w:rPr>
-        <w:t xml:space="preserve">9050 Näringsrik granskog </w:t>
-      </w:r>
-      <w:r>
-        <w:t>(SLU Artdatabanken, 2025).</w:t>
-      </w:r>
-    </w:p>
-    <w:p>
-      <w:r>
-        <w:rPr>
-          <w:b/>
-        </w:rPr>
-        <w:t>Tjäder (§4)</w:t>
-      </w:r>
-      <w:r>
-        <w:t xml:space="preserve"> omfattas av bilaga 1 och 2 EU:s fågeldirektiv och är typisk art för </w:t>
-      </w:r>
-      <w:r>
-        <w:rPr>
-          <w:i/>
-        </w:rPr>
-        <w:t xml:space="preserve">9010 Taiga </w:t>
-      </w:r>
-      <w:r>
-        <w:t xml:space="preserve">och </w:t>
-      </w:r>
-      <w:r>
-        <w:rPr>
-          <w:i/>
-        </w:rPr>
-        <w:t>9740 Skogsbevuxen myr</w:t>
-      </w:r>
-      <w:r>
-        <w:t>. Tjädern är en utpräglad skogsfågel knuten till större sammanhängande barrskogsområden. Tupparna och hönorna utnyttjar till viss del olika miljöer, och habitatvalet varierar dessutom mellan olika delar av året. För att det ska finnas livskraftiga tjäderbestånd krävs funktionella skogslandskap med en blandning av uppvuxen, gles och luckig skog, täta sumpskogar, myrar och andra små våtmarker. Arten försvinner när skogen fragmenteras och den sammanlagda arealen hyggen och andra öppna områden blir för stor. Ett småskaligt och försiktigt virkesuttag genom hyggesfria metoder kan i vissa fall vara möjligt i området inom 200 m från lekcentrum. Längre ut från lekcentrum, inom 200–500 m bör den avverkade ytan inte överskrida 1 hektar för att undvika alltför stora och snabba förändringar (Skogsstyrelsen, 2019; SLU Artdatabanken, 2024).</w:t>
-      </w:r>
-    </w:p>
-    <w:p>
-      <w:r>
-        <w:rPr>
-          <w:b/>
-        </w:rPr>
-        <w:t xml:space="preserve">Torta </w:t>
-      </w:r>
-      <w:r>
-        <w:t xml:space="preserve">är typisk art för </w:t>
-      </w:r>
-      <w:r>
-        <w:rPr>
-          <w:i/>
-        </w:rPr>
-        <w:t xml:space="preserve">9050 Näringsrik granskog </w:t>
-      </w:r>
-      <w:r>
-        <w:t xml:space="preserve">och </w:t>
-      </w:r>
-      <w:r>
-        <w:rPr>
-          <w:i/>
-        </w:rPr>
-        <w:t xml:space="preserve">9040 Fjällbjörkskog </w:t>
-      </w:r>
-      <w:r>
-        <w:t>(SLU Artdatabanken, 2025).</w:t>
-      </w:r>
-    </w:p>
-    <w:p>
       <w:pPr>
         <w:pStyle w:val="Heading1"/>
       </w:pPr>
@@ -1833,22 +497,6 @@
       <w:r>
         <w:t>I den aktuella skogen har fridlysta arter sina livsmiljöer och växtplatser. Att skada de fridlysta arternas livsmiljöer, växtplatser eller ekologiska funktion är inte tillåtet enligt artskyddsförordningen.</w:t>
       </w:r>
-      <w:r>
-        <w:rPr>
-          <w:i/>
-        </w:rPr>
-        <w:t xml:space="preserve"> EU:s medlemsländer och skogsbolag är skyldiga att agera i enlighet med EU:s fågeldirektiv där det uttryckligen står att direktivet gäller för fåglar samt för deras ägg, bon och </w:t>
-      </w:r>
-      <w:r>
-        <w:rPr>
-          <w:b/>
-          <w:i/>
-        </w:rPr>
-        <w:t xml:space="preserve">livsmiljöer </w:t>
-      </w:r>
-      <w:r>
-        <w:t>(artikel 1). Vidare att de åtgärder som vidtas inte får leda till en försämring av den nuvarande situationen beträffande bevarandet av de fågelarter som avses i artikel 1 (artikel 13).</w:t>
-      </w:r>
     </w:p>
     <w:p>
       <w:r>
@@ -1859,43 +507,6 @@
       </w:r>
       <w:r>
         <w:t>Certifikatsinnehavaren ska skydda sällsynta arter och hotade arter samt deras livsmiljöer inom skogsbruksenheten. Det ska ske genom avsättningar, andra skyddade områden och genom att skapa konnektivitet och/eller genom andra direkta åtgärder som gynnar dessa arters överlevnad och livskraft. Åtgärderna ska stå i förhållande till brukandets skala, intensitet och risk, samt till sällsynta och hotade arters bevarandestatus och ekologiska krav. Certifikatsinnehavaren ska beakta den geografiska spridningen och ekologiska krav hos sällsynta och hotade arter utanför skogsbruksenhetens gränser när beslut om åtgärder inom skogsbruksenheten ska fattas.</w:t>
-      </w:r>
-    </w:p>
-    <w:p>
-      <w:r>
-        <w:rPr>
-          <w:b/>
-        </w:rPr>
-        <w:t xml:space="preserve">6.4.1 </w:t>
-      </w:r>
-      <w:r>
-        <w:t>Följande biotoper undantas från alla skogsbruksåtgärder, förutom åtgärder påkallade för att bevara eller främja biotopens naturliga eller hävdbetingade biologiska mångfald:</w:t>
-      </w:r>
-    </w:p>
-    <w:p>
-      <w:pPr>
-        <w:ind w:left="357"/>
-      </w:pPr>
-      <w:r>
-        <w:t>b) nyckelbiotoper enligt Skogsstyrelsens definition och metod (1995)</w:t>
-      </w:r>
-    </w:p>
-    <w:p>
-      <w:pPr>
-        <w:pStyle w:val="ListBullet"/>
-      </w:pPr>
-      <w:r>
-        <w:rPr>
-          <w:b/>
-          <w:i/>
-        </w:rPr>
-        <w:t xml:space="preserve">Kommentar: </w:t>
-      </w:r>
-      <w:r>
-        <w:rPr>
-          <w:i/>
-        </w:rPr>
-        <w:t>I det aktuella skogsområdet har 54 rödlistade arter och signalarter påträffats. Detta ska jämföras med Skogsstyrelsens uppföljning 2017 av nyckelbiotoper som visade att man i genomsnitt hittar 20,6 olika rödlistade arter och signalarter i en nyckelbiotop (Wijk, S. 2017. Biologisk mångfald i nyckelbiotoper – Resultat från inventeringen “Uppföljning biologisk mångfald” 2009–2015. Rapport 4/2017 Skogsstyrelsen, Jönköping).</w:t>
       </w:r>
     </w:p>
     <w:p>
@@ -1924,7 +535,7 @@
         <w:rPr>
           <w:i/>
         </w:rPr>
-        <w:t>I det aktuella skogsområdet har 66 naturvårdsarter varav 42 rödlistade arter sina livsmiljöer och växtplatser.</w:t>
+        <w:t>I det aktuella skogsområdet har 8 naturvårdsarter varav 6 rödlistade arter sina livsmiljöer och växtplatser.</w:t>
       </w:r>
     </w:p>
     <w:p>
@@ -2109,830 +720,6 @@
           <w:i/>
         </w:rPr>
         <w:t>I den aktuella skogen har fridlysta arter sina livsmiljöer och växtplatser. Att skada de fridlysta arternas livsmiljöer, växtplatser eller ekologiska funktion är inte tillåtet enligt artskyddsförordningen</w:t>
-      </w:r>
-    </w:p>
-    <w:p>
-      <w:r>
-        <w:br w:type="page"/>
-      </w:r>
-    </w:p>
-    <w:p>
-      <w:pPr>
-        <w:pStyle w:val="Title"/>
-      </w:pPr>
-      <w:r>
-        <w:t>BILAGA 1 –</w:t>
-        <w:br/>
-        <w:t>Fridlysta och rödlistade arter</w:t>
-      </w:r>
-    </w:p>
-    <w:p>
-      <w:pPr>
-        <w:pStyle w:val="Heading1"/>
-      </w:pPr>
-      <w:r>
-        <w:t>Knärot – ekologi samt krav på livsmiljön</w:t>
-      </w:r>
-    </w:p>
-    <w:p>
-      <w:r>
-        <w:t xml:space="preserve">Knärot är typisk art för </w:t>
-      </w:r>
-      <w:r>
-        <w:rPr>
-          <w:i/>
-        </w:rPr>
-        <w:t xml:space="preserve">9010 Taiga </w:t>
-      </w:r>
-      <w:r>
-        <w:t>och</w:t>
-      </w:r>
-      <w:r>
-        <w:rPr>
-          <w:i/>
-        </w:rPr>
-        <w:t xml:space="preserve"> 9050 Näringsrik granskog</w:t>
-      </w:r>
-      <w:r>
-        <w:t>, fridlyst enligt 8 och 15 §§ artskyddsförordningen och klassad som sårbar (VU) enligt rödlistan 2020. Knärot är beroende av hög och jämn luftfuktighet i gamla, ostörda skogsmiljöer och är känslig för snabba förändringar av ljus-/vindförhållanden eller uttorkning. På grund av ett alltför intensivt skogsbruk har den minskat med 40 (25–50) % under de senaste 60 åren och i framtiden bedöms minskningstakten uppgå till 30 (20–40) %. Till följd av att arten har en dokumenterat högre minskningstakt i förhållande till sin generationstid än vad som tidigare varit känt (data från Riksskogstaxeringen) höjdes den till hotkategori sårbar (VU) i rödlistan 2020 (SLU Artdatabanken, 2024).</w:t>
-      </w:r>
-    </w:p>
-    <w:p>
-      <w:r>
-        <w:t>En analys av 79 floraväktarlokaler åren 1990–2015 vilka återbesökts under 2020–2024 visade på en tydlig negativ påverkan på knärotsförekomster från större hyggen i närområdet (inom 150–200 m) vilket indikerar att kanteffekter har en stor påverkan på populationerna. Resultaten bekräftar knärotens känslighet för kanteffekter och visar vikten av att skydda större skogsbestånd för att bevara arten. Om det blir höga andelar (&gt;30%) hyggen inom 200 meter från en knärotsförekomst så ökar risken för att en knärotspopulation dör ut och det verkar det behövas någonstans mellan 100 och 150 meters skyddszon för att bevara arten på lång sikt (Sebestyén &amp; Sundberg, 2025). Detta stöds även av en studie (Johansson et al, 2026) baserad på data från Riksskogstaxeringen som visar att knäroten minskat med 66 % under perioden 1993–2022 samt att det finns en stark korrelation mellan minskande arealer kontinuitetsskog och lokal utdöenderisk. Knäroten uppvisade en mycket låg koloniseringsgrad (0,7 % över 10 år) i kombination med hög lokal utrotningsrisk (75,2 %), där utrotningssannolikheten ökade kraftigt när arealen kontinuitetsskog minskade mellan undersökningar, t.ex. på grund av kalhyggesbruk (Johansson et al., 2026).</w:t>
-      </w:r>
-    </w:p>
-    <w:p>
-      <w:r>
-        <w:t xml:space="preserve">Samuel Johnsons doktorsavhandling </w:t>
-      </w:r>
-      <w:r>
-        <w:rPr>
-          <w:i/>
-        </w:rPr>
-        <w:t>“Retention Forestry as a Conservation Measure for Boreal Forest Ground Vegetation”</w:t>
-      </w:r>
-      <w:r>
-        <w:t xml:space="preserve"> (SLU, Uppsala 2014) visar att det krävs väl tilltagna skyddszoner för att knärotens växtplatser inte ska ta skada av skogsbruksåtgärder i intilliggande områden: </w:t>
-      </w:r>
-      <w:r>
-        <w:rPr>
-          <w:i/>
-        </w:rPr>
-        <w:t xml:space="preserve">“Study III shows that retention patches smaller than 0.5 ha do not lifeboat the sensitive forest herb G. repens, a species that depend on stable microclimatic conditions typical for intact forest stands.” </w:t>
-      </w:r>
-      <w:r>
-        <w:t xml:space="preserve">Vidare </w:t>
-      </w:r>
-      <w:r>
-        <w:rPr>
-          <w:i/>
-        </w:rPr>
-        <w:t>“More sensitive forest species are not lifeboated in retention patches ranging from 0.05 to 0.5 ha (Papers II &amp; III).”</w:t>
-      </w:r>
-    </w:p>
-    <w:p>
-      <w:r>
-        <w:t xml:space="preserve">Johnsons (2014) rekommendation på minst 50 meters breda skyddszoner runt knärotens växtplatser motsvarar en areal på 0,78 hektar, vilket ligger i linje med andra studier som gjorts på känsliga skogsarter: </w:t>
-      </w:r>
-      <w:r>
-        <w:rPr>
-          <w:i/>
-        </w:rPr>
-        <w:t>“In study III I also show that translocated specimens of G. repens survives well in mature forests at least 50 m from the nearest edge to an open area. Moreover, measures of temperature and humidity show that such distances from an open area is far enough to offer a microclimate that is more stable compared to what present in retention patches of around 0.1 ha. This means that the very centre of a circular patch with radius 50 m (equals a size of 0.78 ha) should offer conditions similar to interior forest and would perhaps be a suitable habitat for G. repens and similar species. Previous studies from both North America and Sweden have also concluded that patches between 0.5 and one ha are sufficient for preserving interior forest vegetation as well as sensitive lichens and bryophytes (de Graaf &amp; Roberts 2009; Halpern et al. 2012; Rudolphi et al. 2014).”</w:t>
-      </w:r>
-    </w:p>
-    <w:p>
-      <w:r>
-        <w:t>Ytterligare en studie (Koelmeijer m.fl., 2022) inkluderar knärotens skyddsbehov. I uppsatsen berörs problemet med uttorkning för växter, bl.a. för knärot, ett problem som blivit accentuerat på grund av den pågående klimatförändringen och torra somrar, t.ex. den exceptionellt torra sommaren 2018. I uppsatsen undersöks områden med tre olika avstånd från kalhyggeskant med avseende på skydd bl.a. för knärot. Det första området har avstånd upp till 20 m från hyggeskant (Strong edge effect), det andra 20–40 m från hyggeskant (Weak edge effect) och det tredje avser större avstånd från hyggeskant, där kanteffekten anses vara försumbar (Interior). Ett resultat var att man fann stor eller mycket stor uttorkningseffekt på känsliga och rödlistade skogsarter vid de kortare avstånden till hyggeskant, medan effekt av uttorkning inte konstaterades på större avstånd (Interior). För orkidén knärot fann man en rik förekomst (upp till 0,06 dm2/m2) på stort avstånd från hyggeskant (Interior), medan förekomsten var liten eller närmast försumbar i de områden som klassificerades som Weak edge effect respektive Strong edge effect. Arbetet påpekar att de allt oftare förekommande torra somrarna ger ytterligare skäl att utöka skyddsavståndet från hyggen till den fuktkrävande arten knärot (Koelmeijer m.fl., 2022).</w:t>
-      </w:r>
-    </w:p>
-    <w:p>
-      <w:r>
-        <w:t>Även Skogsstyrelsens egen vägledning för hänsyn till knärot ligger i linje med ovanstående forskningsstudier. Av vägledningen framgår det att för med hög sannolikhet kunna bevara befintliga förekomster krävs relativt stora avsättningar av uppvuxen skog med slutet och relativt tätt kronskikt. Som riktlinje kan krävas ett avstånd på 50 meter in från brynet för att vidmakthålla ett fungerande mikroklimat. Detta innebär att fristående hänsynsytor för många arter (kärlväxter, lavar och mossor) kan behöva ha en area överstigande 0,8 hektar (cirkelyta med radien 50 meter = 0,78 hektar) för att bibehålla lokalklimatet. Även ganska små förändringar i form av förändrade ljus- och fuktighetsförhållanden, till exempel till följd av gallring, kan leda till att arten försvinner till följd av konkurrens med mera ljuskrävande och snabbväxande arter (Skogsstyrelsen, 2022).</w:t>
-      </w:r>
-    </w:p>
-    <w:p>
-      <w:r>
-        <w:t>Vid tillämpning av försiktighetsprincipen enligt 2 kap. 3 § miljöbalken bör sålunda 100–150 meters skyddszon lämnas runt knärotens växtplatser.</w:t>
-      </w:r>
-    </w:p>
-    <w:p>
-      <w:pPr>
-        <w:pStyle w:val="Heading2"/>
-      </w:pPr>
-      <w:r>
-        <w:t>Referenser – knärot</w:t>
-      </w:r>
-    </w:p>
-    <w:p>
-      <w:r>
-        <w:t xml:space="preserve">de Graaf M &amp; Roberts M.R., 2009. </w:t>
-      </w:r>
-      <w:r>
-        <w:rPr>
-          <w:i/>
-        </w:rPr>
-        <w:t xml:space="preserve">Short-term response of the herbaceous layer within leave patches after harvest. </w:t>
-      </w:r>
-      <w:r>
-        <w:t>Forest Ecology and Management 257, 1014–1025.</w:t>
-      </w:r>
-    </w:p>
-    <w:p>
-      <w:r>
-        <w:t xml:space="preserve">Halpern, C. B., Halaj, J., Evans, S. A., &amp; Dovciak, M., 2012. </w:t>
-      </w:r>
-      <w:r>
-        <w:rPr>
-          <w:i/>
-        </w:rPr>
-        <w:t xml:space="preserve">Level and pattern of overstory retention interact to shape long-term responses of understories to timber harvest. </w:t>
-      </w:r>
-      <w:r>
-        <w:t>Ecological Applications, 22, 2049–2064.</w:t>
-      </w:r>
-    </w:p>
-    <w:p>
-      <w:r>
-        <w:t>Johansson, V., Jansson, M. och Bergman, K-O</w:t>
-      </w:r>
-      <w:r>
-        <w:rPr>
-          <w:i/>
-        </w:rPr>
-        <w:t>.</w:t>
-      </w:r>
-      <w:r>
-        <w:t>, 2026.</w:t>
-      </w:r>
-      <w:r>
-        <w:rPr>
-          <w:i/>
-        </w:rPr>
-        <w:t xml:space="preserve"> A 30-year population decline of a threatened forest orchid associated with old growth forests</w:t>
-      </w:r>
-      <w:r>
-        <w:t>. Department of Physics, Chemistry and Biology (IFM), Linköping University.</w:t>
-      </w:r>
-    </w:p>
-    <w:p>
-      <w:r>
-        <w:t xml:space="preserve">Johnson, S., 2014. </w:t>
-      </w:r>
-      <w:r>
-        <w:rPr>
-          <w:i/>
-        </w:rPr>
-        <w:t>Retention Forestry as a Conservation Measure for Boreal Forest Ground Vegetation</w:t>
-      </w:r>
-      <w:r>
-        <w:t>. Doktorsavhandling, SLU, Uppsala.</w:t>
-      </w:r>
-    </w:p>
-    <w:p>
-      <w:r>
-        <w:t xml:space="preserve">Koelmeijer, I. A., Ehrlén, J., Jönsson, M., De Frenne, P., Berg, P., Andersson, J., Weibull, H. &amp; Hylander, N. 2022. </w:t>
-      </w:r>
-      <w:r>
-        <w:rPr>
-          <w:i/>
-        </w:rPr>
-        <w:t xml:space="preserve">Interactive effects of drought and edge exposure on old-growth forest understory species. </w:t>
-      </w:r>
-      <w:r>
-        <w:t>Landscape Ecology, 37, sid 1839–1853.</w:t>
-      </w:r>
-    </w:p>
-    <w:p>
-      <w:r>
-        <w:t xml:space="preserve">Rudolphi, J., Jönsson, M. T., &amp; Gustafsson, L., 2014. </w:t>
-      </w:r>
-      <w:r>
-        <w:rPr>
-          <w:i/>
-        </w:rPr>
-        <w:t xml:space="preserve">Biological legacies buffer local species extinction after logging. </w:t>
-      </w:r>
-      <w:r>
-        <w:t>Journal of Applied Ecology. 51, 53–62.</w:t>
-      </w:r>
-    </w:p>
-    <w:p>
-      <w:r>
-        <w:t xml:space="preserve">Sebestyén, L. och Sundberg, S. 2025.  </w:t>
-      </w:r>
-      <w:r>
-        <w:rPr>
-          <w:i/>
-        </w:rPr>
-        <w:t>Påverkan på knärotslokaler från hyggen i närheten.</w:t>
-      </w:r>
-      <w:r>
-        <w:t xml:space="preserve"> DAPHNE 36:1 2025. Botaniska Sällskapet i Stockholm.</w:t>
-      </w:r>
-    </w:p>
-    <w:p>
-      <w:r>
-        <w:t xml:space="preserve">Skogsstyrelsen, 2022. </w:t>
-      </w:r>
-      <w:r>
-        <w:rPr>
-          <w:i/>
-        </w:rPr>
-        <w:t xml:space="preserve">Vägledning för hänsyn till knärot. </w:t>
-      </w:r>
-      <w:r>
-        <w:t>https://www.skogsstyrelsen.se/lag-och-tillsyn/artskydd/vagledningar-och-kunskapsstod-artskydd/vagledning-for-hansyn-till-knarot/.</w:t>
-      </w:r>
-    </w:p>
-    <w:p>
-      <w:r>
-        <w:t xml:space="preserve">SLU Artdatabanken, 2024. </w:t>
-      </w:r>
-      <w:r>
-        <w:rPr>
-          <w:i/>
-        </w:rPr>
-        <w:t xml:space="preserve">Artfaktablad. Naturvård – artfakta. </w:t>
-      </w:r>
-      <w:r>
-        <w:t>SLU Artdatabanken, Uppsala.</w:t>
-      </w:r>
-    </w:p>
-    <w:p>
-      <w:pPr>
-        <w:pStyle w:val="Heading1"/>
-      </w:pPr>
-      <w:r>
-        <w:t>Lavskrika – ekologi samt krav på livsmiljön</w:t>
-      </w:r>
-    </w:p>
-    <w:p>
-      <w:r>
-        <w:t>Lavskrika är rödlistad som nära hotad (NT), fridlyst enligt 4 § artskyddsförordningen (2007:845) och ingår i förteckningen över prioriterade arter i Skogsstyrelsens föreskrifter och allmänna råd (SKSFS 2011:7) bilaga 4. Lavskrikan är en mycket stationär fågel, som häckar i äldre, slutna och hänglavsrika barrskogar. Nyckelfaktorer är flerskiktad skog med rik undervegetation samt riklig förekomst av hänglavar (SLU Artdatabanken, 2026).</w:t>
-      </w:r>
-    </w:p>
-    <w:p>
-      <w:r>
-        <w:t xml:space="preserve">I Skogsstyrelsens vägledning för hänsyn till fåglar står bland annat att: </w:t>
-      </w:r>
-      <w:r>
-        <w:rPr>
-          <w:i/>
-        </w:rPr>
-        <w:t>“Reviren är livslånga med hemområden som varierar mellan 50 och 150 ha. Hemområdena har inga fasta gränser utan det handlar mera om de yttre gränserna för familjegruppernas rörelser. Lavskrikan undviker att förflytta sig över stora öppna områden och hemområdesstorleken är därför större i områden fragmenterade av hyggen och yngre skog än i områden med i sammanhängande äldre skog. Det finns studier som antyder att det inom ett revir bör finnas maximalt 15 % öppna ytor och ungskog. Inom ett revir av hög kvalitet finns det som regel ett eller flera kärnområden (1–20 ha) med relativt tät flerskiktad granskog.”</w:t>
-      </w:r>
-      <w:r>
-        <w:t xml:space="preserve"> Vidare att: </w:t>
-      </w:r>
-      <w:r>
-        <w:rPr>
-          <w:i/>
-        </w:rPr>
-        <w:t>“Arten missgynnas när flerskiktad skog omförs till enskiktade bestånd. Även skogsskötsel med återkommande röjning och hård gallring är starkt negativt. Lavskrikan har relativt stora hemområden och försvinner när den äldre skogen fragmenteras, särskilt allvarligt är när kärnområdena avverkas.”</w:t>
-      </w:r>
-      <w:r>
-        <w:t xml:space="preserve"> (Skogsstyrelsen 2016).</w:t>
-      </w:r>
-    </w:p>
-    <w:p>
-      <w:r>
-        <w:t xml:space="preserve">Populationen har minskat med 20 (10–30) % under de senaste 15 åren och minskningstakten bedöms vara nära gränsvärdet för sårbar (VU). Arten försvinner successivt framför allt vid dess utbredningsgränser och populationen har minskat kontinuerligt under 2000-talet. Lavskrika är typisk art för </w:t>
-      </w:r>
-      <w:r>
-        <w:rPr>
-          <w:i/>
-        </w:rPr>
-        <w:t>9010 Taiga</w:t>
-      </w:r>
-      <w:r>
-        <w:t xml:space="preserve"> (SLU Artdatabanken, 2026).</w:t>
-      </w:r>
-    </w:p>
-    <w:p>
-      <w:pPr>
-        <w:pStyle w:val="Heading2"/>
-      </w:pPr>
-      <w:r>
-        <w:t>Referenser – lavskrika</w:t>
-      </w:r>
-    </w:p>
-    <w:p>
-      <w:r>
-        <w:t xml:space="preserve">Skogsstyrelsen, 2016. </w:t>
-      </w:r>
-      <w:r>
-        <w:rPr>
-          <w:i/>
-        </w:rPr>
-        <w:t xml:space="preserve">Vägledning för hänsyn till fåglar – lavskrika. </w:t>
-      </w:r>
-      <w:r>
-        <w:t>https://www.skogsstyrelsen.se/globalassets/lag-och-tillsyn/artskydd/vagledningar-for-hansyn-till-faglar/lavskrika-vagledning-hansyn.pdf</w:t>
-      </w:r>
-    </w:p>
-    <w:p>
-      <w:r>
-        <w:t xml:space="preserve">SLU Artdatabanken, 2026. </w:t>
-      </w:r>
-      <w:r>
-        <w:rPr>
-          <w:i/>
-        </w:rPr>
-        <w:t xml:space="preserve">Artfaktablad. Naturvård – artfakta. </w:t>
-      </w:r>
-      <w:r>
-        <w:t>SLU Artdatabanken, Uppsala</w:t>
-      </w:r>
-    </w:p>
-    <w:p>
-      <w:pPr>
-        <w:pStyle w:val="Heading1"/>
-      </w:pPr>
-      <w:r>
-        <w:t>Lunglav – ekologi samt krav på livsmiljön</w:t>
-      </w:r>
-    </w:p>
-    <w:p>
-      <w:r>
-        <w:t xml:space="preserve">Lunglav (NT) är en av vårt lands främsta signalarter som överallt indikerar gamla lövträd, skogsbestånd med höga naturvärden och ekosystem med lång skoglig kontinuitet. Lokalt kan förekomsten vara mycket riklig men den hittas nästan enbart i gamla och ej slutavverkade skogar. Artens samtliga förekomster bör uppmärksammas från naturvårdssynpunkt, då många lokaler även hyser andra ovanliga och rödlistade arter, däribland de sällsynta lavparasiterna lunglavshårprick (CR), </w:t>
-      </w:r>
-      <w:r>
-        <w:rPr>
-          <w:i/>
-        </w:rPr>
-        <w:t>Abrothallus diederichii</w:t>
-      </w:r>
-      <w:r>
-        <w:t xml:space="preserve"> (VU), </w:t>
-      </w:r>
-      <w:r>
-        <w:rPr>
-          <w:i/>
-        </w:rPr>
-        <w:t>Abrothallus lobariae</w:t>
-      </w:r>
-      <w:r>
-        <w:t xml:space="preserve"> (VU), </w:t>
-      </w:r>
-      <w:r>
-        <w:rPr>
-          <w:i/>
-        </w:rPr>
-        <w:t>Calycina lobariae</w:t>
-      </w:r>
-      <w:r>
-        <w:t xml:space="preserve"> (VU), lunglavsknapp (VU) och skrovelmössing (VU), som växer på lunglav. Rikliga förekomster med lunglav bör skyddas med biotopskydd, frivilliga avsättningar eller reservat (SLU Artdatabanken, 2026; Nitare &amp; Skogsstyrelsen, 2019).</w:t>
-      </w:r>
-    </w:p>
-    <w:p>
-      <w:r>
-        <w:t xml:space="preserve">Lunglav är typisk art för </w:t>
-      </w:r>
-      <w:r>
-        <w:rPr>
-          <w:i/>
-        </w:rPr>
-        <w:t>9010 Taiga, 9020 Nordlig ädellövskog, 9110 Näringsfattig bokskog, 9130 Näringsrik bokskog, 9160 Näringsrik ekskog, 9180 Ädellövskog i branter, 9190 Näringsfattig ekskog, 9070 Trädklädd betesmark, 9040 Fjällbjörkskog</w:t>
-      </w:r>
-      <w:r>
-        <w:t xml:space="preserve"> och</w:t>
-      </w:r>
-      <w:r>
-        <w:rPr>
-          <w:i/>
-        </w:rPr>
-        <w:t xml:space="preserve"> 6530 Lövängar</w:t>
-      </w:r>
-      <w:r>
-        <w:t xml:space="preserve"> (SLU Artdatabanken, 2026).</w:t>
-      </w:r>
-    </w:p>
-    <w:p>
-      <w:pPr>
-        <w:pStyle w:val="Heading2"/>
-      </w:pPr>
-      <w:r>
-        <w:t>Referenser – lunglav</w:t>
-      </w:r>
-    </w:p>
-    <w:p>
-      <w:r>
-        <w:t xml:space="preserve">Nitare, J. och Skogsstyrelsen, 2019. </w:t>
-      </w:r>
-      <w:r>
-        <w:rPr>
-          <w:i/>
-        </w:rPr>
-        <w:t xml:space="preserve">Skyddsvärd skog – Naturvårdsarter och andra kriterier för naturvärdesbedömning. </w:t>
-      </w:r>
-      <w:r>
-        <w:t>Skogsstyrelsen.</w:t>
-      </w:r>
-    </w:p>
-    <w:p>
-      <w:r>
-        <w:t xml:space="preserve">SLU Artdatabanken, 2026. </w:t>
-      </w:r>
-      <w:r>
-        <w:rPr>
-          <w:i/>
-        </w:rPr>
-        <w:t xml:space="preserve">Artfaktablad. Naturvård – artfakta. </w:t>
-      </w:r>
-      <w:r>
-        <w:t>SLU Artdatabanken, Uppsala.</w:t>
-      </w:r>
-    </w:p>
-    <w:p>
-      <w:pPr>
-        <w:pStyle w:val="Heading1"/>
-      </w:pPr>
-      <w:r>
-        <w:t>Talltita – ekologi samt krav på livsmiljön</w:t>
-      </w:r>
-    </w:p>
-    <w:p>
-      <w:r>
-        <w:t>Talltita är rödlistad som NT, fridlyst och prioriterad art i Skogsvårdslagen. Den omfattas av EU:s fågeldirektiv. Arten har minskat kraftigt de senaste 30 åren och minskningstakten innevarande 10-årsperiod beräknas till 20 (10–30) % (SLU Artdatabanken, 2022).</w:t>
-      </w:r>
-    </w:p>
-    <w:p>
-      <w:r>
-        <w:t>Talltita föredrar större sammanhängande barrskogar, och finns såväl i tallskog som granskog och i lövblandad barrskog. Skogens struktur är viktig och ska helst vara flerskiktad med riklig underväxt av mindre granar, björk och andra lövträd och buskar. Tillgång på murknande högstubbar är särskilt viktig, eftersom talltitan helst själv hackar ut sitt bohål (SLU Artdatabanken, 2022).</w:t>
-      </w:r>
-    </w:p>
-    <w:p>
-      <w:r>
-        <w:t>Det finns flera studier som visar att talltita är känslig för gallring och inte överlever när dess livsmiljö kalavverkas (Eggers and Low, 2014; Griesser et al., 2007; Klein, 2020). Talltitans revir är förhållandevis stora, 10–20 hektar och arten missgynnas när skogen fragmenteras. Kalavverkning av större delar av reviret innebär att det överges (Artdatabanken, 2021).</w:t>
-      </w:r>
-    </w:p>
-    <w:p>
-      <w:r>
-        <w:t>Talltitan är synnerligen trogen sitt revir så länge paret lever och biotopen förblir intakt. Paret stannar i sitt revir året om. En förlust av ett revir har därför en stor inverkan på den lokala populationen och trakthyggesbruket anses vara orsak till den svenska populationens kraftiga minskning. Talltiteparets revirtrohet innebär att närhelst under året man observerar en adult talltita så ingår denna plats i reviret (Siffczyk et al., 2003; Ekman, 1979).</w:t>
-      </w:r>
-    </w:p>
-    <w:p>
-      <w:pPr>
-        <w:pStyle w:val="Heading2"/>
-      </w:pPr>
-      <w:r>
-        <w:t>Referenser – talltita</w:t>
-      </w:r>
-    </w:p>
-    <w:p>
-      <w:r>
-        <w:t xml:space="preserve">Eggers, S., Low, M., 2014. </w:t>
-      </w:r>
-      <w:r>
-        <w:rPr>
-          <w:i/>
-        </w:rPr>
-        <w:t xml:space="preserve">Differential demographic responses of sympatric Parids to vegetation management in boreal forest. </w:t>
-      </w:r>
-      <w:r>
-        <w:t>For. Ecol. Manage. 319, 169–175.</w:t>
-      </w:r>
-    </w:p>
-    <w:p>
-      <w:r>
-        <w:t xml:space="preserve">Ekman, J., 1979. </w:t>
-      </w:r>
-      <w:r>
-        <w:rPr>
-          <w:i/>
-        </w:rPr>
-        <w:t xml:space="preserve">Coherence, composition and territories of winter social groups of the Willow Tit Parus montanus and the Crested Tit P. cristatus. </w:t>
-      </w:r>
-      <w:r>
-        <w:t>Ornis Scandinavica, 10, pp 56–68</w:t>
-      </w:r>
-    </w:p>
-    <w:p>
-      <w:r>
-        <w:t xml:space="preserve">Griesser, M., Nystrand, M., Eggers, S., Ekman, J., 2007. </w:t>
-      </w:r>
-      <w:r>
-        <w:rPr>
-          <w:i/>
-        </w:rPr>
-        <w:t xml:space="preserve">Impact of forestry practices on fitness correlates and population productivity in an open-nesting bird species. </w:t>
-      </w:r>
-      <w:r>
-        <w:t>Conserv. Biol. 21, 767–774. https://doi.org/10.1111/j.1523- 1739.2007.00675.x</w:t>
-      </w:r>
-    </w:p>
-    <w:p>
-      <w:r>
-        <w:t xml:space="preserve">Klein, J., 2020. </w:t>
-      </w:r>
-      <w:r>
-        <w:rPr>
-          <w:i/>
-        </w:rPr>
-        <w:t xml:space="preserve">The forgotten forest – On thinning, retention, and biodiversity in the boreal forest. </w:t>
-      </w:r>
-      <w:r>
-        <w:t>Doctoral Thesis No. 2020:50</w:t>
-      </w:r>
-    </w:p>
-    <w:p>
-      <w:r>
-        <w:t xml:space="preserve">Siffczyk, C., Brotons, L., Kangas, K., Orell, M., 2003. </w:t>
-      </w:r>
-      <w:r>
-        <w:rPr>
-          <w:i/>
-        </w:rPr>
-        <w:t xml:space="preserve">Home range size of willow tits. </w:t>
-      </w:r>
-      <w:r>
-        <w:t>Oecologica, 136, 635–642 (2003)</w:t>
-      </w:r>
-    </w:p>
-    <w:p>
-      <w:r>
-        <w:t xml:space="preserve">SLU Artdatabanken, 2021. </w:t>
-      </w:r>
-      <w:r>
-        <w:rPr>
-          <w:i/>
-        </w:rPr>
-        <w:t xml:space="preserve">Artfaktablad. Naturvård – artfakta. </w:t>
-      </w:r>
-      <w:r>
-        <w:t>SLU Artdatabanken, Uppsala</w:t>
-      </w:r>
-    </w:p>
-    <w:p>
-      <w:pPr>
-        <w:pStyle w:val="Heading1"/>
-      </w:pPr>
-      <w:r>
-        <w:t>Tretåig hackspett – ekologi samt krav på livsmiljön</w:t>
-      </w:r>
-    </w:p>
-    <w:p>
-      <w:r>
-        <w:t xml:space="preserve">Tretåig hackspett (NT) är fridlyst enligt §4 Artskyddsförordningen och finns med som prioriterad art i Skogsstyrelsen vägledning för skogsbruket (bilaga 4 till SVL). I vägledningen står bland annat att: </w:t>
-      </w:r>
-      <w:r>
-        <w:rPr>
-          <w:i/>
-        </w:rPr>
-        <w:t xml:space="preserve">“Tretåig hackspett har stora arealkrav och höga krav på sin livsmiljö. Omdaningen av naturskogar till kulturskogar medför en förlust av viktiga miljöer, något som förstärks av ökad fragmentering till följd av avverkningar.” </w:t>
-      </w:r>
-      <w:r>
-        <w:t xml:space="preserve">Vidare att: </w:t>
-      </w:r>
-      <w:r>
-        <w:rPr>
-          <w:i/>
-        </w:rPr>
-        <w:t>“Områden med dokumenterad permanent förekomst i naturskogsmiljöer har vanligen så stora naturvärden att skogsbruk är olämpligt”</w:t>
-      </w:r>
-      <w:r>
-        <w:t xml:space="preserve"> (SLU Artdatabanken, 2024; Skogsstyrelsen, 2016)</w:t>
-      </w:r>
-      <w:r>
-        <w:rPr>
-          <w:i/>
-        </w:rPr>
-        <w:t>.</w:t>
-      </w:r>
-    </w:p>
-    <w:p>
-      <w:r>
-        <w:t>Tretåig hackspett är beroende av större sammanhängande naturskogar med kontinuerlig tillgång och nybildning av död ved och fragmentering av livsmiljöerna utgör ett stort hot mot arten (se exempelvis Stachura-Skierczynska et al., 2009; Wesolowski et al., 2005; Butler et al., 2004; Pakkala et al., 2002; Amcoff et al., 1996; Virkkala, 1991). Det finns studier som visar att naturskogens självgallringsprocess som den tretåiga hackspetten är beroende av, inte kan ersättas med efterlämnad hänsyn i skogsbruket (Imbeau &amp; Desrochers, 2002).</w:t>
-      </w:r>
-    </w:p>
-    <w:p>
-      <w:r>
-        <w:t>Permanenta revir av tretåig hackspett karaktäriseras ofta av artens typiska ringformigt ordnade hackmärken på framför allt gamla granar. För att säkerställa att inte revir av tretåig hackspett drabbas av avverkningsplanerna bör en inventering göras i området både under häckningstid och under vintern, då arten utnyttjar betydligt större områden än under sommarens häckningsrevir. Storleken på häckningsreviret varierar med skogstypen, förekomsten av död ved och graden av fragmentering, men är i allmänhet i storleksordningen 25–100 hektar (SLU Artdatabanken, 2024; Skogsstyrelsen, 2016).</w:t>
-      </w:r>
-    </w:p>
-    <w:p>
-      <w:r>
-        <w:t xml:space="preserve">Förutom fridlysning enligt §4 Artskyddsförordningen är tretåig hackspett även förtecknad i EU:s fågeldirektiv bilaga 1. Den är typisk art för </w:t>
-      </w:r>
-      <w:r>
-        <w:rPr>
-          <w:i/>
-        </w:rPr>
-        <w:t xml:space="preserve">9010 Taiga, 9740 Skogsbevuxen myr, 9030 Landhöjningsskog </w:t>
-      </w:r>
-      <w:r>
-        <w:t xml:space="preserve">och </w:t>
-      </w:r>
-      <w:r>
-        <w:rPr>
-          <w:i/>
-        </w:rPr>
-        <w:t>9040 Fjällbjörkskog</w:t>
-      </w:r>
-      <w:r>
-        <w:t xml:space="preserve"> samt ingår i Natura 2000 och är förtecknad i Bernkonventionen bilaga II (strikt skyddade djurarter) (SLU Artdatabanken, 2024; Skogsstyrelsen, 2016).</w:t>
-      </w:r>
-    </w:p>
-    <w:p>
-      <w:pPr>
-        <w:pStyle w:val="Heading2"/>
-      </w:pPr>
-      <w:r>
-        <w:t>Referenser – tretåig hackspett</w:t>
-      </w:r>
-    </w:p>
-    <w:p>
-      <w:r>
-        <w:t xml:space="preserve">Amcoff, M. &amp; Eriksson, P. 1996. </w:t>
-      </w:r>
-      <w:r>
-        <w:rPr>
-          <w:i/>
-        </w:rPr>
-        <w:t xml:space="preserve">Förekomst av tretåig hackspett Picoides tridactylus på bestånds- och landskapsnivå. </w:t>
-      </w:r>
-      <w:r>
-        <w:t>Ornis Svecica 6: 107–119.</w:t>
-      </w:r>
-    </w:p>
-    <w:p>
-      <w:r>
-        <w:t xml:space="preserve">Butler, R., Angelstam, P., Ekelund, P. &amp; Schlaeffer, R. 2004. </w:t>
-      </w:r>
-      <w:r>
-        <w:rPr>
-          <w:i/>
-        </w:rPr>
-        <w:t xml:space="preserve">Dead wood threshold values for the three-toed woodpecker presence in boreal and sub-Alpine forest. </w:t>
-      </w:r>
-      <w:r>
-        <w:t>Biological conservation 119(3): 305–318.</w:t>
-      </w:r>
-    </w:p>
-    <w:p>
-      <w:r>
-        <w:t xml:space="preserve">Imbeau, L. &amp; Desrochers, A. 2002. </w:t>
-      </w:r>
-      <w:r>
-        <w:rPr>
-          <w:i/>
-        </w:rPr>
-        <w:t xml:space="preserve">Foraging Ecology and Use of Drumming Trees by Three-Toed Woodpeckers. </w:t>
-      </w:r>
-      <w:r>
-        <w:t>The Journal of Wildlife Management. Vol. 66, No. 1 (Jan., 2002), pp. 222–231.</w:t>
-      </w:r>
-    </w:p>
-    <w:p>
-      <w:r>
-        <w:t xml:space="preserve">Pakkala, T., Hanski, I. &amp; Tomppo, E. 2002. </w:t>
-      </w:r>
-      <w:r>
-        <w:rPr>
-          <w:i/>
-        </w:rPr>
-        <w:t xml:space="preserve">Spatial ecology of the three-toed woodpecker in managed forest landscapes. </w:t>
-      </w:r>
-      <w:r>
-        <w:t>Silva Fennica 36(1): 279–288.</w:t>
-      </w:r>
-    </w:p>
-    <w:p>
-      <w:r>
-        <w:t xml:space="preserve">Skogsstyrelsen, 2016. </w:t>
-      </w:r>
-      <w:r>
-        <w:rPr>
-          <w:i/>
-        </w:rPr>
-        <w:t>Vägledning för hänsyn till fåglar – Tretåig hackspett.</w:t>
-      </w:r>
-    </w:p>
-    <w:p>
-      <w:r>
-        <w:t xml:space="preserve">SLU Artdatabanken, 2024. </w:t>
-      </w:r>
-      <w:r>
-        <w:rPr>
-          <w:i/>
-        </w:rPr>
-        <w:t xml:space="preserve">Artfaktablad. Naturvård – artfakta. </w:t>
-      </w:r>
-      <w:r>
-        <w:t>SLU Artdatabanken, Uppsala.</w:t>
-      </w:r>
-    </w:p>
-    <w:p>
-      <w:r>
-        <w:t xml:space="preserve">Stachura-Skierczynska, K., Tumiel, T. &amp; Skierczynski, M. 2009. </w:t>
-      </w:r>
-      <w:r>
-        <w:rPr>
-          <w:i/>
-        </w:rPr>
-        <w:t xml:space="preserve">Habitat prediction model for three-toed woodpecker and its implications for the conservation of biologically valuable forests. </w:t>
-      </w:r>
-      <w:r>
-        <w:t>Forest Ecology and Management 258(5): 697–703.</w:t>
-      </w:r>
-    </w:p>
-    <w:p>
-      <w:r>
-        <w:t xml:space="preserve">Virkkala, R. 1991. </w:t>
-      </w:r>
-      <w:r>
-        <w:rPr>
-          <w:i/>
-        </w:rPr>
-        <w:t xml:space="preserve">Population trends of forest birds in a Finnish Lapland landscape of large habitat blocks – Consequences of stochastic environmental variation or regional habitat alteration. </w:t>
-      </w:r>
-      <w:r>
-        <w:t>Biological conservation 56(2): 223–240.</w:t>
-      </w:r>
-    </w:p>
-    <w:p>
-      <w:r>
-        <w:t xml:space="preserve">Wesolowski, T., Czeszczewik, D. &amp; Rowinski, P. 2005. </w:t>
-      </w:r>
-      <w:r>
-        <w:rPr>
-          <w:i/>
-        </w:rPr>
-        <w:t xml:space="preserve">Effects of forest management on Three-toed Woodpecker Picoides tridactylus distribution in the Bialowieza Forest (NE Poland): conservation implications. </w:t>
-      </w:r>
-      <w:r>
-        <w:t>Acta Ornithologica 40(1): 53–60.</w:t>
-      </w:r>
-    </w:p>
-    <w:p>
-      <w:pPr>
-        <w:pStyle w:val="Heading1"/>
-      </w:pPr>
-      <w:r>
-        <w:t>Tjäder – ekologi samt krav på livsmiljön</w:t>
-      </w:r>
-    </w:p>
-    <w:p>
-      <w:r>
-        <w:t xml:space="preserve">Tjäder (§4) omfattas av bilaga 1 och 2 EU:s fågeldirektiv och är typisk art för </w:t>
-      </w:r>
-      <w:r>
-        <w:rPr>
-          <w:i/>
-        </w:rPr>
-        <w:t xml:space="preserve">9010 Taiga </w:t>
-      </w:r>
-      <w:r>
-        <w:t xml:space="preserve">och </w:t>
-      </w:r>
-      <w:r>
-        <w:rPr>
-          <w:i/>
-        </w:rPr>
-        <w:t>9740 Skogsbevuxen myr</w:t>
-      </w:r>
-      <w:r>
-        <w:t>. Tjädern är en utpräglad skogsfågel knuten till större sammanhängande barrskogsområden. Tupparna och hönorna utnyttjar till viss del olika miljöer, och habitatvalet varierar dessutom mellan olika delar av året. För att det ska finnas livskraftiga tjäderbestånd krävs funktionella skogslandskap med en blandning av uppvuxen, gles och luckig skog, täta sumpskogar, myrar och andra små våtmarker (Skogsstyrelsen, 2019; SLU Artdatabanken 2024).</w:t>
-      </w:r>
-    </w:p>
-    <w:p>
-      <w:r>
-        <w:t>Arten försvinner när skogen fragmenteras och den sammanlagda arealen hyggen och andra öppna områden blir för stor. Ett småskaligt och försiktigt virkesuttag genom hyggesfria metoder kan i vissa fall vara möjligt i området inom 200 m från lekcentrum. Längre ut från lekcentrum, inom 200–500 m bör den avverkade ytan inte överskrida 1 hektar för att undvika alltför stora och snabba förändringar (Skogsstyrelsen, 2019).</w:t>
-      </w:r>
-    </w:p>
-    <w:p>
-      <w:pPr>
-        <w:pStyle w:val="Heading2"/>
-      </w:pPr>
-      <w:r>
-        <w:t>Referenser – tjäder</w:t>
-      </w:r>
-    </w:p>
-    <w:p>
-      <w:r>
-        <w:t xml:space="preserve">Skogsstyrelsen, 2019. </w:t>
-      </w:r>
-      <w:r>
-        <w:rPr>
-          <w:i/>
-        </w:rPr>
-        <w:t>Vägledning för hänsyn till fåglar – tjäder.</w:t>
-      </w:r>
-    </w:p>
-    <w:p>
-      <w:r>
-        <w:t xml:space="preserve">SLU Artdatabanken, 2024. </w:t>
-      </w:r>
-      <w:r>
-        <w:rPr>
-          <w:i/>
-        </w:rPr>
-        <w:t xml:space="preserve">Artfaktablad. Naturvård – artfakta. </w:t>
-      </w:r>
-      <w:r>
-        <w:t>SLU Artdatabanken, Uppsala</w:t>
       </w:r>
     </w:p>
     <w:sectPr>

--- a/klagomål/Iksjak-Råssnesudden FSC-klagomål.docx
+++ b/klagomål/Iksjak-Råssnesudden FSC-klagomål.docx
@@ -216,7 +216,7 @@
         <w:spacing w:after="240"/>
       </w:pPr>
       <w:r>
-        <w:t>Figur 1. Fyndplatser för naturvårdsarter i området. Markörer utan svart kant är placerade på fyndplatsen. Markörer med svart kant är placerade vid sidan av fyndplatsen har ett svart streck som visar fyndplatsens exakta position. Kartans mittpunktskoordinat är N 7347047, E 619695 i SWEREF 99 TM.</w:t>
+        <w:t>Figur 1. Fyndplatser för naturvårdsarter i området. Markörer utan svart kant är placerade på fyndplatsen. Markörer med svart kant är placerade vid sidan av fyndplatsen och har ett svart streck som visar fyndplatsens exakta position. Kartans mittpunktskoordinat är N 7347047, E 619695 i SWEREF 99 TM.</w:t>
       </w:r>
     </w:p>
     <w:p>

--- a/klagomål/Iksjak-Råssnesudden FSC-klagomål.docx
+++ b/klagomål/Iksjak-Råssnesudden FSC-klagomål.docx
@@ -850,7 +850,7 @@
     <w:r>
       <w:tab/>
       <w:tab/>
-      <w:t>2026-08-14</w:t>
+      <w:t>2026-08-15</w:t>
       <w:br/>
       <w:br/>
     </w:r>

--- a/klagomål/Iksjak-Råssnesudden FSC-klagomål.docx
+++ b/klagomål/Iksjak-Råssnesudden FSC-klagomål.docx
@@ -163,7 +163,7 @@
         <w:pStyle w:val="Title"/>
       </w:pPr>
       <w:r>
-        <w:t>Inledande FSC- /PEFC-klagomål – information om höga naturvärden i området Iksjak-Råssnesudden i Arjeplogs kommun</w:t>
+        <w:t>Inledande FSC- /PEFC-klagomål – information om höga naturvärden och fridlysta arter i området Iksjak-Råssnesudden i Arjeplogs kommun</w:t>
       </w:r>
     </w:p>
     <w:p>
@@ -178,7 +178,7 @@
       <w:r>
         <w:drawing>
           <wp:inline xmlns:a="http://schemas.openxmlformats.org/drawingml/2006/main" xmlns:pic="http://schemas.openxmlformats.org/drawingml/2006/picture">
-            <wp:extent cx="5486400" cy="4153450"/>
+            <wp:extent cx="5486400" cy="4680402"/>
             <wp:docPr id="1" name="Picture 1"/>
             <wp:cNvGraphicFramePr>
               <a:graphicFrameLocks noChangeAspect="1"/>
@@ -199,7 +199,7 @@
                   <pic:spPr>
                     <a:xfrm>
                       <a:off x="0" y="0"/>
-                      <a:ext cx="5486400" cy="4153450"/>
+                      <a:ext cx="5486400" cy="4680402"/>
                     </a:xfrm>
                     <a:prstGeom prst="rect"/>
                   </pic:spPr>
@@ -216,12 +216,12 @@
         <w:spacing w:after="240"/>
       </w:pPr>
       <w:r>
-        <w:t>Figur 1. Fyndplatser för naturvårdsarter i området. Markörer utan svart kant är placerade på fyndplatsen. Markörer med svart kant är placerade vid sidan av fyndplatsen och har ett svart streck som visar fyndplatsens exakta position. Kartans mittpunktskoordinat är N 7347047, E 619695 i SWEREF 99 TM.</w:t>
-      </w:r>
-    </w:p>
-    <w:p>
-      <w:r>
-        <w:t>I området finns fynd av 8 naturvårdsarter, varav 6 är rödlistade, 6 är typiska (T) och 2 är signalarter (S): fläckporing (VU, T), gräddporing (VU, T), blanksvart spiklav (NT), dvärgbägarlav (NT, T), knottrig blåslav (NT, T), vitplätt (NT), stuplav (S, T) och ögonpyrola (S, T). Se Figur 1.</w:t>
+        <w:t>Figur 1. Fyndplatser för naturvårdsarter i och inom 23 meter från området. Markörer utan svart kant är placerade på fyndplatsen. Markörer med svart kant är placerade vid sidan av fyndplatsen och har ett svart streck som visar fyndplatsens exakta position. Kartans mittpunktskoordinat är N 7347047, E 619695 i SWEREF 99 TM.</w:t>
+      </w:r>
+    </w:p>
+    <w:p>
+      <w:r>
+        <w:t>I och inom 23 meter från området finns fynd av 66 naturvårdsarter, varav 42 är rödlistade, 12 är fridlysta, 45 är typiska (T) och 12 är signalarter (S): doftticka (VU, T, §8), fläckporing (VU, T), garnlav (VU, T), gräddporing (VU, T), gräddticka (VU), gränsticka (VU, T), knärot (VU, T, §8), Lecidea subhumida (VU), smalfotad taggsvamp (VU), blanksvart spiklav (NT), blå taggsvamp (NT, T), blågrå svartspik (NT), brunpudrad nållav (NT, T), dropptaggsvamp (NT, T), dvärgbägarlav (NT, T), grå blåbärsfältmätare (NT), harticka (NT, T), knottrig blåslav (NT, T), kolflarnlav (NT, T), kortskaftad ärgspik (NT), lavskrika (NT, T, §4), liten svartspik (NT), lunglav (NT, T), mörk kolflarnlav (NT), nordtagging (NT), rosenticka (NT, T), rutspindling (NT), rödbrun blekspik (NT, T), skogshare (NT), skrovellav (NT, T), stjärntagging (NT, T), talltagel (NT, T), talltita (NT, §4), tretåig hackspett (NT, T, §4), ullticka (NT, T), vaddporing (NT), vedflamlav (NT), vedskivlav (NT, T), vedtrappmossa (NT, T), violettgrå tagellav (NT, T), vitgrynig nållav (NT), vitplätt (NT), blodticka (S, T), bårdlav (S, T), dvärgtufs (S), korallrot (S, T, §8), källpraktmossa (S, T), luddlav (S, T), norrlandslav (S, T), plattlummer (S, T, §9), skinnlav (S, T), spindelblomster (S, T, §8), stuplav (S, T), ögonpyrola (S, T), bergsslok (T), brudborste (T), ekbräken (T), grå renlav (T), hultbräken (T), nordisk stormhatt (T), ormbär (T), tjäder (T, §4), torta (T), orre (§4), fläcknycklar (§8) och revlummer (§9). Se Figur 1.</w:t>
       </w:r>
     </w:p>
     <w:p>
@@ -244,7 +244,7 @@
     </w:p>
     <w:p>
       <w:r>
-        <w:t>Nedan följer beskrivningar av de naturvårdsarter och fridlysta arter som har sina livsmiljöer och växtplatser i den aktuella skogen. De påträffade naturvårdsarterna är ett tydligt kvitto på att det rör sig om en skog med höga naturvärden.</w:t>
+        <w:t>Nedan följer beskrivningar av de naturvårdsarter och fridlysta arter som har sina livsmiljöer och växtplatser i den aktuella skogen. Se även ytterligare artfakta i BILAGA 1. De påträffade naturvårdsarterna är ett tydligt kvitto på att det rör sig om en skog med höga naturvärden.</w:t>
       </w:r>
     </w:p>
     <w:p>
@@ -252,6 +252,35 @@
         <w:rPr>
           <w:b/>
         </w:rPr>
+        <w:t>Doftticka (VU, §8)</w:t>
+      </w:r>
+      <w:r>
+        <w:t xml:space="preserve"> är rödlistad som sårbar (VU) och fridlyst enligt 8§ artskyddsförordningen. Den är även globalt rödlistad som Nära hotad (NT) vilket innebär att Sverige har ett internationellt ansvar för arten. Doftticka är beroende av hög och jämn luftfuktighet i gamla, ostörda skogsmiljöer och är känslig för snabba förändringar av ljus-/vindförhållanden eller uttorkning. Dofttickan är placerad i toppen av Skogsstyrelsens värdepyramid för bedömning av skog med höga naturvärden och signalerar alltid gamla sälgar och skogsområden med höga naturvärden. Avverkning av värdträd (främst sälg) utgör det största hotet och när gamla och olikåldriga skogar med sälg avverkas försvinner oftast sälgen. Dofttickan har minskat med ca 30 % under de senaste 30 åren och är typisk art för </w:t>
+      </w:r>
+      <w:r>
+        <w:rPr>
+          <w:i/>
+        </w:rPr>
+        <w:t>9010 Taiga</w:t>
+      </w:r>
+      <w:r>
+        <w:t xml:space="preserve"> och</w:t>
+      </w:r>
+      <w:r>
+        <w:rPr>
+          <w:i/>
+        </w:rPr>
+        <w:t xml:space="preserve"> 9050 Näringsrik granskog </w:t>
+      </w:r>
+      <w:r>
+        <w:t>(IUCN Redlist, 2024; Nitare &amp; Skogsstyrelsen, 2019; SLU Artdatabanken, 2024).</w:t>
+      </w:r>
+    </w:p>
+    <w:p>
+      <w:r>
+        <w:rPr>
+          <w:b/>
+        </w:rPr>
         <w:t>Fläckporing (VU)</w:t>
       </w:r>
       <w:r>
@@ -272,6 +301,35 @@
         <w:rPr>
           <w:b/>
         </w:rPr>
+        <w:t>Garnlav (VU)</w:t>
+      </w:r>
+      <w:r>
+        <w:t xml:space="preserve"> är en utpräglad barrskogsart som ibland kan drapera träden i norrländska grannaturskogar med hög luftfuktighet. Den förekommer även i talldominerade bestånd där den, förutom i trädens grenverk, påträffas hängande över ojämnheter i tallbarken. Arten har minskat starkt i södra och mellersta Sverige och den minskar även i sitt nordliga utbredningsområde. Minskningstakten uppgår till 30 (20–50) % inom 50 år och överstiger gränsvärdet för Sårbar (VU). Orsaken till tillbakagången beror främst på slutavverkningar av naturskogsartade skogar. Bestånd med riklig förekomst bör regelmässigt sparas, vilket även gynnar flera andra sällsynta och rödlistade arter. Garnlav är värdväxt för den mycket sällsynta och akut hotade fjärilen barrskogslavfly (CR) som hör hemma i boreala barrskogar med riklig förekomst av värdväxten. Tidigare kunde arten konstateras årligen på flera platser vid Dala-Floda i Dalarna innan lokalerna kalavverkades. Senaste fyndet i landet av barrskogslavfly är från år 2000 då den påträffades vid Högberget i Sollefteå kommun. Garnlav är typisk art för </w:t>
+      </w:r>
+      <w:r>
+        <w:rPr>
+          <w:i/>
+        </w:rPr>
+        <w:t xml:space="preserve">9010 Taiga </w:t>
+      </w:r>
+      <w:r>
+        <w:t>och</w:t>
+      </w:r>
+      <w:r>
+        <w:rPr>
+          <w:i/>
+        </w:rPr>
+        <w:t xml:space="preserve"> 9070 Trädklädd betesmark</w:t>
+      </w:r>
+      <w:r>
+        <w:t xml:space="preserve"> (SLU Artdatabanken, 2026).</w:t>
+      </w:r>
+    </w:p>
+    <w:p>
+      <w:r>
+        <w:rPr>
+          <w:b/>
+        </w:rPr>
         <w:t>Gräddporing (VU)</w:t>
       </w:r>
       <w:r>
@@ -292,6 +350,166 @@
         <w:rPr>
           <w:b/>
         </w:rPr>
+        <w:t>Gräddticka (VU)</w:t>
+      </w:r>
+      <w:r>
+        <w:t xml:space="preserve"> har klassificerats som en ”gammelskogsindikator” och signalerar granskogar med höga naturvärden. Den kräver miljöer med hög och jämn fuktighet och växtplatserna ligger oftast på näringsrik, fuktig eller blöt mark där lågan och den murkna veden hålls konstant fuktig. Slutavverkning av gammelgranskog är ett direkt hot mot artens existens i landet och artens växtplatser måste undantas från skogsbruk (SLU Artdatabanken, 2024; Nitare &amp; Skogsstyrelsen, 2019).</w:t>
+      </w:r>
+    </w:p>
+    <w:p>
+      <w:r>
+        <w:rPr>
+          <w:b/>
+        </w:rPr>
+        <w:t>Gränsticka (VU)</w:t>
+      </w:r>
+      <w:r>
+        <w:t xml:space="preserve"> är en mycket bra signalart inom hela sitt utbredningsområde. Den är huvudsakligen knuten till restbestånd av barrnaturskog och förekommer med ett tydligt optimum i orörda eller måttligt påverkade gamla granskogar där det föreligger långvarig kontinuitet av grov död ved. Den totala populationen bedöms ha minskat och fortsätter att minska i takt med att grankontinuitetsskogar (äldre tidigare icke kalavverkade skogar) minskar i areal. Minskningstakten överstiger gränsvärdet för sårbar (VU). Lokaler som hyser arten bör undantas från skogsbruk, speciellt i mellersta och södra Sverige. Gränsticka är typisk art för </w:t>
+      </w:r>
+      <w:r>
+        <w:rPr>
+          <w:i/>
+        </w:rPr>
+        <w:t>9010 Taiga</w:t>
+      </w:r>
+      <w:r>
+        <w:t xml:space="preserve"> (SLU Artdatabanken, 2026; Nitare &amp; Skogsstyrelsen, 2019).</w:t>
+      </w:r>
+    </w:p>
+    <w:p>
+      <w:r>
+        <w:rPr>
+          <w:b/>
+        </w:rPr>
+        <w:t>Knärot (VU, §8)</w:t>
+      </w:r>
+      <w:r>
+        <w:t xml:space="preserve"> är typisk art för </w:t>
+      </w:r>
+      <w:r>
+        <w:rPr>
+          <w:i/>
+        </w:rPr>
+        <w:t xml:space="preserve">9010 Taiga </w:t>
+      </w:r>
+      <w:r>
+        <w:t>och</w:t>
+      </w:r>
+      <w:r>
+        <w:rPr>
+          <w:i/>
+        </w:rPr>
+        <w:t xml:space="preserve"> 9050 Näringsrik granskog</w:t>
+      </w:r>
+      <w:r>
+        <w:t xml:space="preserve">, rödlistad som sårbar och fridlyst enligt 8§ artskyddsförordningen. En nyligen genomförd analys av 79 floraväktarlokaler indikerar att det behövs någonstans mellan 100 och 150 meters skyddszon för att en knärotspopulation inte ska dö ut på lång sikt (Sebestyén &amp; Sundberg, 2025). Detta ligger väl i linje med tidigare genomförda studier som visar att det krävs väl tilltagna buffertzoner för att knäroten inte ska ta skada av skogsbruksåtgärder i intilliggande skog (Johnson, 2014; Koelmeijer m.fl., 2022; Skogsstyrelsen, 2022). Arten är även känslig för gallring vilket framgår av Skogsstyrelsens egen vägledning för hänsyn till knärot (Skogsstyrelsen, 2022). Ytterligare en studie visar på den starka korrelationen mellan minskande arealer kontinuitetsskog och lokal utdöenderisk. Knäroten uppvisade en mycket låg koloniseringsgrad (0,7 % över 10 år) i kombination med hög lokal utrotningsrisk (75,2 %), där utrotningssannolikheten ökade kraftigt när arealen kontinuitetsskog minskade mellan undersökningar, t.ex. på grund av kalhyggesbruk (Johansson et al., 2026). För rika förekomster av knärot är reservatsbildning eller biotopskydd lämpliga åtgärder för att skydda den. På knärot kan den sällsynta rostsvampen </w:t>
+      </w:r>
+      <w:r>
+        <w:rPr>
+          <w:i/>
+        </w:rPr>
+        <w:t>Pucciniastrum goodyerae</w:t>
+      </w:r>
+      <w:r>
+        <w:t xml:space="preserve"> påträffas. </w:t>
+      </w:r>
+      <w:r>
+        <w:rPr>
+          <w:i/>
+        </w:rPr>
+        <w:t>Pucciniastrum goodyerae</w:t>
+      </w:r>
+      <w:r>
+        <w:t xml:space="preserve"> är klassad som NE (ej bedömd) i rödlistan (SLU Artdatabanken, 2024).</w:t>
+      </w:r>
+    </w:p>
+    <w:p>
+      <w:r>
+        <w:t>I det aktuella området finns 23 fyndplatser för knärot registrerade på Artportalen. Figur 2 visar gränserna för buffertzoner på 50 m, som behöver lämnas kring fyndplatserna för att knärotslokalerna inte ska försvinna vid en avverkning. Av det aktuella området överlappar 7.24 ha med buffertzonerna och får av detta skäl inte avverkas.</w:t>
+      </w:r>
+    </w:p>
+    <w:p>
+      <w:pPr>
+        <w:pStyle w:val="Caption"/>
+      </w:pPr>
+      <w:r>
+        <w:drawing>
+          <wp:inline xmlns:a="http://schemas.openxmlformats.org/drawingml/2006/main" xmlns:pic="http://schemas.openxmlformats.org/drawingml/2006/picture">
+            <wp:extent cx="5486400" cy="3915894"/>
+            <wp:docPr id="2" name="Picture 2"/>
+            <wp:cNvGraphicFramePr>
+              <a:graphicFrameLocks noChangeAspect="1"/>
+            </wp:cNvGraphicFramePr>
+            <a:graphic>
+              <a:graphicData uri="http://schemas.openxmlformats.org/drawingml/2006/picture">
+                <pic:pic>
+                  <pic:nvPicPr>
+                    <pic:cNvPr id="0" name="Iksjak-Råssnesudden karta knärot.png"/>
+                    <pic:cNvPicPr/>
+                  </pic:nvPicPr>
+                  <pic:blipFill>
+                    <a:blip r:embed="rId17"/>
+                    <a:stretch>
+                      <a:fillRect/>
+                    </a:stretch>
+                  </pic:blipFill>
+                  <pic:spPr>
+                    <a:xfrm>
+                      <a:off x="0" y="0"/>
+                      <a:ext cx="5486400" cy="3915894"/>
+                    </a:xfrm>
+                    <a:prstGeom prst="rect"/>
+                  </pic:spPr>
+                </pic:pic>
+              </a:graphicData>
+            </a:graphic>
+          </wp:inline>
+        </w:drawing>
+      </w:r>
+    </w:p>
+    <w:p>
+      <w:pPr>
+        <w:pStyle w:val="Caption"/>
+        <w:spacing w:after="240"/>
+      </w:pPr>
+      <w:r>
+        <w:t>Figur 2. Fyndplatser och buffertzoner för knärot i det aktuella området. Endast fyndplatser vars buffertzoner överlappar med det aktuella området har tagits med i visualiseringen. Kartans mittpunktskoordinat är N 7347047, E 619695 i SWEREF 99 TM.</w:t>
+      </w:r>
+    </w:p>
+    <w:p>
+      <w:r>
+        <w:rPr>
+          <w:b/>
+          <w:i/>
+        </w:rPr>
+        <w:t xml:space="preserve">Lecidea subhumida </w:t>
+      </w:r>
+      <w:r>
+        <w:rPr>
+          <w:b/>
+        </w:rPr>
+        <w:t>(VU)</w:t>
+      </w:r>
+      <w:r>
+        <w:t xml:space="preserve"> är en skivlav som växer på ved (grenar, stam) av gamla tallar i subalpin skog. Arten påverkas negativt av brist på kontinuitetsskog och en minskning av populationen pågår eller förväntas ske. Antalet individer bedöms vara lägre än gränsvärdet för sårbar (VU) (SLU Artdatabanken, 2026).</w:t>
+      </w:r>
+    </w:p>
+    <w:p>
+      <w:r>
+        <w:rPr>
+          <w:b/>
+        </w:rPr>
+        <w:t>Smalfotad taggsvamp (VU)</w:t>
+      </w:r>
+      <w:r>
+        <w:t>, rödlistad som sårbar, växer på marken under lågor eller fallna stubbar i brandpräglad torr tallskog med lång kontinuitet. Arten är starkt associerad till kolad ved från tallar som sannolikt varit med om flera historiska skogsbränder. Detta är en process som kan ta många hundra år och det tar således mycket lång tid att återskapa lämpliga substrat. Smalfotad taggsvamp är placerad i toppen av Skogsstyrelsens värdepyramid för bedömning av skog med höga naturvärden samt globalt rödlistad som sårbar (VU) vilket innebär att Sverige har ett internationellt ansvar för arten (IUCN Redlist, 2024; Nitare &amp; Skogsstyrelsen, 2019; SLU Artdatabanken, 2024).</w:t>
+      </w:r>
+    </w:p>
+    <w:p>
+      <w:r>
+        <w:rPr>
+          <w:b/>
+        </w:rPr>
         <w:t>Blanksvart spiklav (NT)</w:t>
       </w:r>
       <w:r>
@@ -303,6 +521,77 @@
         <w:rPr>
           <w:b/>
         </w:rPr>
+        <w:t xml:space="preserve">Blå taggsvamp (NT) </w:t>
+      </w:r>
+      <w:r>
+        <w:t xml:space="preserve">är en karaktärsart i såväl örtrika kalkbarrskogar som i torra sandtallskogar där det föreligger gammal skog med långvarig trädkontinuitet. Är sällsynt och mycket kravfull i södra och mellersta Sverige. Den hotas främst av skogsavverkning och tycks försvinna efter slutavverkning, markberedning och plantering. I kalkgranskogar verkar arten vara mycket känslig. Granskogar med arten bör formellt skydddas. Blå taggsvamp (NT) är typisk art för </w:t>
+      </w:r>
+      <w:r>
+        <w:rPr>
+          <w:i/>
+        </w:rPr>
+        <w:t>9010 Taiga</w:t>
+      </w:r>
+      <w:r>
+        <w:t xml:space="preserve"> (SLU Artdatabanken, 2024; Nitare &amp; Skogsstyrelsen, 2019).</w:t>
+      </w:r>
+    </w:p>
+    <w:p>
+      <w:r>
+        <w:rPr>
+          <w:b/>
+        </w:rPr>
+        <w:t>Blågrå svartspik (NT)</w:t>
+      </w:r>
+      <w:r>
+        <w:t xml:space="preserve"> växer på torr, hård ved av gamla, solbelysta torrakor, högstubbar av tall och grova döda grenar på levande tallar i öppna bestånd av naturskogskaraktär. Nästan alltid rör det sig om tjärrika torrträd och högstubbar (töreved, keloträd) som kan vara en bra bit över hundra år, i vissa fall sannolikt hundratals år gamla. Skogsbruk är idag det allvarligaste hotet. Ett långsiktigt hot är att nybildningen av gamla torrakor och högstubbar är en långsam process vilken ofta är beroende av skogsbrand. Nytt substrat bildas numera sannolikt nästan inte alls då antalet naturliga skogsbränder har minskat drastiskt på grund av effektivare brandbekämpning. Döda träd som lämnas efter avverkning är inte lämpliga för arten, eftersom dessa träd inte varit utsatta för skogsbrand och bildat tjärrik ved. Skogsbruksåtgärder på eller i närheten av växtplatserna bör undvikas. Naturskogsartade skogar med förekomst av arten indikerar höga biologiska värden och bör bevaras. Blågrå svartspik har en mycket begränsad utbredning utanför de nordiska länderna varför dessa länder har ett speciellt ansvar för arten (SLU Artdatabanken, 2024).</w:t>
+      </w:r>
+    </w:p>
+    <w:p>
+      <w:r>
+        <w:rPr>
+          <w:b/>
+        </w:rPr>
+        <w:t>Brunpudrad nållav (NT)</w:t>
+      </w:r>
+      <w:r>
+        <w:t xml:space="preserve"> är beroende av hög, jämn luftfuktighet och kan påträffas i fuktiga skogar av naturskogskaraktär, ofta i sumpgranskog eller andra sumpskogar. Arten är placerad högst upp i Skogsstyrelsens värdepyramid för bedömning av skog med höga naturvärden och förekomster bör undantas från skogsbruksåtgärder. Brunpudrad nållav är typisk art för </w:t>
+      </w:r>
+      <w:r>
+        <w:rPr>
+          <w:i/>
+        </w:rPr>
+        <w:t>9010 Taiga</w:t>
+      </w:r>
+      <w:r>
+        <w:t xml:space="preserve"> (SLU Artdatabanken, 2024; Nitare &amp; Skogsstyrelsen, 2019).</w:t>
+      </w:r>
+    </w:p>
+    <w:p>
+      <w:r>
+        <w:rPr>
+          <w:b/>
+        </w:rPr>
+        <w:t>Dropptaggsvamp (NT)</w:t>
+      </w:r>
+      <w:r>
+        <w:t xml:space="preserve"> bildar mykorrhiza med tall, främst i barrskog med trädkontinuitet, i magra, torra och ljusöppna lavtallskogar och i barrblandskogar med friskmossor och lingon i fältskiktet. Den totala populationen i landet har minskat och bedöms fortsätta minska till följd av slutavverkningar av tallskog. Det är högst oklart om arten långsiktigt kan etablera och reproducera sig i skogsbestånd som brukas med trakthyggesmetoder, markberedning, gödsling eller föryngring med förädlat plantmaterial. Uppfyller kriterierna för att bli rödlistad på grund av ny kunskap som visar att en större andel av populationen än tidigare bedömt är knuten till kontinuitetsbarrskog. Minskningstakten för den svenska populationen bedöms vara nära gränsvärdet för Sårbar (VU). Dropptaggsvamp är typisk art för </w:t>
+      </w:r>
+      <w:r>
+        <w:rPr>
+          <w:i/>
+        </w:rPr>
+        <w:t xml:space="preserve">9010 Taiga </w:t>
+      </w:r>
+      <w:r>
+        <w:t>(SLU Artdatabanken, 2026).</w:t>
+      </w:r>
+    </w:p>
+    <w:p>
+      <w:r>
+        <w:rPr>
+          <w:b/>
+        </w:rPr>
         <w:t>Dvärgbägarlav (NT)</w:t>
       </w:r>
       <w:r>
@@ -323,6 +612,46 @@
         <w:rPr>
           <w:b/>
         </w:rPr>
+        <w:t>Grå blåbärsfältmätare (NT)</w:t>
+      </w:r>
+      <w:r>
+        <w:t xml:space="preserve"> har tidigare ansetts som en mycket vanlig art men har utifrån fältobservationer gått starkt tillbaka och är nu försvunnen från stora delar av södra och mellersta Sverige. Sannolikt minskar arten även i norr. Detta indikerar att arten är starkare knuten till kontinuitetsskog med stort innehåll av blåbär än man tidigare trott och den förefaller vara mycket känslig för kalhyggesbruk. Fjärilens huvudsakliga habitat är luckiga granskogar med ett välutvecklat blåbärskikt på vilket larven lever. Denna livsmiljö är hotad av kalhyggesbruket där blåbärsriset skuggas ut när den uppväxande skogen sluter sig. Minskningstakten för den svenska populationen bedöms vara nära gränsvärdet för Sårbar (VU) (SLU Artdatabanken, 2024).</w:t>
+      </w:r>
+    </w:p>
+    <w:p>
+      <w:r>
+        <w:rPr>
+          <w:b/>
+        </w:rPr>
+        <w:t>Harticka (NT)</w:t>
+      </w:r>
+      <w:r>
+        <w:t xml:space="preserve"> är normalt en mycket bra signalart för granskogar med höga naturvärden. Även när svampen påträffas i mer påverkade skogar är det nästan alltid fråga om skogsmiljöer i sena successionsstadier med höga naturvärden. Skogsskötselåtgärder på eller i omedelbar närhet av växtplatserna kan innebära ett hot mot arten. Harticka är typisk art för </w:t>
+      </w:r>
+      <w:r>
+        <w:rPr>
+          <w:i/>
+        </w:rPr>
+        <w:t xml:space="preserve">9010 Taiga, 9050 Näringsrik granskog </w:t>
+      </w:r>
+      <w:r>
+        <w:t xml:space="preserve">och </w:t>
+      </w:r>
+      <w:r>
+        <w:rPr>
+          <w:i/>
+        </w:rPr>
+        <w:t>9030 Landhöjningsskog</w:t>
+      </w:r>
+      <w:r>
+        <w:t xml:space="preserve"> (SLU Artdatabanken, 2024; Nitare &amp; Skogsstyrelsen, 2019).</w:t>
+      </w:r>
+    </w:p>
+    <w:p>
+      <w:r>
+        <w:rPr>
+          <w:b/>
+        </w:rPr>
         <w:t>Knottrig blåslav (NT)</w:t>
       </w:r>
       <w:r>
@@ -354,6 +683,509 @@
         <w:rPr>
           <w:b/>
         </w:rPr>
+        <w:t>Kolflarnlav (NT)</w:t>
+      </w:r>
+      <w:r>
+        <w:t xml:space="preserve"> är brandberoende och växer nästan uteslutande på kolad hård kärnved av tall. Etableringen verkar ske först 100–300 år efter brand och nytt substrat nybildas i mycket begränsad omfattning. Avverkning av tallskog av naturskogskaraktär med spår av återkommande bränder är ett hot och mängden lämplig ved att växa på för arten minskar dels på grund av naturlig nedbrytning men framförallt på grund av att det förstörs i samband med slutavverkningar, gallringar och markberedning. Såväl kolflarnlav som mörk kolflarnlav har glänsande bålfjäll och förekommer främst i tall- och blandbarrskogar av naturskogskaraktär med spår av återkommande bränder. Skogar som dessa hyser höga biologiska värden och bör skyddas. Kolflarnlav är typisk art för </w:t>
+      </w:r>
+      <w:r>
+        <w:rPr>
+          <w:i/>
+        </w:rPr>
+        <w:t>9010 Taiga</w:t>
+      </w:r>
+      <w:r>
+        <w:t xml:space="preserve"> (SLU Artdatabanken, 2024).</w:t>
+      </w:r>
+    </w:p>
+    <w:p>
+      <w:r>
+        <w:rPr>
+          <w:b/>
+        </w:rPr>
+        <w:t>Kortskaftad ärgspik (NT)</w:t>
+      </w:r>
+      <w:r>
+        <w:t xml:space="preserve"> förekommer i barrträdsdominerade skogar och växer nästan uteslutande på tallved. Den föredrar gamla högstubbar i fuktig och halvöppen miljö, t.ex. i myrkanter, sumpskog och brandpräglad skog. Arten indikerar kontinuerlig tillgång till gamla högstubbar i kombination med hög och jämn luftfuktighet. Skogsbruk på lokaler med kortskaftad ärgspik utgör ett hot. På lång sikt bildas färre lämpliga substrat än vad som försvinner. Avverkning av barrträdsdominerade bestånd av naturskogskaraktär utgör ett långsiktigt hot. Naturskogsartade bestånd med riklig förekomst av gamla och grova tallhögstubbar bör undantas från skogsbruk (SLU Artdatabanken, 2024).</w:t>
+      </w:r>
+    </w:p>
+    <w:p>
+      <w:r>
+        <w:rPr>
+          <w:b/>
+        </w:rPr>
+        <w:t>Lavskrika (NT, §4)</w:t>
+      </w:r>
+      <w:r>
+        <w:t xml:space="preserve"> är rödlistad som nära hotad och fridlyst enligt 4§ artskyddsförordningen. Den har minskat med 20 (10–30) % under de senaste 15 åren och minskningstakten bedöms vara nära gränsvärdet för sårbar (VU). Lavskrikan är en mycket stationär fågel, som häckar i äldre, slutna och hänglavsrika barrskogar. Nyckelfaktorer är flerskiktad skog med rik undervegetation samt riklig förekomst av hänglavar. Reviren är livslånga med hemområden som varierar mellan 50 och 150 ha. Inom ett revir av hög kvalitet finns det som regel ett eller flera kärnområden (1–20 ha) med relativt tät flerskiktad granskog. Arten missgynnas när flerskiktad skog omförs till enskiktade bestånd och även röjning och hård gallring är starkt negativt. Lavskrikan har relativt stora hemområden och försvinner när den äldre skogen fragmenteras, särskilt allvarligt är när kärnområdena avverkas. Den försvinner successivt framför allt vid dess utbredningsgränser och populationen har minskat kontinuerligt under 2000-talet. Lavskrika är typisk art för </w:t>
+      </w:r>
+      <w:r>
+        <w:rPr>
+          <w:i/>
+        </w:rPr>
+        <w:t>9010 Taiga</w:t>
+      </w:r>
+      <w:r>
+        <w:t xml:space="preserve"> (SLU Artdatabanken, 2026; Skogsstyrelsen 2016).</w:t>
+      </w:r>
+    </w:p>
+    <w:p>
+      <w:r>
+        <w:rPr>
+          <w:b/>
+        </w:rPr>
+        <w:t>Liten svartspik (NT)</w:t>
+      </w:r>
+      <w:r>
+        <w:t xml:space="preserve"> växer på granbark i boreala barrskogar med lång trädkontinuitet och hög luftfuktighet. Orsaken till tillbakagången beror på främst på slutavverkningar av naturskogsartade granskogar. Bestånd med riklig förekomst av liten svartspik bör regelmässigt sparas. Naturhänsyn i samband med slutavverkning måste ske så att man undviker uttorkningseffekter (SLU Artdatabanken, 2024).</w:t>
+      </w:r>
+    </w:p>
+    <w:p>
+      <w:r>
+        <w:rPr>
+          <w:b/>
+        </w:rPr>
+        <w:t>Lunglav (NT)</w:t>
+      </w:r>
+      <w:r>
+        <w:t xml:space="preserve"> är en av vårt lands främsta signalarter som överallt indikerar gamla lövträd, skogsbestånd med höga naturvärden och ekosystem med långskoglig kontinuitet. Lokalt kan förekomsten vara mycket riklig men den hittas nästan enbart i gamla och ej slutavverkade skogar. Artens samtliga förekomster bör uppmärksammas från naturvårdssynpunkt, då många lokaler även hyser andra ovanliga och rödlistade arter. Rikliga förekomster bör skyddas med biotopskydd, frivilliga avsättningar eller reservat. På lunglav kan de sällsynta lavparasiterna lunglavshårprick (CR), </w:t>
+      </w:r>
+      <w:r>
+        <w:rPr>
+          <w:i/>
+        </w:rPr>
+        <w:t>Abrothallus diederichii</w:t>
+      </w:r>
+      <w:r>
+        <w:t xml:space="preserve"> (VU), </w:t>
+      </w:r>
+      <w:r>
+        <w:rPr>
+          <w:i/>
+        </w:rPr>
+        <w:t>Abrothallus lobariae</w:t>
+      </w:r>
+      <w:r>
+        <w:t xml:space="preserve"> (VU), </w:t>
+      </w:r>
+      <w:r>
+        <w:rPr>
+          <w:i/>
+        </w:rPr>
+        <w:t>Calycina lobariae</w:t>
+      </w:r>
+      <w:r>
+        <w:t xml:space="preserve"> (VU), lunglavsknapp (VU) och skrovelmössing (VU) påträffas. Lunglav är typisk art för </w:t>
+      </w:r>
+      <w:r>
+        <w:rPr>
+          <w:i/>
+        </w:rPr>
+        <w:t>9010 Taiga, 9020 Nordlig ädellövskog, 9110 Näringsfattig bokskog, 9130 Näringsrik bokskog, 9160 Näringsrik ekskog, 9180 Ädellövskog i branter, 9190 Näringsfattig ekskog, 9070 Trädklädd betesmark, 9040 Fjällbjörkskog</w:t>
+      </w:r>
+      <w:r>
+        <w:t xml:space="preserve"> och</w:t>
+      </w:r>
+      <w:r>
+        <w:rPr>
+          <w:i/>
+        </w:rPr>
+        <w:t xml:space="preserve"> 6530 Lövängar</w:t>
+      </w:r>
+      <w:r>
+        <w:t xml:space="preserve"> (SLU Artdatabanken, 2026; Nitare &amp; Skogsstyrelsen, 2019).</w:t>
+      </w:r>
+    </w:p>
+    <w:p>
+      <w:r>
+        <w:rPr>
+          <w:b/>
+        </w:rPr>
+        <w:t>Mörk kolflarnlav (NT)</w:t>
+      </w:r>
+      <w:r>
+        <w:t xml:space="preserve"> är brandberoende och växer nästan uteslutande på kolad hård kärnved av tall. Arten förekommer främst i glesa, öppna tall- och blandbarrskogar av naturskogskaraktär och etableringen verkar ske sent efter brand, kanske först efter 100–300 år. Mörk kolflarnlav indikerar skog med höga naturvärden och vanligast är att den påträffas på rester av nedbrunna torrakor och högstubbar och lågstubbar som är så grova att hela innandömet är urbränt. Tall- och blandbarrskogar av naturskogskaraktär med spår av återkommande bränder hyser höga biologiska värden och bör skyddas (SLU Artdatabanken, 2024).</w:t>
+      </w:r>
+    </w:p>
+    <w:p>
+      <w:r>
+        <w:rPr>
+          <w:b/>
+        </w:rPr>
+        <w:t>Nordtagging (NT)</w:t>
+      </w:r>
+      <w:r>
+        <w:t xml:space="preserve"> växer främst på tallågor av grövre dimensioner och påträffas huvudsakligen i äldre skog som inte kalavverkats. Nordtaggingen missgynnas av att områden med äldre tallskog har minskat starkt. Bekämpning av skogsbränder, samtidigt som skogsbruket omvandlar naturligt glesa tallbestånd till likartade och betydligt tätare bestånd, har missgynnat arten. Bristen på gamla tallågor utgör på sikt ett allvarligt hot och återskapandet av lämpliga biotoper tar mycket lång tid. Områden med olikåldriga bestånd av tall och med stort inslag av äldre träd bör undantas från skoglig produktion (SLU Artdatabanken, 2024).</w:t>
+      </w:r>
+    </w:p>
+    <w:p>
+      <w:r>
+        <w:rPr>
+          <w:b/>
+        </w:rPr>
+        <w:t>Rosenticka (NT)</w:t>
+      </w:r>
+      <w:r>
+        <w:t xml:space="preserve">, rödlistad som nära hotad, ingår i en karaktäristisk association av vedsvampar som växer på gamla, grova granlågor i urskogsartade barrskogar. Den är placerad i toppen av Skogsstyrelsens värdepyramid för bedömning av skog med höga naturvärden och indikerar ett granskogsekosystem med långvarig kontinuitet av grova lågor. Artens beroende av grova granlågor innebär att alla skogsskötselåtgärder på eller i omedelbar närhet av lokalerna utgör ett hot på lång sikt. Det är angeläget att populationerna inte ytterligare glesas ut och ett tillräckligt antal områden där arten nu finns måste sparas för framtiden. Rosenticka är typisk art för </w:t>
+      </w:r>
+      <w:r>
+        <w:rPr>
+          <w:i/>
+        </w:rPr>
+        <w:t xml:space="preserve">9010 Taiga </w:t>
+      </w:r>
+      <w:r>
+        <w:t xml:space="preserve">och </w:t>
+      </w:r>
+      <w:r>
+        <w:rPr>
+          <w:i/>
+        </w:rPr>
+        <w:t>9050 Näringsrik granskog</w:t>
+      </w:r>
+      <w:r>
+        <w:t xml:space="preserve"> (Nitare &amp; Skogsstyrelsen, 2019; SLU Artdatabanken, 2024).</w:t>
+      </w:r>
+    </w:p>
+    <w:p>
+      <w:r>
+        <w:rPr>
+          <w:b/>
+        </w:rPr>
+        <w:t>Rutspindling (NT)</w:t>
+      </w:r>
+      <w:r>
+        <w:t xml:space="preserve"> bildar mykorrhiza med gran, i ängsgranskog på fuktig näringsrik mark. Iögonfallande och lätt identifierbar art där lukten på skivorna påminner om lingon. Populationerna minskar genom pågående kraftig kalavverkning av äldre granskogar av denna typ (SLU Artdatabanken, 2024).</w:t>
+      </w:r>
+    </w:p>
+    <w:p>
+      <w:r>
+        <w:rPr>
+          <w:b/>
+        </w:rPr>
+        <w:t>Rödbrun blekspik (NT)</w:t>
+      </w:r>
+      <w:r>
+        <w:t xml:space="preserve"> växer i norra Sverige på bark och ved av björk och gran i skogar med hög och jämn luftfuktighet. I södra Sverige växer den främst på ek i öppna åldriga lövskogar. I norra delen av sitt utbredningsområde hotas arten av slutavverkningar av gamla granskogar. I den södra delen av landet hotas den genom de åldriga lövskogarnas tillbakagång och särskilt ekhagarnas igenväxning och genom plantering av sådan mark med barrskog. Rödbrun blekspik är typisk art för </w:t>
+      </w:r>
+      <w:r>
+        <w:rPr>
+          <w:i/>
+        </w:rPr>
+        <w:t xml:space="preserve">9010 Taiga, 9020 Nordlig ädellövskog, 9070 Trädklädd betesmark, 9160 Näringsrik ekskog </w:t>
+      </w:r>
+      <w:r>
+        <w:t xml:space="preserve">och </w:t>
+      </w:r>
+      <w:r>
+        <w:rPr>
+          <w:i/>
+        </w:rPr>
+        <w:t>9180 Ädellövskog i branter</w:t>
+      </w:r>
+      <w:r>
+        <w:t xml:space="preserve"> och signalerar alltid höga naturvärden (SLU Artdatabanken, 2024; Nitare &amp; Skogsstyrelsen, 2019).</w:t>
+      </w:r>
+    </w:p>
+    <w:p>
+      <w:r>
+        <w:rPr>
+          <w:b/>
+        </w:rPr>
+        <w:t>Skrovellav (NT)</w:t>
+      </w:r>
+      <w:r>
+        <w:t xml:space="preserve"> växer på gamla lövträd och på klippor i gamla skogar med hög och jämn luftfuktighet. Slutavverkning av kontinuitetsskog utgör det största hotet och lavens fortsatta förekomst bör säkerställas genom att lokaler med äldre skog skyddas. I områden med mycket hög luftfuktighet kan man på bålen av skrovellav finna de sällsynta parasitsvamparna skrovellavsknapp (EN), </w:t>
+      </w:r>
+      <w:r>
+        <w:rPr>
+          <w:i/>
+        </w:rPr>
+        <w:t>Catillaria lobariicola</w:t>
+      </w:r>
+      <w:r>
+        <w:t xml:space="preserve"> (VU) och </w:t>
+      </w:r>
+      <w:r>
+        <w:rPr>
+          <w:i/>
+        </w:rPr>
+        <w:t>Merismatium lobariae</w:t>
+      </w:r>
+      <w:r>
+        <w:t xml:space="preserve"> (DD). Skrovellav är typisk art för </w:t>
+      </w:r>
+      <w:r>
+        <w:rPr>
+          <w:i/>
+        </w:rPr>
+        <w:t xml:space="preserve">9010 Taiga, 9020 Nordlig ädellövskog, 9040 Fjällbjörkskog, 9070 Trädklädd betesmark, 9160 Näringsrik ekskog, 9180 Ädellövskog i branter, 9190 Näringsfattig ekskog, 8210 Kalkbranter </w:t>
+      </w:r>
+      <w:r>
+        <w:t xml:space="preserve">och </w:t>
+      </w:r>
+      <w:r>
+        <w:rPr>
+          <w:i/>
+        </w:rPr>
+        <w:t>6530 Lövängar</w:t>
+      </w:r>
+      <w:r>
+        <w:t xml:space="preserve"> (SLU Artdatabanken, 2026; Nitare &amp; Skogsstyrelsen, 2019).</w:t>
+      </w:r>
+    </w:p>
+    <w:p>
+      <w:r>
+        <w:rPr>
+          <w:b/>
+        </w:rPr>
+        <w:t>Stjärntagging (NT)</w:t>
+      </w:r>
+      <w:r>
+        <w:t xml:space="preserve"> signalerar inom hela sitt utbredningsområde höga naturvärden. Svampen är uttorkningskänslig och beroende av ett oförändrat fuktigt mikroklimat. Den är även beroende av en ständig tillgång på död ved i olika nedbrytningsstadier, dock ej nödvändigtvis grova träd. Tidigare påverkan på miljön måste dock ha varit så skonsam att det naturliga skogsekosystemet till stora delar har bevarats. Minskningstakten för den svenska populationen bedöms vara nära gränsvärdet för Sårbar (VU). Stjärntagging är typisk art för </w:t>
+      </w:r>
+      <w:r>
+        <w:rPr>
+          <w:i/>
+        </w:rPr>
+        <w:t xml:space="preserve">9010 Taiga, 9050 Näringsrik granskog </w:t>
+      </w:r>
+      <w:r>
+        <w:t xml:space="preserve">och </w:t>
+      </w:r>
+      <w:r>
+        <w:rPr>
+          <w:i/>
+        </w:rPr>
+        <w:t>9030 Landhöjningsskog</w:t>
+      </w:r>
+      <w:r>
+        <w:t xml:space="preserve"> (SLU Artdatabanken, 2024; Nitare &amp; Skogsstyrelsen, 2019).</w:t>
+      </w:r>
+    </w:p>
+    <w:p>
+      <w:r>
+        <w:rPr>
+          <w:b/>
+        </w:rPr>
+        <w:t>Talltagel (NT)</w:t>
+      </w:r>
+      <w:r>
+        <w:t xml:space="preserve"> är en boreal art som förekommer på tall i äldre, öppna tallskogar. Den påverkas negativt av brist på kontinuitetsskog och minskningstakten bedöms vara nära gränsvärdet för Sårbar (VU). Talltagel är typisk art för </w:t>
+      </w:r>
+      <w:r>
+        <w:rPr>
+          <w:i/>
+        </w:rPr>
+        <w:t>9010 Taiga</w:t>
+      </w:r>
+      <w:r>
+        <w:t xml:space="preserve"> (SLU Artdatabanken, 2026).</w:t>
+      </w:r>
+    </w:p>
+    <w:p>
+      <w:r>
+        <w:rPr>
+          <w:b/>
+        </w:rPr>
+        <w:t>Talltita (NT, §4)</w:t>
+      </w:r>
+      <w:r>
+        <w:t>, rödlistad som nära hotad och prioriterad art i Skogsvårdslagen, har häckningsrevir i anmälan. Arten har minskat kraftigt de senaste 30 åren och minskningstakten innevarande 10-årsperiod beräknas till 20 (10–30) %. Talltitan är synnerligen trogen sitt cirka 15 hektar stora revir och är beroende av flerskiktade olikåldriga skogar för att kunna föda upp sina ungar. Talltitan försvinner om dess livsmiljö kalavverkas (Eggers &amp; Low, 2014; Ekman, 1979; Griesser et al, 2007; Klein, 2020; Siffczyk et al, 2003; SLU Artdatabanken, 2021).</w:t>
+      </w:r>
+    </w:p>
+    <w:p>
+      <w:r>
+        <w:rPr>
+          <w:b/>
+        </w:rPr>
+        <w:t>Tretåig hackspett (NT, §4)</w:t>
+      </w:r>
+      <w:r>
+        <w:t xml:space="preserve"> är rödlistad som nära hotad och ingår i bilaga 1 i EU:s fågeldirektiv. Tretåig hackspett är för sin överlevnad beroende av kontinuerlig tillförsel av äldre döende och död ved, som sker genom naturliga självgallringsprocesser i äldre grannaturskogar och barrblandade naturskogar. Om en skog genom skogsbruk gallras eller glesas ur så upphör och uteblir i stort sett den naturliga självgallringsprocessen för mycket lång tid framöver vilket omöjliggör upprätthållandet av den kontinuerliga ekologiska funktionen i ett område. Det finns studier som visar att naturskogens självgallringsprocess som den tretåiga hackspetten är beroende av, inte kan ersättas med efterlämnad hänsyn i skogsbruket (Imbeau &amp; Desrochers, 2002). Storleken på häckningsreviret varierar med skogstypen, förekomsten av död ved och graden av fragmentering, men är i allmänhet i storleksordningen 25–100 hektar. Vintertid krävs ofta betydligt större områden och det finns studier som antyder att arten behöver minst 100 hektar äldre skog. I områden med låg bonitet kan det behövas över 200 hektar lämpligt habitat för att ett par ska kunna reproducera sig. Områden med dokumenterad permanent förekomst i naturskogsmiljöer har vanligen så stora naturvärden att skogsbruk är olämpligt. Tretåig hackspett är typisk art för </w:t>
+      </w:r>
+      <w:r>
+        <w:rPr>
+          <w:i/>
+        </w:rPr>
+        <w:t xml:space="preserve">9010 Taiga, 9740 Skogsbevuxen myr, 9030 Landhöjningsskog </w:t>
+      </w:r>
+      <w:r>
+        <w:t xml:space="preserve">och </w:t>
+      </w:r>
+      <w:r>
+        <w:rPr>
+          <w:i/>
+        </w:rPr>
+        <w:t>9040 Fjällbjörkskog</w:t>
+      </w:r>
+      <w:r>
+        <w:t xml:space="preserve"> (Skogsstyrelsen, 2016; SLU Artdatabanken, 2024).</w:t>
+      </w:r>
+    </w:p>
+    <w:p>
+      <w:r>
+        <w:rPr>
+          <w:b/>
+        </w:rPr>
+        <w:t>Ullticka (NT)</w:t>
+      </w:r>
+      <w:r>
+        <w:t xml:space="preserve"> är knuten till restbestånd av barrnaturskog och förekommer med ett tydligt optimum i orörda eller måttligt påverkade gamla granskogar där det föreligger viss kontinuitet av grov död ved. Ullticka är en bra signalart inom hela sitt utbredningsområde och i södra Sverige är den sällsynt och en god signalart för skyddsvärda granskogsmiljöer. Den hotas av avverkning och fragmentering av naturskog och äldre granskog med lång trädkontinuitet. På ullticka kan ibland ulltickeporing (VU) påträffas - det är en sällsynt ticka som nyligen delats upp i de tre olika arterna ulltickeporing </w:t>
+      </w:r>
+      <w:r>
+        <w:rPr>
+          <w:i/>
+        </w:rPr>
+        <w:t xml:space="preserve">Skeletocutis brevispora </w:t>
+      </w:r>
+      <w:r>
+        <w:t>(VU)</w:t>
+      </w:r>
+      <w:r>
+        <w:rPr>
+          <w:i/>
+        </w:rPr>
+        <w:t>, Skeletocutis delicata</w:t>
+      </w:r>
+      <w:r>
+        <w:t xml:space="preserve"> (VU)</w:t>
+      </w:r>
+      <w:r>
+        <w:rPr>
+          <w:i/>
+        </w:rPr>
+        <w:t xml:space="preserve"> och Skeletocutis exilis</w:t>
+      </w:r>
+      <w:r>
+        <w:t xml:space="preserve"> (NT). Ullticka är typisk art för </w:t>
+      </w:r>
+      <w:r>
+        <w:rPr>
+          <w:i/>
+        </w:rPr>
+        <w:t xml:space="preserve">9010 Taiga, 9050 Näringsrik granskog </w:t>
+      </w:r>
+      <w:r>
+        <w:t xml:space="preserve">och </w:t>
+      </w:r>
+      <w:r>
+        <w:rPr>
+          <w:i/>
+        </w:rPr>
+        <w:t>9030 Landhöjningsskog</w:t>
+      </w:r>
+      <w:r>
+        <w:t xml:space="preserve"> (SLU Artdatabanken, 2026; Nitare &amp; Skogsstyrelsen, 2019; Miettinen &amp; Niemelä, 2018).</w:t>
+      </w:r>
+    </w:p>
+    <w:p>
+      <w:r>
+        <w:rPr>
+          <w:b/>
+        </w:rPr>
+        <w:t xml:space="preserve">Vaddporing (NT) </w:t>
+      </w:r>
+      <w:r>
+        <w:t>är en brunrötande vednedbrytare som hittas på undersidan av liggande murken tallved i olika former. Substratet utgörs framför allt av den typ av hård, kådimpregnerad och ofta kolad tallved som skapas i brandpräglad skog. Vedtypen nybildas i mycket liten omfattning och det är sannolikt att arten upplever en utdöendeskuld. För att garantera artens fortlevnad bör man både säkra att artens växtplatser hålls intakta samt att långsiktigt säkerställa att ny ved tillkommer, allra helst i omedelbar anslutning till artens växtplatser. Skoglig gallring och annat uttag av virke innebär ett hot mot arten (SLU Artdatabanken, 2024).</w:t>
+      </w:r>
+    </w:p>
+    <w:p>
+      <w:r>
+        <w:rPr>
+          <w:b/>
+        </w:rPr>
+        <w:t>Vedflamlav (NT)</w:t>
+      </w:r>
+      <w:r>
+        <w:t xml:space="preserve"> växer på gammal hård och torr, exponerad kärnved av tall, främst på högstubbar i ljusöppna lägen, t.ex. vid och på myrar, sjökanter, i glesa hällmarkskogar och i brandpräglade tallnaturskogar. Substratet nyskapas i begränsad omfattning och arten är en utmärkt indikator på höga naturvärden i denna skogstyp. Tall- och barrblandskogar med naturskogskaraktär och spår av bränder har ofta höga biologiska värden och bör skyddas. På vedflamlavens bål kan den sällsynta spiklaven/parasiten </w:t>
+      </w:r>
+      <w:r>
+        <w:rPr>
+          <w:i/>
+        </w:rPr>
+        <w:t>Calicium ramboldiicola</w:t>
+      </w:r>
+      <w:r>
+        <w:t xml:space="preserve"> (VU) påträffas (SLU Artdatabanken, 2026).</w:t>
+      </w:r>
+    </w:p>
+    <w:p>
+      <w:r>
+        <w:rPr>
+          <w:b/>
+        </w:rPr>
+        <w:t>Vedskivlav (NT)</w:t>
+      </w:r>
+      <w:r>
+        <w:t xml:space="preserve"> växer på gammal, torr, exponerad, hård kärnved av framförallt tall i naturskogsartade bestånd. Avverkning av tallskog av naturskogskaraktär med spår av återkommande bränder är ett hot. Mängden lämplig ved att växa på för vedskivlav minskar, dels på grund av naturlig nedbrytning men framförallt på grund av att de förstörs i samband med slutavverkningar, gallringar och markberedning. Tall- och blandbarrskogar av naturskogskaraktär med spår av återkommande bränder bör skyddas. Vedskivlav är typisk art för </w:t>
+      </w:r>
+      <w:r>
+        <w:rPr>
+          <w:i/>
+        </w:rPr>
+        <w:t>9010 Taiga</w:t>
+      </w:r>
+      <w:r>
+        <w:t xml:space="preserve"> (SLU Artdatabanken, 2024).</w:t>
+      </w:r>
+    </w:p>
+    <w:p>
+      <w:r>
+        <w:rPr>
+          <w:b/>
+        </w:rPr>
+        <w:t xml:space="preserve">Vedtrappmossa (NT) </w:t>
+      </w:r>
+      <w:r>
+        <w:t xml:space="preserve">växer på död ved, främst i gammal granskog. Den förekommer knappast alls i fjällnära barrskogar utan finns i skogslandskapet nedom fjällen och framför allt i landets södra delar är den en mycket bra signalart för barrnaturskog med höga naturvärden. Skogsavverkning och brist på grov död ved i skogen är de allvarligaste hoten och den överlever inte kalhyggesbruk. Lokaler med sluten granskog, tillräckligt stora för att säkerställa ett kontinuerligt tillskott på grova lågor, bör undantas från storskaligt skogsbruk. Vedtrappmossa är typisk art för </w:t>
+      </w:r>
+      <w:r>
+        <w:rPr>
+          <w:i/>
+        </w:rPr>
+        <w:t>9010 Taiga</w:t>
+      </w:r>
+      <w:r>
+        <w:t xml:space="preserve"> (SLU Artdatabanken, 2024).</w:t>
+      </w:r>
+    </w:p>
+    <w:p>
+      <w:r>
+        <w:rPr>
+          <w:b/>
+        </w:rPr>
+        <w:t>Violettgrå tagellav (NT)</w:t>
+      </w:r>
+      <w:r>
+        <w:t xml:space="preserve"> växer nästan uteslutande i gamla olikåldriga barrnaturskogar med lång skoglig kontinuitet och är en utmärkt signal på skog med höga naturvärden. Slutavverkning av tidigare aldrig slutavverkad skog (kontinuitetsskog) är det största hotet. Biotopen nyskapas i begränsad omfattning och barrskog äldre än 160 år, där den violettgrå tagellaven huvudsakligen påträffas har minskat med 50% de senaste 50 åren. Lågproduktiv skogsmark där laven förekommer bör undantas från skogsbruk och rika förekomster i äldre granskog bör skyddas. Arten är känslig för uttorkning och det är väsentligt att tillräckligt stora bestånd avsätts. Violettgrå tagellav är typisk art för </w:t>
+      </w:r>
+      <w:r>
+        <w:rPr>
+          <w:i/>
+        </w:rPr>
+        <w:t>9010 Taiga</w:t>
+      </w:r>
+      <w:r>
+        <w:t xml:space="preserve"> (SLU Artdatabanken, 2024; Nitare &amp; Skogsstyrelsen, 2019).</w:t>
+      </w:r>
+    </w:p>
+    <w:p>
+      <w:r>
+        <w:rPr>
+          <w:b/>
+        </w:rPr>
+        <w:t>Vitgrynig nållav (NT)</w:t>
+      </w:r>
+      <w:r>
+        <w:t xml:space="preserve"> växer nästan uteslutande på bark av gamla, senvuxna granar i skuggiga lägen med hög och jämn luftfuktighet. Den vanligaste naturtypen för arten är kontinuitetsskogar på frisk mark men den finns också i sumpgranskogar. På lång sikt utgör avverkningar av olikåldriga granskogar av naturskogskaraktär ett allvarligt hot mot arten och skogsbruksåtgärder på eller i närheten av växtplatserna bör undvikas. Naturskogsartade, fuktiga granskogar med förekomster av arten signalerar höga biologiska värden och bör bevaras (SLU Artdatabanken, 2024; Nitare &amp; Skogsstyrelsen, 2019).</w:t>
+      </w:r>
+    </w:p>
+    <w:p>
+      <w:r>
+        <w:rPr>
+          <w:b/>
+        </w:rPr>
         <w:t>Vitplätt (NT)</w:t>
       </w:r>
       <w:r>
@@ -365,6 +1197,276 @@
         <w:rPr>
           <w:b/>
         </w:rPr>
+        <w:t xml:space="preserve">Blodticka </w:t>
+      </w:r>
+      <w:r>
+        <w:t xml:space="preserve">är i norra Sverige främst knuten till grova granlågor i urskogsartad barrskog, men förekommer ibland även på klenare granar i anslutning till bäckar och sumpskogar. Den är en bra indikator på granskogar med höga naturvärden och oftast förekommer den tillsammans med ett stort antal ovanliga och rödlistade arter. I södra Sverige växer den framför allt på tall och har då ett lägre signalvärde. Blodticka är typisk art för </w:t>
+      </w:r>
+      <w:r>
+        <w:rPr>
+          <w:i/>
+        </w:rPr>
+        <w:t>9030 Landhöjningsskog</w:t>
+      </w:r>
+      <w:r>
+        <w:t xml:space="preserve"> (SLU Artdatabanken, 2025; Nitare &amp; Skogsstyrelsen, 2019).</w:t>
+      </w:r>
+    </w:p>
+    <w:p>
+      <w:r>
+        <w:rPr>
+          <w:b/>
+        </w:rPr>
+        <w:t>Bårdlav</w:t>
+      </w:r>
+      <w:r>
+        <w:t xml:space="preserve"> signalerar miljöer med höga naturvärden och på lokalerna finns vanligtvis många andra ovanliga och rödlistade arter. Den visar även på platser med hög och jämn luftfuktighet. På bårdlav och andra njurlavar (Nephroma) kan de sällsynta parasiterna </w:t>
+      </w:r>
+      <w:r>
+        <w:rPr>
+          <w:i/>
+        </w:rPr>
+        <w:t xml:space="preserve">Protounguicularia nephromatis </w:t>
+      </w:r>
+      <w:r>
+        <w:t xml:space="preserve">(VU) och </w:t>
+      </w:r>
+      <w:r>
+        <w:rPr>
+          <w:i/>
+        </w:rPr>
+        <w:t xml:space="preserve">Tremella nephromatis </w:t>
+      </w:r>
+      <w:r>
+        <w:t xml:space="preserve">(DD) påträffas. Bårdlav är typisk art för </w:t>
+      </w:r>
+      <w:r>
+        <w:rPr>
+          <w:i/>
+        </w:rPr>
+        <w:t xml:space="preserve">9010 Taiga, 9020 Nordlig ädellövskog, 9070 Trädklädd betesmark, 9110 Näringsfattig bokskog, 9160 Näringsrik ekskog, 9180 Ädellövskog i branter </w:t>
+      </w:r>
+      <w:r>
+        <w:t>och</w:t>
+      </w:r>
+      <w:r>
+        <w:rPr>
+          <w:i/>
+        </w:rPr>
+        <w:t xml:space="preserve"> 9190 Näringsfattig ekskog</w:t>
+      </w:r>
+      <w:r>
+        <w:t xml:space="preserve"> (SLU Artdatabanken, 2026; Nitare &amp; Skogsstyrelsen, 2019).</w:t>
+      </w:r>
+    </w:p>
+    <w:p>
+      <w:r>
+        <w:rPr>
+          <w:b/>
+        </w:rPr>
+        <w:t>Korallrot (§8)</w:t>
+      </w:r>
+      <w:r>
+        <w:t xml:space="preserve"> växer i sumpskogar och annan fuktig eller växelfuktig skogsmark, exempelvis i alkärr och kärrkanter, fuktiga bäckdalar, raviner, myrlaggar, sumpiga strandskogar samt i fuktiga lundar. Den visar på mer eller mindre stabila förhållanden och intakt hydrologi och är känslig för avverkning, körskador, skogsgödsling och dikning. Korallrot är typisk art för </w:t>
+      </w:r>
+      <w:r>
+        <w:rPr>
+          <w:i/>
+        </w:rPr>
+        <w:t>9080 Lövsumpskog</w:t>
+      </w:r>
+      <w:r>
+        <w:t xml:space="preserve"> och fridlyst enligt 8 § artskyddsförordningen (SLU Artdatabanken, 2024; Nitare &amp; Skogsstyrelsen, 2019).</w:t>
+      </w:r>
+    </w:p>
+    <w:p>
+      <w:r>
+        <w:rPr>
+          <w:b/>
+        </w:rPr>
+        <w:t xml:space="preserve">Källpraktmossa </w:t>
+      </w:r>
+      <w:r>
+        <w:t xml:space="preserve">växer på fuktig eller blöt, näringsrik och ofta mineralrik mark, t.ex. i sumpskogar. Den är en god signalart i södra och mellersta Sverige och förekommer ofta i artrika miljöer med t.ex. kärrkammossa, bågpraktmossa, filtrundmossa och skogshakmossa. Eftersom mängden våtmarker har reducerats kraftigt i södra Sverige under det senaste seklet har förekomsten av källpraktmossa troligen minskat i söder. Källpraktmossa är typisk art för </w:t>
+      </w:r>
+      <w:r>
+        <w:rPr>
+          <w:i/>
+        </w:rPr>
+        <w:t xml:space="preserve">7160 Källor och källkärr, 9750 Svämlövskog </w:t>
+      </w:r>
+      <w:r>
+        <w:t>och</w:t>
+      </w:r>
+      <w:r>
+        <w:rPr>
+          <w:i/>
+        </w:rPr>
+        <w:t xml:space="preserve"> 9080 Lövsumpskog </w:t>
+      </w:r>
+      <w:r>
+        <w:t>(Nitare &amp; Skogsstyrelsen, 2019; SLU Artdatabanken, 2025).</w:t>
+      </w:r>
+    </w:p>
+    <w:p>
+      <w:r>
+        <w:rPr>
+          <w:b/>
+        </w:rPr>
+        <w:t>Luddlav</w:t>
+      </w:r>
+      <w:r>
+        <w:t xml:space="preserve"> signalerar lång skoglig kontinuitet med ett stabilt lokal- och mikroklimat med hög och jämn fuktighet. Luddlav är typisk art för </w:t>
+      </w:r>
+      <w:r>
+        <w:rPr>
+          <w:i/>
+        </w:rPr>
+        <w:t>9010 Taiga,</w:t>
+      </w:r>
+      <w:r>
+        <w:t xml:space="preserve"> </w:t>
+      </w:r>
+      <w:r>
+        <w:rPr>
+          <w:i/>
+        </w:rPr>
+        <w:t xml:space="preserve">9020 Nordlig ädellövskog, 9070 Trädklädd betesmark, 9110 Näringsfattig bokskog, 9180 Ädellövskog i branter </w:t>
+      </w:r>
+      <w:r>
+        <w:t>och</w:t>
+      </w:r>
+      <w:r>
+        <w:rPr>
+          <w:i/>
+        </w:rPr>
+        <w:t xml:space="preserve"> 9190 Näringsfattig ekskog </w:t>
+      </w:r>
+      <w:r>
+        <w:t>(Nitare &amp; Skogsstyrelsen, 2019; SLU Artdatabanken, 2025).</w:t>
+      </w:r>
+    </w:p>
+    <w:p>
+      <w:r>
+        <w:rPr>
+          <w:b/>
+        </w:rPr>
+        <w:t xml:space="preserve">Norrlandslav </w:t>
+      </w:r>
+      <w:r>
+        <w:t xml:space="preserve">indikerar söder om den naturliga norrlandsgränsen barrskogsbeklädda bergbranter eller andra ostörda skogsmiljöer med höga naturvärden. Norrlandslav är typisk art för </w:t>
+      </w:r>
+      <w:r>
+        <w:rPr>
+          <w:i/>
+        </w:rPr>
+        <w:t xml:space="preserve">9010 Taiga, 8110 Silikatrasmarker </w:t>
+      </w:r>
+      <w:r>
+        <w:t>och</w:t>
+      </w:r>
+      <w:r>
+        <w:rPr>
+          <w:i/>
+        </w:rPr>
+        <w:t xml:space="preserve"> 8120 Kalkrasmarker </w:t>
+      </w:r>
+      <w:r>
+        <w:t>(Nitare &amp; Skogsstyrelsen, 2000; SLU Artdatabanken, 2025).</w:t>
+      </w:r>
+    </w:p>
+    <w:p>
+      <w:r>
+        <w:rPr>
+          <w:b/>
+        </w:rPr>
+        <w:t>Plattlummer (§9)</w:t>
+      </w:r>
+      <w:r>
+        <w:t xml:space="preserve"> växer främst i ljusöppna sandtallskogar eller annan gles, torr och brandpräglad hedbarrskog. Den är mest frekvent i olika typer av naturskogar och kontinuitetsskogar och missgynnas markant av slutavverkning och maskinell markberedning. Söder ut i landet förekommer de närstående arterna cypresslummer (EN, §8) och mellanlummer (NT, §9), vilka båda omfattas av EU:s art- och habitatdirektiv. Plattlummer är typisk art för </w:t>
+      </w:r>
+      <w:r>
+        <w:rPr>
+          <w:i/>
+        </w:rPr>
+        <w:t xml:space="preserve">9010 Taiga </w:t>
+      </w:r>
+      <w:r>
+        <w:t>och</w:t>
+      </w:r>
+      <w:r>
+        <w:rPr>
+          <w:i/>
+        </w:rPr>
+        <w:t xml:space="preserve"> 2320 Rissandhedar </w:t>
+      </w:r>
+      <w:r>
+        <w:t>(Nitare &amp; Skogsstyrelsen, 2019; SLU Artdatabanken, 2026).</w:t>
+      </w:r>
+    </w:p>
+    <w:p>
+      <w:r>
+        <w:rPr>
+          <w:b/>
+        </w:rPr>
+        <w:t xml:space="preserve">Skinnlav </w:t>
+      </w:r>
+      <w:r>
+        <w:t xml:space="preserve">förekommer på diverse lövträd, främst på gammal asp och sälg. Den påträffas främst i områden med lång kontinuitet av grova lövträd och signalerar skogsmark med höga naturvärden. På lokalerna förekommer som regel ett flertal andra ovanliga eller rödlistade lavar. I likhet med gelélavarna, etablerar sig skinnlaven i skogsmark på grova aspar i sena lövsuccessioner. Skinnlav är typisk art för </w:t>
+      </w:r>
+      <w:r>
+        <w:rPr>
+          <w:i/>
+        </w:rPr>
+        <w:t xml:space="preserve">9010 Taiga, 9020 Nordlig ädellövskog </w:t>
+      </w:r>
+      <w:r>
+        <w:t xml:space="preserve">och </w:t>
+      </w:r>
+      <w:r>
+        <w:rPr>
+          <w:i/>
+        </w:rPr>
+        <w:t xml:space="preserve">9070 Trädklädd betesmark </w:t>
+      </w:r>
+      <w:r>
+        <w:t>(Nitare &amp; Skogsstyrelsen, 2019; SLU Artdatabanken, 2025).</w:t>
+      </w:r>
+    </w:p>
+    <w:p>
+      <w:r>
+        <w:rPr>
+          <w:b/>
+        </w:rPr>
+        <w:t>Spindelblomster (§8)</w:t>
+      </w:r>
+      <w:r>
+        <w:t xml:space="preserve"> växer i äldre mossrik granskog eller barrblandskog, men även i fjällbjörkskog. Arten indikerar långvarig trädkontinuitet och hög luftfuktighet och är mycket känslig för uttorkning och markskador. Spindelblomster har i många trakter minskat starkt under senare tid på grund av slutavverkningar och skogsmarksdikning. Spindelblomster är typisk art för </w:t>
+      </w:r>
+      <w:r>
+        <w:rPr>
+          <w:i/>
+        </w:rPr>
+        <w:t xml:space="preserve">9010 Taiga, 9050 Näringsrik granskog </w:t>
+      </w:r>
+      <w:r>
+        <w:t>och</w:t>
+      </w:r>
+      <w:r>
+        <w:rPr>
+          <w:i/>
+        </w:rPr>
+        <w:t xml:space="preserve"> 9040 Fjällbjörkskog</w:t>
+      </w:r>
+      <w:r>
+        <w:t xml:space="preserve"> (Nitare &amp; Skogsstyrelsen, 2019; SLU Artdatabanken, 2025).</w:t>
+      </w:r>
+    </w:p>
+    <w:p>
+      <w:r>
+        <w:rPr>
+          <w:b/>
+        </w:rPr>
         <w:t>Stuplav</w:t>
       </w:r>
       <w:r>
@@ -443,6 +1545,240 @@
       </w:r>
       <w:r>
         <w:t xml:space="preserve"> (Nitare &amp; Skogsstyrelsen, 2019; SLU Artdatabanken, 2024).</w:t>
+      </w:r>
+    </w:p>
+    <w:p>
+      <w:r>
+        <w:rPr>
+          <w:b/>
+        </w:rPr>
+        <w:t xml:space="preserve">Bergsslok </w:t>
+      </w:r>
+      <w:r>
+        <w:t xml:space="preserve">är typisk art för </w:t>
+      </w:r>
+      <w:r>
+        <w:rPr>
+          <w:i/>
+        </w:rPr>
+        <w:t>9190 Näringsfattig ekskog</w:t>
+      </w:r>
+      <w:r>
+        <w:t xml:space="preserve"> (SLU Artdatabanken, 2025).</w:t>
+      </w:r>
+    </w:p>
+    <w:p>
+      <w:r>
+        <w:rPr>
+          <w:b/>
+        </w:rPr>
+        <w:t>Brudborste</w:t>
+      </w:r>
+      <w:r>
+        <w:t xml:space="preserve"> är typisk art för </w:t>
+      </w:r>
+      <w:r>
+        <w:rPr>
+          <w:i/>
+        </w:rPr>
+        <w:t xml:space="preserve">9050 Näringsrik granskog, 9040 Fjällbjörkskog, 6530 Lövängar, 6430 Högörtängar </w:t>
+      </w:r>
+      <w:r>
+        <w:t xml:space="preserve">och </w:t>
+      </w:r>
+      <w:r>
+        <w:rPr>
+          <w:i/>
+        </w:rPr>
+        <w:t>6510 Slåtterängar i låglandet</w:t>
+      </w:r>
+      <w:r>
+        <w:t xml:space="preserve"> (SLU Artdatabanken, 2025).</w:t>
+      </w:r>
+    </w:p>
+    <w:p>
+      <w:r>
+        <w:rPr>
+          <w:b/>
+        </w:rPr>
+        <w:t xml:space="preserve">Ekbräken </w:t>
+      </w:r>
+      <w:r>
+        <w:t xml:space="preserve">är typisk art för </w:t>
+      </w:r>
+      <w:r>
+        <w:rPr>
+          <w:i/>
+        </w:rPr>
+        <w:t>9050 Näringsrik granskog</w:t>
+      </w:r>
+      <w:r>
+        <w:t xml:space="preserve"> (SLU Artdatabanken, 2025).</w:t>
+      </w:r>
+    </w:p>
+    <w:p>
+      <w:r>
+        <w:rPr>
+          <w:b/>
+        </w:rPr>
+        <w:t>Grå renlav</w:t>
+      </w:r>
+      <w:r>
+        <w:t xml:space="preserve"> är typisk art för </w:t>
+      </w:r>
+      <w:r>
+        <w:rPr>
+          <w:i/>
+        </w:rPr>
+        <w:t xml:space="preserve">9040 Fjällbjörkskog </w:t>
+      </w:r>
+      <w:r>
+        <w:t xml:space="preserve">och </w:t>
+      </w:r>
+      <w:r>
+        <w:rPr>
+          <w:i/>
+        </w:rPr>
+        <w:t xml:space="preserve">4060 Alpina rishedar </w:t>
+      </w:r>
+      <w:r>
+        <w:t>(SLU Artdatabanken, 2025).</w:t>
+      </w:r>
+    </w:p>
+    <w:p>
+      <w:r>
+        <w:rPr>
+          <w:b/>
+        </w:rPr>
+        <w:t xml:space="preserve">Hultbräken </w:t>
+      </w:r>
+      <w:r>
+        <w:t xml:space="preserve">är typisk art för </w:t>
+      </w:r>
+      <w:r>
+        <w:rPr>
+          <w:i/>
+        </w:rPr>
+        <w:t xml:space="preserve">9050 Näringsrik granskog </w:t>
+      </w:r>
+      <w:r>
+        <w:t>(SLU Artdatabanken, 2025).</w:t>
+      </w:r>
+    </w:p>
+    <w:p>
+      <w:r>
+        <w:rPr>
+          <w:b/>
+        </w:rPr>
+        <w:t>Nordisk stormhatt</w:t>
+      </w:r>
+      <w:r>
+        <w:t xml:space="preserve"> är typisk art för </w:t>
+      </w:r>
+      <w:r>
+        <w:rPr>
+          <w:i/>
+        </w:rPr>
+        <w:t xml:space="preserve">9050 Näringsrik granskog, 9040 Fjällbjörkskog </w:t>
+      </w:r>
+      <w:r>
+        <w:t xml:space="preserve">och </w:t>
+      </w:r>
+      <w:r>
+        <w:rPr>
+          <w:i/>
+        </w:rPr>
+        <w:t>6430 Högörtängar</w:t>
+      </w:r>
+      <w:r>
+        <w:t>. Stormhattsrotvecklare (NT) samt stormhattshumla, som är rödlistad som nära hotad (NT) på den europeiska rödlistan, är knuten till nordisk stormhatt</w:t>
+      </w:r>
+      <w:r>
+        <w:rPr>
+          <w:i/>
+        </w:rPr>
+        <w:t xml:space="preserve"> </w:t>
+      </w:r>
+      <w:r>
+        <w:t>(SLU Artdatabanken, 2026; IUCN, 2025).</w:t>
+      </w:r>
+    </w:p>
+    <w:p>
+      <w:r>
+        <w:rPr>
+          <w:b/>
+        </w:rPr>
+        <w:t>Ormbär</w:t>
+      </w:r>
+      <w:r>
+        <w:t xml:space="preserve"> är typisk art för </w:t>
+      </w:r>
+      <w:r>
+        <w:rPr>
+          <w:i/>
+        </w:rPr>
+        <w:t xml:space="preserve">9050 Näringsrik granskog </w:t>
+      </w:r>
+      <w:r>
+        <w:t>(SLU Artdatabanken, 2025).</w:t>
+      </w:r>
+    </w:p>
+    <w:p>
+      <w:r>
+        <w:rPr>
+          <w:b/>
+        </w:rPr>
+        <w:t>Tjäder (§4)</w:t>
+      </w:r>
+      <w:r>
+        <w:t xml:space="preserve"> omfattas av bilaga 1 och 2 EU:s fågeldirektiv och är typisk art för </w:t>
+      </w:r>
+      <w:r>
+        <w:rPr>
+          <w:i/>
+        </w:rPr>
+        <w:t xml:space="preserve">9010 Taiga </w:t>
+      </w:r>
+      <w:r>
+        <w:t xml:space="preserve">och </w:t>
+      </w:r>
+      <w:r>
+        <w:rPr>
+          <w:i/>
+        </w:rPr>
+        <w:t>9740 Skogsbevuxen myr</w:t>
+      </w:r>
+      <w:r>
+        <w:t>. Tjädern är en utpräglad skogsfågel knuten till större sammanhängande barrskogsområden. Tupparna och hönorna utnyttjar till viss del olika miljöer, och habitatvalet varierar dessutom mellan olika delar av året. För att det ska finnas livskraftiga tjäderbestånd krävs funktionella skogslandskap med en blandning av uppvuxen, gles och luckig skog, täta sumpskogar, myrar och andra små våtmarker. Arten försvinner när skogen fragmenteras och den sammanlagda arealen hyggen och andra öppna områden blir för stor. Ett småskaligt och försiktigt virkesuttag genom hyggesfria metoder kan i vissa fall vara möjligt i området inom 200 m från lekcentrum. Längre ut från lekcentrum, inom 200–500 m bör den avverkade ytan inte överskrida 1 hektar för att undvika alltför stora och snabba förändringar (Skogsstyrelsen, 2019; SLU Artdatabanken, 2024).</w:t>
+      </w:r>
+    </w:p>
+    <w:p>
+      <w:r>
+        <w:rPr>
+          <w:b/>
+        </w:rPr>
+        <w:t xml:space="preserve">Torta </w:t>
+      </w:r>
+      <w:r>
+        <w:t xml:space="preserve">är typisk art för </w:t>
+      </w:r>
+      <w:r>
+        <w:rPr>
+          <w:i/>
+        </w:rPr>
+        <w:t xml:space="preserve">9050 Näringsrik granskog </w:t>
+      </w:r>
+      <w:r>
+        <w:t xml:space="preserve">och </w:t>
+      </w:r>
+      <w:r>
+        <w:rPr>
+          <w:i/>
+        </w:rPr>
+        <w:t xml:space="preserve">9040 Fjällbjörkskog </w:t>
+      </w:r>
+      <w:r>
+        <w:t>(SLU Artdatabanken, 2025).</w:t>
       </w:r>
     </w:p>
     <w:p>
@@ -497,11 +1833,27 @@
       <w:r>
         <w:t>I den aktuella skogen har fridlysta arter sina livsmiljöer och växtplatser. Att skada de fridlysta arternas livsmiljöer, växtplatser eller ekologiska funktion är inte tillåtet enligt artskyddsförordningen.</w:t>
       </w:r>
-    </w:p>
-    <w:p>
+      <w:r>
+        <w:rPr>
+          <w:i/>
+        </w:rPr>
+        <w:t xml:space="preserve"> EU:s medlemsländer och skogsbolag är skyldiga att agera i enlighet med EU:s fågeldirektiv där det uttryckligen står att direktivet gäller för fåglar samt för deras ägg, bon och </w:t>
+      </w:r>
       <w:r>
         <w:rPr>
           <w:b/>
+          <w:i/>
+        </w:rPr>
+        <w:t xml:space="preserve">livsmiljöer </w:t>
+      </w:r>
+      <w:r>
+        <w:t>(artikel 1). Vidare att de åtgärder som vidtas inte får leda till en försämring av den nuvarande situationen beträffande bevarandet av de fågelarter som avses i artikel 1 (artikel 13).</w:t>
+      </w:r>
+    </w:p>
+    <w:p>
+      <w:r>
+        <w:rPr>
+          <w:b/>
         </w:rPr>
         <w:t xml:space="preserve">6.4 </w:t>
       </w:r>
@@ -514,10 +1866,18 @@
         <w:rPr>
           <w:b/>
         </w:rPr>
-        <w:t xml:space="preserve">6.4.3 </w:t>
-      </w:r>
-      <w:r>
-        <w:t>Bevarandeåtgärder genomförs för de kända förekomster av rödlistade arter som påverkas av skogsbruk.</w:t>
+        <w:t xml:space="preserve">6.4.1 </w:t>
+      </w:r>
+      <w:r>
+        <w:t>Följande biotoper undantas från alla skogsbruksåtgärder, förutom åtgärder påkallade för att bevara eller främja biotopens naturliga eller hävdbetingade biologiska mångfald:</w:t>
+      </w:r>
+    </w:p>
+    <w:p>
+      <w:pPr>
+        <w:ind w:left="357"/>
+      </w:pPr>
+      <w:r>
+        <w:t>b) nyckelbiotoper enligt Skogsstyrelsens definition och metod (1995)</w:t>
       </w:r>
     </w:p>
     <w:p>
@@ -535,7 +1895,36 @@
         <w:rPr>
           <w:i/>
         </w:rPr>
-        <w:t>I det aktuella skogsområdet har 8 naturvårdsarter varav 6 rödlistade arter sina livsmiljöer och växtplatser.</w:t>
+        <w:t>I det aktuella skogsområdet har 54 rödlistade arter och signalarter påträffats. Detta ska jämföras med Skogsstyrelsens uppföljning 2017 av nyckelbiotoper som visade att man i genomsnitt hittar 20,6 olika rödlistade arter och signalarter i en nyckelbiotop (Wijk, S. 2017. Biologisk mångfald i nyckelbiotoper – Resultat från inventeringen “Uppföljning biologisk mångfald” 2009–2015. Rapport 4/2017 Skogsstyrelsen, Jönköping).</w:t>
+      </w:r>
+    </w:p>
+    <w:p>
+      <w:r>
+        <w:rPr>
+          <w:b/>
+        </w:rPr>
+        <w:t xml:space="preserve">6.4.3 </w:t>
+      </w:r>
+      <w:r>
+        <w:t>Bevarandeåtgärder genomförs för de kända förekomster av rödlistade arter som påverkas av skogsbruk.</w:t>
+      </w:r>
+    </w:p>
+    <w:p>
+      <w:pPr>
+        <w:pStyle w:val="ListBullet"/>
+      </w:pPr>
+      <w:r>
+        <w:rPr>
+          <w:b/>
+          <w:i/>
+        </w:rPr>
+        <w:t xml:space="preserve">Kommentar: </w:t>
+      </w:r>
+      <w:r>
+        <w:rPr>
+          <w:i/>
+        </w:rPr>
+        <w:t>I det aktuella skogsområdet har 66 naturvårdsarter varav 42 rödlistade arter sina livsmiljöer och växtplatser.</w:t>
       </w:r>
     </w:p>
     <w:p>
@@ -720,6 +2109,830 @@
           <w:i/>
         </w:rPr>
         <w:t>I den aktuella skogen har fridlysta arter sina livsmiljöer och växtplatser. Att skada de fridlysta arternas livsmiljöer, växtplatser eller ekologiska funktion är inte tillåtet enligt artskyddsförordningen</w:t>
+      </w:r>
+    </w:p>
+    <w:p>
+      <w:r>
+        <w:br w:type="page"/>
+      </w:r>
+    </w:p>
+    <w:p>
+      <w:pPr>
+        <w:pStyle w:val="Title"/>
+      </w:pPr>
+      <w:r>
+        <w:t>BILAGA 1 –</w:t>
+        <w:br/>
+        <w:t>Fridlysta och rödlistade arter</w:t>
+      </w:r>
+    </w:p>
+    <w:p>
+      <w:pPr>
+        <w:pStyle w:val="Heading1"/>
+      </w:pPr>
+      <w:r>
+        <w:t>Knärot – ekologi samt krav på livsmiljön</w:t>
+      </w:r>
+    </w:p>
+    <w:p>
+      <w:r>
+        <w:t xml:space="preserve">Knärot är typisk art för </w:t>
+      </w:r>
+      <w:r>
+        <w:rPr>
+          <w:i/>
+        </w:rPr>
+        <w:t xml:space="preserve">9010 Taiga </w:t>
+      </w:r>
+      <w:r>
+        <w:t>och</w:t>
+      </w:r>
+      <w:r>
+        <w:rPr>
+          <w:i/>
+        </w:rPr>
+        <w:t xml:space="preserve"> 9050 Näringsrik granskog</w:t>
+      </w:r>
+      <w:r>
+        <w:t>, fridlyst enligt 8 och 15 §§ artskyddsförordningen och klassad som sårbar (VU) enligt rödlistan 2020. Knärot är beroende av hög och jämn luftfuktighet i gamla, ostörda skogsmiljöer och är känslig för snabba förändringar av ljus-/vindförhållanden eller uttorkning. På grund av ett alltför intensivt skogsbruk har den minskat med 40 (25–50) % under de senaste 60 åren och i framtiden bedöms minskningstakten uppgå till 30 (20–40) %. Till följd av att arten har en dokumenterat högre minskningstakt i förhållande till sin generationstid än vad som tidigare varit känt (data från Riksskogstaxeringen) höjdes den till hotkategori sårbar (VU) i rödlistan 2020 (SLU Artdatabanken, 2024).</w:t>
+      </w:r>
+    </w:p>
+    <w:p>
+      <w:r>
+        <w:t>En analys av 79 floraväktarlokaler åren 1990–2015 vilka återbesökts under 2020–2024 visade på en tydlig negativ påverkan på knärotsförekomster från större hyggen i närområdet (inom 150–200 m) vilket indikerar att kanteffekter har en stor påverkan på populationerna. Resultaten bekräftar knärotens känslighet för kanteffekter och visar vikten av att skydda större skogsbestånd för att bevara arten. Om det blir höga andelar (&gt;30%) hyggen inom 200 meter från en knärotsförekomst så ökar risken för att en knärotspopulation dör ut och det verkar det behövas någonstans mellan 100 och 150 meters skyddszon för att bevara arten på lång sikt (Sebestyén &amp; Sundberg, 2025). Detta stöds även av en studie (Johansson et al, 2026) baserad på data från Riksskogstaxeringen som visar att knäroten minskat med 66 % under perioden 1993–2022 samt att det finns en stark korrelation mellan minskande arealer kontinuitetsskog och lokal utdöenderisk. Knäroten uppvisade en mycket låg koloniseringsgrad (0,7 % över 10 år) i kombination med hög lokal utrotningsrisk (75,2 %), där utrotningssannolikheten ökade kraftigt när arealen kontinuitetsskog minskade mellan undersökningar, t.ex. på grund av kalhyggesbruk (Johansson et al., 2026).</w:t>
+      </w:r>
+    </w:p>
+    <w:p>
+      <w:r>
+        <w:t xml:space="preserve">Samuel Johnsons doktorsavhandling </w:t>
+      </w:r>
+      <w:r>
+        <w:rPr>
+          <w:i/>
+        </w:rPr>
+        <w:t>“Retention Forestry as a Conservation Measure for Boreal Forest Ground Vegetation”</w:t>
+      </w:r>
+      <w:r>
+        <w:t xml:space="preserve"> (SLU, Uppsala 2014) visar att det krävs väl tilltagna skyddszoner för att knärotens växtplatser inte ska ta skada av skogsbruksåtgärder i intilliggande områden: </w:t>
+      </w:r>
+      <w:r>
+        <w:rPr>
+          <w:i/>
+        </w:rPr>
+        <w:t xml:space="preserve">“Study III shows that retention patches smaller than 0.5 ha do not lifeboat the sensitive forest herb G. repens, a species that depend on stable microclimatic conditions typical for intact forest stands.” </w:t>
+      </w:r>
+      <w:r>
+        <w:t xml:space="preserve">Vidare </w:t>
+      </w:r>
+      <w:r>
+        <w:rPr>
+          <w:i/>
+        </w:rPr>
+        <w:t>“More sensitive forest species are not lifeboated in retention patches ranging from 0.05 to 0.5 ha (Papers II &amp; III).”</w:t>
+      </w:r>
+    </w:p>
+    <w:p>
+      <w:r>
+        <w:t xml:space="preserve">Johnsons (2014) rekommendation på minst 50 meters breda skyddszoner runt knärotens växtplatser motsvarar en areal på 0,78 hektar, vilket ligger i linje med andra studier som gjorts på känsliga skogsarter: </w:t>
+      </w:r>
+      <w:r>
+        <w:rPr>
+          <w:i/>
+        </w:rPr>
+        <w:t>“In study III I also show that translocated specimens of G. repens survives well in mature forests at least 50 m from the nearest edge to an open area. Moreover, measures of temperature and humidity show that such distances from an open area is far enough to offer a microclimate that is more stable compared to what present in retention patches of around 0.1 ha. This means that the very centre of a circular patch with radius 50 m (equals a size of 0.78 ha) should offer conditions similar to interior forest and would perhaps be a suitable habitat for G. repens and similar species. Previous studies from both North America and Sweden have also concluded that patches between 0.5 and one ha are sufficient for preserving interior forest vegetation as well as sensitive lichens and bryophytes (de Graaf &amp; Roberts 2009; Halpern et al. 2012; Rudolphi et al. 2014).”</w:t>
+      </w:r>
+    </w:p>
+    <w:p>
+      <w:r>
+        <w:t>Ytterligare en studie (Koelmeijer m.fl., 2022) inkluderar knärotens skyddsbehov. I uppsatsen berörs problemet med uttorkning för växter, bl.a. för knärot, ett problem som blivit accentuerat på grund av den pågående klimatförändringen och torra somrar, t.ex. den exceptionellt torra sommaren 2018. I uppsatsen undersöks områden med tre olika avstånd från kalhyggeskant med avseende på skydd bl.a. för knärot. Det första området har avstånd upp till 20 m från hyggeskant (Strong edge effect), det andra 20–40 m från hyggeskant (Weak edge effect) och det tredje avser större avstånd från hyggeskant, där kanteffekten anses vara försumbar (Interior). Ett resultat var att man fann stor eller mycket stor uttorkningseffekt på känsliga och rödlistade skogsarter vid de kortare avstånden till hyggeskant, medan effekt av uttorkning inte konstaterades på större avstånd (Interior). För orkidén knärot fann man en rik förekomst (upp till 0,06 dm2/m2) på stort avstånd från hyggeskant (Interior), medan förekomsten var liten eller närmast försumbar i de områden som klassificerades som Weak edge effect respektive Strong edge effect. Arbetet påpekar att de allt oftare förekommande torra somrarna ger ytterligare skäl att utöka skyddsavståndet från hyggen till den fuktkrävande arten knärot (Koelmeijer m.fl., 2022).</w:t>
+      </w:r>
+    </w:p>
+    <w:p>
+      <w:r>
+        <w:t>Även Skogsstyrelsens egen vägledning för hänsyn till knärot ligger i linje med ovanstående forskningsstudier. Av vägledningen framgår det att för med hög sannolikhet kunna bevara befintliga förekomster krävs relativt stora avsättningar av uppvuxen skog med slutet och relativt tätt kronskikt. Som riktlinje kan krävas ett avstånd på 50 meter in från brynet för att vidmakthålla ett fungerande mikroklimat. Detta innebär att fristående hänsynsytor för många arter (kärlväxter, lavar och mossor) kan behöva ha en area överstigande 0,8 hektar (cirkelyta med radien 50 meter = 0,78 hektar) för att bibehålla lokalklimatet. Även ganska små förändringar i form av förändrade ljus- och fuktighetsförhållanden, till exempel till följd av gallring, kan leda till att arten försvinner till följd av konkurrens med mera ljuskrävande och snabbväxande arter (Skogsstyrelsen, 2022).</w:t>
+      </w:r>
+    </w:p>
+    <w:p>
+      <w:r>
+        <w:t>Vid tillämpning av försiktighetsprincipen enligt 2 kap. 3 § miljöbalken bör sålunda 100–150 meters skyddszon lämnas runt knärotens växtplatser.</w:t>
+      </w:r>
+    </w:p>
+    <w:p>
+      <w:pPr>
+        <w:pStyle w:val="Heading2"/>
+      </w:pPr>
+      <w:r>
+        <w:t>Referenser – knärot</w:t>
+      </w:r>
+    </w:p>
+    <w:p>
+      <w:r>
+        <w:t xml:space="preserve">de Graaf M &amp; Roberts M.R., 2009. </w:t>
+      </w:r>
+      <w:r>
+        <w:rPr>
+          <w:i/>
+        </w:rPr>
+        <w:t xml:space="preserve">Short-term response of the herbaceous layer within leave patches after harvest. </w:t>
+      </w:r>
+      <w:r>
+        <w:t>Forest Ecology and Management 257, 1014–1025.</w:t>
+      </w:r>
+    </w:p>
+    <w:p>
+      <w:r>
+        <w:t xml:space="preserve">Halpern, C. B., Halaj, J., Evans, S. A., &amp; Dovciak, M., 2012. </w:t>
+      </w:r>
+      <w:r>
+        <w:rPr>
+          <w:i/>
+        </w:rPr>
+        <w:t xml:space="preserve">Level and pattern of overstory retention interact to shape long-term responses of understories to timber harvest. </w:t>
+      </w:r>
+      <w:r>
+        <w:t>Ecological Applications, 22, 2049–2064.</w:t>
+      </w:r>
+    </w:p>
+    <w:p>
+      <w:r>
+        <w:t>Johansson, V., Jansson, M. och Bergman, K-O</w:t>
+      </w:r>
+      <w:r>
+        <w:rPr>
+          <w:i/>
+        </w:rPr>
+        <w:t>.</w:t>
+      </w:r>
+      <w:r>
+        <w:t>, 2026.</w:t>
+      </w:r>
+      <w:r>
+        <w:rPr>
+          <w:i/>
+        </w:rPr>
+        <w:t xml:space="preserve"> A 30-year population decline of a threatened forest orchid associated with old growth forests</w:t>
+      </w:r>
+      <w:r>
+        <w:t>. Department of Physics, Chemistry and Biology (IFM), Linköping University.</w:t>
+      </w:r>
+    </w:p>
+    <w:p>
+      <w:r>
+        <w:t xml:space="preserve">Johnson, S., 2014. </w:t>
+      </w:r>
+      <w:r>
+        <w:rPr>
+          <w:i/>
+        </w:rPr>
+        <w:t>Retention Forestry as a Conservation Measure for Boreal Forest Ground Vegetation</w:t>
+      </w:r>
+      <w:r>
+        <w:t>. Doktorsavhandling, SLU, Uppsala.</w:t>
+      </w:r>
+    </w:p>
+    <w:p>
+      <w:r>
+        <w:t xml:space="preserve">Koelmeijer, I. A., Ehrlén, J., Jönsson, M., De Frenne, P., Berg, P., Andersson, J., Weibull, H. &amp; Hylander, N. 2022. </w:t>
+      </w:r>
+      <w:r>
+        <w:rPr>
+          <w:i/>
+        </w:rPr>
+        <w:t xml:space="preserve">Interactive effects of drought and edge exposure on old-growth forest understory species. </w:t>
+      </w:r>
+      <w:r>
+        <w:t>Landscape Ecology, 37, sid 1839–1853.</w:t>
+      </w:r>
+    </w:p>
+    <w:p>
+      <w:r>
+        <w:t xml:space="preserve">Rudolphi, J., Jönsson, M. T., &amp; Gustafsson, L., 2014. </w:t>
+      </w:r>
+      <w:r>
+        <w:rPr>
+          <w:i/>
+        </w:rPr>
+        <w:t xml:space="preserve">Biological legacies buffer local species extinction after logging. </w:t>
+      </w:r>
+      <w:r>
+        <w:t>Journal of Applied Ecology. 51, 53–62.</w:t>
+      </w:r>
+    </w:p>
+    <w:p>
+      <w:r>
+        <w:t xml:space="preserve">Sebestyén, L. och Sundberg, S. 2025.  </w:t>
+      </w:r>
+      <w:r>
+        <w:rPr>
+          <w:i/>
+        </w:rPr>
+        <w:t>Påverkan på knärotslokaler från hyggen i närheten.</w:t>
+      </w:r>
+      <w:r>
+        <w:t xml:space="preserve"> DAPHNE 36:1 2025. Botaniska Sällskapet i Stockholm.</w:t>
+      </w:r>
+    </w:p>
+    <w:p>
+      <w:r>
+        <w:t xml:space="preserve">Skogsstyrelsen, 2022. </w:t>
+      </w:r>
+      <w:r>
+        <w:rPr>
+          <w:i/>
+        </w:rPr>
+        <w:t xml:space="preserve">Vägledning för hänsyn till knärot. </w:t>
+      </w:r>
+      <w:r>
+        <w:t>https://www.skogsstyrelsen.se/lag-och-tillsyn/artskydd/vagledningar-och-kunskapsstod-artskydd/vagledning-for-hansyn-till-knarot/.</w:t>
+      </w:r>
+    </w:p>
+    <w:p>
+      <w:r>
+        <w:t xml:space="preserve">SLU Artdatabanken, 2024. </w:t>
+      </w:r>
+      <w:r>
+        <w:rPr>
+          <w:i/>
+        </w:rPr>
+        <w:t xml:space="preserve">Artfaktablad. Naturvård – artfakta. </w:t>
+      </w:r>
+      <w:r>
+        <w:t>SLU Artdatabanken, Uppsala.</w:t>
+      </w:r>
+    </w:p>
+    <w:p>
+      <w:pPr>
+        <w:pStyle w:val="Heading1"/>
+      </w:pPr>
+      <w:r>
+        <w:t>Lavskrika – ekologi samt krav på livsmiljön</w:t>
+      </w:r>
+    </w:p>
+    <w:p>
+      <w:r>
+        <w:t>Lavskrika är rödlistad som nära hotad (NT), fridlyst enligt 4 § artskyddsförordningen (2007:845) och ingår i förteckningen över prioriterade arter i Skogsstyrelsens föreskrifter och allmänna råd (SKSFS 2011:7) bilaga 4. Lavskrikan är en mycket stationär fågel, som häckar i äldre, slutna och hänglavsrika barrskogar. Nyckelfaktorer är flerskiktad skog med rik undervegetation samt riklig förekomst av hänglavar (SLU Artdatabanken, 2026).</w:t>
+      </w:r>
+    </w:p>
+    <w:p>
+      <w:r>
+        <w:t xml:space="preserve">I Skogsstyrelsens vägledning för hänsyn till fåglar står bland annat att: </w:t>
+      </w:r>
+      <w:r>
+        <w:rPr>
+          <w:i/>
+        </w:rPr>
+        <w:t>“Reviren är livslånga med hemområden som varierar mellan 50 och 150 ha. Hemområdena har inga fasta gränser utan det handlar mera om de yttre gränserna för familjegruppernas rörelser. Lavskrikan undviker att förflytta sig över stora öppna områden och hemområdesstorleken är därför större i områden fragmenterade av hyggen och yngre skog än i områden med i sammanhängande äldre skog. Det finns studier som antyder att det inom ett revir bör finnas maximalt 15 % öppna ytor och ungskog. Inom ett revir av hög kvalitet finns det som regel ett eller flera kärnområden (1–20 ha) med relativt tät flerskiktad granskog.”</w:t>
+      </w:r>
+      <w:r>
+        <w:t xml:space="preserve"> Vidare att: </w:t>
+      </w:r>
+      <w:r>
+        <w:rPr>
+          <w:i/>
+        </w:rPr>
+        <w:t>“Arten missgynnas när flerskiktad skog omförs till enskiktade bestånd. Även skogsskötsel med återkommande röjning och hård gallring är starkt negativt. Lavskrikan har relativt stora hemområden och försvinner när den äldre skogen fragmenteras, särskilt allvarligt är när kärnområdena avverkas.”</w:t>
+      </w:r>
+      <w:r>
+        <w:t xml:space="preserve"> (Skogsstyrelsen 2016).</w:t>
+      </w:r>
+    </w:p>
+    <w:p>
+      <w:r>
+        <w:t xml:space="preserve">Populationen har minskat med 20 (10–30) % under de senaste 15 åren och minskningstakten bedöms vara nära gränsvärdet för sårbar (VU). Arten försvinner successivt framför allt vid dess utbredningsgränser och populationen har minskat kontinuerligt under 2000-talet. Lavskrika är typisk art för </w:t>
+      </w:r>
+      <w:r>
+        <w:rPr>
+          <w:i/>
+        </w:rPr>
+        <w:t>9010 Taiga</w:t>
+      </w:r>
+      <w:r>
+        <w:t xml:space="preserve"> (SLU Artdatabanken, 2026).</w:t>
+      </w:r>
+    </w:p>
+    <w:p>
+      <w:pPr>
+        <w:pStyle w:val="Heading2"/>
+      </w:pPr>
+      <w:r>
+        <w:t>Referenser – lavskrika</w:t>
+      </w:r>
+    </w:p>
+    <w:p>
+      <w:r>
+        <w:t xml:space="preserve">Skogsstyrelsen, 2016. </w:t>
+      </w:r>
+      <w:r>
+        <w:rPr>
+          <w:i/>
+        </w:rPr>
+        <w:t xml:space="preserve">Vägledning för hänsyn till fåglar – lavskrika. </w:t>
+      </w:r>
+      <w:r>
+        <w:t>https://www.skogsstyrelsen.se/globalassets/lag-och-tillsyn/artskydd/vagledningar-for-hansyn-till-faglar/lavskrika-vagledning-hansyn.pdf</w:t>
+      </w:r>
+    </w:p>
+    <w:p>
+      <w:r>
+        <w:t xml:space="preserve">SLU Artdatabanken, 2026. </w:t>
+      </w:r>
+      <w:r>
+        <w:rPr>
+          <w:i/>
+        </w:rPr>
+        <w:t xml:space="preserve">Artfaktablad. Naturvård – artfakta. </w:t>
+      </w:r>
+      <w:r>
+        <w:t>SLU Artdatabanken, Uppsala</w:t>
+      </w:r>
+    </w:p>
+    <w:p>
+      <w:pPr>
+        <w:pStyle w:val="Heading1"/>
+      </w:pPr>
+      <w:r>
+        <w:t>Lunglav – ekologi samt krav på livsmiljön</w:t>
+      </w:r>
+    </w:p>
+    <w:p>
+      <w:r>
+        <w:t xml:space="preserve">Lunglav (NT) är en av vårt lands främsta signalarter som överallt indikerar gamla lövträd, skogsbestånd med höga naturvärden och ekosystem med lång skoglig kontinuitet. Lokalt kan förekomsten vara mycket riklig men den hittas nästan enbart i gamla och ej slutavverkade skogar. Artens samtliga förekomster bör uppmärksammas från naturvårdssynpunkt, då många lokaler även hyser andra ovanliga och rödlistade arter, däribland de sällsynta lavparasiterna lunglavshårprick (CR), </w:t>
+      </w:r>
+      <w:r>
+        <w:rPr>
+          <w:i/>
+        </w:rPr>
+        <w:t>Abrothallus diederichii</w:t>
+      </w:r>
+      <w:r>
+        <w:t xml:space="preserve"> (VU), </w:t>
+      </w:r>
+      <w:r>
+        <w:rPr>
+          <w:i/>
+        </w:rPr>
+        <w:t>Abrothallus lobariae</w:t>
+      </w:r>
+      <w:r>
+        <w:t xml:space="preserve"> (VU), </w:t>
+      </w:r>
+      <w:r>
+        <w:rPr>
+          <w:i/>
+        </w:rPr>
+        <w:t>Calycina lobariae</w:t>
+      </w:r>
+      <w:r>
+        <w:t xml:space="preserve"> (VU), lunglavsknapp (VU) och skrovelmössing (VU), som växer på lunglav. Rikliga förekomster med lunglav bör skyddas med biotopskydd, frivilliga avsättningar eller reservat (SLU Artdatabanken, 2026; Nitare &amp; Skogsstyrelsen, 2019).</w:t>
+      </w:r>
+    </w:p>
+    <w:p>
+      <w:r>
+        <w:t xml:space="preserve">Lunglav är typisk art för </w:t>
+      </w:r>
+      <w:r>
+        <w:rPr>
+          <w:i/>
+        </w:rPr>
+        <w:t>9010 Taiga, 9020 Nordlig ädellövskog, 9110 Näringsfattig bokskog, 9130 Näringsrik bokskog, 9160 Näringsrik ekskog, 9180 Ädellövskog i branter, 9190 Näringsfattig ekskog, 9070 Trädklädd betesmark, 9040 Fjällbjörkskog</w:t>
+      </w:r>
+      <w:r>
+        <w:t xml:space="preserve"> och</w:t>
+      </w:r>
+      <w:r>
+        <w:rPr>
+          <w:i/>
+        </w:rPr>
+        <w:t xml:space="preserve"> 6530 Lövängar</w:t>
+      </w:r>
+      <w:r>
+        <w:t xml:space="preserve"> (SLU Artdatabanken, 2026).</w:t>
+      </w:r>
+    </w:p>
+    <w:p>
+      <w:pPr>
+        <w:pStyle w:val="Heading2"/>
+      </w:pPr>
+      <w:r>
+        <w:t>Referenser – lunglav</w:t>
+      </w:r>
+    </w:p>
+    <w:p>
+      <w:r>
+        <w:t xml:space="preserve">Nitare, J. och Skogsstyrelsen, 2019. </w:t>
+      </w:r>
+      <w:r>
+        <w:rPr>
+          <w:i/>
+        </w:rPr>
+        <w:t xml:space="preserve">Skyddsvärd skog – Naturvårdsarter och andra kriterier för naturvärdesbedömning. </w:t>
+      </w:r>
+      <w:r>
+        <w:t>Skogsstyrelsen.</w:t>
+      </w:r>
+    </w:p>
+    <w:p>
+      <w:r>
+        <w:t xml:space="preserve">SLU Artdatabanken, 2026. </w:t>
+      </w:r>
+      <w:r>
+        <w:rPr>
+          <w:i/>
+        </w:rPr>
+        <w:t xml:space="preserve">Artfaktablad. Naturvård – artfakta. </w:t>
+      </w:r>
+      <w:r>
+        <w:t>SLU Artdatabanken, Uppsala.</w:t>
+      </w:r>
+    </w:p>
+    <w:p>
+      <w:pPr>
+        <w:pStyle w:val="Heading1"/>
+      </w:pPr>
+      <w:r>
+        <w:t>Talltita – ekologi samt krav på livsmiljön</w:t>
+      </w:r>
+    </w:p>
+    <w:p>
+      <w:r>
+        <w:t>Talltita är rödlistad som NT, fridlyst och prioriterad art i Skogsvårdslagen. Den omfattas av EU:s fågeldirektiv. Arten har minskat kraftigt de senaste 30 åren och minskningstakten innevarande 10-årsperiod beräknas till 20 (10–30) % (SLU Artdatabanken, 2022).</w:t>
+      </w:r>
+    </w:p>
+    <w:p>
+      <w:r>
+        <w:t>Talltita föredrar större sammanhängande barrskogar, och finns såväl i tallskog som granskog och i lövblandad barrskog. Skogens struktur är viktig och ska helst vara flerskiktad med riklig underväxt av mindre granar, björk och andra lövträd och buskar. Tillgång på murknande högstubbar är särskilt viktig, eftersom talltitan helst själv hackar ut sitt bohål (SLU Artdatabanken, 2022).</w:t>
+      </w:r>
+    </w:p>
+    <w:p>
+      <w:r>
+        <w:t>Det finns flera studier som visar att talltita är känslig för gallring och inte överlever när dess livsmiljö kalavverkas (Eggers and Low, 2014; Griesser et al., 2007; Klein, 2020). Talltitans revir är förhållandevis stora, 10–20 hektar och arten missgynnas när skogen fragmenteras. Kalavverkning av större delar av reviret innebär att det överges (Artdatabanken, 2021).</w:t>
+      </w:r>
+    </w:p>
+    <w:p>
+      <w:r>
+        <w:t>Talltitan är synnerligen trogen sitt revir så länge paret lever och biotopen förblir intakt. Paret stannar i sitt revir året om. En förlust av ett revir har därför en stor inverkan på den lokala populationen och trakthyggesbruket anses vara orsak till den svenska populationens kraftiga minskning. Talltiteparets revirtrohet innebär att närhelst under året man observerar en adult talltita så ingår denna plats i reviret (Siffczyk et al., 2003; Ekman, 1979).</w:t>
+      </w:r>
+    </w:p>
+    <w:p>
+      <w:pPr>
+        <w:pStyle w:val="Heading2"/>
+      </w:pPr>
+      <w:r>
+        <w:t>Referenser – talltita</w:t>
+      </w:r>
+    </w:p>
+    <w:p>
+      <w:r>
+        <w:t xml:space="preserve">Eggers, S., Low, M., 2014. </w:t>
+      </w:r>
+      <w:r>
+        <w:rPr>
+          <w:i/>
+        </w:rPr>
+        <w:t xml:space="preserve">Differential demographic responses of sympatric Parids to vegetation management in boreal forest. </w:t>
+      </w:r>
+      <w:r>
+        <w:t>For. Ecol. Manage. 319, 169–175.</w:t>
+      </w:r>
+    </w:p>
+    <w:p>
+      <w:r>
+        <w:t xml:space="preserve">Ekman, J., 1979. </w:t>
+      </w:r>
+      <w:r>
+        <w:rPr>
+          <w:i/>
+        </w:rPr>
+        <w:t xml:space="preserve">Coherence, composition and territories of winter social groups of the Willow Tit Parus montanus and the Crested Tit P. cristatus. </w:t>
+      </w:r>
+      <w:r>
+        <w:t>Ornis Scandinavica, 10, pp 56–68</w:t>
+      </w:r>
+    </w:p>
+    <w:p>
+      <w:r>
+        <w:t xml:space="preserve">Griesser, M., Nystrand, M., Eggers, S., Ekman, J., 2007. </w:t>
+      </w:r>
+      <w:r>
+        <w:rPr>
+          <w:i/>
+        </w:rPr>
+        <w:t xml:space="preserve">Impact of forestry practices on fitness correlates and population productivity in an open-nesting bird species. </w:t>
+      </w:r>
+      <w:r>
+        <w:t>Conserv. Biol. 21, 767–774. https://doi.org/10.1111/j.1523- 1739.2007.00675.x</w:t>
+      </w:r>
+    </w:p>
+    <w:p>
+      <w:r>
+        <w:t xml:space="preserve">Klein, J., 2020. </w:t>
+      </w:r>
+      <w:r>
+        <w:rPr>
+          <w:i/>
+        </w:rPr>
+        <w:t xml:space="preserve">The forgotten forest – On thinning, retention, and biodiversity in the boreal forest. </w:t>
+      </w:r>
+      <w:r>
+        <w:t>Doctoral Thesis No. 2020:50</w:t>
+      </w:r>
+    </w:p>
+    <w:p>
+      <w:r>
+        <w:t xml:space="preserve">Siffczyk, C., Brotons, L., Kangas, K., Orell, M., 2003. </w:t>
+      </w:r>
+      <w:r>
+        <w:rPr>
+          <w:i/>
+        </w:rPr>
+        <w:t xml:space="preserve">Home range size of willow tits. </w:t>
+      </w:r>
+      <w:r>
+        <w:t>Oecologica, 136, 635–642 (2003)</w:t>
+      </w:r>
+    </w:p>
+    <w:p>
+      <w:r>
+        <w:t xml:space="preserve">SLU Artdatabanken, 2021. </w:t>
+      </w:r>
+      <w:r>
+        <w:rPr>
+          <w:i/>
+        </w:rPr>
+        <w:t xml:space="preserve">Artfaktablad. Naturvård – artfakta. </w:t>
+      </w:r>
+      <w:r>
+        <w:t>SLU Artdatabanken, Uppsala</w:t>
+      </w:r>
+    </w:p>
+    <w:p>
+      <w:pPr>
+        <w:pStyle w:val="Heading1"/>
+      </w:pPr>
+      <w:r>
+        <w:t>Tretåig hackspett – ekologi samt krav på livsmiljön</w:t>
+      </w:r>
+    </w:p>
+    <w:p>
+      <w:r>
+        <w:t xml:space="preserve">Tretåig hackspett (NT) är fridlyst enligt §4 Artskyddsförordningen och finns med som prioriterad art i Skogsstyrelsen vägledning för skogsbruket (bilaga 4 till SVL). I vägledningen står bland annat att: </w:t>
+      </w:r>
+      <w:r>
+        <w:rPr>
+          <w:i/>
+        </w:rPr>
+        <w:t xml:space="preserve">“Tretåig hackspett har stora arealkrav och höga krav på sin livsmiljö. Omdaningen av naturskogar till kulturskogar medför en förlust av viktiga miljöer, något som förstärks av ökad fragmentering till följd av avverkningar.” </w:t>
+      </w:r>
+      <w:r>
+        <w:t xml:space="preserve">Vidare att: </w:t>
+      </w:r>
+      <w:r>
+        <w:rPr>
+          <w:i/>
+        </w:rPr>
+        <w:t>“Områden med dokumenterad permanent förekomst i naturskogsmiljöer har vanligen så stora naturvärden att skogsbruk är olämpligt”</w:t>
+      </w:r>
+      <w:r>
+        <w:t xml:space="preserve"> (SLU Artdatabanken, 2024; Skogsstyrelsen, 2016)</w:t>
+      </w:r>
+      <w:r>
+        <w:rPr>
+          <w:i/>
+        </w:rPr>
+        <w:t>.</w:t>
+      </w:r>
+    </w:p>
+    <w:p>
+      <w:r>
+        <w:t>Tretåig hackspett är beroende av större sammanhängande naturskogar med kontinuerlig tillgång och nybildning av död ved och fragmentering av livsmiljöerna utgör ett stort hot mot arten (se exempelvis Stachura-Skierczynska et al., 2009; Wesolowski et al., 2005; Butler et al., 2004; Pakkala et al., 2002; Amcoff et al., 1996; Virkkala, 1991). Det finns studier som visar att naturskogens självgallringsprocess som den tretåiga hackspetten är beroende av, inte kan ersättas med efterlämnad hänsyn i skogsbruket (Imbeau &amp; Desrochers, 2002).</w:t>
+      </w:r>
+    </w:p>
+    <w:p>
+      <w:r>
+        <w:t>Permanenta revir av tretåig hackspett karaktäriseras ofta av artens typiska ringformigt ordnade hackmärken på framför allt gamla granar. För att säkerställa att inte revir av tretåig hackspett drabbas av avverkningsplanerna bör en inventering göras i området både under häckningstid och under vintern, då arten utnyttjar betydligt större områden än under sommarens häckningsrevir. Storleken på häckningsreviret varierar med skogstypen, förekomsten av död ved och graden av fragmentering, men är i allmänhet i storleksordningen 25–100 hektar (SLU Artdatabanken, 2024; Skogsstyrelsen, 2016).</w:t>
+      </w:r>
+    </w:p>
+    <w:p>
+      <w:r>
+        <w:t xml:space="preserve">Förutom fridlysning enligt §4 Artskyddsförordningen är tretåig hackspett även förtecknad i EU:s fågeldirektiv bilaga 1. Den är typisk art för </w:t>
+      </w:r>
+      <w:r>
+        <w:rPr>
+          <w:i/>
+        </w:rPr>
+        <w:t xml:space="preserve">9010 Taiga, 9740 Skogsbevuxen myr, 9030 Landhöjningsskog </w:t>
+      </w:r>
+      <w:r>
+        <w:t xml:space="preserve">och </w:t>
+      </w:r>
+      <w:r>
+        <w:rPr>
+          <w:i/>
+        </w:rPr>
+        <w:t>9040 Fjällbjörkskog</w:t>
+      </w:r>
+      <w:r>
+        <w:t xml:space="preserve"> samt ingår i Natura 2000 och är förtecknad i Bernkonventionen bilaga II (strikt skyddade djurarter) (SLU Artdatabanken, 2024; Skogsstyrelsen, 2016).</w:t>
+      </w:r>
+    </w:p>
+    <w:p>
+      <w:pPr>
+        <w:pStyle w:val="Heading2"/>
+      </w:pPr>
+      <w:r>
+        <w:t>Referenser – tretåig hackspett</w:t>
+      </w:r>
+    </w:p>
+    <w:p>
+      <w:r>
+        <w:t xml:space="preserve">Amcoff, M. &amp; Eriksson, P. 1996. </w:t>
+      </w:r>
+      <w:r>
+        <w:rPr>
+          <w:i/>
+        </w:rPr>
+        <w:t xml:space="preserve">Förekomst av tretåig hackspett Picoides tridactylus på bestånds- och landskapsnivå. </w:t>
+      </w:r>
+      <w:r>
+        <w:t>Ornis Svecica 6: 107–119.</w:t>
+      </w:r>
+    </w:p>
+    <w:p>
+      <w:r>
+        <w:t xml:space="preserve">Butler, R., Angelstam, P., Ekelund, P. &amp; Schlaeffer, R. 2004. </w:t>
+      </w:r>
+      <w:r>
+        <w:rPr>
+          <w:i/>
+        </w:rPr>
+        <w:t xml:space="preserve">Dead wood threshold values for the three-toed woodpecker presence in boreal and sub-Alpine forest. </w:t>
+      </w:r>
+      <w:r>
+        <w:t>Biological conservation 119(3): 305–318.</w:t>
+      </w:r>
+    </w:p>
+    <w:p>
+      <w:r>
+        <w:t xml:space="preserve">Imbeau, L. &amp; Desrochers, A. 2002. </w:t>
+      </w:r>
+      <w:r>
+        <w:rPr>
+          <w:i/>
+        </w:rPr>
+        <w:t xml:space="preserve">Foraging Ecology and Use of Drumming Trees by Three-Toed Woodpeckers. </w:t>
+      </w:r>
+      <w:r>
+        <w:t>The Journal of Wildlife Management. Vol. 66, No. 1 (Jan., 2002), pp. 222–231.</w:t>
+      </w:r>
+    </w:p>
+    <w:p>
+      <w:r>
+        <w:t xml:space="preserve">Pakkala, T., Hanski, I. &amp; Tomppo, E. 2002. </w:t>
+      </w:r>
+      <w:r>
+        <w:rPr>
+          <w:i/>
+        </w:rPr>
+        <w:t xml:space="preserve">Spatial ecology of the three-toed woodpecker in managed forest landscapes. </w:t>
+      </w:r>
+      <w:r>
+        <w:t>Silva Fennica 36(1): 279–288.</w:t>
+      </w:r>
+    </w:p>
+    <w:p>
+      <w:r>
+        <w:t xml:space="preserve">Skogsstyrelsen, 2016. </w:t>
+      </w:r>
+      <w:r>
+        <w:rPr>
+          <w:i/>
+        </w:rPr>
+        <w:t>Vägledning för hänsyn till fåglar – Tretåig hackspett.</w:t>
+      </w:r>
+    </w:p>
+    <w:p>
+      <w:r>
+        <w:t xml:space="preserve">SLU Artdatabanken, 2024. </w:t>
+      </w:r>
+      <w:r>
+        <w:rPr>
+          <w:i/>
+        </w:rPr>
+        <w:t xml:space="preserve">Artfaktablad. Naturvård – artfakta. </w:t>
+      </w:r>
+      <w:r>
+        <w:t>SLU Artdatabanken, Uppsala.</w:t>
+      </w:r>
+    </w:p>
+    <w:p>
+      <w:r>
+        <w:t xml:space="preserve">Stachura-Skierczynska, K., Tumiel, T. &amp; Skierczynski, M. 2009. </w:t>
+      </w:r>
+      <w:r>
+        <w:rPr>
+          <w:i/>
+        </w:rPr>
+        <w:t xml:space="preserve">Habitat prediction model for three-toed woodpecker and its implications for the conservation of biologically valuable forests. </w:t>
+      </w:r>
+      <w:r>
+        <w:t>Forest Ecology and Management 258(5): 697–703.</w:t>
+      </w:r>
+    </w:p>
+    <w:p>
+      <w:r>
+        <w:t xml:space="preserve">Virkkala, R. 1991. </w:t>
+      </w:r>
+      <w:r>
+        <w:rPr>
+          <w:i/>
+        </w:rPr>
+        <w:t xml:space="preserve">Population trends of forest birds in a Finnish Lapland landscape of large habitat blocks – Consequences of stochastic environmental variation or regional habitat alteration. </w:t>
+      </w:r>
+      <w:r>
+        <w:t>Biological conservation 56(2): 223–240.</w:t>
+      </w:r>
+    </w:p>
+    <w:p>
+      <w:r>
+        <w:t xml:space="preserve">Wesolowski, T., Czeszczewik, D. &amp; Rowinski, P. 2005. </w:t>
+      </w:r>
+      <w:r>
+        <w:rPr>
+          <w:i/>
+        </w:rPr>
+        <w:t xml:space="preserve">Effects of forest management on Three-toed Woodpecker Picoides tridactylus distribution in the Bialowieza Forest (NE Poland): conservation implications. </w:t>
+      </w:r>
+      <w:r>
+        <w:t>Acta Ornithologica 40(1): 53–60.</w:t>
+      </w:r>
+    </w:p>
+    <w:p>
+      <w:pPr>
+        <w:pStyle w:val="Heading1"/>
+      </w:pPr>
+      <w:r>
+        <w:t>Tjäder – ekologi samt krav på livsmiljön</w:t>
+      </w:r>
+    </w:p>
+    <w:p>
+      <w:r>
+        <w:t xml:space="preserve">Tjäder (§4) omfattas av bilaga 1 och 2 EU:s fågeldirektiv och är typisk art för </w:t>
+      </w:r>
+      <w:r>
+        <w:rPr>
+          <w:i/>
+        </w:rPr>
+        <w:t xml:space="preserve">9010 Taiga </w:t>
+      </w:r>
+      <w:r>
+        <w:t xml:space="preserve">och </w:t>
+      </w:r>
+      <w:r>
+        <w:rPr>
+          <w:i/>
+        </w:rPr>
+        <w:t>9740 Skogsbevuxen myr</w:t>
+      </w:r>
+      <w:r>
+        <w:t>. Tjädern är en utpräglad skogsfågel knuten till större sammanhängande barrskogsområden. Tupparna och hönorna utnyttjar till viss del olika miljöer, och habitatvalet varierar dessutom mellan olika delar av året. För att det ska finnas livskraftiga tjäderbestånd krävs funktionella skogslandskap med en blandning av uppvuxen, gles och luckig skog, täta sumpskogar, myrar och andra små våtmarker (Skogsstyrelsen, 2019; SLU Artdatabanken 2024).</w:t>
+      </w:r>
+    </w:p>
+    <w:p>
+      <w:r>
+        <w:t>Arten försvinner när skogen fragmenteras och den sammanlagda arealen hyggen och andra öppna områden blir för stor. Ett småskaligt och försiktigt virkesuttag genom hyggesfria metoder kan i vissa fall vara möjligt i området inom 200 m från lekcentrum. Längre ut från lekcentrum, inom 200–500 m bör den avverkade ytan inte överskrida 1 hektar för att undvika alltför stora och snabba förändringar (Skogsstyrelsen, 2019).</w:t>
+      </w:r>
+    </w:p>
+    <w:p>
+      <w:pPr>
+        <w:pStyle w:val="Heading2"/>
+      </w:pPr>
+      <w:r>
+        <w:t>Referenser – tjäder</w:t>
+      </w:r>
+    </w:p>
+    <w:p>
+      <w:r>
+        <w:t xml:space="preserve">Skogsstyrelsen, 2019. </w:t>
+      </w:r>
+      <w:r>
+        <w:rPr>
+          <w:i/>
+        </w:rPr>
+        <w:t>Vägledning för hänsyn till fåglar – tjäder.</w:t>
+      </w:r>
+    </w:p>
+    <w:p>
+      <w:r>
+        <w:t xml:space="preserve">SLU Artdatabanken, 2024. </w:t>
+      </w:r>
+      <w:r>
+        <w:rPr>
+          <w:i/>
+        </w:rPr>
+        <w:t xml:space="preserve">Artfaktablad. Naturvård – artfakta. </w:t>
+      </w:r>
+      <w:r>
+        <w:t>SLU Artdatabanken, Uppsala</w:t>
       </w:r>
     </w:p>
     <w:sectPr>

--- a/klagomål/Iksjak-Råssnesudden FSC-klagomål.docx
+++ b/klagomål/Iksjak-Råssnesudden FSC-klagomål.docx
@@ -3063,7 +3063,7 @@
     <w:r>
       <w:tab/>
       <w:tab/>
-      <w:t>2026-08-15</w:t>
+      <w:t>2026-08-16</w:t>
       <w:br/>
       <w:br/>
     </w:r>

--- a/klagomål/Iksjak-Råssnesudden FSC-klagomål.docx
+++ b/klagomål/Iksjak-Råssnesudden FSC-klagomål.docx
@@ -3063,7 +3063,7 @@
     <w:r>
       <w:tab/>
       <w:tab/>
-      <w:t>2026-08-16</w:t>
+      <w:t>2026-08-17</w:t>
       <w:br/>
       <w:br/>
     </w:r>

--- a/klagomål/Iksjak-Råssnesudden FSC-klagomål.docx
+++ b/klagomål/Iksjak-Råssnesudden FSC-klagomål.docx
@@ -3063,7 +3063,7 @@
     <w:r>
       <w:tab/>
       <w:tab/>
-      <w:t>2026-08-17</w:t>
+      <w:t>2026-08-18</w:t>
       <w:br/>
       <w:br/>
     </w:r>

--- a/klagomål/Iksjak-Råssnesudden FSC-klagomål.docx
+++ b/klagomål/Iksjak-Råssnesudden FSC-klagomål.docx
@@ -3063,7 +3063,7 @@
     <w:r>
       <w:tab/>
       <w:tab/>
-      <w:t>2026-08-18</w:t>
+      <w:t>2026-08-19</w:t>
       <w:br/>
       <w:br/>
     </w:r>

--- a/klagomål/Iksjak-Råssnesudden FSC-klagomål.docx
+++ b/klagomål/Iksjak-Råssnesudden FSC-klagomål.docx
@@ -3063,7 +3063,7 @@
     <w:r>
       <w:tab/>
       <w:tab/>
-      <w:t>2026-08-19</w:t>
+      <w:t>2026-08-20</w:t>
       <w:br/>
       <w:br/>
     </w:r>

--- a/klagomål/Iksjak-Råssnesudden FSC-klagomål.docx
+++ b/klagomål/Iksjak-Råssnesudden FSC-klagomål.docx
@@ -3063,7 +3063,7 @@
     <w:r>
       <w:tab/>
       <w:tab/>
-      <w:t>2026-08-20</w:t>
+      <w:t>2026-08-21</w:t>
       <w:br/>
       <w:br/>
     </w:r>

--- a/klagomål/Iksjak-Råssnesudden FSC-klagomål.docx
+++ b/klagomål/Iksjak-Råssnesudden FSC-klagomål.docx
@@ -3063,7 +3063,7 @@
     <w:r>
       <w:tab/>
       <w:tab/>
-      <w:t>2026-08-21</w:t>
+      <w:t>2026-08-22</w:t>
       <w:br/>
       <w:br/>
     </w:r>

--- a/klagomål/Iksjak-Råssnesudden FSC-klagomål.docx
+++ b/klagomål/Iksjak-Råssnesudden FSC-klagomål.docx
@@ -3063,7 +3063,7 @@
     <w:r>
       <w:tab/>
       <w:tab/>
-      <w:t>2026-08-22</w:t>
+      <w:t>2026-08-23</w:t>
       <w:br/>
       <w:br/>
     </w:r>

--- a/klagomål/Iksjak-Råssnesudden FSC-klagomål.docx
+++ b/klagomål/Iksjak-Råssnesudden FSC-klagomål.docx
@@ -3063,7 +3063,7 @@
     <w:r>
       <w:tab/>
       <w:tab/>
-      <w:t>2026-08-23</w:t>
+      <w:t>2026-08-24</w:t>
       <w:br/>
       <w:br/>
     </w:r>

--- a/klagomål/Iksjak-Råssnesudden FSC-klagomål.docx
+++ b/klagomål/Iksjak-Råssnesudden FSC-klagomål.docx
@@ -3063,7 +3063,7 @@
     <w:r>
       <w:tab/>
       <w:tab/>
-      <w:t>2026-08-24</w:t>
+      <w:t>2026-08-25</w:t>
       <w:br/>
       <w:br/>
     </w:r>

--- a/klagomål/Iksjak-Råssnesudden FSC-klagomål.docx
+++ b/klagomål/Iksjak-Råssnesudden FSC-klagomål.docx
@@ -3063,7 +3063,7 @@
     <w:r>
       <w:tab/>
       <w:tab/>
-      <w:t>2026-08-25</w:t>
+      <w:t>2026-08-26</w:t>
       <w:br/>
       <w:br/>
     </w:r>

--- a/klagomål/Iksjak-Råssnesudden FSC-klagomål.docx
+++ b/klagomål/Iksjak-Råssnesudden FSC-klagomål.docx
@@ -3063,7 +3063,7 @@
     <w:r>
       <w:tab/>
       <w:tab/>
-      <w:t>2026-08-26</w:t>
+      <w:t>2026-08-27</w:t>
       <w:br/>
       <w:br/>
     </w:r>

--- a/klagomål/Iksjak-Råssnesudden FSC-klagomål.docx
+++ b/klagomål/Iksjak-Råssnesudden FSC-klagomål.docx
@@ -3063,7 +3063,7 @@
     <w:r>
       <w:tab/>
       <w:tab/>
-      <w:t>2026-08-27</w:t>
+      <w:t>2026-08-28</w:t>
       <w:br/>
       <w:br/>
     </w:r>

--- a/klagomål/Iksjak-Råssnesudden FSC-klagomål.docx
+++ b/klagomål/Iksjak-Råssnesudden FSC-klagomål.docx
@@ -3063,7 +3063,7 @@
     <w:r>
       <w:tab/>
       <w:tab/>
-      <w:t>2026-08-28</w:t>
+      <w:t>2026-08-29</w:t>
       <w:br/>
       <w:br/>
     </w:r>

--- a/klagomål/Iksjak-Råssnesudden FSC-klagomål.docx
+++ b/klagomål/Iksjak-Råssnesudden FSC-klagomål.docx
@@ -3063,7 +3063,7 @@
     <w:r>
       <w:tab/>
       <w:tab/>
-      <w:t>2026-08-29</w:t>
+      <w:t>2026-08-30</w:t>
       <w:br/>
       <w:br/>
     </w:r>

--- a/klagomål/Iksjak-Råssnesudden FSC-klagomål.docx
+++ b/klagomål/Iksjak-Råssnesudden FSC-klagomål.docx
@@ -3063,7 +3063,7 @@
     <w:r>
       <w:tab/>
       <w:tab/>
-      <w:t>2026-08-30</w:t>
+      <w:t>2026-08-31</w:t>
       <w:br/>
       <w:br/>
     </w:r>

--- a/klagomål/Iksjak-Råssnesudden FSC-klagomål.docx
+++ b/klagomål/Iksjak-Råssnesudden FSC-klagomål.docx
@@ -3063,7 +3063,7 @@
     <w:r>
       <w:tab/>
       <w:tab/>
-      <w:t>2026-08-31</w:t>
+      <w:t>2026-09-01</w:t>
       <w:br/>
       <w:br/>
     </w:r>

--- a/klagomål/Iksjak-Råssnesudden FSC-klagomål.docx
+++ b/klagomål/Iksjak-Råssnesudden FSC-klagomål.docx
@@ -3063,7 +3063,7 @@
     <w:r>
       <w:tab/>
       <w:tab/>
-      <w:t>2026-09-01</w:t>
+      <w:t>2026-09-02</w:t>
       <w:br/>
       <w:br/>
     </w:r>

--- a/klagomål/Iksjak-Råssnesudden FSC-klagomål.docx
+++ b/klagomål/Iksjak-Råssnesudden FSC-klagomål.docx
@@ -3063,7 +3063,7 @@
     <w:r>
       <w:tab/>
       <w:tab/>
-      <w:t>2026-09-02</w:t>
+      <w:t>2026-09-03</w:t>
       <w:br/>
       <w:br/>
     </w:r>

--- a/klagomål/Iksjak-Råssnesudden FSC-klagomål.docx
+++ b/klagomål/Iksjak-Råssnesudden FSC-klagomål.docx
@@ -3063,7 +3063,7 @@
     <w:r>
       <w:tab/>
       <w:tab/>
-      <w:t>2026-09-03</w:t>
+      <w:t>2026-09-04</w:t>
       <w:br/>
       <w:br/>
     </w:r>

--- a/klagomål/Iksjak-Råssnesudden FSC-klagomål.docx
+++ b/klagomål/Iksjak-Råssnesudden FSC-klagomål.docx
@@ -3063,7 +3063,7 @@
     <w:r>
       <w:tab/>
       <w:tab/>
-      <w:t>2026-09-04</w:t>
+      <w:t>2026-09-05</w:t>
       <w:br/>
       <w:br/>
     </w:r>

--- a/klagomål/Iksjak-Råssnesudden FSC-klagomål.docx
+++ b/klagomål/Iksjak-Råssnesudden FSC-klagomål.docx
@@ -3063,7 +3063,7 @@
     <w:r>
       <w:tab/>
       <w:tab/>
-      <w:t>2026-09-05</w:t>
+      <w:t>2026-09-06</w:t>
       <w:br/>
       <w:br/>
     </w:r>

--- a/klagomål/Iksjak-Råssnesudden FSC-klagomål.docx
+++ b/klagomål/Iksjak-Råssnesudden FSC-klagomål.docx
@@ -3063,7 +3063,7 @@
     <w:r>
       <w:tab/>
       <w:tab/>
-      <w:t>2026-09-06</w:t>
+      <w:t>2026-09-07</w:t>
       <w:br/>
       <w:br/>
     </w:r>

--- a/klagomål/Iksjak-Råssnesudden FSC-klagomål.docx
+++ b/klagomål/Iksjak-Råssnesudden FSC-klagomål.docx
@@ -3063,7 +3063,7 @@
     <w:r>
       <w:tab/>
       <w:tab/>
-      <w:t>2026-09-07</w:t>
+      <w:t>2026-09-08</w:t>
       <w:br/>
       <w:br/>
     </w:r>

--- a/klagomål/Iksjak-Råssnesudden FSC-klagomål.docx
+++ b/klagomål/Iksjak-Råssnesudden FSC-klagomål.docx
@@ -178,7 +178,7 @@
       <w:r>
         <w:drawing>
           <wp:inline xmlns:a="http://schemas.openxmlformats.org/drawingml/2006/main" xmlns:pic="http://schemas.openxmlformats.org/drawingml/2006/picture">
-            <wp:extent cx="5486400" cy="4680402"/>
+            <wp:extent cx="5486400" cy="4678079"/>
             <wp:docPr id="1" name="Picture 1"/>
             <wp:cNvGraphicFramePr>
               <a:graphicFrameLocks noChangeAspect="1"/>
@@ -199,7 +199,7 @@
                   <pic:spPr>
                     <a:xfrm>
                       <a:off x="0" y="0"/>
-                      <a:ext cx="5486400" cy="4680402"/>
+                      <a:ext cx="5486400" cy="4678079"/>
                     </a:xfrm>
                     <a:prstGeom prst="rect"/>
                   </pic:spPr>

--- a/klagomål/Iksjak-Råssnesudden FSC-klagomål.docx
+++ b/klagomål/Iksjak-Råssnesudden FSC-klagomål.docx
@@ -3063,7 +3063,7 @@
     <w:r>
       <w:tab/>
       <w:tab/>
-      <w:t>2026-09-08</w:t>
+      <w:t>2026-09-09</w:t>
       <w:br/>
       <w:br/>
     </w:r>

--- a/klagomål/Iksjak-Råssnesudden FSC-klagomål.docx
+++ b/klagomål/Iksjak-Råssnesudden FSC-klagomål.docx
@@ -3063,7 +3063,7 @@
     <w:r>
       <w:tab/>
       <w:tab/>
-      <w:t>2026-09-09</w:t>
+      <w:t>2026-09-10</w:t>
       <w:br/>
       <w:br/>
     </w:r>

--- a/klagomål/Iksjak-Råssnesudden FSC-klagomål.docx
+++ b/klagomål/Iksjak-Råssnesudden FSC-klagomål.docx
@@ -3063,7 +3063,7 @@
     <w:r>
       <w:tab/>
       <w:tab/>
-      <w:t>2026-09-10</w:t>
+      <w:t>2026-09-11</w:t>
       <w:br/>
       <w:br/>
     </w:r>

--- a/klagomål/Iksjak-Råssnesudden FSC-klagomål.docx
+++ b/klagomål/Iksjak-Råssnesudden FSC-klagomål.docx
@@ -3063,7 +3063,7 @@
     <w:r>
       <w:tab/>
       <w:tab/>
-      <w:t>2026-09-11</w:t>
+      <w:t>2026-09-12</w:t>
       <w:br/>
       <w:br/>
     </w:r>
